--- a/Hệ thống mẫu văn bản/Nguyên đã làm/Kế hoạch dạy học Robotics từng lớp/Kế hoạch dạy học môn Robotics - Lớp 1 - 2026 - 2027.docx
+++ b/Hệ thống mẫu văn bản/Nguyên đã làm/Kế hoạch dạy học Robotics từng lớp/Kế hoạch dạy học môn Robotics - Lớp 1 - 2026 - 2027.docx
@@ -18,6 +18,7 @@
         <w:rPr>
           <w:rFonts w:ascii="Times New Roman" w:hAnsi="Times New Roman"/>
           <w:sz w:val="26"/>
+          <w:rFonts w:ascii="Times New Roman" w:hAnsi="Times New Roman" w:cs="Times New Roman"/>
         </w:rPr>
         <w:t>Phụ lục 1</w:t>
       </w:r>
@@ -36,6 +37,7 @@
           <w:b/>
           <w:bCs/>
           <w:sz w:val="26"/>
+          <w:rFonts w:ascii="Times New Roman" w:hAnsi="Times New Roman" w:cs="Times New Roman"/>
         </w:rPr>
         <w:t>KHUNG KẾ HOẠCH DẠY HỌC MÔN</w:t>
       </w:r>
@@ -45,6 +47,7 @@
           <w:b/>
           <w:bCs/>
           <w:sz w:val="26"/>
+          <w:rFonts w:ascii="Times New Roman" w:hAnsi="Times New Roman" w:cs="Times New Roman"/>
         </w:rPr>
         <w:t xml:space="preserve"> ROBOTICS</w:t>
       </w:r>
@@ -60,6 +63,7 @@
         <w:rPr>
           <w:rFonts w:ascii="Times New Roman" w:hAnsi="Times New Roman"/>
           <w:sz w:val="26"/>
+          <w:rFonts w:ascii="Times New Roman" w:hAnsi="Times New Roman" w:cs="Times New Roman"/>
         </w:rPr>
         <w:t>(</w:t>
       </w:r>
@@ -69,6 +73,7 @@
           <w:i/>
           <w:iCs/>
           <w:sz w:val="26"/>
+          <w:rFonts w:ascii="Times New Roman" w:hAnsi="Times New Roman" w:cs="Times New Roman"/>
         </w:rPr>
         <w:t>Kèm theo Công văn số 5512/BGDĐT-GDTrH ngày 18 tháng 12 năm 2022 của Bộ GDĐT)</w:t>
       </w:r>
@@ -111,6 +116,7 @@
                 <w:rFonts w:ascii="Times New Roman" w:eastAsia="Times New Roman" w:hAnsi="Times New Roman" w:cs="Times New Roman"/>
                 <w:sz w:val="26"/>
                 <w:szCs w:val="26"/>
+                <w:rFonts w:ascii="Times New Roman" w:hAnsi="Times New Roman" w:cs="Times New Roman"/>
               </w:rPr>
               <w:t xml:space="preserve">TRƯỜNG: </w:t>
             </w:r>
@@ -128,6 +134,7 @@
                 <w:rFonts w:ascii="Times New Roman" w:eastAsia="Times New Roman" w:hAnsi="Times New Roman" w:cs="Times New Roman"/>
                 <w:sz w:val="26"/>
                 <w:szCs w:val="26"/>
+                <w:rFonts w:ascii="Times New Roman" w:hAnsi="Times New Roman" w:cs="Times New Roman"/>
               </w:rPr>
               <w:t>Tiểu học &amp; THCS UNIGO</w:t>
             </w:r>
@@ -147,6 +154,7 @@
                 <w:sz w:val="26"/>
                 <w:szCs w:val="26"/>
                 <w:u w:val="single"/>
+                <w:rFonts w:ascii="Times New Roman" w:hAnsi="Times New Roman" w:cs="Times New Roman"/>
               </w:rPr>
               <w:t>TỔ:</w:t>
             </w:r>
@@ -156,6 +164,7 @@
                 <w:sz w:val="26"/>
                 <w:szCs w:val="26"/>
                 <w:u w:val="single"/>
+                <w:rFonts w:ascii="Times New Roman" w:hAnsi="Times New Roman" w:cs="Times New Roman"/>
               </w:rPr>
               <w:t xml:space="preserve"> </w:t>
             </w:r>
@@ -164,6 +173,7 @@
                 <w:rFonts w:ascii="Times New Roman" w:eastAsia="Times New Roman" w:hAnsi="Times New Roman" w:cs="Times New Roman"/>
                 <w:sz w:val="26"/>
                 <w:szCs w:val="26"/>
+                <w:rFonts w:ascii="Times New Roman" w:hAnsi="Times New Roman" w:cs="Times New Roman"/>
               </w:rPr>
               <w:t>Robotics</w:t>
             </w:r>
@@ -187,6 +197,7 @@
                 <w:rFonts w:ascii="Times New Roman" w:eastAsia="Times New Roman" w:hAnsi="Times New Roman" w:cs="Times New Roman"/>
                 <w:sz w:val="26"/>
                 <w:szCs w:val="26"/>
+                <w:rFonts w:ascii="Times New Roman" w:hAnsi="Times New Roman" w:cs="Times New Roman"/>
               </w:rPr>
               <w:t>CỘNG HOÀ XÃ HỘI CHỦ NGHĨA VIỆT NAM</w:t>
             </w:r>
@@ -211,6 +222,7 @@
                 <w:sz w:val="26"/>
                 <w:szCs w:val="26"/>
                 <w:u w:val="single"/>
+                <w:rFonts w:ascii="Times New Roman" w:hAnsi="Times New Roman" w:cs="Times New Roman"/>
               </w:rPr>
               <w:t>Độc lập- Tự do-Hạnh phúc</w:t>
             </w:r>
@@ -271,6 +283,7 @@
           <w:b/>
           <w:bCs/>
           <w:sz w:val="26"/>
+          <w:rFonts w:ascii="Times New Roman" w:hAnsi="Times New Roman" w:cs="Times New Roman"/>
         </w:rPr>
         <w:t>KẾ HOẠCH DẠY HỌC</w:t>
       </w:r>
@@ -287,6 +300,7 @@
         <w:rPr>
           <w:rFonts w:ascii="Times New Roman" w:hAnsi="Times New Roman"/>
           <w:sz w:val="26"/>
+          <w:rFonts w:ascii="Times New Roman" w:hAnsi="Times New Roman" w:cs="Times New Roman"/>
         </w:rPr>
         <w:t>MÔN HỌC/HOẠT ĐỘNG GIÁO DỤC ROBOTICS LỚP 1</w:t>
       </w:r>
@@ -299,6 +313,7 @@
         <w:rPr>
           <w:rFonts w:ascii="Times New Roman" w:hAnsi="Times New Roman"/>
           <w:sz w:val="26"/>
+          <w:rFonts w:ascii="Times New Roman" w:hAnsi="Times New Roman" w:cs="Times New Roman"/>
         </w:rPr>
         <w:t>(Năm học 2026-2027)</w:t>
       </w:r>
@@ -316,6 +331,7 @@
           <w:b/>
           <w:bCs/>
           <w:sz w:val="26"/>
+          <w:rFonts w:ascii="Times New Roman" w:hAnsi="Times New Roman" w:cs="Times New Roman"/>
         </w:rPr>
         <w:t>I. Đặc điểm tình hình</w:t>
       </w:r>
@@ -333,6 +349,7 @@
           <w:b/>
           <w:bCs/>
           <w:sz w:val="26"/>
+          <w:rFonts w:ascii="Times New Roman" w:hAnsi="Times New Roman" w:cs="Times New Roman"/>
         </w:rPr>
         <w:t>1. Số lớp………; Số học sinh:……;Số học sinh học chuyên đề lựa chọn (Nếu có):……</w:t>
       </w:r>
@@ -350,6 +367,7 @@
           <w:b/>
           <w:bCs/>
           <w:sz w:val="26"/>
+          <w:rFonts w:ascii="Times New Roman" w:hAnsi="Times New Roman" w:cs="Times New Roman"/>
         </w:rPr>
         <w:t>2. Tình hình đội ngũ:</w:t>
       </w:r>
@@ -364,6 +382,7 @@
           <w:b/>
           <w:bCs/>
           <w:sz w:val="26"/>
+          <w:rFonts w:ascii="Times New Roman" w:hAnsi="Times New Roman" w:cs="Times New Roman"/>
         </w:rPr>
         <w:t xml:space="preserve">- </w:t>
       </w:r>
@@ -371,6 +390,7 @@
         <w:rPr>
           <w:rFonts w:ascii="Times New Roman" w:hAnsi="Times New Roman"/>
           <w:sz w:val="26"/>
+          <w:rFonts w:ascii="Times New Roman" w:hAnsi="Times New Roman" w:cs="Times New Roman"/>
         </w:rPr>
         <w:t>Sĩ</w:t>
       </w:r>
@@ -378,6 +398,7 @@
         <w:rPr>
           <w:rFonts w:ascii="Times New Roman" w:hAnsi="Times New Roman"/>
           <w:sz w:val="26"/>
+          <w:rFonts w:ascii="Times New Roman" w:hAnsi="Times New Roman" w:cs="Times New Roman"/>
         </w:rPr>
         <w:t xml:space="preserve"> số</w:t>
       </w:r>
@@ -385,6 +406,7 @@
         <w:rPr>
           <w:rFonts w:ascii="Times New Roman" w:hAnsi="Times New Roman"/>
           <w:sz w:val="26"/>
+          <w:rFonts w:ascii="Times New Roman" w:hAnsi="Times New Roman" w:cs="Times New Roman"/>
         </w:rPr>
         <w:t xml:space="preserve"> giáo viên:</w:t>
       </w:r>
@@ -392,6 +414,7 @@
         <w:rPr>
           <w:rFonts w:ascii="Times New Roman" w:hAnsi="Times New Roman"/>
           <w:sz w:val="26"/>
+          <w:rFonts w:ascii="Times New Roman" w:hAnsi="Times New Roman" w:cs="Times New Roman"/>
         </w:rPr>
         <w:t xml:space="preserve"> 1</w:t>
       </w:r>
@@ -404,6 +427,7 @@
         <w:rPr>
           <w:rFonts w:ascii="Times New Roman" w:hAnsi="Times New Roman"/>
           <w:sz w:val="26"/>
+          <w:rFonts w:ascii="Times New Roman" w:hAnsi="Times New Roman" w:cs="Times New Roman"/>
         </w:rPr>
         <w:t>- Trình độ đào tạo: Cao đẳng:…………Đại học:……</w:t>
       </w:r>
@@ -411,6 +435,7 @@
         <w:rPr>
           <w:rFonts w:ascii="Times New Roman" w:hAnsi="Times New Roman"/>
           <w:sz w:val="26"/>
+          <w:rFonts w:ascii="Times New Roman" w:hAnsi="Times New Roman" w:cs="Times New Roman"/>
         </w:rPr>
         <w:t>1</w:t>
       </w:r>
@@ -418,6 +443,7 @@
         <w:rPr>
           <w:rFonts w:ascii="Times New Roman" w:hAnsi="Times New Roman"/>
           <w:sz w:val="26"/>
+          <w:rFonts w:ascii="Times New Roman" w:hAnsi="Times New Roman" w:cs="Times New Roman"/>
         </w:rPr>
         <w:t>……..; Trên Đại học:…………</w:t>
       </w:r>
@@ -430,6 +456,7 @@
         <w:rPr>
           <w:rFonts w:ascii="Times New Roman" w:hAnsi="Times New Roman"/>
           <w:sz w:val="26"/>
+          <w:rFonts w:ascii="Times New Roman" w:hAnsi="Times New Roman" w:cs="Times New Roman"/>
         </w:rPr>
         <w:t>- Mức chuẩn nghề nghiệp: Tốt:……</w:t>
       </w:r>
@@ -437,6 +464,7 @@
         <w:rPr>
           <w:rFonts w:ascii="Times New Roman" w:hAnsi="Times New Roman"/>
           <w:sz w:val="26"/>
+          <w:rFonts w:ascii="Times New Roman" w:hAnsi="Times New Roman" w:cs="Times New Roman"/>
         </w:rPr>
         <w:t>1</w:t>
       </w:r>
@@ -444,6 +472,7 @@
         <w:rPr>
           <w:rFonts w:ascii="Times New Roman" w:hAnsi="Times New Roman"/>
           <w:sz w:val="26"/>
+          <w:rFonts w:ascii="Times New Roman" w:hAnsi="Times New Roman" w:cs="Times New Roman"/>
         </w:rPr>
         <w:t>…….; Khá:………; Đạt:………..;Chưa đạt:……</w:t>
       </w:r>
@@ -461,6 +490,7 @@
           <w:b/>
           <w:bCs/>
           <w:sz w:val="26"/>
+          <w:rFonts w:ascii="Times New Roman" w:hAnsi="Times New Roman" w:cs="Times New Roman"/>
         </w:rPr>
         <w:t>3. Thiết bị dạy học: (</w:t>
       </w:r>
@@ -470,6 +500,7 @@
           <w:i/>
           <w:iCs/>
           <w:sz w:val="26"/>
+          <w:rFonts w:ascii="Times New Roman" w:hAnsi="Times New Roman" w:cs="Times New Roman"/>
         </w:rPr>
         <w:t>Trình bày cụ thể các thiết bị dạy học có thể sử dụng để tổ chức dạy học/môn học/hoạt động giáo dục)</w:t>
       </w:r>
@@ -523,6 +554,7 @@
                 <w:bCs/>
                 <w:sz w:val="26"/>
                 <w:szCs w:val="26"/>
+                <w:rFonts w:ascii="Times New Roman" w:hAnsi="Times New Roman" w:cs="Times New Roman"/>
               </w:rPr>
               <w:t>STT</w:t>
             </w:r>
@@ -550,6 +582,7 @@
                 <w:bCs/>
                 <w:sz w:val="26"/>
                 <w:szCs w:val="26"/>
+                <w:rFonts w:ascii="Times New Roman" w:hAnsi="Times New Roman" w:cs="Times New Roman"/>
               </w:rPr>
               <w:t>Thiết bị dạy học</w:t>
             </w:r>
@@ -577,6 +610,7 @@
                 <w:bCs/>
                 <w:sz w:val="26"/>
                 <w:szCs w:val="26"/>
+                <w:rFonts w:ascii="Times New Roman" w:hAnsi="Times New Roman" w:cs="Times New Roman"/>
               </w:rPr>
               <w:t>Số lượng</w:t>
             </w:r>
@@ -604,6 +638,7 @@
                 <w:bCs/>
                 <w:sz w:val="26"/>
                 <w:szCs w:val="26"/>
+                <w:rFonts w:ascii="Times New Roman" w:hAnsi="Times New Roman" w:cs="Times New Roman"/>
               </w:rPr>
               <w:t>Các bài thí nghiệm/thực hành</w:t>
             </w:r>
@@ -631,6 +666,7 @@
                 <w:bCs/>
                 <w:sz w:val="26"/>
                 <w:szCs w:val="26"/>
+                <w:rFonts w:ascii="Times New Roman" w:hAnsi="Times New Roman" w:cs="Times New Roman"/>
               </w:rPr>
               <w:t>Gihi chú</w:t>
             </w:r>
@@ -658,6 +694,7 @@
                 <w:rFonts w:ascii="Times New Roman" w:eastAsia="Times New Roman" w:hAnsi="Times New Roman" w:cs="Times New Roman"/>
                 <w:sz w:val="26"/>
                 <w:szCs w:val="26"/>
+                <w:rFonts w:ascii="Times New Roman" w:hAnsi="Times New Roman" w:cs="Times New Roman"/>
               </w:rPr>
               <w:t>1</w:t>
             </w:r>
@@ -680,6 +717,7 @@
                 <w:rFonts w:ascii="Times New Roman" w:eastAsia="Times New Roman" w:hAnsi="Times New Roman" w:cs="Times New Roman"/>
                 <w:sz w:val="26"/>
                 <w:szCs w:val="26"/>
+                <w:rFonts w:ascii="Times New Roman" w:hAnsi="Times New Roman" w:cs="Times New Roman"/>
               </w:rPr>
               <w:t>Máy chiếu</w:t>
             </w:r>
@@ -702,6 +740,7 @@
                 <w:rFonts w:ascii="Times New Roman" w:eastAsia="Times New Roman" w:hAnsi="Times New Roman" w:cs="Times New Roman"/>
                 <w:sz w:val="26"/>
                 <w:szCs w:val="26"/>
+                <w:rFonts w:ascii="Times New Roman" w:hAnsi="Times New Roman" w:cs="Times New Roman"/>
               </w:rPr>
               <w:t>1</w:t>
             </w:r>
@@ -757,6 +796,7 @@
                 <w:rFonts w:ascii="Times New Roman" w:eastAsia="Times New Roman" w:hAnsi="Times New Roman" w:cs="Times New Roman"/>
                 <w:sz w:val="26"/>
                 <w:szCs w:val="26"/>
+                <w:rFonts w:ascii="Times New Roman" w:hAnsi="Times New Roman" w:cs="Times New Roman"/>
               </w:rPr>
               <w:t>2</w:t>
             </w:r>
@@ -779,6 +819,7 @@
                 <w:rFonts w:ascii="Times New Roman" w:eastAsia="Times New Roman" w:hAnsi="Times New Roman" w:cs="Times New Roman"/>
                 <w:sz w:val="26"/>
                 <w:szCs w:val="26"/>
+                <w:rFonts w:ascii="Times New Roman" w:hAnsi="Times New Roman" w:cs="Times New Roman"/>
               </w:rPr>
               <w:t>Máy tính</w:t>
             </w:r>
@@ -840,6 +881,7 @@
               <w:rPr>
                 <w:rFonts w:ascii="Times New Roman" w:hAnsi="Times New Roman"/>
                 <w:sz w:val="26"/>
+                <w:rFonts w:ascii="Times New Roman" w:hAnsi="Times New Roman" w:cs="Times New Roman"/>
               </w:rPr>
               <w:t>….</w:t>
             </w:r>
@@ -884,6 +926,7 @@
           <w:b/>
           <w:bCs/>
           <w:sz w:val="26"/>
+          <w:rFonts w:ascii="Times New Roman" w:hAnsi="Times New Roman" w:cs="Times New Roman"/>
         </w:rPr>
         <w:t xml:space="preserve">4. Phòng học bộ môn/phòng thí nghiệm/phòng đa năng/sân chơi, bãi tập </w:t>
       </w:r>
@@ -891,6 +934,7 @@
         <w:rPr>
           <w:rFonts w:ascii="Times New Roman" w:hAnsi="Times New Roman"/>
           <w:sz w:val="26"/>
+          <w:rFonts w:ascii="Times New Roman" w:hAnsi="Times New Roman" w:cs="Times New Roman"/>
         </w:rPr>
         <w:t>(</w:t>
       </w:r>
@@ -900,6 +944,7 @@
           <w:i/>
           <w:iCs/>
           <w:sz w:val="26"/>
+          <w:rFonts w:ascii="Times New Roman" w:hAnsi="Times New Roman" w:cs="Times New Roman"/>
         </w:rPr>
         <w:t>Trinh bày cụ thể các phòng thí nghiệm/phòng bộ môn/phòng đa năng/sân chơi/bãi tập có thể sử dụng để tổ chức dạy học môn học/hoạt động giáo dục)</w:t>
       </w:r>
@@ -953,6 +998,7 @@
                 <w:bCs/>
                 <w:sz w:val="26"/>
                 <w:szCs w:val="26"/>
+                <w:rFonts w:ascii="Times New Roman" w:hAnsi="Times New Roman" w:cs="Times New Roman"/>
               </w:rPr>
               <w:t>STT</w:t>
             </w:r>
@@ -980,6 +1026,7 @@
                 <w:bCs/>
                 <w:sz w:val="26"/>
                 <w:szCs w:val="26"/>
+                <w:rFonts w:ascii="Times New Roman" w:hAnsi="Times New Roman" w:cs="Times New Roman"/>
               </w:rPr>
               <w:t>Tên phòng</w:t>
             </w:r>
@@ -1007,6 +1054,7 @@
                 <w:bCs/>
                 <w:sz w:val="26"/>
                 <w:szCs w:val="26"/>
+                <w:rFonts w:ascii="Times New Roman" w:hAnsi="Times New Roman" w:cs="Times New Roman"/>
               </w:rPr>
               <w:t>Số lượng</w:t>
             </w:r>
@@ -1034,6 +1082,7 @@
                 <w:bCs/>
                 <w:sz w:val="26"/>
                 <w:szCs w:val="26"/>
+                <w:rFonts w:ascii="Times New Roman" w:hAnsi="Times New Roman" w:cs="Times New Roman"/>
               </w:rPr>
               <w:t>Phạm vi và nội dung sử dụng</w:t>
             </w:r>
@@ -1061,6 +1110,7 @@
                 <w:bCs/>
                 <w:sz w:val="26"/>
                 <w:szCs w:val="26"/>
+                <w:rFonts w:ascii="Times New Roman" w:hAnsi="Times New Roman" w:cs="Times New Roman"/>
               </w:rPr>
               <w:t>Gihi chú</w:t>
             </w:r>
@@ -1088,6 +1138,7 @@
                 <w:rFonts w:ascii="Times New Roman" w:eastAsia="Times New Roman" w:hAnsi="Times New Roman" w:cs="Times New Roman"/>
                 <w:sz w:val="26"/>
                 <w:szCs w:val="26"/>
+                <w:rFonts w:ascii="Times New Roman" w:hAnsi="Times New Roman" w:cs="Times New Roman"/>
               </w:rPr>
               <w:t>1</w:t>
             </w:r>
@@ -1110,6 +1161,7 @@
                 <w:rFonts w:ascii="Times New Roman" w:eastAsia="Times New Roman" w:hAnsi="Times New Roman" w:cs="Times New Roman"/>
                 <w:sz w:val="26"/>
                 <w:szCs w:val="26"/>
+                <w:rFonts w:ascii="Times New Roman" w:hAnsi="Times New Roman" w:cs="Times New Roman"/>
               </w:rPr>
               <w:t>Phòng Robotics</w:t>
             </w:r>
@@ -1179,6 +1231,7 @@
                 <w:rFonts w:ascii="Times New Roman" w:eastAsia="Times New Roman" w:hAnsi="Times New Roman" w:cs="Times New Roman"/>
                 <w:sz w:val="26"/>
                 <w:szCs w:val="26"/>
+                <w:rFonts w:ascii="Times New Roman" w:hAnsi="Times New Roman" w:cs="Times New Roman"/>
               </w:rPr>
               <w:t>2</w:t>
             </w:r>
@@ -1254,6 +1307,7 @@
               <w:rPr>
                 <w:rFonts w:ascii="Times New Roman" w:hAnsi="Times New Roman"/>
                 <w:sz w:val="26"/>
+                <w:rFonts w:ascii="Times New Roman" w:hAnsi="Times New Roman" w:cs="Times New Roman"/>
               </w:rPr>
               <w:t>….</w:t>
             </w:r>
@@ -1296,6 +1350,7 @@
         <w:rPr>
           <w:rFonts w:ascii="Times New Roman" w:hAnsi="Times New Roman"/>
           <w:sz w:val="26"/>
+          <w:rFonts w:ascii="Times New Roman" w:hAnsi="Times New Roman" w:cs="Times New Roman"/>
         </w:rPr>
         <w:t xml:space="preserve">II. </w:t>
       </w:r>
@@ -1305,6 +1360,7 @@
           <w:b/>
           <w:bCs/>
           <w:sz w:val="26"/>
+          <w:rFonts w:ascii="Times New Roman" w:hAnsi="Times New Roman" w:cs="Times New Roman"/>
         </w:rPr>
         <w:t>Kế hoạch dạy học</w:t>
       </w:r>
@@ -1320,6 +1376,7 @@
         <w:rPr>
           <w:rFonts w:ascii="Times New Roman" w:hAnsi="Times New Roman"/>
           <w:sz w:val="26"/>
+          <w:rFonts w:ascii="Times New Roman" w:hAnsi="Times New Roman" w:cs="Times New Roman"/>
         </w:rPr>
         <w:lastRenderedPageBreak/>
         <w:t xml:space="preserve">1. </w:t>
@@ -1330,6 +1387,7 @@
           <w:b/>
           <w:bCs/>
           <w:sz w:val="26"/>
+          <w:rFonts w:ascii="Times New Roman" w:hAnsi="Times New Roman" w:cs="Times New Roman"/>
         </w:rPr>
         <w:t>Phân phối chương trình</w:t>
       </w:r>
@@ -1347,6 +1405,7 @@
           <w:b/>
           <w:bCs/>
           <w:sz w:val="26"/>
+          <w:rFonts w:ascii="Times New Roman" w:hAnsi="Times New Roman" w:cs="Times New Roman"/>
         </w:rPr>
         <w:t>Môn Tin lớp 1</w:t>
       </w:r>
@@ -1385,6 +1444,7 @@
               <w:rPr>
                 <w:rFonts w:ascii="Times New Roman" w:hAnsi="Times New Roman"/>
                 <w:sz w:val="26"/>
+                <w:rFonts w:ascii="Times New Roman" w:hAnsi="Times New Roman" w:cs="Times New Roman"/>
               </w:rPr>
             </w:r>
             <w:r>
@@ -1392,6 +1452,7 @@
                 <w:rFonts w:ascii="Times New Roman" w:hAnsi="Times New Roman"/>
                 <w:b/>
                 <w:sz w:val="26"/>
+                <w:rFonts w:ascii="Times New Roman" w:hAnsi="Times New Roman" w:cs="Times New Roman"/>
               </w:rPr>
               <w:t>STT</w:t>
             </w:r>
@@ -1410,6 +1471,7 @@
               <w:rPr>
                 <w:rFonts w:ascii="Times New Roman" w:hAnsi="Times New Roman"/>
                 <w:sz w:val="26"/>
+                <w:rFonts w:ascii="Times New Roman" w:hAnsi="Times New Roman" w:cs="Times New Roman"/>
               </w:rPr>
             </w:r>
             <w:r>
@@ -1417,6 +1479,7 @@
                 <w:rFonts w:ascii="Times New Roman" w:hAnsi="Times New Roman"/>
                 <w:b/>
                 <w:sz w:val="26"/>
+                <w:rFonts w:ascii="Times New Roman" w:hAnsi="Times New Roman" w:cs="Times New Roman"/>
               </w:rPr>
               <w:t>Bài học (1)</w:t>
             </w:r>
@@ -1435,6 +1498,7 @@
               <w:rPr>
                 <w:rFonts w:ascii="Times New Roman" w:hAnsi="Times New Roman"/>
                 <w:sz w:val="26"/>
+                <w:rFonts w:ascii="Times New Roman" w:hAnsi="Times New Roman" w:cs="Times New Roman"/>
               </w:rPr>
             </w:r>
             <w:r>
@@ -1442,6 +1506,7 @@
                 <w:rFonts w:ascii="Times New Roman" w:hAnsi="Times New Roman"/>
                 <w:b/>
                 <w:sz w:val="26"/>
+                <w:rFonts w:ascii="Times New Roman" w:hAnsi="Times New Roman" w:cs="Times New Roman"/>
               </w:rPr>
               <w:t>Số tiết (2)</w:t>
             </w:r>
@@ -1460,6 +1525,7 @@
               <w:rPr>
                 <w:rFonts w:ascii="Times New Roman" w:hAnsi="Times New Roman"/>
                 <w:sz w:val="26"/>
+                <w:rFonts w:ascii="Times New Roman" w:hAnsi="Times New Roman" w:cs="Times New Roman"/>
               </w:rPr>
             </w:r>
             <w:r>
@@ -1467,6 +1533,7 @@
                 <w:rFonts w:ascii="Times New Roman" w:hAnsi="Times New Roman"/>
                 <w:b/>
                 <w:sz w:val="26"/>
+                <w:rFonts w:ascii="Times New Roman" w:hAnsi="Times New Roman" w:cs="Times New Roman"/>
               </w:rPr>
               <w:t>Yêu cầu cần đạt (3)</w:t>
             </w:r>
@@ -1476,99 +1543,75 @@
       <w:tr>
         <w:tc>
           <w:tcPr>
-            <w:tcW w:w="846" w:type="dxa"/>
-          </w:tcPr>
-          <w:p>
-            <w:pPr>
-              <w:spacing w:before="20" w:after="20"/>
-              <w:jc w:val="center"/>
-            </w:pPr>
-            <w:r>
-              <w:rPr>
-                <w:rFonts w:ascii="Times New Roman" w:hAnsi="Times New Roman"/>
-                <w:sz w:val="26"/>
-              </w:rPr>
-            </w:r>
-            <w:r>
-              <w:rPr>
-                <w:rFonts w:ascii="Times New Roman" w:hAnsi="Times New Roman"/>
-                <w:b w:val="0"/>
-                <w:sz w:val="26"/>
-              </w:rPr>
-              <w:t>1</w:t>
-            </w:r>
-          </w:p>
-        </w:tc>
-        <w:tc>
-          <w:tcPr>
-            <w:tcW w:w="3118" w:type="dxa"/>
-          </w:tcPr>
-          <w:p>
-            <w:pPr>
-              <w:spacing w:before="20" w:after="20"/>
-            </w:pPr>
-            <w:r>
-              <w:rPr>
-                <w:rFonts w:ascii="Times New Roman" w:hAnsi="Times New Roman"/>
-                <w:sz w:val="26"/>
-              </w:rPr>
-            </w:r>
-            <w:r>
-              <w:rPr>
-                <w:rFonts w:ascii="Times New Roman" w:hAnsi="Times New Roman"/>
-                <w:b w:val="0"/>
-                <w:sz w:val="26"/>
-              </w:rPr>
-              <w:t>Bài 1. Tập thể dục nào!</w:t>
-            </w:r>
-          </w:p>
-        </w:tc>
-        <w:tc>
-          <w:tcPr>
-            <w:tcW w:w="1134" w:type="dxa"/>
-          </w:tcPr>
-          <w:p>
-            <w:pPr>
-              <w:spacing w:before="20" w:after="20"/>
-              <w:jc w:val="center"/>
-            </w:pPr>
-            <w:r>
-              <w:rPr>
-                <w:rFonts w:ascii="Times New Roman" w:hAnsi="Times New Roman"/>
-                <w:sz w:val="26"/>
-              </w:rPr>
-            </w:r>
-            <w:r>
-              <w:rPr>
-                <w:rFonts w:ascii="Times New Roman" w:hAnsi="Times New Roman"/>
-                <w:b w:val="0"/>
-                <w:sz w:val="26"/>
-              </w:rPr>
-              <w:t>1</w:t>
-            </w:r>
-          </w:p>
-        </w:tc>
-        <w:tc>
-          <w:tcPr>
-            <w:tcW w:w="4536" w:type="dxa"/>
-          </w:tcPr>
-          <w:p>
-            <w:pPr>
-              <w:spacing w:before="20" w:after="20"/>
-            </w:pPr>
-            <w:r>
-              <w:rPr>
-                <w:rFonts w:ascii="Times New Roman" w:hAnsi="Times New Roman"/>
-                <w:sz w:val="26"/>
-              </w:rPr>
-            </w:r>
-            <w:r>
-              <w:rPr>
-                <w:rFonts w:ascii="Times New Roman" w:hAnsi="Times New Roman"/>
-                <w:b w:val="0"/>
-                <w:sz w:val="26"/>
-              </w:rPr>
-              <w:t>Nhận biết tác dụng của vận động và đu xà; lắp ráp mô hình đu xà.</w:t>
+            <w:tcW w:type="dxa" w:w="846"/>
+          </w:tcPr>
+          <w:p>
+            <w:pPr>
+              <w:jc w:val="center"/>
+            </w:pPr>
+            <w:r>
+              <w:rPr>
+                <w:rFonts w:ascii="Times New Roman" w:hAnsi="Times New Roman"/>
+                <w:b w:val="0"/>
+                <w:sz w:val="26"/>
+                <w:rFonts w:ascii="Times New Roman" w:hAnsi="Times New Roman" w:cs="Times New Roman"/>
+                <w:rFonts w:ascii="Times New Roman" w:hAnsi="Times New Roman" w:cs="Times New Roman"/>
+              </w:rPr>
+              <w:t>0</w:t>
+            </w:r>
+          </w:p>
+        </w:tc>
+        <w:tc>
+          <w:tcPr>
+            <w:tcW w:type="dxa" w:w="3118"/>
+          </w:tcPr>
+          <w:p>
+            <w:r>
+              <w:rPr>
+                <w:rFonts w:ascii="Times New Roman" w:hAnsi="Times New Roman"/>
+                <w:b w:val="0"/>
+                <w:sz w:val="26"/>
+                <w:rFonts w:ascii="Times New Roman" w:hAnsi="Times New Roman" w:cs="Times New Roman"/>
+                <w:rFonts w:ascii="Times New Roman" w:hAnsi="Times New Roman" w:cs="Times New Roman"/>
+              </w:rPr>
+              <w:t>Tiết 0: Định hướng môn học</w:t>
+            </w:r>
+          </w:p>
+        </w:tc>
+        <w:tc>
+          <w:tcPr>
+            <w:tcW w:type="dxa" w:w="1134"/>
+          </w:tcPr>
+          <w:p>
+            <w:pPr>
+              <w:jc w:val="center"/>
+            </w:pPr>
+            <w:r>
+              <w:rPr>
+                <w:rFonts w:ascii="Times New Roman" w:hAnsi="Times New Roman"/>
+                <w:b w:val="0"/>
+                <w:sz w:val="26"/>
+                <w:rFonts w:ascii="Times New Roman" w:hAnsi="Times New Roman" w:cs="Times New Roman"/>
+                <w:rFonts w:ascii="Times New Roman" w:hAnsi="Times New Roman" w:cs="Times New Roman"/>
+              </w:rPr>
+              <w:t>0</w:t>
+            </w:r>
+          </w:p>
+        </w:tc>
+        <w:tc>
+          <w:tcPr>
+            <w:tcW w:type="dxa" w:w="4536"/>
+          </w:tcPr>
+          <w:p>
+            <w:r>
+              <w:rPr>
+                <w:rFonts w:ascii="Times New Roman" w:hAnsi="Times New Roman"/>
+                <w:b w:val="0"/>
+                <w:sz w:val="26"/>
+                <w:rFonts w:ascii="Times New Roman" w:hAnsi="Times New Roman" w:cs="Times New Roman"/>
+                <w:rFonts w:ascii="Times New Roman" w:hAnsi="Times New Roman" w:cs="Times New Roman"/>
+              </w:rPr>
+              <w:t>Giới thiệu tổng quan môn học Robotics, phương pháp học tập thực hành, quy trình làm việc nhóm, an toàn sử dụng thiết bị và nội quy phòng học bộ môn.</w:t>
             </w:r>
           </w:p>
         </w:tc>
@@ -1587,15 +1630,17 @@
               <w:rPr>
                 <w:rFonts w:ascii="Times New Roman" w:hAnsi="Times New Roman"/>
                 <w:sz w:val="26"/>
-              </w:rPr>
-            </w:r>
-            <w:r>
-              <w:rPr>
-                <w:rFonts w:ascii="Times New Roman" w:hAnsi="Times New Roman"/>
-                <w:b w:val="0"/>
-                <w:sz w:val="26"/>
-              </w:rPr>
-              <w:t>2</w:t>
+                <w:rFonts w:ascii="Times New Roman" w:hAnsi="Times New Roman" w:cs="Times New Roman"/>
+              </w:rPr>
+            </w:r>
+            <w:r>
+              <w:rPr>
+                <w:rFonts w:ascii="Times New Roman" w:hAnsi="Times New Roman"/>
+                <w:b w:val="0"/>
+                <w:sz w:val="26"/>
+                <w:rFonts w:ascii="Times New Roman" w:hAnsi="Times New Roman" w:cs="Times New Roman"/>
+              </w:rPr>
+              <w:t>1</w:t>
             </w:r>
           </w:p>
         </w:tc>
@@ -1611,15 +1656,17 @@
               <w:rPr>
                 <w:rFonts w:ascii="Times New Roman" w:hAnsi="Times New Roman"/>
                 <w:sz w:val="26"/>
-              </w:rPr>
-            </w:r>
-            <w:r>
-              <w:rPr>
-                <w:rFonts w:ascii="Times New Roman" w:hAnsi="Times New Roman"/>
-                <w:b w:val="0"/>
-                <w:sz w:val="26"/>
-              </w:rPr>
-              <w:t>Bài 2. Chú cún dễ thương</w:t>
+                <w:rFonts w:ascii="Times New Roman" w:hAnsi="Times New Roman" w:cs="Times New Roman"/>
+              </w:rPr>
+            </w:r>
+            <w:r>
+              <w:rPr>
+                <w:rFonts w:ascii="Times New Roman" w:hAnsi="Times New Roman"/>
+                <w:b w:val="0"/>
+                <w:sz w:val="26"/>
+                <w:rFonts w:ascii="Times New Roman" w:hAnsi="Times New Roman" w:cs="Times New Roman"/>
+              </w:rPr>
+              <w:t>Bài 1. Tập thể dục nào!</w:t>
             </w:r>
           </w:p>
         </w:tc>
@@ -1636,15 +1683,17 @@
               <w:rPr>
                 <w:rFonts w:ascii="Times New Roman" w:hAnsi="Times New Roman"/>
                 <w:sz w:val="26"/>
-              </w:rPr>
-            </w:r>
-            <w:r>
-              <w:rPr>
-                <w:rFonts w:ascii="Times New Roman" w:hAnsi="Times New Roman"/>
-                <w:b w:val="0"/>
-                <w:sz w:val="26"/>
-              </w:rPr>
-              <w:t>2</w:t>
+                <w:rFonts w:ascii="Times New Roman" w:hAnsi="Times New Roman" w:cs="Times New Roman"/>
+              </w:rPr>
+            </w:r>
+            <w:r>
+              <w:rPr>
+                <w:rFonts w:ascii="Times New Roman" w:hAnsi="Times New Roman"/>
+                <w:b w:val="0"/>
+                <w:sz w:val="26"/>
+                <w:rFonts w:ascii="Times New Roman" w:hAnsi="Times New Roman" w:cs="Times New Roman"/>
+              </w:rPr>
+              <w:t>1</w:t>
             </w:r>
           </w:p>
         </w:tc>
@@ -1660,15 +1709,17 @@
               <w:rPr>
                 <w:rFonts w:ascii="Times New Roman" w:hAnsi="Times New Roman"/>
                 <w:sz w:val="26"/>
-              </w:rPr>
-            </w:r>
-            <w:r>
-              <w:rPr>
-                <w:rFonts w:ascii="Times New Roman" w:hAnsi="Times New Roman"/>
-                <w:b w:val="0"/>
-                <w:sz w:val="26"/>
-              </w:rPr>
-              <w:t>Nhận biết đặc điểm loài chó; lắp ráp robot cún con.</w:t>
+                <w:rFonts w:ascii="Times New Roman" w:hAnsi="Times New Roman" w:cs="Times New Roman"/>
+              </w:rPr>
+            </w:r>
+            <w:r>
+              <w:rPr>
+                <w:rFonts w:ascii="Times New Roman" w:hAnsi="Times New Roman"/>
+                <w:b w:val="0"/>
+                <w:sz w:val="26"/>
+                <w:rFonts w:ascii="Times New Roman" w:hAnsi="Times New Roman" w:cs="Times New Roman"/>
+              </w:rPr>
+              <w:t>Nhận biết tác dụng của vận động và đu xà; lắp ráp mô hình đu xà.</w:t>
             </w:r>
           </w:p>
         </w:tc>
@@ -1687,15 +1738,17 @@
               <w:rPr>
                 <w:rFonts w:ascii="Times New Roman" w:hAnsi="Times New Roman"/>
                 <w:sz w:val="26"/>
-              </w:rPr>
-            </w:r>
-            <w:r>
-              <w:rPr>
-                <w:rFonts w:ascii="Times New Roman" w:hAnsi="Times New Roman"/>
-                <w:b w:val="0"/>
-                <w:sz w:val="26"/>
-              </w:rPr>
-              <w:t>3</w:t>
+                <w:rFonts w:ascii="Times New Roman" w:hAnsi="Times New Roman" w:cs="Times New Roman"/>
+              </w:rPr>
+            </w:r>
+            <w:r>
+              <w:rPr>
+                <w:rFonts w:ascii="Times New Roman" w:hAnsi="Times New Roman"/>
+                <w:b w:val="0"/>
+                <w:sz w:val="26"/>
+                <w:rFonts w:ascii="Times New Roman" w:hAnsi="Times New Roman" w:cs="Times New Roman"/>
+              </w:rPr>
+              <w:t>2</w:t>
             </w:r>
           </w:p>
         </w:tc>
@@ -1711,15 +1764,17 @@
               <w:rPr>
                 <w:rFonts w:ascii="Times New Roman" w:hAnsi="Times New Roman"/>
                 <w:sz w:val="26"/>
-              </w:rPr>
-            </w:r>
-            <w:r>
-              <w:rPr>
-                <w:rFonts w:ascii="Times New Roman" w:hAnsi="Times New Roman"/>
-                <w:b w:val="0"/>
-                <w:sz w:val="26"/>
-              </w:rPr>
-              <w:t>Bài 3. Tăng cường sức khỏe</w:t>
+                <w:rFonts w:ascii="Times New Roman" w:hAnsi="Times New Roman" w:cs="Times New Roman"/>
+              </w:rPr>
+            </w:r>
+            <w:r>
+              <w:rPr>
+                <w:rFonts w:ascii="Times New Roman" w:hAnsi="Times New Roman"/>
+                <w:b w:val="0"/>
+                <w:sz w:val="26"/>
+                <w:rFonts w:ascii="Times New Roman" w:hAnsi="Times New Roman" w:cs="Times New Roman"/>
+              </w:rPr>
+              <w:t>Bài 2. Chú cún dễ thương</w:t>
             </w:r>
           </w:p>
         </w:tc>
@@ -1736,15 +1791,17 @@
               <w:rPr>
                 <w:rFonts w:ascii="Times New Roman" w:hAnsi="Times New Roman"/>
                 <w:sz w:val="26"/>
-              </w:rPr>
-            </w:r>
-            <w:r>
-              <w:rPr>
-                <w:rFonts w:ascii="Times New Roman" w:hAnsi="Times New Roman"/>
-                <w:b w:val="0"/>
-                <w:sz w:val="26"/>
-              </w:rPr>
-              <w:t>3</w:t>
+                <w:rFonts w:ascii="Times New Roman" w:hAnsi="Times New Roman" w:cs="Times New Roman"/>
+              </w:rPr>
+            </w:r>
+            <w:r>
+              <w:rPr>
+                <w:rFonts w:ascii="Times New Roman" w:hAnsi="Times New Roman"/>
+                <w:b w:val="0"/>
+                <w:sz w:val="26"/>
+                <w:rFonts w:ascii="Times New Roman" w:hAnsi="Times New Roman" w:cs="Times New Roman"/>
+              </w:rPr>
+              <w:t>2</w:t>
             </w:r>
           </w:p>
         </w:tc>
@@ -1760,15 +1817,17 @@
               <w:rPr>
                 <w:rFonts w:ascii="Times New Roman" w:hAnsi="Times New Roman"/>
                 <w:sz w:val="26"/>
-              </w:rPr>
-            </w:r>
-            <w:r>
-              <w:rPr>
-                <w:rFonts w:ascii="Times New Roman" w:hAnsi="Times New Roman"/>
-                <w:b w:val="0"/>
-                <w:sz w:val="26"/>
-              </w:rPr>
-              <w:t>Tìm hiểu ưu điểm của đi bộ; lắp robot mô phỏng người đi bộ.</w:t>
+                <w:rFonts w:ascii="Times New Roman" w:hAnsi="Times New Roman" w:cs="Times New Roman"/>
+              </w:rPr>
+            </w:r>
+            <w:r>
+              <w:rPr>
+                <w:rFonts w:ascii="Times New Roman" w:hAnsi="Times New Roman"/>
+                <w:b w:val="0"/>
+                <w:sz w:val="26"/>
+                <w:rFonts w:ascii="Times New Roman" w:hAnsi="Times New Roman" w:cs="Times New Roman"/>
+              </w:rPr>
+              <w:t>Nhận biết đặc điểm loài chó; lắp ráp robot cún con.</w:t>
             </w:r>
           </w:p>
         </w:tc>
@@ -1787,15 +1846,17 @@
               <w:rPr>
                 <w:rFonts w:ascii="Times New Roman" w:hAnsi="Times New Roman"/>
                 <w:sz w:val="26"/>
-              </w:rPr>
-            </w:r>
-            <w:r>
-              <w:rPr>
-                <w:rFonts w:ascii="Times New Roman" w:hAnsi="Times New Roman"/>
-                <w:b w:val="0"/>
-                <w:sz w:val="26"/>
-              </w:rPr>
-              <w:t>4</w:t>
+                <w:rFonts w:ascii="Times New Roman" w:hAnsi="Times New Roman" w:cs="Times New Roman"/>
+              </w:rPr>
+            </w:r>
+            <w:r>
+              <w:rPr>
+                <w:rFonts w:ascii="Times New Roman" w:hAnsi="Times New Roman"/>
+                <w:b w:val="0"/>
+                <w:sz w:val="26"/>
+                <w:rFonts w:ascii="Times New Roman" w:hAnsi="Times New Roman" w:cs="Times New Roman"/>
+              </w:rPr>
+              <w:t>3</w:t>
             </w:r>
           </w:p>
         </w:tc>
@@ -1811,15 +1872,17 @@
               <w:rPr>
                 <w:rFonts w:ascii="Times New Roman" w:hAnsi="Times New Roman"/>
                 <w:sz w:val="26"/>
-              </w:rPr>
-            </w:r>
-            <w:r>
-              <w:rPr>
-                <w:rFonts w:ascii="Times New Roman" w:hAnsi="Times New Roman"/>
-                <w:b w:val="0"/>
-                <w:sz w:val="26"/>
-              </w:rPr>
-              <w:t>Bài 4. Chú ốc sên chậm chạp</w:t>
+                <w:rFonts w:ascii="Times New Roman" w:hAnsi="Times New Roman" w:cs="Times New Roman"/>
+              </w:rPr>
+            </w:r>
+            <w:r>
+              <w:rPr>
+                <w:rFonts w:ascii="Times New Roman" w:hAnsi="Times New Roman"/>
+                <w:b w:val="0"/>
+                <w:sz w:val="26"/>
+                <w:rFonts w:ascii="Times New Roman" w:hAnsi="Times New Roman" w:cs="Times New Roman"/>
+              </w:rPr>
+              <w:t>Bài 3. Tăng cường sức khỏe</w:t>
             </w:r>
           </w:p>
         </w:tc>
@@ -1836,15 +1899,17 @@
               <w:rPr>
                 <w:rFonts w:ascii="Times New Roman" w:hAnsi="Times New Roman"/>
                 <w:sz w:val="26"/>
-              </w:rPr>
-            </w:r>
-            <w:r>
-              <w:rPr>
-                <w:rFonts w:ascii="Times New Roman" w:hAnsi="Times New Roman"/>
-                <w:b w:val="0"/>
-                <w:sz w:val="26"/>
-              </w:rPr>
-              <w:t>4</w:t>
+                <w:rFonts w:ascii="Times New Roman" w:hAnsi="Times New Roman" w:cs="Times New Roman"/>
+              </w:rPr>
+            </w:r>
+            <w:r>
+              <w:rPr>
+                <w:rFonts w:ascii="Times New Roman" w:hAnsi="Times New Roman"/>
+                <w:b w:val="0"/>
+                <w:sz w:val="26"/>
+                <w:rFonts w:ascii="Times New Roman" w:hAnsi="Times New Roman" w:cs="Times New Roman"/>
+              </w:rPr>
+              <w:t>3</w:t>
             </w:r>
           </w:p>
         </w:tc>
@@ -1860,15 +1925,17 @@
               <w:rPr>
                 <w:rFonts w:ascii="Times New Roman" w:hAnsi="Times New Roman"/>
                 <w:sz w:val="26"/>
-              </w:rPr>
-            </w:r>
-            <w:r>
-              <w:rPr>
-                <w:rFonts w:ascii="Times New Roman" w:hAnsi="Times New Roman"/>
-                <w:b w:val="0"/>
-                <w:sz w:val="26"/>
-              </w:rPr>
-              <w:t>Tìm hiểu cách di chuyển và cấu tạo vỏ ốc sên; lắp robot ốc sên.</w:t>
+                <w:rFonts w:ascii="Times New Roman" w:hAnsi="Times New Roman" w:cs="Times New Roman"/>
+              </w:rPr>
+            </w:r>
+            <w:r>
+              <w:rPr>
+                <w:rFonts w:ascii="Times New Roman" w:hAnsi="Times New Roman"/>
+                <w:b w:val="0"/>
+                <w:sz w:val="26"/>
+                <w:rFonts w:ascii="Times New Roman" w:hAnsi="Times New Roman" w:cs="Times New Roman"/>
+              </w:rPr>
+              <w:t>Tìm hiểu ưu điểm của đi bộ; lắp robot mô phỏng người đi bộ.</w:t>
             </w:r>
           </w:p>
         </w:tc>
@@ -1887,15 +1954,17 @@
               <w:rPr>
                 <w:rFonts w:ascii="Times New Roman" w:hAnsi="Times New Roman"/>
                 <w:sz w:val="26"/>
-              </w:rPr>
-            </w:r>
-            <w:r>
-              <w:rPr>
-                <w:rFonts w:ascii="Times New Roman" w:hAnsi="Times New Roman"/>
-                <w:b w:val="0"/>
-                <w:sz w:val="26"/>
-              </w:rPr>
-              <w:t>5</w:t>
+                <w:rFonts w:ascii="Times New Roman" w:hAnsi="Times New Roman" w:cs="Times New Roman"/>
+              </w:rPr>
+            </w:r>
+            <w:r>
+              <w:rPr>
+                <w:rFonts w:ascii="Times New Roman" w:hAnsi="Times New Roman"/>
+                <w:b w:val="0"/>
+                <w:sz w:val="26"/>
+                <w:rFonts w:ascii="Times New Roman" w:hAnsi="Times New Roman" w:cs="Times New Roman"/>
+              </w:rPr>
+              <w:t>4</w:t>
             </w:r>
           </w:p>
         </w:tc>
@@ -1911,15 +1980,17 @@
               <w:rPr>
                 <w:rFonts w:ascii="Times New Roman" w:hAnsi="Times New Roman"/>
                 <w:sz w:val="26"/>
-              </w:rPr>
-            </w:r>
-            <w:r>
-              <w:rPr>
-                <w:rFonts w:ascii="Times New Roman" w:hAnsi="Times New Roman"/>
-                <w:b w:val="0"/>
-                <w:sz w:val="26"/>
-              </w:rPr>
-              <w:t>Bài 5. Xe cảnh sát tuần tra</w:t>
+                <w:rFonts w:ascii="Times New Roman" w:hAnsi="Times New Roman" w:cs="Times New Roman"/>
+              </w:rPr>
+            </w:r>
+            <w:r>
+              <w:rPr>
+                <w:rFonts w:ascii="Times New Roman" w:hAnsi="Times New Roman"/>
+                <w:b w:val="0"/>
+                <w:sz w:val="26"/>
+                <w:rFonts w:ascii="Times New Roman" w:hAnsi="Times New Roman" w:cs="Times New Roman"/>
+              </w:rPr>
+              <w:t>Bài 4. Chú ốc sên chậm chạp</w:t>
             </w:r>
           </w:p>
         </w:tc>
@@ -1936,15 +2007,17 @@
               <w:rPr>
                 <w:rFonts w:ascii="Times New Roman" w:hAnsi="Times New Roman"/>
                 <w:sz w:val="26"/>
-              </w:rPr>
-            </w:r>
-            <w:r>
-              <w:rPr>
-                <w:rFonts w:ascii="Times New Roman" w:hAnsi="Times New Roman"/>
-                <w:b w:val="0"/>
-                <w:sz w:val="26"/>
-              </w:rPr>
-              <w:t>5</w:t>
+                <w:rFonts w:ascii="Times New Roman" w:hAnsi="Times New Roman" w:cs="Times New Roman"/>
+              </w:rPr>
+            </w:r>
+            <w:r>
+              <w:rPr>
+                <w:rFonts w:ascii="Times New Roman" w:hAnsi="Times New Roman"/>
+                <w:b w:val="0"/>
+                <w:sz w:val="26"/>
+                <w:rFonts w:ascii="Times New Roman" w:hAnsi="Times New Roman" w:cs="Times New Roman"/>
+              </w:rPr>
+              <w:t>4</w:t>
             </w:r>
           </w:p>
         </w:tc>
@@ -1960,15 +2033,17 @@
               <w:rPr>
                 <w:rFonts w:ascii="Times New Roman" w:hAnsi="Times New Roman"/>
                 <w:sz w:val="26"/>
-              </w:rPr>
-            </w:r>
-            <w:r>
-              <w:rPr>
-                <w:rFonts w:ascii="Times New Roman" w:hAnsi="Times New Roman"/>
-                <w:b w:val="0"/>
-                <w:sz w:val="26"/>
-              </w:rPr>
-              <w:t>Tìm hiểu phương tiện cảnh sát; lắp xe cảnh sát tuần tra.</w:t>
+                <w:rFonts w:ascii="Times New Roman" w:hAnsi="Times New Roman" w:cs="Times New Roman"/>
+              </w:rPr>
+            </w:r>
+            <w:r>
+              <w:rPr>
+                <w:rFonts w:ascii="Times New Roman" w:hAnsi="Times New Roman"/>
+                <w:b w:val="0"/>
+                <w:sz w:val="26"/>
+                <w:rFonts w:ascii="Times New Roman" w:hAnsi="Times New Roman" w:cs="Times New Roman"/>
+              </w:rPr>
+              <w:t>Tìm hiểu cách di chuyển và cấu tạo vỏ ốc sên; lắp robot ốc sên.</w:t>
             </w:r>
           </w:p>
         </w:tc>
@@ -1987,15 +2062,17 @@
               <w:rPr>
                 <w:rFonts w:ascii="Times New Roman" w:hAnsi="Times New Roman"/>
                 <w:sz w:val="26"/>
-              </w:rPr>
-            </w:r>
-            <w:r>
-              <w:rPr>
-                <w:rFonts w:ascii="Times New Roman" w:hAnsi="Times New Roman"/>
-                <w:b w:val="0"/>
-                <w:sz w:val="26"/>
-              </w:rPr>
-              <w:t>6</w:t>
+                <w:rFonts w:ascii="Times New Roman" w:hAnsi="Times New Roman" w:cs="Times New Roman"/>
+              </w:rPr>
+            </w:r>
+            <w:r>
+              <w:rPr>
+                <w:rFonts w:ascii="Times New Roman" w:hAnsi="Times New Roman"/>
+                <w:b w:val="0"/>
+                <w:sz w:val="26"/>
+                <w:rFonts w:ascii="Times New Roman" w:hAnsi="Times New Roman" w:cs="Times New Roman"/>
+              </w:rPr>
+              <w:t>5</w:t>
             </w:r>
           </w:p>
         </w:tc>
@@ -2011,15 +2088,17 @@
               <w:rPr>
                 <w:rFonts w:ascii="Times New Roman" w:hAnsi="Times New Roman"/>
                 <w:sz w:val="26"/>
-              </w:rPr>
-            </w:r>
-            <w:r>
-              <w:rPr>
-                <w:rFonts w:ascii="Times New Roman" w:hAnsi="Times New Roman"/>
-                <w:b w:val="0"/>
-                <w:sz w:val="26"/>
-              </w:rPr>
-              <w:t>Bài 6. Khám phá xe cứu hoả</w:t>
+                <w:rFonts w:ascii="Times New Roman" w:hAnsi="Times New Roman" w:cs="Times New Roman"/>
+              </w:rPr>
+            </w:r>
+            <w:r>
+              <w:rPr>
+                <w:rFonts w:ascii="Times New Roman" w:hAnsi="Times New Roman"/>
+                <w:b w:val="0"/>
+                <w:sz w:val="26"/>
+                <w:rFonts w:ascii="Times New Roman" w:hAnsi="Times New Roman" w:cs="Times New Roman"/>
+              </w:rPr>
+              <w:t>Bài 5. Xe cảnh sát tuần tra</w:t>
             </w:r>
           </w:p>
         </w:tc>
@@ -2036,15 +2115,17 @@
               <w:rPr>
                 <w:rFonts w:ascii="Times New Roman" w:hAnsi="Times New Roman"/>
                 <w:sz w:val="26"/>
-              </w:rPr>
-            </w:r>
-            <w:r>
-              <w:rPr>
-                <w:rFonts w:ascii="Times New Roman" w:hAnsi="Times New Roman"/>
-                <w:b w:val="0"/>
-                <w:sz w:val="26"/>
-              </w:rPr>
-              <w:t>6</w:t>
+                <w:rFonts w:ascii="Times New Roman" w:hAnsi="Times New Roman" w:cs="Times New Roman"/>
+              </w:rPr>
+            </w:r>
+            <w:r>
+              <w:rPr>
+                <w:rFonts w:ascii="Times New Roman" w:hAnsi="Times New Roman"/>
+                <w:b w:val="0"/>
+                <w:sz w:val="26"/>
+                <w:rFonts w:ascii="Times New Roman" w:hAnsi="Times New Roman" w:cs="Times New Roman"/>
+              </w:rPr>
+              <w:t>5</w:t>
             </w:r>
           </w:p>
         </w:tc>
@@ -2060,15 +2141,17 @@
               <w:rPr>
                 <w:rFonts w:ascii="Times New Roman" w:hAnsi="Times New Roman"/>
                 <w:sz w:val="26"/>
-              </w:rPr>
-            </w:r>
-            <w:r>
-              <w:rPr>
-                <w:rFonts w:ascii="Times New Roman" w:hAnsi="Times New Roman"/>
-                <w:b w:val="0"/>
-                <w:sz w:val="26"/>
-              </w:rPr>
-              <w:t>Tìm hiểu bộ phận xe cứu hỏa và nhiệm vụ lính cứu hỏa; lắp xe cứu hỏa.</w:t>
+                <w:rFonts w:ascii="Times New Roman" w:hAnsi="Times New Roman" w:cs="Times New Roman"/>
+              </w:rPr>
+            </w:r>
+            <w:r>
+              <w:rPr>
+                <w:rFonts w:ascii="Times New Roman" w:hAnsi="Times New Roman"/>
+                <w:b w:val="0"/>
+                <w:sz w:val="26"/>
+                <w:rFonts w:ascii="Times New Roman" w:hAnsi="Times New Roman" w:cs="Times New Roman"/>
+              </w:rPr>
+              <w:t>Tìm hiểu phương tiện cảnh sát; lắp xe cảnh sát tuần tra.</w:t>
             </w:r>
           </w:p>
         </w:tc>
@@ -2087,15 +2170,17 @@
               <w:rPr>
                 <w:rFonts w:ascii="Times New Roman" w:hAnsi="Times New Roman"/>
                 <w:sz w:val="26"/>
-              </w:rPr>
-            </w:r>
-            <w:r>
-              <w:rPr>
-                <w:rFonts w:ascii="Times New Roman" w:hAnsi="Times New Roman"/>
-                <w:b w:val="0"/>
-                <w:sz w:val="26"/>
-              </w:rPr>
-              <w:t>7</w:t>
+                <w:rFonts w:ascii="Times New Roman" w:hAnsi="Times New Roman" w:cs="Times New Roman"/>
+              </w:rPr>
+            </w:r>
+            <w:r>
+              <w:rPr>
+                <w:rFonts w:ascii="Times New Roman" w:hAnsi="Times New Roman"/>
+                <w:b w:val="0"/>
+                <w:sz w:val="26"/>
+                <w:rFonts w:ascii="Times New Roman" w:hAnsi="Times New Roman" w:cs="Times New Roman"/>
+              </w:rPr>
+              <w:t>6</w:t>
             </w:r>
           </w:p>
         </w:tc>
@@ -2111,15 +2196,17 @@
               <w:rPr>
                 <w:rFonts w:ascii="Times New Roman" w:hAnsi="Times New Roman"/>
                 <w:sz w:val="26"/>
-              </w:rPr>
-            </w:r>
-            <w:r>
-              <w:rPr>
-                <w:rFonts w:ascii="Times New Roman" w:hAnsi="Times New Roman"/>
-                <w:b w:val="0"/>
-                <w:sz w:val="26"/>
-              </w:rPr>
-              <w:t>Bài 7. Người giao hàng đã đến</w:t>
+                <w:rFonts w:ascii="Times New Roman" w:hAnsi="Times New Roman" w:cs="Times New Roman"/>
+              </w:rPr>
+            </w:r>
+            <w:r>
+              <w:rPr>
+                <w:rFonts w:ascii="Times New Roman" w:hAnsi="Times New Roman"/>
+                <w:b w:val="0"/>
+                <w:sz w:val="26"/>
+                <w:rFonts w:ascii="Times New Roman" w:hAnsi="Times New Roman" w:cs="Times New Roman"/>
+              </w:rPr>
+              <w:t>Bài 6. Khám phá xe cứu hoả</w:t>
             </w:r>
           </w:p>
         </w:tc>
@@ -2136,15 +2223,17 @@
               <w:rPr>
                 <w:rFonts w:ascii="Times New Roman" w:hAnsi="Times New Roman"/>
                 <w:sz w:val="26"/>
-              </w:rPr>
-            </w:r>
-            <w:r>
-              <w:rPr>
-                <w:rFonts w:ascii="Times New Roman" w:hAnsi="Times New Roman"/>
-                <w:b w:val="0"/>
-                <w:sz w:val="26"/>
-              </w:rPr>
-              <w:t>7</w:t>
+                <w:rFonts w:ascii="Times New Roman" w:hAnsi="Times New Roman" w:cs="Times New Roman"/>
+              </w:rPr>
+            </w:r>
+            <w:r>
+              <w:rPr>
+                <w:rFonts w:ascii="Times New Roman" w:hAnsi="Times New Roman"/>
+                <w:b w:val="0"/>
+                <w:sz w:val="26"/>
+                <w:rFonts w:ascii="Times New Roman" w:hAnsi="Times New Roman" w:cs="Times New Roman"/>
+              </w:rPr>
+              <w:t>6</w:t>
             </w:r>
           </w:p>
         </w:tc>
@@ -2160,15 +2249,17 @@
               <w:rPr>
                 <w:rFonts w:ascii="Times New Roman" w:hAnsi="Times New Roman"/>
                 <w:sz w:val="26"/>
-              </w:rPr>
-            </w:r>
-            <w:r>
-              <w:rPr>
-                <w:rFonts w:ascii="Times New Roman" w:hAnsi="Times New Roman"/>
-                <w:b w:val="0"/>
-                <w:sz w:val="26"/>
-              </w:rPr>
-              <w:t>Tìm hiểu hình thức giao hàng, vận chuyển; lắp robot giao hàng.</w:t>
+                <w:rFonts w:ascii="Times New Roman" w:hAnsi="Times New Roman" w:cs="Times New Roman"/>
+              </w:rPr>
+            </w:r>
+            <w:r>
+              <w:rPr>
+                <w:rFonts w:ascii="Times New Roman" w:hAnsi="Times New Roman"/>
+                <w:b w:val="0"/>
+                <w:sz w:val="26"/>
+                <w:rFonts w:ascii="Times New Roman" w:hAnsi="Times New Roman" w:cs="Times New Roman"/>
+              </w:rPr>
+              <w:t>Tìm hiểu bộ phận xe cứu hỏa và nhiệm vụ lính cứu hỏa; lắp xe cứu hỏa.</w:t>
             </w:r>
           </w:p>
         </w:tc>
@@ -2187,15 +2278,17 @@
               <w:rPr>
                 <w:rFonts w:ascii="Times New Roman" w:hAnsi="Times New Roman"/>
                 <w:sz w:val="26"/>
-              </w:rPr>
-            </w:r>
-            <w:r>
-              <w:rPr>
-                <w:rFonts w:ascii="Times New Roman" w:hAnsi="Times New Roman"/>
-                <w:b w:val="0"/>
-                <w:sz w:val="26"/>
-              </w:rPr>
-              <w:t>8</w:t>
+                <w:rFonts w:ascii="Times New Roman" w:hAnsi="Times New Roman" w:cs="Times New Roman"/>
+              </w:rPr>
+            </w:r>
+            <w:r>
+              <w:rPr>
+                <w:rFonts w:ascii="Times New Roman" w:hAnsi="Times New Roman"/>
+                <w:b w:val="0"/>
+                <w:sz w:val="26"/>
+                <w:rFonts w:ascii="Times New Roman" w:hAnsi="Times New Roman" w:cs="Times New Roman"/>
+              </w:rPr>
+              <w:t>7</w:t>
             </w:r>
           </w:p>
         </w:tc>
@@ -2211,15 +2304,17 @@
               <w:rPr>
                 <w:rFonts w:ascii="Times New Roman" w:hAnsi="Times New Roman"/>
                 <w:sz w:val="26"/>
-              </w:rPr>
-            </w:r>
-            <w:r>
-              <w:rPr>
-                <w:rFonts w:ascii="Times New Roman" w:hAnsi="Times New Roman"/>
-                <w:b w:val="0"/>
-                <w:sz w:val="26"/>
-              </w:rPr>
-              <w:t>Bài 8. Thế giới khủng long</w:t>
+                <w:rFonts w:ascii="Times New Roman" w:hAnsi="Times New Roman" w:cs="Times New Roman"/>
+              </w:rPr>
+            </w:r>
+            <w:r>
+              <w:rPr>
+                <w:rFonts w:ascii="Times New Roman" w:hAnsi="Times New Roman"/>
+                <w:b w:val="0"/>
+                <w:sz w:val="26"/>
+                <w:rFonts w:ascii="Times New Roman" w:hAnsi="Times New Roman" w:cs="Times New Roman"/>
+              </w:rPr>
+              <w:t>Bài 7. Người giao hàng đã đến</w:t>
             </w:r>
           </w:p>
         </w:tc>
@@ -2236,15 +2331,17 @@
               <w:rPr>
                 <w:rFonts w:ascii="Times New Roman" w:hAnsi="Times New Roman"/>
                 <w:sz w:val="26"/>
-              </w:rPr>
-            </w:r>
-            <w:r>
-              <w:rPr>
-                <w:rFonts w:ascii="Times New Roman" w:hAnsi="Times New Roman"/>
-                <w:b w:val="0"/>
-                <w:sz w:val="26"/>
-              </w:rPr>
-              <w:t>8</w:t>
+                <w:rFonts w:ascii="Times New Roman" w:hAnsi="Times New Roman" w:cs="Times New Roman"/>
+              </w:rPr>
+            </w:r>
+            <w:r>
+              <w:rPr>
+                <w:rFonts w:ascii="Times New Roman" w:hAnsi="Times New Roman"/>
+                <w:b w:val="0"/>
+                <w:sz w:val="26"/>
+                <w:rFonts w:ascii="Times New Roman" w:hAnsi="Times New Roman" w:cs="Times New Roman"/>
+              </w:rPr>
+              <w:t>7</w:t>
             </w:r>
           </w:p>
         </w:tc>
@@ -2260,15 +2357,17 @@
               <w:rPr>
                 <w:rFonts w:ascii="Times New Roman" w:hAnsi="Times New Roman"/>
                 <w:sz w:val="26"/>
-              </w:rPr>
-            </w:r>
-            <w:r>
-              <w:rPr>
-                <w:rFonts w:ascii="Times New Roman" w:hAnsi="Times New Roman"/>
-                <w:b w:val="0"/>
-                <w:sz w:val="26"/>
-              </w:rPr>
-              <w:t>Tìm hiểu nguồn gốc khủng long; lắp mô hình khủng long.</w:t>
+                <w:rFonts w:ascii="Times New Roman" w:hAnsi="Times New Roman" w:cs="Times New Roman"/>
+              </w:rPr>
+            </w:r>
+            <w:r>
+              <w:rPr>
+                <w:rFonts w:ascii="Times New Roman" w:hAnsi="Times New Roman"/>
+                <w:b w:val="0"/>
+                <w:sz w:val="26"/>
+                <w:rFonts w:ascii="Times New Roman" w:hAnsi="Times New Roman" w:cs="Times New Roman"/>
+              </w:rPr>
+              <w:t>Tìm hiểu hình thức giao hàng, vận chuyển; lắp robot giao hàng.</w:t>
             </w:r>
           </w:p>
         </w:tc>
@@ -2287,15 +2386,17 @@
               <w:rPr>
                 <w:rFonts w:ascii="Times New Roman" w:hAnsi="Times New Roman"/>
                 <w:sz w:val="26"/>
-              </w:rPr>
-            </w:r>
-            <w:r>
-              <w:rPr>
-                <w:rFonts w:ascii="Times New Roman" w:hAnsi="Times New Roman"/>
-                <w:b/>
-                <w:sz w:val="26"/>
-              </w:rPr>
-              <w:t>9</w:t>
+                <w:rFonts w:ascii="Times New Roman" w:hAnsi="Times New Roman" w:cs="Times New Roman"/>
+              </w:rPr>
+            </w:r>
+            <w:r>
+              <w:rPr>
+                <w:rFonts w:ascii="Times New Roman" w:hAnsi="Times New Roman"/>
+                <w:b w:val="0"/>
+                <w:sz w:val="26"/>
+                <w:rFonts w:ascii="Times New Roman" w:hAnsi="Times New Roman" w:cs="Times New Roman"/>
+              </w:rPr>
+              <w:t>8</w:t>
             </w:r>
           </w:p>
         </w:tc>
@@ -2311,15 +2412,17 @@
               <w:rPr>
                 <w:rFonts w:ascii="Times New Roman" w:hAnsi="Times New Roman"/>
                 <w:sz w:val="26"/>
-              </w:rPr>
-            </w:r>
-            <w:r>
-              <w:rPr>
-                <w:rFonts w:ascii="Times New Roman" w:hAnsi="Times New Roman"/>
-                <w:b/>
-                <w:sz w:val="26"/>
-              </w:rPr>
-              <w:t>Ôn tập Đánh giá định kỳ 1</w:t>
+                <w:rFonts w:ascii="Times New Roman" w:hAnsi="Times New Roman" w:cs="Times New Roman"/>
+              </w:rPr>
+            </w:r>
+            <w:r>
+              <w:rPr>
+                <w:rFonts w:ascii="Times New Roman" w:hAnsi="Times New Roman"/>
+                <w:b w:val="0"/>
+                <w:sz w:val="26"/>
+                <w:rFonts w:ascii="Times New Roman" w:hAnsi="Times New Roman" w:cs="Times New Roman"/>
+              </w:rPr>
+              <w:t>Bài 8. Thế giới khủng long</w:t>
             </w:r>
           </w:p>
         </w:tc>
@@ -2336,15 +2439,17 @@
               <w:rPr>
                 <w:rFonts w:ascii="Times New Roman" w:hAnsi="Times New Roman"/>
                 <w:sz w:val="26"/>
-              </w:rPr>
-            </w:r>
-            <w:r>
-              <w:rPr>
-                <w:rFonts w:ascii="Times New Roman" w:hAnsi="Times New Roman"/>
-                <w:b/>
-                <w:sz w:val="26"/>
-              </w:rPr>
-              <w:t>9</w:t>
+                <w:rFonts w:ascii="Times New Roman" w:hAnsi="Times New Roman" w:cs="Times New Roman"/>
+              </w:rPr>
+            </w:r>
+            <w:r>
+              <w:rPr>
+                <w:rFonts w:ascii="Times New Roman" w:hAnsi="Times New Roman"/>
+                <w:b w:val="0"/>
+                <w:sz w:val="26"/>
+                <w:rFonts w:ascii="Times New Roman" w:hAnsi="Times New Roman" w:cs="Times New Roman"/>
+              </w:rPr>
+              <w:t>8</w:t>
             </w:r>
           </w:p>
         </w:tc>
@@ -2360,15 +2465,17 @@
               <w:rPr>
                 <w:rFonts w:ascii="Times New Roman" w:hAnsi="Times New Roman"/>
                 <w:sz w:val="26"/>
-              </w:rPr>
-            </w:r>
-            <w:r>
-              <w:rPr>
-                <w:rFonts w:ascii="Times New Roman" w:hAnsi="Times New Roman"/>
-                <w:b w:val="0"/>
-                <w:sz w:val="26"/>
-              </w:rPr>
-              <w:t>Hệ thống hóa kiến thức chuẩn bị Đánh giá định kỳ 1.</w:t>
+                <w:rFonts w:ascii="Times New Roman" w:hAnsi="Times New Roman" w:cs="Times New Roman"/>
+              </w:rPr>
+            </w:r>
+            <w:r>
+              <w:rPr>
+                <w:rFonts w:ascii="Times New Roman" w:hAnsi="Times New Roman"/>
+                <w:b w:val="0"/>
+                <w:sz w:val="26"/>
+                <w:rFonts w:ascii="Times New Roman" w:hAnsi="Times New Roman" w:cs="Times New Roman"/>
+              </w:rPr>
+              <w:t>Tìm hiểu nguồn gốc khủng long; lắp mô hình khủng long.</w:t>
             </w:r>
           </w:p>
         </w:tc>
@@ -2387,6 +2494,7 @@
               <w:rPr>
                 <w:rFonts w:ascii="Times New Roman" w:hAnsi="Times New Roman"/>
                 <w:sz w:val="26"/>
+                <w:rFonts w:ascii="Times New Roman" w:hAnsi="Times New Roman" w:cs="Times New Roman"/>
               </w:rPr>
             </w:r>
             <w:r>
@@ -2394,8 +2502,9 @@
                 <w:rFonts w:ascii="Times New Roman" w:hAnsi="Times New Roman"/>
                 <w:b/>
                 <w:sz w:val="26"/>
-              </w:rPr>
-              <w:t>10</w:t>
+                <w:rFonts w:ascii="Times New Roman" w:hAnsi="Times New Roman" w:cs="Times New Roman"/>
+              </w:rPr>
+              <w:t>9</w:t>
             </w:r>
           </w:p>
         </w:tc>
@@ -2411,6 +2520,7 @@
               <w:rPr>
                 <w:rFonts w:ascii="Times New Roman" w:hAnsi="Times New Roman"/>
                 <w:sz w:val="26"/>
+                <w:rFonts w:ascii="Times New Roman" w:hAnsi="Times New Roman" w:cs="Times New Roman"/>
               </w:rPr>
             </w:r>
             <w:r>
@@ -2418,8 +2528,9 @@
                 <w:rFonts w:ascii="Times New Roman" w:hAnsi="Times New Roman"/>
                 <w:b/>
                 <w:sz w:val="26"/>
-              </w:rPr>
-              <w:t>Đánh giá định kỳ 1</w:t>
+                <w:rFonts w:ascii="Times New Roman" w:hAnsi="Times New Roman" w:cs="Times New Roman"/>
+              </w:rPr>
+              <w:t>Ôn tập Đánh giá định kỳ 1</w:t>
             </w:r>
           </w:p>
         </w:tc>
@@ -2436,6 +2547,7 @@
               <w:rPr>
                 <w:rFonts w:ascii="Times New Roman" w:hAnsi="Times New Roman"/>
                 <w:sz w:val="26"/>
+                <w:rFonts w:ascii="Times New Roman" w:hAnsi="Times New Roman" w:cs="Times New Roman"/>
               </w:rPr>
             </w:r>
             <w:r>
@@ -2443,8 +2555,9 @@
                 <w:rFonts w:ascii="Times New Roman" w:hAnsi="Times New Roman"/>
                 <w:b/>
                 <w:sz w:val="26"/>
-              </w:rPr>
-              <w:t>10</w:t>
+                <w:rFonts w:ascii="Times New Roman" w:hAnsi="Times New Roman" w:cs="Times New Roman"/>
+              </w:rPr>
+              <w:t>9</w:t>
             </w:r>
           </w:p>
         </w:tc>
@@ -2460,15 +2573,17 @@
               <w:rPr>
                 <w:rFonts w:ascii="Times New Roman" w:hAnsi="Times New Roman"/>
                 <w:sz w:val="26"/>
-              </w:rPr>
-            </w:r>
-            <w:r>
-              <w:rPr>
-                <w:rFonts w:ascii="Times New Roman" w:hAnsi="Times New Roman"/>
-                <w:b w:val="0"/>
-                <w:sz w:val="26"/>
-              </w:rPr>
-              <w:t>Kiểm tra đánh giá kết quả học tập thực hành Robotics.</w:t>
+                <w:rFonts w:ascii="Times New Roman" w:hAnsi="Times New Roman" w:cs="Times New Roman"/>
+              </w:rPr>
+            </w:r>
+            <w:r>
+              <w:rPr>
+                <w:rFonts w:ascii="Times New Roman" w:hAnsi="Times New Roman"/>
+                <w:b w:val="0"/>
+                <w:sz w:val="26"/>
+                <w:rFonts w:ascii="Times New Roman" w:hAnsi="Times New Roman" w:cs="Times New Roman"/>
+              </w:rPr>
+              <w:t>Hệ thống hóa kiến thức chuẩn bị Đánh giá định kỳ 1.</w:t>
             </w:r>
           </w:p>
         </w:tc>
@@ -2487,15 +2602,17 @@
               <w:rPr>
                 <w:rFonts w:ascii="Times New Roman" w:hAnsi="Times New Roman"/>
                 <w:sz w:val="26"/>
-              </w:rPr>
-            </w:r>
-            <w:r>
-              <w:rPr>
-                <w:rFonts w:ascii="Times New Roman" w:hAnsi="Times New Roman"/>
-                <w:b w:val="0"/>
-                <w:sz w:val="26"/>
-              </w:rPr>
-              <w:t>11</w:t>
+                <w:rFonts w:ascii="Times New Roman" w:hAnsi="Times New Roman" w:cs="Times New Roman"/>
+              </w:rPr>
+            </w:r>
+            <w:r>
+              <w:rPr>
+                <w:rFonts w:ascii="Times New Roman" w:hAnsi="Times New Roman"/>
+                <w:b/>
+                <w:sz w:val="26"/>
+                <w:rFonts w:ascii="Times New Roman" w:hAnsi="Times New Roman" w:cs="Times New Roman"/>
+              </w:rPr>
+              <w:t>10</w:t>
             </w:r>
           </w:p>
         </w:tc>
@@ -2511,15 +2628,17 @@
               <w:rPr>
                 <w:rFonts w:ascii="Times New Roman" w:hAnsi="Times New Roman"/>
                 <w:sz w:val="26"/>
-              </w:rPr>
-            </w:r>
-            <w:r>
-              <w:rPr>
-                <w:rFonts w:ascii="Times New Roman" w:hAnsi="Times New Roman"/>
-                <w:b w:val="0"/>
-                <w:sz w:val="26"/>
-              </w:rPr>
-              <w:t>Bài 9. Hồ bơi mùa hè</w:t>
+                <w:rFonts w:ascii="Times New Roman" w:hAnsi="Times New Roman" w:cs="Times New Roman"/>
+              </w:rPr>
+            </w:r>
+            <w:r>
+              <w:rPr>
+                <w:rFonts w:ascii="Times New Roman" w:hAnsi="Times New Roman"/>
+                <w:b/>
+                <w:sz w:val="26"/>
+                <w:rFonts w:ascii="Times New Roman" w:hAnsi="Times New Roman" w:cs="Times New Roman"/>
+              </w:rPr>
+              <w:t>Đánh giá định kỳ 1</w:t>
             </w:r>
           </w:p>
         </w:tc>
@@ -2536,15 +2655,17 @@
               <w:rPr>
                 <w:rFonts w:ascii="Times New Roman" w:hAnsi="Times New Roman"/>
                 <w:sz w:val="26"/>
-              </w:rPr>
-            </w:r>
-            <w:r>
-              <w:rPr>
-                <w:rFonts w:ascii="Times New Roman" w:hAnsi="Times New Roman"/>
-                <w:b w:val="0"/>
-                <w:sz w:val="26"/>
-              </w:rPr>
-              <w:t>11</w:t>
+                <w:rFonts w:ascii="Times New Roman" w:hAnsi="Times New Roman" w:cs="Times New Roman"/>
+              </w:rPr>
+            </w:r>
+            <w:r>
+              <w:rPr>
+                <w:rFonts w:ascii="Times New Roman" w:hAnsi="Times New Roman"/>
+                <w:b/>
+                <w:sz w:val="26"/>
+                <w:rFonts w:ascii="Times New Roman" w:hAnsi="Times New Roman" w:cs="Times New Roman"/>
+              </w:rPr>
+              <w:t>10</w:t>
             </w:r>
           </w:p>
         </w:tc>
@@ -2560,15 +2681,17 @@
               <w:rPr>
                 <w:rFonts w:ascii="Times New Roman" w:hAnsi="Times New Roman"/>
                 <w:sz w:val="26"/>
-              </w:rPr>
-            </w:r>
-            <w:r>
-              <w:rPr>
-                <w:rFonts w:ascii="Times New Roman" w:hAnsi="Times New Roman"/>
-                <w:b w:val="0"/>
-                <w:sz w:val="26"/>
-              </w:rPr>
-              <w:t>Tìm hiểu an toàn bơi lội; lắp mô hình người bơi lội.</w:t>
+                <w:rFonts w:ascii="Times New Roman" w:hAnsi="Times New Roman" w:cs="Times New Roman"/>
+              </w:rPr>
+            </w:r>
+            <w:r>
+              <w:rPr>
+                <w:rFonts w:ascii="Times New Roman" w:hAnsi="Times New Roman"/>
+                <w:b w:val="0"/>
+                <w:sz w:val="26"/>
+                <w:rFonts w:ascii="Times New Roman" w:hAnsi="Times New Roman" w:cs="Times New Roman"/>
+              </w:rPr>
+              <w:t>Kiểm tra đánh giá kết quả học tập thực hành Robotics.</w:t>
             </w:r>
           </w:p>
         </w:tc>
@@ -2587,15 +2710,17 @@
               <w:rPr>
                 <w:rFonts w:ascii="Times New Roman" w:hAnsi="Times New Roman"/>
                 <w:sz w:val="26"/>
-              </w:rPr>
-            </w:r>
-            <w:r>
-              <w:rPr>
-                <w:rFonts w:ascii="Times New Roman" w:hAnsi="Times New Roman"/>
-                <w:b w:val="0"/>
-                <w:sz w:val="26"/>
-              </w:rPr>
-              <w:t>12</w:t>
+                <w:rFonts w:ascii="Times New Roman" w:hAnsi="Times New Roman" w:cs="Times New Roman"/>
+              </w:rPr>
+            </w:r>
+            <w:r>
+              <w:rPr>
+                <w:rFonts w:ascii="Times New Roman" w:hAnsi="Times New Roman"/>
+                <w:b w:val="0"/>
+                <w:sz w:val="26"/>
+                <w:rFonts w:ascii="Times New Roman" w:hAnsi="Times New Roman" w:cs="Times New Roman"/>
+              </w:rPr>
+              <w:t>11</w:t>
             </w:r>
           </w:p>
         </w:tc>
@@ -2611,15 +2736,17 @@
               <w:rPr>
                 <w:rFonts w:ascii="Times New Roman" w:hAnsi="Times New Roman"/>
                 <w:sz w:val="26"/>
-              </w:rPr>
-            </w:r>
-            <w:r>
-              <w:rPr>
-                <w:rFonts w:ascii="Times New Roman" w:hAnsi="Times New Roman"/>
-                <w:b w:val="0"/>
-                <w:sz w:val="26"/>
-              </w:rPr>
-              <w:t>Bài 10. Khám phá đại dương</w:t>
+                <w:rFonts w:ascii="Times New Roman" w:hAnsi="Times New Roman" w:cs="Times New Roman"/>
+              </w:rPr>
+            </w:r>
+            <w:r>
+              <w:rPr>
+                <w:rFonts w:ascii="Times New Roman" w:hAnsi="Times New Roman"/>
+                <w:b w:val="0"/>
+                <w:sz w:val="26"/>
+                <w:rFonts w:ascii="Times New Roman" w:hAnsi="Times New Roman" w:cs="Times New Roman"/>
+              </w:rPr>
+              <w:t>Bài 9. Hồ bơi mùa hè</w:t>
             </w:r>
           </w:p>
         </w:tc>
@@ -2636,15 +2763,17 @@
               <w:rPr>
                 <w:rFonts w:ascii="Times New Roman" w:hAnsi="Times New Roman"/>
                 <w:sz w:val="26"/>
-              </w:rPr>
-            </w:r>
-            <w:r>
-              <w:rPr>
-                <w:rFonts w:ascii="Times New Roman" w:hAnsi="Times New Roman"/>
-                <w:b w:val="0"/>
-                <w:sz w:val="26"/>
-              </w:rPr>
-              <w:t>12</w:t>
+                <w:rFonts w:ascii="Times New Roman" w:hAnsi="Times New Roman" w:cs="Times New Roman"/>
+              </w:rPr>
+            </w:r>
+            <w:r>
+              <w:rPr>
+                <w:rFonts w:ascii="Times New Roman" w:hAnsi="Times New Roman"/>
+                <w:b w:val="0"/>
+                <w:sz w:val="26"/>
+                <w:rFonts w:ascii="Times New Roman" w:hAnsi="Times New Roman" w:cs="Times New Roman"/>
+              </w:rPr>
+              <w:t>11</w:t>
             </w:r>
           </w:p>
         </w:tc>
@@ -2660,15 +2789,17 @@
               <w:rPr>
                 <w:rFonts w:ascii="Times New Roman" w:hAnsi="Times New Roman"/>
                 <w:sz w:val="26"/>
-              </w:rPr>
-            </w:r>
-            <w:r>
-              <w:rPr>
-                <w:rFonts w:ascii="Times New Roman" w:hAnsi="Times New Roman"/>
-                <w:b w:val="0"/>
-                <w:sz w:val="26"/>
-              </w:rPr>
-              <w:t>Tìm hiểu đặc điểm cá mập; lắp mô hình cá mập bơi.</w:t>
+                <w:rFonts w:ascii="Times New Roman" w:hAnsi="Times New Roman" w:cs="Times New Roman"/>
+              </w:rPr>
+            </w:r>
+            <w:r>
+              <w:rPr>
+                <w:rFonts w:ascii="Times New Roman" w:hAnsi="Times New Roman"/>
+                <w:b w:val="0"/>
+                <w:sz w:val="26"/>
+                <w:rFonts w:ascii="Times New Roman" w:hAnsi="Times New Roman" w:cs="Times New Roman"/>
+              </w:rPr>
+              <w:t>Tìm hiểu an toàn bơi lội; lắp mô hình người bơi lội.</w:t>
             </w:r>
           </w:p>
         </w:tc>
@@ -2687,15 +2818,17 @@
               <w:rPr>
                 <w:rFonts w:ascii="Times New Roman" w:hAnsi="Times New Roman"/>
                 <w:sz w:val="26"/>
-              </w:rPr>
-            </w:r>
-            <w:r>
-              <w:rPr>
-                <w:rFonts w:ascii="Times New Roman" w:hAnsi="Times New Roman"/>
-                <w:b w:val="0"/>
-                <w:sz w:val="26"/>
-              </w:rPr>
-              <w:t>13</w:t>
+                <w:rFonts w:ascii="Times New Roman" w:hAnsi="Times New Roman" w:cs="Times New Roman"/>
+              </w:rPr>
+            </w:r>
+            <w:r>
+              <w:rPr>
+                <w:rFonts w:ascii="Times New Roman" w:hAnsi="Times New Roman"/>
+                <w:b w:val="0"/>
+                <w:sz w:val="26"/>
+                <w:rFonts w:ascii="Times New Roman" w:hAnsi="Times New Roman" w:cs="Times New Roman"/>
+              </w:rPr>
+              <w:t>12</w:t>
             </w:r>
           </w:p>
         </w:tc>
@@ -2711,15 +2844,17 @@
               <w:rPr>
                 <w:rFonts w:ascii="Times New Roman" w:hAnsi="Times New Roman"/>
                 <w:sz w:val="26"/>
-              </w:rPr>
-            </w:r>
-            <w:r>
-              <w:rPr>
-                <w:rFonts w:ascii="Times New Roman" w:hAnsi="Times New Roman"/>
-                <w:b w:val="0"/>
-                <w:sz w:val="26"/>
-              </w:rPr>
-              <w:t>Bài 11. Chú cua cứng cáp</w:t>
+                <w:rFonts w:ascii="Times New Roman" w:hAnsi="Times New Roman" w:cs="Times New Roman"/>
+              </w:rPr>
+            </w:r>
+            <w:r>
+              <w:rPr>
+                <w:rFonts w:ascii="Times New Roman" w:hAnsi="Times New Roman"/>
+                <w:b w:val="0"/>
+                <w:sz w:val="26"/>
+                <w:rFonts w:ascii="Times New Roman" w:hAnsi="Times New Roman" w:cs="Times New Roman"/>
+              </w:rPr>
+              <w:t>Bài 10. Khám phá đại dương</w:t>
             </w:r>
           </w:p>
         </w:tc>
@@ -2736,15 +2871,17 @@
               <w:rPr>
                 <w:rFonts w:ascii="Times New Roman" w:hAnsi="Times New Roman"/>
                 <w:sz w:val="26"/>
-              </w:rPr>
-            </w:r>
-            <w:r>
-              <w:rPr>
-                <w:rFonts w:ascii="Times New Roman" w:hAnsi="Times New Roman"/>
-                <w:b w:val="0"/>
-                <w:sz w:val="26"/>
-              </w:rPr>
-              <w:t>13</w:t>
+                <w:rFonts w:ascii="Times New Roman" w:hAnsi="Times New Roman" w:cs="Times New Roman"/>
+              </w:rPr>
+            </w:r>
+            <w:r>
+              <w:rPr>
+                <w:rFonts w:ascii="Times New Roman" w:hAnsi="Times New Roman"/>
+                <w:b w:val="0"/>
+                <w:sz w:val="26"/>
+                <w:rFonts w:ascii="Times New Roman" w:hAnsi="Times New Roman" w:cs="Times New Roman"/>
+              </w:rPr>
+              <w:t>12</w:t>
             </w:r>
           </w:p>
         </w:tc>
@@ -2760,15 +2897,17 @@
               <w:rPr>
                 <w:rFonts w:ascii="Times New Roman" w:hAnsi="Times New Roman"/>
                 <w:sz w:val="26"/>
-              </w:rPr>
-            </w:r>
-            <w:r>
-              <w:rPr>
-                <w:rFonts w:ascii="Times New Roman" w:hAnsi="Times New Roman"/>
-                <w:b w:val="0"/>
-                <w:sz w:val="26"/>
-              </w:rPr>
-              <w:t>Tìm hiểu nguyên lý cua bò ngang; lắp robot cua bò ngang.</w:t>
+                <w:rFonts w:ascii="Times New Roman" w:hAnsi="Times New Roman" w:cs="Times New Roman"/>
+              </w:rPr>
+            </w:r>
+            <w:r>
+              <w:rPr>
+                <w:rFonts w:ascii="Times New Roman" w:hAnsi="Times New Roman"/>
+                <w:b w:val="0"/>
+                <w:sz w:val="26"/>
+                <w:rFonts w:ascii="Times New Roman" w:hAnsi="Times New Roman" w:cs="Times New Roman"/>
+              </w:rPr>
+              <w:t>Tìm hiểu đặc điểm cá mập; lắp mô hình cá mập bơi.</w:t>
             </w:r>
           </w:p>
         </w:tc>
@@ -2787,15 +2926,17 @@
               <w:rPr>
                 <w:rFonts w:ascii="Times New Roman" w:hAnsi="Times New Roman"/>
                 <w:sz w:val="26"/>
-              </w:rPr>
-            </w:r>
-            <w:r>
-              <w:rPr>
-                <w:rFonts w:ascii="Times New Roman" w:hAnsi="Times New Roman"/>
-                <w:b w:val="0"/>
-                <w:sz w:val="26"/>
-              </w:rPr>
-              <w:t>14</w:t>
+                <w:rFonts w:ascii="Times New Roman" w:hAnsi="Times New Roman" w:cs="Times New Roman"/>
+              </w:rPr>
+            </w:r>
+            <w:r>
+              <w:rPr>
+                <w:rFonts w:ascii="Times New Roman" w:hAnsi="Times New Roman"/>
+                <w:b w:val="0"/>
+                <w:sz w:val="26"/>
+                <w:rFonts w:ascii="Times New Roman" w:hAnsi="Times New Roman" w:cs="Times New Roman"/>
+              </w:rPr>
+              <w:t>13</w:t>
             </w:r>
           </w:p>
         </w:tc>
@@ -2811,15 +2952,17 @@
               <w:rPr>
                 <w:rFonts w:ascii="Times New Roman" w:hAnsi="Times New Roman"/>
                 <w:sz w:val="26"/>
-              </w:rPr>
-            </w:r>
-            <w:r>
-              <w:rPr>
-                <w:rFonts w:ascii="Times New Roman" w:hAnsi="Times New Roman"/>
-                <w:b w:val="0"/>
-                <w:sz w:val="26"/>
-              </w:rPr>
-              <w:t>Bài 12. Tôi có thể di chuyển đến bất cứ đâu</w:t>
+                <w:rFonts w:ascii="Times New Roman" w:hAnsi="Times New Roman" w:cs="Times New Roman"/>
+              </w:rPr>
+            </w:r>
+            <w:r>
+              <w:rPr>
+                <w:rFonts w:ascii="Times New Roman" w:hAnsi="Times New Roman"/>
+                <w:b w:val="0"/>
+                <w:sz w:val="26"/>
+                <w:rFonts w:ascii="Times New Roman" w:hAnsi="Times New Roman" w:cs="Times New Roman"/>
+              </w:rPr>
+              <w:t>Bài 11. Chú cua cứng cáp</w:t>
             </w:r>
           </w:p>
         </w:tc>
@@ -2836,15 +2979,17 @@
               <w:rPr>
                 <w:rFonts w:ascii="Times New Roman" w:hAnsi="Times New Roman"/>
                 <w:sz w:val="26"/>
-              </w:rPr>
-            </w:r>
-            <w:r>
-              <w:rPr>
-                <w:rFonts w:ascii="Times New Roman" w:hAnsi="Times New Roman"/>
-                <w:b w:val="0"/>
-                <w:sz w:val="26"/>
-              </w:rPr>
-              <w:t>14</w:t>
+                <w:rFonts w:ascii="Times New Roman" w:hAnsi="Times New Roman" w:cs="Times New Roman"/>
+              </w:rPr>
+            </w:r>
+            <w:r>
+              <w:rPr>
+                <w:rFonts w:ascii="Times New Roman" w:hAnsi="Times New Roman"/>
+                <w:b w:val="0"/>
+                <w:sz w:val="26"/>
+                <w:rFonts w:ascii="Times New Roman" w:hAnsi="Times New Roman" w:cs="Times New Roman"/>
+              </w:rPr>
+              <w:t>13</w:t>
             </w:r>
           </w:p>
         </w:tc>
@@ -2860,15 +3005,17 @@
               <w:rPr>
                 <w:rFonts w:ascii="Times New Roman" w:hAnsi="Times New Roman"/>
                 <w:sz w:val="26"/>
-              </w:rPr>
-            </w:r>
-            <w:r>
-              <w:rPr>
-                <w:rFonts w:ascii="Times New Roman" w:hAnsi="Times New Roman"/>
-                <w:b w:val="0"/>
-                <w:sz w:val="26"/>
-              </w:rPr>
-              <w:t>Tìm hiểu giá trị dinh dưỡng và cấu tạo loài mực; lắp robot mực.</w:t>
+                <w:rFonts w:ascii="Times New Roman" w:hAnsi="Times New Roman" w:cs="Times New Roman"/>
+              </w:rPr>
+            </w:r>
+            <w:r>
+              <w:rPr>
+                <w:rFonts w:ascii="Times New Roman" w:hAnsi="Times New Roman"/>
+                <w:b w:val="0"/>
+                <w:sz w:val="26"/>
+                <w:rFonts w:ascii="Times New Roman" w:hAnsi="Times New Roman" w:cs="Times New Roman"/>
+              </w:rPr>
+              <w:t>Tìm hiểu nguyên lý cua bò ngang; lắp robot cua bò ngang.</w:t>
             </w:r>
           </w:p>
         </w:tc>
@@ -2887,15 +3034,17 @@
               <w:rPr>
                 <w:rFonts w:ascii="Times New Roman" w:hAnsi="Times New Roman"/>
                 <w:sz w:val="26"/>
-              </w:rPr>
-            </w:r>
-            <w:r>
-              <w:rPr>
-                <w:rFonts w:ascii="Times New Roman" w:hAnsi="Times New Roman"/>
-                <w:b w:val="0"/>
-                <w:sz w:val="26"/>
-              </w:rPr>
-              <w:t>15</w:t>
+                <w:rFonts w:ascii="Times New Roman" w:hAnsi="Times New Roman" w:cs="Times New Roman"/>
+              </w:rPr>
+            </w:r>
+            <w:r>
+              <w:rPr>
+                <w:rFonts w:ascii="Times New Roman" w:hAnsi="Times New Roman"/>
+                <w:b w:val="0"/>
+                <w:sz w:val="26"/>
+                <w:rFonts w:ascii="Times New Roman" w:hAnsi="Times New Roman" w:cs="Times New Roman"/>
+              </w:rPr>
+              <w:t>14</w:t>
             </w:r>
           </w:p>
         </w:tc>
@@ -2911,15 +3060,17 @@
               <w:rPr>
                 <w:rFonts w:ascii="Times New Roman" w:hAnsi="Times New Roman"/>
                 <w:sz w:val="26"/>
-              </w:rPr>
-            </w:r>
-            <w:r>
-              <w:rPr>
-                <w:rFonts w:ascii="Times New Roman" w:hAnsi="Times New Roman"/>
-                <w:b w:val="0"/>
-                <w:sz w:val="26"/>
-              </w:rPr>
-              <w:t>Bài 13. Hoạt động mùa hè</w:t>
+                <w:rFonts w:ascii="Times New Roman" w:hAnsi="Times New Roman" w:cs="Times New Roman"/>
+              </w:rPr>
+            </w:r>
+            <w:r>
+              <w:rPr>
+                <w:rFonts w:ascii="Times New Roman" w:hAnsi="Times New Roman"/>
+                <w:b w:val="0"/>
+                <w:sz w:val="26"/>
+                <w:rFonts w:ascii="Times New Roman" w:hAnsi="Times New Roman" w:cs="Times New Roman"/>
+              </w:rPr>
+              <w:t>Bài 12. Tôi có thể di chuyển đến bất cứ đâu</w:t>
             </w:r>
           </w:p>
         </w:tc>
@@ -2936,15 +3087,17 @@
               <w:rPr>
                 <w:rFonts w:ascii="Times New Roman" w:hAnsi="Times New Roman"/>
                 <w:sz w:val="26"/>
-              </w:rPr>
-            </w:r>
-            <w:r>
-              <w:rPr>
-                <w:rFonts w:ascii="Times New Roman" w:hAnsi="Times New Roman"/>
-                <w:b w:val="0"/>
-                <w:sz w:val="26"/>
-              </w:rPr>
-              <w:t>15</w:t>
+                <w:rFonts w:ascii="Times New Roman" w:hAnsi="Times New Roman" w:cs="Times New Roman"/>
+              </w:rPr>
+            </w:r>
+            <w:r>
+              <w:rPr>
+                <w:rFonts w:ascii="Times New Roman" w:hAnsi="Times New Roman"/>
+                <w:b w:val="0"/>
+                <w:sz w:val="26"/>
+                <w:rFonts w:ascii="Times New Roman" w:hAnsi="Times New Roman" w:cs="Times New Roman"/>
+              </w:rPr>
+              <w:t>14</w:t>
             </w:r>
           </w:p>
         </w:tc>
@@ -2960,15 +3113,17 @@
               <w:rPr>
                 <w:rFonts w:ascii="Times New Roman" w:hAnsi="Times New Roman"/>
                 <w:sz w:val="26"/>
-              </w:rPr>
-            </w:r>
-            <w:r>
-              <w:rPr>
-                <w:rFonts w:ascii="Times New Roman" w:hAnsi="Times New Roman"/>
-                <w:b w:val="0"/>
-                <w:sz w:val="26"/>
-              </w:rPr>
-              <w:t>Tìm hiểu kỹ thuật chèo thuyền; lắp robot chèo thuyền.</w:t>
+                <w:rFonts w:ascii="Times New Roman" w:hAnsi="Times New Roman" w:cs="Times New Roman"/>
+              </w:rPr>
+            </w:r>
+            <w:r>
+              <w:rPr>
+                <w:rFonts w:ascii="Times New Roman" w:hAnsi="Times New Roman"/>
+                <w:b w:val="0"/>
+                <w:sz w:val="26"/>
+                <w:rFonts w:ascii="Times New Roman" w:hAnsi="Times New Roman" w:cs="Times New Roman"/>
+              </w:rPr>
+              <w:t>Tìm hiểu giá trị dinh dưỡng và cấu tạo loài mực; lắp robot mực.</w:t>
             </w:r>
           </w:p>
         </w:tc>
@@ -2987,15 +3142,17 @@
               <w:rPr>
                 <w:rFonts w:ascii="Times New Roman" w:hAnsi="Times New Roman"/>
                 <w:sz w:val="26"/>
-              </w:rPr>
-            </w:r>
-            <w:r>
-              <w:rPr>
-                <w:rFonts w:ascii="Times New Roman" w:hAnsi="Times New Roman"/>
-                <w:b w:val="0"/>
-                <w:sz w:val="26"/>
-              </w:rPr>
-              <w:t>16</w:t>
+                <w:rFonts w:ascii="Times New Roman" w:hAnsi="Times New Roman" w:cs="Times New Roman"/>
+              </w:rPr>
+            </w:r>
+            <w:r>
+              <w:rPr>
+                <w:rFonts w:ascii="Times New Roman" w:hAnsi="Times New Roman"/>
+                <w:b w:val="0"/>
+                <w:sz w:val="26"/>
+                <w:rFonts w:ascii="Times New Roman" w:hAnsi="Times New Roman" w:cs="Times New Roman"/>
+              </w:rPr>
+              <w:t>15</w:t>
             </w:r>
           </w:p>
         </w:tc>
@@ -3011,15 +3168,17 @@
               <w:rPr>
                 <w:rFonts w:ascii="Times New Roman" w:hAnsi="Times New Roman"/>
                 <w:sz w:val="26"/>
-              </w:rPr>
-            </w:r>
-            <w:r>
-              <w:rPr>
-                <w:rFonts w:ascii="Times New Roman" w:hAnsi="Times New Roman"/>
-                <w:b w:val="0"/>
-                <w:sz w:val="26"/>
-              </w:rPr>
-              <w:t>Bài 14. Bắt đầu chuyến hành trình cùng tàu hoả</w:t>
+                <w:rFonts w:ascii="Times New Roman" w:hAnsi="Times New Roman" w:cs="Times New Roman"/>
+              </w:rPr>
+            </w:r>
+            <w:r>
+              <w:rPr>
+                <w:rFonts w:ascii="Times New Roman" w:hAnsi="Times New Roman"/>
+                <w:b w:val="0"/>
+                <w:sz w:val="26"/>
+                <w:rFonts w:ascii="Times New Roman" w:hAnsi="Times New Roman" w:cs="Times New Roman"/>
+              </w:rPr>
+              <w:t>Bài 13. Hoạt động mùa hè</w:t>
             </w:r>
           </w:p>
         </w:tc>
@@ -3036,15 +3195,17 @@
               <w:rPr>
                 <w:rFonts w:ascii="Times New Roman" w:hAnsi="Times New Roman"/>
                 <w:sz w:val="26"/>
-              </w:rPr>
-            </w:r>
-            <w:r>
-              <w:rPr>
-                <w:rFonts w:ascii="Times New Roman" w:hAnsi="Times New Roman"/>
-                <w:b w:val="0"/>
-                <w:sz w:val="26"/>
-              </w:rPr>
-              <w:t>16</w:t>
+                <w:rFonts w:ascii="Times New Roman" w:hAnsi="Times New Roman" w:cs="Times New Roman"/>
+              </w:rPr>
+            </w:r>
+            <w:r>
+              <w:rPr>
+                <w:rFonts w:ascii="Times New Roman" w:hAnsi="Times New Roman"/>
+                <w:b w:val="0"/>
+                <w:sz w:val="26"/>
+                <w:rFonts w:ascii="Times New Roman" w:hAnsi="Times New Roman" w:cs="Times New Roman"/>
+              </w:rPr>
+              <w:t>15</w:t>
             </w:r>
           </w:p>
         </w:tc>
@@ -3060,15 +3221,17 @@
               <w:rPr>
                 <w:rFonts w:ascii="Times New Roman" w:hAnsi="Times New Roman"/>
                 <w:sz w:val="26"/>
-              </w:rPr>
-            </w:r>
-            <w:r>
-              <w:rPr>
-                <w:rFonts w:ascii="Times New Roman" w:hAnsi="Times New Roman"/>
-                <w:b w:val="0"/>
-                <w:sz w:val="26"/>
-              </w:rPr>
-              <w:t>Tìm hiểu công dụng, cấu tạo tàu hỏa; lắp mô hình tàu hỏa.</w:t>
+                <w:rFonts w:ascii="Times New Roman" w:hAnsi="Times New Roman" w:cs="Times New Roman"/>
+              </w:rPr>
+            </w:r>
+            <w:r>
+              <w:rPr>
+                <w:rFonts w:ascii="Times New Roman" w:hAnsi="Times New Roman"/>
+                <w:b w:val="0"/>
+                <w:sz w:val="26"/>
+                <w:rFonts w:ascii="Times New Roman" w:hAnsi="Times New Roman" w:cs="Times New Roman"/>
+              </w:rPr>
+              <w:t>Tìm hiểu kỹ thuật chèo thuyền; lắp robot chèo thuyền.</w:t>
             </w:r>
           </w:p>
         </w:tc>
@@ -3087,15 +3250,17 @@
               <w:rPr>
                 <w:rFonts w:ascii="Times New Roman" w:hAnsi="Times New Roman"/>
                 <w:sz w:val="26"/>
-              </w:rPr>
-            </w:r>
-            <w:r>
-              <w:rPr>
-                <w:rFonts w:ascii="Times New Roman" w:hAnsi="Times New Roman"/>
-                <w:b w:val="0"/>
-                <w:sz w:val="26"/>
-              </w:rPr>
-              <w:t>17</w:t>
+                <w:rFonts w:ascii="Times New Roman" w:hAnsi="Times New Roman" w:cs="Times New Roman"/>
+              </w:rPr>
+            </w:r>
+            <w:r>
+              <w:rPr>
+                <w:rFonts w:ascii="Times New Roman" w:hAnsi="Times New Roman"/>
+                <w:b w:val="0"/>
+                <w:sz w:val="26"/>
+                <w:rFonts w:ascii="Times New Roman" w:hAnsi="Times New Roman" w:cs="Times New Roman"/>
+              </w:rPr>
+              <w:t>16</w:t>
             </w:r>
           </w:p>
         </w:tc>
@@ -3111,15 +3276,17 @@
               <w:rPr>
                 <w:rFonts w:ascii="Times New Roman" w:hAnsi="Times New Roman"/>
                 <w:sz w:val="26"/>
-              </w:rPr>
-            </w:r>
-            <w:r>
-              <w:rPr>
-                <w:rFonts w:ascii="Times New Roman" w:hAnsi="Times New Roman"/>
-                <w:b w:val="0"/>
-                <w:sz w:val="26"/>
-              </w:rPr>
-              <w:t>Bài 15. Phía trên bầu trời</w:t>
+                <w:rFonts w:ascii="Times New Roman" w:hAnsi="Times New Roman" w:cs="Times New Roman"/>
+              </w:rPr>
+            </w:r>
+            <w:r>
+              <w:rPr>
+                <w:rFonts w:ascii="Times New Roman" w:hAnsi="Times New Roman"/>
+                <w:b w:val="0"/>
+                <w:sz w:val="26"/>
+                <w:rFonts w:ascii="Times New Roman" w:hAnsi="Times New Roman" w:cs="Times New Roman"/>
+              </w:rPr>
+              <w:t>Bài 14. Bắt đầu chuyến hành trình cùng tàu hoả</w:t>
             </w:r>
           </w:p>
         </w:tc>
@@ -3136,15 +3303,17 @@
               <w:rPr>
                 <w:rFonts w:ascii="Times New Roman" w:hAnsi="Times New Roman"/>
                 <w:sz w:val="26"/>
-              </w:rPr>
-            </w:r>
-            <w:r>
-              <w:rPr>
-                <w:rFonts w:ascii="Times New Roman" w:hAnsi="Times New Roman"/>
-                <w:b w:val="0"/>
-                <w:sz w:val="26"/>
-              </w:rPr>
-              <w:t>17</w:t>
+                <w:rFonts w:ascii="Times New Roman" w:hAnsi="Times New Roman" w:cs="Times New Roman"/>
+              </w:rPr>
+            </w:r>
+            <w:r>
+              <w:rPr>
+                <w:rFonts w:ascii="Times New Roman" w:hAnsi="Times New Roman"/>
+                <w:b w:val="0"/>
+                <w:sz w:val="26"/>
+                <w:rFonts w:ascii="Times New Roman" w:hAnsi="Times New Roman" w:cs="Times New Roman"/>
+              </w:rPr>
+              <w:t>16</w:t>
             </w:r>
           </w:p>
         </w:tc>
@@ -3160,15 +3329,17 @@
               <w:rPr>
                 <w:rFonts w:ascii="Times New Roman" w:hAnsi="Times New Roman"/>
                 <w:sz w:val="26"/>
-              </w:rPr>
-            </w:r>
-            <w:r>
-              <w:rPr>
-                <w:rFonts w:ascii="Times New Roman" w:hAnsi="Times New Roman"/>
-                <w:b w:val="0"/>
-                <w:sz w:val="26"/>
-              </w:rPr>
-              <w:t>Phân biệt các loại máy bay; lắp mô hình máy bay.</w:t>
+                <w:rFonts w:ascii="Times New Roman" w:hAnsi="Times New Roman" w:cs="Times New Roman"/>
+              </w:rPr>
+            </w:r>
+            <w:r>
+              <w:rPr>
+                <w:rFonts w:ascii="Times New Roman" w:hAnsi="Times New Roman"/>
+                <w:b w:val="0"/>
+                <w:sz w:val="26"/>
+                <w:rFonts w:ascii="Times New Roman" w:hAnsi="Times New Roman" w:cs="Times New Roman"/>
+              </w:rPr>
+              <w:t>Tìm hiểu công dụng, cấu tạo tàu hỏa; lắp mô hình tàu hỏa.</w:t>
             </w:r>
           </w:p>
         </w:tc>
@@ -3187,15 +3358,17 @@
               <w:rPr>
                 <w:rFonts w:ascii="Times New Roman" w:hAnsi="Times New Roman"/>
                 <w:sz w:val="26"/>
-              </w:rPr>
-            </w:r>
-            <w:r>
-              <w:rPr>
-                <w:rFonts w:ascii="Times New Roman" w:hAnsi="Times New Roman"/>
-                <w:b/>
-                <w:sz w:val="26"/>
-              </w:rPr>
-              <w:t>18</w:t>
+                <w:rFonts w:ascii="Times New Roman" w:hAnsi="Times New Roman" w:cs="Times New Roman"/>
+              </w:rPr>
+            </w:r>
+            <w:r>
+              <w:rPr>
+                <w:rFonts w:ascii="Times New Roman" w:hAnsi="Times New Roman"/>
+                <w:b w:val="0"/>
+                <w:sz w:val="26"/>
+                <w:rFonts w:ascii="Times New Roman" w:hAnsi="Times New Roman" w:cs="Times New Roman"/>
+              </w:rPr>
+              <w:t>17</w:t>
             </w:r>
           </w:p>
         </w:tc>
@@ -3211,15 +3384,17 @@
               <w:rPr>
                 <w:rFonts w:ascii="Times New Roman" w:hAnsi="Times New Roman"/>
                 <w:sz w:val="26"/>
-              </w:rPr>
-            </w:r>
-            <w:r>
-              <w:rPr>
-                <w:rFonts w:ascii="Times New Roman" w:hAnsi="Times New Roman"/>
-                <w:b/>
-                <w:sz w:val="26"/>
-              </w:rPr>
-              <w:t>Ôn tập Đánh giá định kỳ 2</w:t>
+                <w:rFonts w:ascii="Times New Roman" w:hAnsi="Times New Roman" w:cs="Times New Roman"/>
+              </w:rPr>
+            </w:r>
+            <w:r>
+              <w:rPr>
+                <w:rFonts w:ascii="Times New Roman" w:hAnsi="Times New Roman"/>
+                <w:b w:val="0"/>
+                <w:sz w:val="26"/>
+                <w:rFonts w:ascii="Times New Roman" w:hAnsi="Times New Roman" w:cs="Times New Roman"/>
+              </w:rPr>
+              <w:t>Bài 15. Phía trên bầu trời</w:t>
             </w:r>
           </w:p>
         </w:tc>
@@ -3236,15 +3411,17 @@
               <w:rPr>
                 <w:rFonts w:ascii="Times New Roman" w:hAnsi="Times New Roman"/>
                 <w:sz w:val="26"/>
-              </w:rPr>
-            </w:r>
-            <w:r>
-              <w:rPr>
-                <w:rFonts w:ascii="Times New Roman" w:hAnsi="Times New Roman"/>
-                <w:b/>
-                <w:sz w:val="26"/>
-              </w:rPr>
-              <w:t>18</w:t>
+                <w:rFonts w:ascii="Times New Roman" w:hAnsi="Times New Roman" w:cs="Times New Roman"/>
+              </w:rPr>
+            </w:r>
+            <w:r>
+              <w:rPr>
+                <w:rFonts w:ascii="Times New Roman" w:hAnsi="Times New Roman"/>
+                <w:b w:val="0"/>
+                <w:sz w:val="26"/>
+                <w:rFonts w:ascii="Times New Roman" w:hAnsi="Times New Roman" w:cs="Times New Roman"/>
+              </w:rPr>
+              <w:t>17</w:t>
             </w:r>
           </w:p>
         </w:tc>
@@ -3260,15 +3437,17 @@
               <w:rPr>
                 <w:rFonts w:ascii="Times New Roman" w:hAnsi="Times New Roman"/>
                 <w:sz w:val="26"/>
-              </w:rPr>
-            </w:r>
-            <w:r>
-              <w:rPr>
-                <w:rFonts w:ascii="Times New Roman" w:hAnsi="Times New Roman"/>
-                <w:b w:val="0"/>
-                <w:sz w:val="26"/>
-              </w:rPr>
-              <w:t>Hệ thống hóa kiến thức chuẩn bị Đánh giá định kỳ 2.</w:t>
+                <w:rFonts w:ascii="Times New Roman" w:hAnsi="Times New Roman" w:cs="Times New Roman"/>
+              </w:rPr>
+            </w:r>
+            <w:r>
+              <w:rPr>
+                <w:rFonts w:ascii="Times New Roman" w:hAnsi="Times New Roman"/>
+                <w:b w:val="0"/>
+                <w:sz w:val="26"/>
+                <w:rFonts w:ascii="Times New Roman" w:hAnsi="Times New Roman" w:cs="Times New Roman"/>
+              </w:rPr>
+              <w:t>Phân biệt các loại máy bay; lắp mô hình máy bay.</w:t>
             </w:r>
           </w:p>
         </w:tc>
@@ -3287,6 +3466,7 @@
               <w:rPr>
                 <w:rFonts w:ascii="Times New Roman" w:hAnsi="Times New Roman"/>
                 <w:sz w:val="26"/>
+                <w:rFonts w:ascii="Times New Roman" w:hAnsi="Times New Roman" w:cs="Times New Roman"/>
               </w:rPr>
             </w:r>
             <w:r>
@@ -3294,8 +3474,9 @@
                 <w:rFonts w:ascii="Times New Roman" w:hAnsi="Times New Roman"/>
                 <w:b/>
                 <w:sz w:val="26"/>
-              </w:rPr>
-              <w:t>19</w:t>
+                <w:rFonts w:ascii="Times New Roman" w:hAnsi="Times New Roman" w:cs="Times New Roman"/>
+              </w:rPr>
+              <w:t>18</w:t>
             </w:r>
           </w:p>
         </w:tc>
@@ -3311,6 +3492,7 @@
               <w:rPr>
                 <w:rFonts w:ascii="Times New Roman" w:hAnsi="Times New Roman"/>
                 <w:sz w:val="26"/>
+                <w:rFonts w:ascii="Times New Roman" w:hAnsi="Times New Roman" w:cs="Times New Roman"/>
               </w:rPr>
             </w:r>
             <w:r>
@@ -3318,8 +3500,9 @@
                 <w:rFonts w:ascii="Times New Roman" w:hAnsi="Times New Roman"/>
                 <w:b/>
                 <w:sz w:val="26"/>
-              </w:rPr>
-              <w:t>Đánh giá định kỳ 2</w:t>
+                <w:rFonts w:ascii="Times New Roman" w:hAnsi="Times New Roman" w:cs="Times New Roman"/>
+              </w:rPr>
+              <w:t>Ôn tập Đánh giá định kỳ 2</w:t>
             </w:r>
           </w:p>
         </w:tc>
@@ -3336,6 +3519,7 @@
               <w:rPr>
                 <w:rFonts w:ascii="Times New Roman" w:hAnsi="Times New Roman"/>
                 <w:sz w:val="26"/>
+                <w:rFonts w:ascii="Times New Roman" w:hAnsi="Times New Roman" w:cs="Times New Roman"/>
               </w:rPr>
             </w:r>
             <w:r>
@@ -3343,8 +3527,9 @@
                 <w:rFonts w:ascii="Times New Roman" w:hAnsi="Times New Roman"/>
                 <w:b/>
                 <w:sz w:val="26"/>
-              </w:rPr>
-              <w:t>19</w:t>
+                <w:rFonts w:ascii="Times New Roman" w:hAnsi="Times New Roman" w:cs="Times New Roman"/>
+              </w:rPr>
+              <w:t>18</w:t>
             </w:r>
           </w:p>
         </w:tc>
@@ -3360,15 +3545,17 @@
               <w:rPr>
                 <w:rFonts w:ascii="Times New Roman" w:hAnsi="Times New Roman"/>
                 <w:sz w:val="26"/>
-              </w:rPr>
-            </w:r>
-            <w:r>
-              <w:rPr>
-                <w:rFonts w:ascii="Times New Roman" w:hAnsi="Times New Roman"/>
-                <w:b w:val="0"/>
-                <w:sz w:val="26"/>
-              </w:rPr>
-              <w:t>Kiểm tra đánh giá kết quả học tập thực hành Robotics.</w:t>
+                <w:rFonts w:ascii="Times New Roman" w:hAnsi="Times New Roman" w:cs="Times New Roman"/>
+              </w:rPr>
+            </w:r>
+            <w:r>
+              <w:rPr>
+                <w:rFonts w:ascii="Times New Roman" w:hAnsi="Times New Roman"/>
+                <w:b w:val="0"/>
+                <w:sz w:val="26"/>
+                <w:rFonts w:ascii="Times New Roman" w:hAnsi="Times New Roman" w:cs="Times New Roman"/>
+              </w:rPr>
+              <w:t>Hệ thống hóa kiến thức chuẩn bị Đánh giá định kỳ 2.</w:t>
             </w:r>
           </w:p>
         </w:tc>
@@ -3387,15 +3574,17 @@
               <w:rPr>
                 <w:rFonts w:ascii="Times New Roman" w:hAnsi="Times New Roman"/>
                 <w:sz w:val="26"/>
-              </w:rPr>
-            </w:r>
-            <w:r>
-              <w:rPr>
-                <w:rFonts w:ascii="Times New Roman" w:hAnsi="Times New Roman"/>
-                <w:b w:val="0"/>
-                <w:sz w:val="26"/>
-              </w:rPr>
-              <w:t>20</w:t>
+                <w:rFonts w:ascii="Times New Roman" w:hAnsi="Times New Roman" w:cs="Times New Roman"/>
+              </w:rPr>
+            </w:r>
+            <w:r>
+              <w:rPr>
+                <w:rFonts w:ascii="Times New Roman" w:hAnsi="Times New Roman"/>
+                <w:b/>
+                <w:sz w:val="26"/>
+                <w:rFonts w:ascii="Times New Roman" w:hAnsi="Times New Roman" w:cs="Times New Roman"/>
+              </w:rPr>
+              <w:t>19</w:t>
             </w:r>
           </w:p>
         </w:tc>
@@ -3411,15 +3600,17 @@
               <w:rPr>
                 <w:rFonts w:ascii="Times New Roman" w:hAnsi="Times New Roman"/>
                 <w:sz w:val="26"/>
-              </w:rPr>
-            </w:r>
-            <w:r>
-              <w:rPr>
-                <w:rFonts w:ascii="Times New Roman" w:hAnsi="Times New Roman"/>
-                <w:b w:val="0"/>
-                <w:sz w:val="26"/>
-              </w:rPr>
-              <w:t>Bài 16. Khám phá vũ trụ rộng lớn</w:t>
+                <w:rFonts w:ascii="Times New Roman" w:hAnsi="Times New Roman" w:cs="Times New Roman"/>
+              </w:rPr>
+            </w:r>
+            <w:r>
+              <w:rPr>
+                <w:rFonts w:ascii="Times New Roman" w:hAnsi="Times New Roman"/>
+                <w:b/>
+                <w:sz w:val="26"/>
+                <w:rFonts w:ascii="Times New Roman" w:hAnsi="Times New Roman" w:cs="Times New Roman"/>
+              </w:rPr>
+              <w:t>Đánh giá định kỳ 2</w:t>
             </w:r>
           </w:p>
         </w:tc>
@@ -3436,15 +3627,17 @@
               <w:rPr>
                 <w:rFonts w:ascii="Times New Roman" w:hAnsi="Times New Roman"/>
                 <w:sz w:val="26"/>
-              </w:rPr>
-            </w:r>
-            <w:r>
-              <w:rPr>
-                <w:rFonts w:ascii="Times New Roman" w:hAnsi="Times New Roman"/>
-                <w:b w:val="0"/>
-                <w:sz w:val="26"/>
-              </w:rPr>
-              <w:t>20</w:t>
+                <w:rFonts w:ascii="Times New Roman" w:hAnsi="Times New Roman" w:cs="Times New Roman"/>
+              </w:rPr>
+            </w:r>
+            <w:r>
+              <w:rPr>
+                <w:rFonts w:ascii="Times New Roman" w:hAnsi="Times New Roman"/>
+                <w:b/>
+                <w:sz w:val="26"/>
+                <w:rFonts w:ascii="Times New Roman" w:hAnsi="Times New Roman" w:cs="Times New Roman"/>
+              </w:rPr>
+              <w:t>19</w:t>
             </w:r>
           </w:p>
         </w:tc>
@@ -3460,15 +3653,17 @@
               <w:rPr>
                 <w:rFonts w:ascii="Times New Roman" w:hAnsi="Times New Roman"/>
                 <w:sz w:val="26"/>
-              </w:rPr>
-            </w:r>
-            <w:r>
-              <w:rPr>
-                <w:rFonts w:ascii="Times New Roman" w:hAnsi="Times New Roman"/>
-                <w:b w:val="0"/>
-                <w:sz w:val="26"/>
-              </w:rPr>
-              <w:t>Tìm hiểu nguyên lý tàu vũ trụ; lắp mô hình tàu vũ trụ.</w:t>
+                <w:rFonts w:ascii="Times New Roman" w:hAnsi="Times New Roman" w:cs="Times New Roman"/>
+              </w:rPr>
+            </w:r>
+            <w:r>
+              <w:rPr>
+                <w:rFonts w:ascii="Times New Roman" w:hAnsi="Times New Roman"/>
+                <w:b w:val="0"/>
+                <w:sz w:val="26"/>
+                <w:rFonts w:ascii="Times New Roman" w:hAnsi="Times New Roman" w:cs="Times New Roman"/>
+              </w:rPr>
+              <w:t>Kiểm tra đánh giá kết quả học tập thực hành Robotics.</w:t>
             </w:r>
           </w:p>
         </w:tc>
@@ -3487,15 +3682,17 @@
               <w:rPr>
                 <w:rFonts w:ascii="Times New Roman" w:hAnsi="Times New Roman"/>
                 <w:sz w:val="26"/>
-              </w:rPr>
-            </w:r>
-            <w:r>
-              <w:rPr>
-                <w:rFonts w:ascii="Times New Roman" w:hAnsi="Times New Roman"/>
-                <w:b w:val="0"/>
-                <w:sz w:val="26"/>
-              </w:rPr>
-              <w:t>21</w:t>
+                <w:rFonts w:ascii="Times New Roman" w:hAnsi="Times New Roman" w:cs="Times New Roman"/>
+              </w:rPr>
+            </w:r>
+            <w:r>
+              <w:rPr>
+                <w:rFonts w:ascii="Times New Roman" w:hAnsi="Times New Roman"/>
+                <w:b w:val="0"/>
+                <w:sz w:val="26"/>
+                <w:rFonts w:ascii="Times New Roman" w:hAnsi="Times New Roman" w:cs="Times New Roman"/>
+              </w:rPr>
+              <w:t>20</w:t>
             </w:r>
           </w:p>
         </w:tc>
@@ -3511,15 +3708,17 @@
               <w:rPr>
                 <w:rFonts w:ascii="Times New Roman" w:hAnsi="Times New Roman"/>
                 <w:sz w:val="26"/>
-              </w:rPr>
-            </w:r>
-            <w:r>
-              <w:rPr>
-                <w:rFonts w:ascii="Times New Roman" w:hAnsi="Times New Roman"/>
-                <w:b w:val="0"/>
-                <w:sz w:val="26"/>
-              </w:rPr>
-              <w:t>Bài 17. Máy bắn đá khổng lồ</w:t>
+                <w:rFonts w:ascii="Times New Roman" w:hAnsi="Times New Roman" w:cs="Times New Roman"/>
+              </w:rPr>
+            </w:r>
+            <w:r>
+              <w:rPr>
+                <w:rFonts w:ascii="Times New Roman" w:hAnsi="Times New Roman"/>
+                <w:b w:val="0"/>
+                <w:sz w:val="26"/>
+                <w:rFonts w:ascii="Times New Roman" w:hAnsi="Times New Roman" w:cs="Times New Roman"/>
+              </w:rPr>
+              <w:t>Bài 16. Khám phá vũ trụ rộng lớn</w:t>
             </w:r>
           </w:p>
         </w:tc>
@@ -3536,15 +3735,17 @@
               <w:rPr>
                 <w:rFonts w:ascii="Times New Roman" w:hAnsi="Times New Roman"/>
                 <w:sz w:val="26"/>
-              </w:rPr>
-            </w:r>
-            <w:r>
-              <w:rPr>
-                <w:rFonts w:ascii="Times New Roman" w:hAnsi="Times New Roman"/>
-                <w:b w:val="0"/>
-                <w:sz w:val="26"/>
-              </w:rPr>
-              <w:t>21</w:t>
+                <w:rFonts w:ascii="Times New Roman" w:hAnsi="Times New Roman" w:cs="Times New Roman"/>
+              </w:rPr>
+            </w:r>
+            <w:r>
+              <w:rPr>
+                <w:rFonts w:ascii="Times New Roman" w:hAnsi="Times New Roman"/>
+                <w:b w:val="0"/>
+                <w:sz w:val="26"/>
+                <w:rFonts w:ascii="Times New Roman" w:hAnsi="Times New Roman" w:cs="Times New Roman"/>
+              </w:rPr>
+              <w:t>20</w:t>
             </w:r>
           </w:p>
         </w:tc>
@@ -3560,15 +3761,17 @@
               <w:rPr>
                 <w:rFonts w:ascii="Times New Roman" w:hAnsi="Times New Roman"/>
                 <w:sz w:val="26"/>
-              </w:rPr>
-            </w:r>
-            <w:r>
-              <w:rPr>
-                <w:rFonts w:ascii="Times New Roman" w:hAnsi="Times New Roman"/>
-                <w:b w:val="0"/>
-                <w:sz w:val="26"/>
-              </w:rPr>
-              <w:t>Tìm hiểu cấu tạo máy bắn đá và thử nghiệm tầm bắn.</w:t>
+                <w:rFonts w:ascii="Times New Roman" w:hAnsi="Times New Roman" w:cs="Times New Roman"/>
+              </w:rPr>
+            </w:r>
+            <w:r>
+              <w:rPr>
+                <w:rFonts w:ascii="Times New Roman" w:hAnsi="Times New Roman"/>
+                <w:b w:val="0"/>
+                <w:sz w:val="26"/>
+                <w:rFonts w:ascii="Times New Roman" w:hAnsi="Times New Roman" w:cs="Times New Roman"/>
+              </w:rPr>
+              <w:t>Tìm hiểu nguyên lý tàu vũ trụ; lắp mô hình tàu vũ trụ.</w:t>
             </w:r>
           </w:p>
         </w:tc>
@@ -3587,15 +3790,17 @@
               <w:rPr>
                 <w:rFonts w:ascii="Times New Roman" w:hAnsi="Times New Roman"/>
                 <w:sz w:val="26"/>
-              </w:rPr>
-            </w:r>
-            <w:r>
-              <w:rPr>
-                <w:rFonts w:ascii="Times New Roman" w:hAnsi="Times New Roman"/>
-                <w:b w:val="0"/>
-                <w:sz w:val="26"/>
-              </w:rPr>
-              <w:t>22</w:t>
+                <w:rFonts w:ascii="Times New Roman" w:hAnsi="Times New Roman" w:cs="Times New Roman"/>
+              </w:rPr>
+            </w:r>
+            <w:r>
+              <w:rPr>
+                <w:rFonts w:ascii="Times New Roman" w:hAnsi="Times New Roman"/>
+                <w:b w:val="0"/>
+                <w:sz w:val="26"/>
+                <w:rFonts w:ascii="Times New Roman" w:hAnsi="Times New Roman" w:cs="Times New Roman"/>
+              </w:rPr>
+              <w:t>21</w:t>
             </w:r>
           </w:p>
         </w:tc>
@@ -3611,15 +3816,17 @@
               <w:rPr>
                 <w:rFonts w:ascii="Times New Roman" w:hAnsi="Times New Roman"/>
                 <w:sz w:val="26"/>
-              </w:rPr>
-            </w:r>
-            <w:r>
-              <w:rPr>
-                <w:rFonts w:ascii="Times New Roman" w:hAnsi="Times New Roman"/>
-                <w:b w:val="0"/>
-                <w:sz w:val="26"/>
-              </w:rPr>
-              <w:t>Bài 18. Trò chơi dân gian</w:t>
+                <w:rFonts w:ascii="Times New Roman" w:hAnsi="Times New Roman" w:cs="Times New Roman"/>
+              </w:rPr>
+            </w:r>
+            <w:r>
+              <w:rPr>
+                <w:rFonts w:ascii="Times New Roman" w:hAnsi="Times New Roman"/>
+                <w:b w:val="0"/>
+                <w:sz w:val="26"/>
+                <w:rFonts w:ascii="Times New Roman" w:hAnsi="Times New Roman" w:cs="Times New Roman"/>
+              </w:rPr>
+              <w:t>Bài 17. Máy bắn đá khổng lồ</w:t>
             </w:r>
           </w:p>
         </w:tc>
@@ -3636,15 +3843,17 @@
               <w:rPr>
                 <w:rFonts w:ascii="Times New Roman" w:hAnsi="Times New Roman"/>
                 <w:sz w:val="26"/>
-              </w:rPr>
-            </w:r>
-            <w:r>
-              <w:rPr>
-                <w:rFonts w:ascii="Times New Roman" w:hAnsi="Times New Roman"/>
-                <w:b w:val="0"/>
-                <w:sz w:val="26"/>
-              </w:rPr>
-              <w:t>22</w:t>
+                <w:rFonts w:ascii="Times New Roman" w:hAnsi="Times New Roman" w:cs="Times New Roman"/>
+              </w:rPr>
+            </w:r>
+            <w:r>
+              <w:rPr>
+                <w:rFonts w:ascii="Times New Roman" w:hAnsi="Times New Roman"/>
+                <w:b w:val="0"/>
+                <w:sz w:val="26"/>
+                <w:rFonts w:ascii="Times New Roman" w:hAnsi="Times New Roman" w:cs="Times New Roman"/>
+              </w:rPr>
+              <w:t>21</w:t>
             </w:r>
           </w:p>
         </w:tc>
@@ -3660,15 +3869,17 @@
               <w:rPr>
                 <w:rFonts w:ascii="Times New Roman" w:hAnsi="Times New Roman"/>
                 <w:sz w:val="26"/>
-              </w:rPr>
-            </w:r>
-            <w:r>
-              <w:rPr>
-                <w:rFonts w:ascii="Times New Roman" w:hAnsi="Times New Roman"/>
-                <w:b w:val="0"/>
-                <w:sz w:val="26"/>
-              </w:rPr>
-              <w:t>Tìm hiểu kỹ thuật tâng cầu; lắp mô hình trò chơi dân gian.</w:t>
+                <w:rFonts w:ascii="Times New Roman" w:hAnsi="Times New Roman" w:cs="Times New Roman"/>
+              </w:rPr>
+            </w:r>
+            <w:r>
+              <w:rPr>
+                <w:rFonts w:ascii="Times New Roman" w:hAnsi="Times New Roman"/>
+                <w:b w:val="0"/>
+                <w:sz w:val="26"/>
+                <w:rFonts w:ascii="Times New Roman" w:hAnsi="Times New Roman" w:cs="Times New Roman"/>
+              </w:rPr>
+              <w:t>Tìm hiểu cấu tạo máy bắn đá và thử nghiệm tầm bắn.</w:t>
             </w:r>
           </w:p>
         </w:tc>
@@ -3687,15 +3898,17 @@
               <w:rPr>
                 <w:rFonts w:ascii="Times New Roman" w:hAnsi="Times New Roman"/>
                 <w:sz w:val="26"/>
-              </w:rPr>
-            </w:r>
-            <w:r>
-              <w:rPr>
-                <w:rFonts w:ascii="Times New Roman" w:hAnsi="Times New Roman"/>
-                <w:b w:val="0"/>
-                <w:sz w:val="26"/>
-              </w:rPr>
-              <w:t>23</w:t>
+                <w:rFonts w:ascii="Times New Roman" w:hAnsi="Times New Roman" w:cs="Times New Roman"/>
+              </w:rPr>
+            </w:r>
+            <w:r>
+              <w:rPr>
+                <w:rFonts w:ascii="Times New Roman" w:hAnsi="Times New Roman"/>
+                <w:b w:val="0"/>
+                <w:sz w:val="26"/>
+                <w:rFonts w:ascii="Times New Roman" w:hAnsi="Times New Roman" w:cs="Times New Roman"/>
+              </w:rPr>
+              <w:t>22</w:t>
             </w:r>
           </w:p>
         </w:tc>
@@ -3711,15 +3924,17 @@
               <w:rPr>
                 <w:rFonts w:ascii="Times New Roman" w:hAnsi="Times New Roman"/>
                 <w:sz w:val="26"/>
-              </w:rPr>
-            </w:r>
-            <w:r>
-              <w:rPr>
-                <w:rFonts w:ascii="Times New Roman" w:hAnsi="Times New Roman"/>
-                <w:b w:val="0"/>
-                <w:sz w:val="26"/>
-              </w:rPr>
-              <w:t>Bài 19. Khám phá trò chơi truyền thống các nước</w:t>
+                <w:rFonts w:ascii="Times New Roman" w:hAnsi="Times New Roman" w:cs="Times New Roman"/>
+              </w:rPr>
+            </w:r>
+            <w:r>
+              <w:rPr>
+                <w:rFonts w:ascii="Times New Roman" w:hAnsi="Times New Roman"/>
+                <w:b w:val="0"/>
+                <w:sz w:val="26"/>
+                <w:rFonts w:ascii="Times New Roman" w:hAnsi="Times New Roman" w:cs="Times New Roman"/>
+              </w:rPr>
+              <w:t>Bài 18. Trò chơi dân gian</w:t>
             </w:r>
           </w:p>
         </w:tc>
@@ -3736,15 +3951,17 @@
               <w:rPr>
                 <w:rFonts w:ascii="Times New Roman" w:hAnsi="Times New Roman"/>
                 <w:sz w:val="26"/>
-              </w:rPr>
-            </w:r>
-            <w:r>
-              <w:rPr>
-                <w:rFonts w:ascii="Times New Roman" w:hAnsi="Times New Roman"/>
-                <w:b w:val="0"/>
-                <w:sz w:val="26"/>
-              </w:rPr>
-              <w:t>23</w:t>
+                <w:rFonts w:ascii="Times New Roman" w:hAnsi="Times New Roman" w:cs="Times New Roman"/>
+              </w:rPr>
+            </w:r>
+            <w:r>
+              <w:rPr>
+                <w:rFonts w:ascii="Times New Roman" w:hAnsi="Times New Roman"/>
+                <w:b w:val="0"/>
+                <w:sz w:val="26"/>
+                <w:rFonts w:ascii="Times New Roman" w:hAnsi="Times New Roman" w:cs="Times New Roman"/>
+              </w:rPr>
+              <w:t>22</w:t>
             </w:r>
           </w:p>
         </w:tc>
@@ -3760,15 +3977,17 @@
               <w:rPr>
                 <w:rFonts w:ascii="Times New Roman" w:hAnsi="Times New Roman"/>
                 <w:sz w:val="26"/>
-              </w:rPr>
-            </w:r>
-            <w:r>
-              <w:rPr>
-                <w:rFonts w:ascii="Times New Roman" w:hAnsi="Times New Roman"/>
-                <w:b w:val="0"/>
-                <w:sz w:val="26"/>
-              </w:rPr>
-              <w:t>Tìm hiểu luật chơi ném mũi tên; lắp mô hình trò chơi truyền thống.</w:t>
+                <w:rFonts w:ascii="Times New Roman" w:hAnsi="Times New Roman" w:cs="Times New Roman"/>
+              </w:rPr>
+            </w:r>
+            <w:r>
+              <w:rPr>
+                <w:rFonts w:ascii="Times New Roman" w:hAnsi="Times New Roman"/>
+                <w:b w:val="0"/>
+                <w:sz w:val="26"/>
+                <w:rFonts w:ascii="Times New Roman" w:hAnsi="Times New Roman" w:cs="Times New Roman"/>
+              </w:rPr>
+              <w:t>Tìm hiểu kỹ thuật tâng cầu; lắp mô hình trò chơi dân gian.</w:t>
             </w:r>
           </w:p>
         </w:tc>
@@ -3787,15 +4006,17 @@
               <w:rPr>
                 <w:rFonts w:ascii="Times New Roman" w:hAnsi="Times New Roman"/>
                 <w:sz w:val="26"/>
-              </w:rPr>
-            </w:r>
-            <w:r>
-              <w:rPr>
-                <w:rFonts w:ascii="Times New Roman" w:hAnsi="Times New Roman"/>
-                <w:b w:val="0"/>
-                <w:sz w:val="26"/>
-              </w:rPr>
-              <w:t>24</w:t>
+                <w:rFonts w:ascii="Times New Roman" w:hAnsi="Times New Roman" w:cs="Times New Roman"/>
+              </w:rPr>
+            </w:r>
+            <w:r>
+              <w:rPr>
+                <w:rFonts w:ascii="Times New Roman" w:hAnsi="Times New Roman"/>
+                <w:b w:val="0"/>
+                <w:sz w:val="26"/>
+                <w:rFonts w:ascii="Times New Roman" w:hAnsi="Times New Roman" w:cs="Times New Roman"/>
+              </w:rPr>
+              <w:t>23</w:t>
             </w:r>
           </w:p>
         </w:tc>
@@ -3811,15 +4032,17 @@
               <w:rPr>
                 <w:rFonts w:ascii="Times New Roman" w:hAnsi="Times New Roman"/>
                 <w:sz w:val="26"/>
-              </w:rPr>
-            </w:r>
-            <w:r>
-              <w:rPr>
-                <w:rFonts w:ascii="Times New Roman" w:hAnsi="Times New Roman"/>
-                <w:b w:val="0"/>
-                <w:sz w:val="26"/>
-              </w:rPr>
-              <w:t>Bài 20. Đấu vật thú vị</w:t>
+                <w:rFonts w:ascii="Times New Roman" w:hAnsi="Times New Roman" w:cs="Times New Roman"/>
+              </w:rPr>
+            </w:r>
+            <w:r>
+              <w:rPr>
+                <w:rFonts w:ascii="Times New Roman" w:hAnsi="Times New Roman"/>
+                <w:b w:val="0"/>
+                <w:sz w:val="26"/>
+                <w:rFonts w:ascii="Times New Roman" w:hAnsi="Times New Roman" w:cs="Times New Roman"/>
+              </w:rPr>
+              <w:t>Bài 19. Khám phá trò chơi truyền thống các nước</w:t>
             </w:r>
           </w:p>
         </w:tc>
@@ -3836,15 +4059,17 @@
               <w:rPr>
                 <w:rFonts w:ascii="Times New Roman" w:hAnsi="Times New Roman"/>
                 <w:sz w:val="26"/>
-              </w:rPr>
-            </w:r>
-            <w:r>
-              <w:rPr>
-                <w:rFonts w:ascii="Times New Roman" w:hAnsi="Times New Roman"/>
-                <w:b w:val="0"/>
-                <w:sz w:val="26"/>
-              </w:rPr>
-              <w:t>24</w:t>
+                <w:rFonts w:ascii="Times New Roman" w:hAnsi="Times New Roman" w:cs="Times New Roman"/>
+              </w:rPr>
+            </w:r>
+            <w:r>
+              <w:rPr>
+                <w:rFonts w:ascii="Times New Roman" w:hAnsi="Times New Roman"/>
+                <w:b w:val="0"/>
+                <w:sz w:val="26"/>
+                <w:rFonts w:ascii="Times New Roman" w:hAnsi="Times New Roman" w:cs="Times New Roman"/>
+              </w:rPr>
+              <w:t>23</w:t>
             </w:r>
           </w:p>
         </w:tc>
@@ -3860,15 +4085,17 @@
               <w:rPr>
                 <w:rFonts w:ascii="Times New Roman" w:hAnsi="Times New Roman"/>
                 <w:sz w:val="26"/>
-              </w:rPr>
-            </w:r>
-            <w:r>
-              <w:rPr>
-                <w:rFonts w:ascii="Times New Roman" w:hAnsi="Times New Roman"/>
-                <w:b w:val="0"/>
-                <w:sz w:val="26"/>
-              </w:rPr>
-              <w:t>Phân biệt thể thao đối kháng; lắp robot đấu vật.</w:t>
+                <w:rFonts w:ascii="Times New Roman" w:hAnsi="Times New Roman" w:cs="Times New Roman"/>
+              </w:rPr>
+            </w:r>
+            <w:r>
+              <w:rPr>
+                <w:rFonts w:ascii="Times New Roman" w:hAnsi="Times New Roman"/>
+                <w:b w:val="0"/>
+                <w:sz w:val="26"/>
+                <w:rFonts w:ascii="Times New Roman" w:hAnsi="Times New Roman" w:cs="Times New Roman"/>
+              </w:rPr>
+              <w:t>Tìm hiểu luật chơi ném mũi tên; lắp mô hình trò chơi truyền thống.</w:t>
             </w:r>
           </w:p>
         </w:tc>
@@ -3887,15 +4114,17 @@
               <w:rPr>
                 <w:rFonts w:ascii="Times New Roman" w:hAnsi="Times New Roman"/>
                 <w:sz w:val="26"/>
-              </w:rPr>
-            </w:r>
-            <w:r>
-              <w:rPr>
-                <w:rFonts w:ascii="Times New Roman" w:hAnsi="Times New Roman"/>
-                <w:b w:val="0"/>
-                <w:sz w:val="26"/>
-              </w:rPr>
-              <w:t>25</w:t>
+                <w:rFonts w:ascii="Times New Roman" w:hAnsi="Times New Roman" w:cs="Times New Roman"/>
+              </w:rPr>
+            </w:r>
+            <w:r>
+              <w:rPr>
+                <w:rFonts w:ascii="Times New Roman" w:hAnsi="Times New Roman"/>
+                <w:b w:val="0"/>
+                <w:sz w:val="26"/>
+                <w:rFonts w:ascii="Times New Roman" w:hAnsi="Times New Roman" w:cs="Times New Roman"/>
+              </w:rPr>
+              <w:t>24</w:t>
             </w:r>
           </w:p>
         </w:tc>
@@ -3911,15 +4140,17 @@
               <w:rPr>
                 <w:rFonts w:ascii="Times New Roman" w:hAnsi="Times New Roman"/>
                 <w:sz w:val="26"/>
-              </w:rPr>
-            </w:r>
-            <w:r>
-              <w:rPr>
-                <w:rFonts w:ascii="Times New Roman" w:hAnsi="Times New Roman"/>
-                <w:b w:val="0"/>
-                <w:sz w:val="26"/>
-              </w:rPr>
-              <w:t>Bài 21. Sóc nhỏ dễ thương</w:t>
+                <w:rFonts w:ascii="Times New Roman" w:hAnsi="Times New Roman" w:cs="Times New Roman"/>
+              </w:rPr>
+            </w:r>
+            <w:r>
+              <w:rPr>
+                <w:rFonts w:ascii="Times New Roman" w:hAnsi="Times New Roman"/>
+                <w:b w:val="0"/>
+                <w:sz w:val="26"/>
+                <w:rFonts w:ascii="Times New Roman" w:hAnsi="Times New Roman" w:cs="Times New Roman"/>
+              </w:rPr>
+              <w:t>Bài 20. Đấu vật thú vị</w:t>
             </w:r>
           </w:p>
         </w:tc>
@@ -3936,15 +4167,17 @@
               <w:rPr>
                 <w:rFonts w:ascii="Times New Roman" w:hAnsi="Times New Roman"/>
                 <w:sz w:val="26"/>
-              </w:rPr>
-            </w:r>
-            <w:r>
-              <w:rPr>
-                <w:rFonts w:ascii="Times New Roman" w:hAnsi="Times New Roman"/>
-                <w:b w:val="0"/>
-                <w:sz w:val="26"/>
-              </w:rPr>
-              <w:t>25</w:t>
+                <w:rFonts w:ascii="Times New Roman" w:hAnsi="Times New Roman" w:cs="Times New Roman"/>
+              </w:rPr>
+            </w:r>
+            <w:r>
+              <w:rPr>
+                <w:rFonts w:ascii="Times New Roman" w:hAnsi="Times New Roman"/>
+                <w:b w:val="0"/>
+                <w:sz w:val="26"/>
+                <w:rFonts w:ascii="Times New Roman" w:hAnsi="Times New Roman" w:cs="Times New Roman"/>
+              </w:rPr>
+              <w:t>24</w:t>
             </w:r>
           </w:p>
         </w:tc>
@@ -3960,15 +4193,17 @@
               <w:rPr>
                 <w:rFonts w:ascii="Times New Roman" w:hAnsi="Times New Roman"/>
                 <w:sz w:val="26"/>
-              </w:rPr>
-            </w:r>
-            <w:r>
-              <w:rPr>
-                <w:rFonts w:ascii="Times New Roman" w:hAnsi="Times New Roman"/>
-                <w:b w:val="0"/>
-                <w:sz w:val="26"/>
-              </w:rPr>
-              <w:t>Tìm hiểu đặc trưng ngoại hình sóc; lắp robot sóc nhỏ.</w:t>
+                <w:rFonts w:ascii="Times New Roman" w:hAnsi="Times New Roman" w:cs="Times New Roman"/>
+              </w:rPr>
+            </w:r>
+            <w:r>
+              <w:rPr>
+                <w:rFonts w:ascii="Times New Roman" w:hAnsi="Times New Roman"/>
+                <w:b w:val="0"/>
+                <w:sz w:val="26"/>
+                <w:rFonts w:ascii="Times New Roman" w:hAnsi="Times New Roman" w:cs="Times New Roman"/>
+              </w:rPr>
+              <w:t>Phân biệt thể thao đối kháng; lắp robot đấu vật.</w:t>
             </w:r>
           </w:p>
         </w:tc>
@@ -3987,15 +4222,17 @@
               <w:rPr>
                 <w:rFonts w:ascii="Times New Roman" w:hAnsi="Times New Roman"/>
                 <w:sz w:val="26"/>
-              </w:rPr>
-            </w:r>
-            <w:r>
-              <w:rPr>
-                <w:rFonts w:ascii="Times New Roman" w:hAnsi="Times New Roman"/>
-                <w:b w:val="0"/>
-                <w:sz w:val="26"/>
-              </w:rPr>
-              <w:t>26</w:t>
+                <w:rFonts w:ascii="Times New Roman" w:hAnsi="Times New Roman" w:cs="Times New Roman"/>
+              </w:rPr>
+            </w:r>
+            <w:r>
+              <w:rPr>
+                <w:rFonts w:ascii="Times New Roman" w:hAnsi="Times New Roman"/>
+                <w:b w:val="0"/>
+                <w:sz w:val="26"/>
+                <w:rFonts w:ascii="Times New Roman" w:hAnsi="Times New Roman" w:cs="Times New Roman"/>
+              </w:rPr>
+              <w:t>25</w:t>
             </w:r>
           </w:p>
         </w:tc>
@@ -4011,15 +4248,17 @@
               <w:rPr>
                 <w:rFonts w:ascii="Times New Roman" w:hAnsi="Times New Roman"/>
                 <w:sz w:val="26"/>
-              </w:rPr>
-            </w:r>
-            <w:r>
-              <w:rPr>
-                <w:rFonts w:ascii="Times New Roman" w:hAnsi="Times New Roman"/>
-                <w:b w:val="0"/>
-                <w:sz w:val="26"/>
-              </w:rPr>
-              <w:t>Bài 22. Chú hươu tuyệt đẹp</w:t>
+                <w:rFonts w:ascii="Times New Roman" w:hAnsi="Times New Roman" w:cs="Times New Roman"/>
+              </w:rPr>
+            </w:r>
+            <w:r>
+              <w:rPr>
+                <w:rFonts w:ascii="Times New Roman" w:hAnsi="Times New Roman"/>
+                <w:b w:val="0"/>
+                <w:sz w:val="26"/>
+                <w:rFonts w:ascii="Times New Roman" w:hAnsi="Times New Roman" w:cs="Times New Roman"/>
+              </w:rPr>
+              <w:t>Bài 21. Sóc nhỏ dễ thương</w:t>
             </w:r>
           </w:p>
         </w:tc>
@@ -4036,15 +4275,17 @@
               <w:rPr>
                 <w:rFonts w:ascii="Times New Roman" w:hAnsi="Times New Roman"/>
                 <w:sz w:val="26"/>
-              </w:rPr>
-            </w:r>
-            <w:r>
-              <w:rPr>
-                <w:rFonts w:ascii="Times New Roman" w:hAnsi="Times New Roman"/>
-                <w:b w:val="0"/>
-                <w:sz w:val="26"/>
-              </w:rPr>
-              <w:t>26</w:t>
+                <w:rFonts w:ascii="Times New Roman" w:hAnsi="Times New Roman" w:cs="Times New Roman"/>
+              </w:rPr>
+            </w:r>
+            <w:r>
+              <w:rPr>
+                <w:rFonts w:ascii="Times New Roman" w:hAnsi="Times New Roman"/>
+                <w:b w:val="0"/>
+                <w:sz w:val="26"/>
+                <w:rFonts w:ascii="Times New Roman" w:hAnsi="Times New Roman" w:cs="Times New Roman"/>
+              </w:rPr>
+              <w:t>25</w:t>
             </w:r>
           </w:p>
         </w:tc>
@@ -4060,15 +4301,17 @@
               <w:rPr>
                 <w:rFonts w:ascii="Times New Roman" w:hAnsi="Times New Roman"/>
                 <w:sz w:val="26"/>
-              </w:rPr>
-            </w:r>
-            <w:r>
-              <w:rPr>
-                <w:rFonts w:ascii="Times New Roman" w:hAnsi="Times New Roman"/>
-                <w:b w:val="0"/>
-                <w:sz w:val="26"/>
-              </w:rPr>
-              <w:t>Tìm hiểu tập tính chú hươu; lắp robot hươu.</w:t>
+                <w:rFonts w:ascii="Times New Roman" w:hAnsi="Times New Roman" w:cs="Times New Roman"/>
+              </w:rPr>
+            </w:r>
+            <w:r>
+              <w:rPr>
+                <w:rFonts w:ascii="Times New Roman" w:hAnsi="Times New Roman"/>
+                <w:b w:val="0"/>
+                <w:sz w:val="26"/>
+                <w:rFonts w:ascii="Times New Roman" w:hAnsi="Times New Roman" w:cs="Times New Roman"/>
+              </w:rPr>
+              <w:t>Tìm hiểu đặc trưng ngoại hình sóc; lắp robot sóc nhỏ.</w:t>
             </w:r>
           </w:p>
         </w:tc>
@@ -4087,15 +4330,17 @@
               <w:rPr>
                 <w:rFonts w:ascii="Times New Roman" w:hAnsi="Times New Roman"/>
                 <w:sz w:val="26"/>
-              </w:rPr>
-            </w:r>
-            <w:r>
-              <w:rPr>
-                <w:rFonts w:ascii="Times New Roman" w:hAnsi="Times New Roman"/>
-                <w:b/>
-                <w:sz w:val="26"/>
-              </w:rPr>
-              <w:t>27</w:t>
+                <w:rFonts w:ascii="Times New Roman" w:hAnsi="Times New Roman" w:cs="Times New Roman"/>
+              </w:rPr>
+            </w:r>
+            <w:r>
+              <w:rPr>
+                <w:rFonts w:ascii="Times New Roman" w:hAnsi="Times New Roman"/>
+                <w:b w:val="0"/>
+                <w:sz w:val="26"/>
+                <w:rFonts w:ascii="Times New Roman" w:hAnsi="Times New Roman" w:cs="Times New Roman"/>
+              </w:rPr>
+              <w:t>26</w:t>
             </w:r>
           </w:p>
         </w:tc>
@@ -4111,15 +4356,17 @@
               <w:rPr>
                 <w:rFonts w:ascii="Times New Roman" w:hAnsi="Times New Roman"/>
                 <w:sz w:val="26"/>
-              </w:rPr>
-            </w:r>
-            <w:r>
-              <w:rPr>
-                <w:rFonts w:ascii="Times New Roman" w:hAnsi="Times New Roman"/>
-                <w:b/>
-                <w:sz w:val="26"/>
-              </w:rPr>
-              <w:t>Ôn tập Đánh giá định kỳ 3</w:t>
+                <w:rFonts w:ascii="Times New Roman" w:hAnsi="Times New Roman" w:cs="Times New Roman"/>
+              </w:rPr>
+            </w:r>
+            <w:r>
+              <w:rPr>
+                <w:rFonts w:ascii="Times New Roman" w:hAnsi="Times New Roman"/>
+                <w:b w:val="0"/>
+                <w:sz w:val="26"/>
+                <w:rFonts w:ascii="Times New Roman" w:hAnsi="Times New Roman" w:cs="Times New Roman"/>
+              </w:rPr>
+              <w:t>Bài 22. Chú hươu tuyệt đẹp</w:t>
             </w:r>
           </w:p>
         </w:tc>
@@ -4136,15 +4383,17 @@
               <w:rPr>
                 <w:rFonts w:ascii="Times New Roman" w:hAnsi="Times New Roman"/>
                 <w:sz w:val="26"/>
-              </w:rPr>
-            </w:r>
-            <w:r>
-              <w:rPr>
-                <w:rFonts w:ascii="Times New Roman" w:hAnsi="Times New Roman"/>
-                <w:b/>
-                <w:sz w:val="26"/>
-              </w:rPr>
-              <w:t>27</w:t>
+                <w:rFonts w:ascii="Times New Roman" w:hAnsi="Times New Roman" w:cs="Times New Roman"/>
+              </w:rPr>
+            </w:r>
+            <w:r>
+              <w:rPr>
+                <w:rFonts w:ascii="Times New Roman" w:hAnsi="Times New Roman"/>
+                <w:b w:val="0"/>
+                <w:sz w:val="26"/>
+                <w:rFonts w:ascii="Times New Roman" w:hAnsi="Times New Roman" w:cs="Times New Roman"/>
+              </w:rPr>
+              <w:t>26</w:t>
             </w:r>
           </w:p>
         </w:tc>
@@ -4160,15 +4409,17 @@
               <w:rPr>
                 <w:rFonts w:ascii="Times New Roman" w:hAnsi="Times New Roman"/>
                 <w:sz w:val="26"/>
-              </w:rPr>
-            </w:r>
-            <w:r>
-              <w:rPr>
-                <w:rFonts w:ascii="Times New Roman" w:hAnsi="Times New Roman"/>
-                <w:b w:val="0"/>
-                <w:sz w:val="26"/>
-              </w:rPr>
-              <w:t>Hệ thống hóa kiến thức chuẩn bị Đánh giá định kỳ 3.</w:t>
+                <w:rFonts w:ascii="Times New Roman" w:hAnsi="Times New Roman" w:cs="Times New Roman"/>
+              </w:rPr>
+            </w:r>
+            <w:r>
+              <w:rPr>
+                <w:rFonts w:ascii="Times New Roman" w:hAnsi="Times New Roman"/>
+                <w:b w:val="0"/>
+                <w:sz w:val="26"/>
+                <w:rFonts w:ascii="Times New Roman" w:hAnsi="Times New Roman" w:cs="Times New Roman"/>
+              </w:rPr>
+              <w:t>Tìm hiểu tập tính chú hươu; lắp robot hươu.</w:t>
             </w:r>
           </w:p>
         </w:tc>
@@ -4187,6 +4438,7 @@
               <w:rPr>
                 <w:rFonts w:ascii="Times New Roman" w:hAnsi="Times New Roman"/>
                 <w:sz w:val="26"/>
+                <w:rFonts w:ascii="Times New Roman" w:hAnsi="Times New Roman" w:cs="Times New Roman"/>
               </w:rPr>
             </w:r>
             <w:r>
@@ -4194,8 +4446,9 @@
                 <w:rFonts w:ascii="Times New Roman" w:hAnsi="Times New Roman"/>
                 <w:b/>
                 <w:sz w:val="26"/>
-              </w:rPr>
-              <w:t>28</w:t>
+                <w:rFonts w:ascii="Times New Roman" w:hAnsi="Times New Roman" w:cs="Times New Roman"/>
+              </w:rPr>
+              <w:t>27</w:t>
             </w:r>
           </w:p>
         </w:tc>
@@ -4211,6 +4464,7 @@
               <w:rPr>
                 <w:rFonts w:ascii="Times New Roman" w:hAnsi="Times New Roman"/>
                 <w:sz w:val="26"/>
+                <w:rFonts w:ascii="Times New Roman" w:hAnsi="Times New Roman" w:cs="Times New Roman"/>
               </w:rPr>
             </w:r>
             <w:r>
@@ -4218,8 +4472,9 @@
                 <w:rFonts w:ascii="Times New Roman" w:hAnsi="Times New Roman"/>
                 <w:b/>
                 <w:sz w:val="26"/>
-              </w:rPr>
-              <w:t>Đánh giá định kỳ 3</w:t>
+                <w:rFonts w:ascii="Times New Roman" w:hAnsi="Times New Roman" w:cs="Times New Roman"/>
+              </w:rPr>
+              <w:t>Ôn tập Đánh giá định kỳ 3</w:t>
             </w:r>
           </w:p>
         </w:tc>
@@ -4236,6 +4491,7 @@
               <w:rPr>
                 <w:rFonts w:ascii="Times New Roman" w:hAnsi="Times New Roman"/>
                 <w:sz w:val="26"/>
+                <w:rFonts w:ascii="Times New Roman" w:hAnsi="Times New Roman" w:cs="Times New Roman"/>
               </w:rPr>
             </w:r>
             <w:r>
@@ -4243,8 +4499,9 @@
                 <w:rFonts w:ascii="Times New Roman" w:hAnsi="Times New Roman"/>
                 <w:b/>
                 <w:sz w:val="26"/>
-              </w:rPr>
-              <w:t>28</w:t>
+                <w:rFonts w:ascii="Times New Roman" w:hAnsi="Times New Roman" w:cs="Times New Roman"/>
+              </w:rPr>
+              <w:t>27</w:t>
             </w:r>
           </w:p>
         </w:tc>
@@ -4260,15 +4517,17 @@
               <w:rPr>
                 <w:rFonts w:ascii="Times New Roman" w:hAnsi="Times New Roman"/>
                 <w:sz w:val="26"/>
-              </w:rPr>
-            </w:r>
-            <w:r>
-              <w:rPr>
-                <w:rFonts w:ascii="Times New Roman" w:hAnsi="Times New Roman"/>
-                <w:b w:val="0"/>
-                <w:sz w:val="26"/>
-              </w:rPr>
-              <w:t>Kiểm tra đánh giá kết quả học tập thực hành Robotics.</w:t>
+                <w:rFonts w:ascii="Times New Roman" w:hAnsi="Times New Roman" w:cs="Times New Roman"/>
+              </w:rPr>
+            </w:r>
+            <w:r>
+              <w:rPr>
+                <w:rFonts w:ascii="Times New Roman" w:hAnsi="Times New Roman"/>
+                <w:b w:val="0"/>
+                <w:sz w:val="26"/>
+                <w:rFonts w:ascii="Times New Roman" w:hAnsi="Times New Roman" w:cs="Times New Roman"/>
+              </w:rPr>
+              <w:t>Hệ thống hóa kiến thức chuẩn bị Đánh giá định kỳ 3.</w:t>
             </w:r>
           </w:p>
         </w:tc>
@@ -4287,15 +4546,17 @@
               <w:rPr>
                 <w:rFonts w:ascii="Times New Roman" w:hAnsi="Times New Roman"/>
                 <w:sz w:val="26"/>
-              </w:rPr>
-            </w:r>
-            <w:r>
-              <w:rPr>
-                <w:rFonts w:ascii="Times New Roman" w:hAnsi="Times New Roman"/>
-                <w:b w:val="0"/>
-                <w:sz w:val="26"/>
-              </w:rPr>
-              <w:t>29</w:t>
+                <w:rFonts w:ascii="Times New Roman" w:hAnsi="Times New Roman" w:cs="Times New Roman"/>
+              </w:rPr>
+            </w:r>
+            <w:r>
+              <w:rPr>
+                <w:rFonts w:ascii="Times New Roman" w:hAnsi="Times New Roman"/>
+                <w:b/>
+                <w:sz w:val="26"/>
+                <w:rFonts w:ascii="Times New Roman" w:hAnsi="Times New Roman" w:cs="Times New Roman"/>
+              </w:rPr>
+              <w:t>28</w:t>
             </w:r>
           </w:p>
         </w:tc>
@@ -4311,15 +4572,17 @@
               <w:rPr>
                 <w:rFonts w:ascii="Times New Roman" w:hAnsi="Times New Roman"/>
                 <w:sz w:val="26"/>
-              </w:rPr>
-            </w:r>
-            <w:r>
-              <w:rPr>
-                <w:rFonts w:ascii="Times New Roman" w:hAnsi="Times New Roman"/>
-                <w:b w:val="0"/>
-                <w:sz w:val="26"/>
-              </w:rPr>
-              <w:t>Bài 23. Chú rùa thông minh</w:t>
+                <w:rFonts w:ascii="Times New Roman" w:hAnsi="Times New Roman" w:cs="Times New Roman"/>
+              </w:rPr>
+            </w:r>
+            <w:r>
+              <w:rPr>
+                <w:rFonts w:ascii="Times New Roman" w:hAnsi="Times New Roman"/>
+                <w:b/>
+                <w:sz w:val="26"/>
+                <w:rFonts w:ascii="Times New Roman" w:hAnsi="Times New Roman" w:cs="Times New Roman"/>
+              </w:rPr>
+              <w:t>Đánh giá định kỳ 3</w:t>
             </w:r>
           </w:p>
         </w:tc>
@@ -4336,15 +4599,17 @@
               <w:rPr>
                 <w:rFonts w:ascii="Times New Roman" w:hAnsi="Times New Roman"/>
                 <w:sz w:val="26"/>
-              </w:rPr>
-            </w:r>
-            <w:r>
-              <w:rPr>
-                <w:rFonts w:ascii="Times New Roman" w:hAnsi="Times New Roman"/>
-                <w:b w:val="0"/>
-                <w:sz w:val="26"/>
-              </w:rPr>
-              <w:t>29</w:t>
+                <w:rFonts w:ascii="Times New Roman" w:hAnsi="Times New Roman" w:cs="Times New Roman"/>
+              </w:rPr>
+            </w:r>
+            <w:r>
+              <w:rPr>
+                <w:rFonts w:ascii="Times New Roman" w:hAnsi="Times New Roman"/>
+                <w:b/>
+                <w:sz w:val="26"/>
+                <w:rFonts w:ascii="Times New Roman" w:hAnsi="Times New Roman" w:cs="Times New Roman"/>
+              </w:rPr>
+              <w:t>28</w:t>
             </w:r>
           </w:p>
         </w:tc>
@@ -4360,15 +4625,17 @@
               <w:rPr>
                 <w:rFonts w:ascii="Times New Roman" w:hAnsi="Times New Roman"/>
                 <w:sz w:val="26"/>
-              </w:rPr>
-            </w:r>
-            <w:r>
-              <w:rPr>
-                <w:rFonts w:ascii="Times New Roman" w:hAnsi="Times New Roman"/>
-                <w:b w:val="0"/>
-                <w:sz w:val="26"/>
-              </w:rPr>
-              <w:t>Tìm hiểu vòng đời loài rùa; lắp robot rùa bò.</w:t>
+                <w:rFonts w:ascii="Times New Roman" w:hAnsi="Times New Roman" w:cs="Times New Roman"/>
+              </w:rPr>
+            </w:r>
+            <w:r>
+              <w:rPr>
+                <w:rFonts w:ascii="Times New Roman" w:hAnsi="Times New Roman"/>
+                <w:b w:val="0"/>
+                <w:sz w:val="26"/>
+                <w:rFonts w:ascii="Times New Roman" w:hAnsi="Times New Roman" w:cs="Times New Roman"/>
+              </w:rPr>
+              <w:t>Kiểm tra đánh giá kết quả học tập thực hành Robotics.</w:t>
             </w:r>
           </w:p>
         </w:tc>
@@ -4387,15 +4654,17 @@
               <w:rPr>
                 <w:rFonts w:ascii="Times New Roman" w:hAnsi="Times New Roman"/>
                 <w:sz w:val="26"/>
-              </w:rPr>
-            </w:r>
-            <w:r>
-              <w:rPr>
-                <w:rFonts w:ascii="Times New Roman" w:hAnsi="Times New Roman"/>
-                <w:b w:val="0"/>
-                <w:sz w:val="26"/>
-              </w:rPr>
-              <w:t>30</w:t>
+                <w:rFonts w:ascii="Times New Roman" w:hAnsi="Times New Roman" w:cs="Times New Roman"/>
+              </w:rPr>
+            </w:r>
+            <w:r>
+              <w:rPr>
+                <w:rFonts w:ascii="Times New Roman" w:hAnsi="Times New Roman"/>
+                <w:b w:val="0"/>
+                <w:sz w:val="26"/>
+                <w:rFonts w:ascii="Times New Roman" w:hAnsi="Times New Roman" w:cs="Times New Roman"/>
+              </w:rPr>
+              <w:t>29</w:t>
             </w:r>
           </w:p>
         </w:tc>
@@ -4411,15 +4680,17 @@
               <w:rPr>
                 <w:rFonts w:ascii="Times New Roman" w:hAnsi="Times New Roman"/>
                 <w:sz w:val="26"/>
-              </w:rPr>
-            </w:r>
-            <w:r>
-              <w:rPr>
-                <w:rFonts w:ascii="Times New Roman" w:hAnsi="Times New Roman"/>
-                <w:b w:val="0"/>
-                <w:sz w:val="26"/>
-              </w:rPr>
-              <w:t>Bài 24. Đôi chân mạnh mẽ của chuột túi</w:t>
+                <w:rFonts w:ascii="Times New Roman" w:hAnsi="Times New Roman" w:cs="Times New Roman"/>
+              </w:rPr>
+            </w:r>
+            <w:r>
+              <w:rPr>
+                <w:rFonts w:ascii="Times New Roman" w:hAnsi="Times New Roman"/>
+                <w:b w:val="0"/>
+                <w:sz w:val="26"/>
+                <w:rFonts w:ascii="Times New Roman" w:hAnsi="Times New Roman" w:cs="Times New Roman"/>
+              </w:rPr>
+              <w:t>Bài 23. Chú rùa thông minh</w:t>
             </w:r>
           </w:p>
         </w:tc>
@@ -4436,15 +4707,17 @@
               <w:rPr>
                 <w:rFonts w:ascii="Times New Roman" w:hAnsi="Times New Roman"/>
                 <w:sz w:val="26"/>
-              </w:rPr>
-            </w:r>
-            <w:r>
-              <w:rPr>
-                <w:rFonts w:ascii="Times New Roman" w:hAnsi="Times New Roman"/>
-                <w:b w:val="0"/>
-                <w:sz w:val="26"/>
-              </w:rPr>
-              <w:t>30</w:t>
+                <w:rFonts w:ascii="Times New Roman" w:hAnsi="Times New Roman" w:cs="Times New Roman"/>
+              </w:rPr>
+            </w:r>
+            <w:r>
+              <w:rPr>
+                <w:rFonts w:ascii="Times New Roman" w:hAnsi="Times New Roman"/>
+                <w:b w:val="0"/>
+                <w:sz w:val="26"/>
+                <w:rFonts w:ascii="Times New Roman" w:hAnsi="Times New Roman" w:cs="Times New Roman"/>
+              </w:rPr>
+              <w:t>29</w:t>
             </w:r>
           </w:p>
         </w:tc>
@@ -4460,15 +4733,17 @@
               <w:rPr>
                 <w:rFonts w:ascii="Times New Roman" w:hAnsi="Times New Roman"/>
                 <w:sz w:val="26"/>
-              </w:rPr>
-            </w:r>
-            <w:r>
-              <w:rPr>
-                <w:rFonts w:ascii="Times New Roman" w:hAnsi="Times New Roman"/>
-                <w:b w:val="0"/>
-                <w:sz w:val="26"/>
-              </w:rPr>
-              <w:t>Tìm hiểu cơ chế chuột túi nhảy cao; lắp robot chuột túi.</w:t>
+                <w:rFonts w:ascii="Times New Roman" w:hAnsi="Times New Roman" w:cs="Times New Roman"/>
+              </w:rPr>
+            </w:r>
+            <w:r>
+              <w:rPr>
+                <w:rFonts w:ascii="Times New Roman" w:hAnsi="Times New Roman"/>
+                <w:b w:val="0"/>
+                <w:sz w:val="26"/>
+                <w:rFonts w:ascii="Times New Roman" w:hAnsi="Times New Roman" w:cs="Times New Roman"/>
+              </w:rPr>
+              <w:t>Tìm hiểu vòng đời loài rùa; lắp robot rùa bò.</w:t>
             </w:r>
           </w:p>
         </w:tc>
@@ -4487,15 +4762,17 @@
               <w:rPr>
                 <w:rFonts w:ascii="Times New Roman" w:hAnsi="Times New Roman"/>
                 <w:sz w:val="26"/>
-              </w:rPr>
-            </w:r>
-            <w:r>
-              <w:rPr>
-                <w:rFonts w:ascii="Times New Roman" w:hAnsi="Times New Roman"/>
-                <w:b w:val="0"/>
-                <w:sz w:val="26"/>
-              </w:rPr>
-              <w:t>31</w:t>
+                <w:rFonts w:ascii="Times New Roman" w:hAnsi="Times New Roman" w:cs="Times New Roman"/>
+              </w:rPr>
+            </w:r>
+            <w:r>
+              <w:rPr>
+                <w:rFonts w:ascii="Times New Roman" w:hAnsi="Times New Roman"/>
+                <w:b w:val="0"/>
+                <w:sz w:val="26"/>
+                <w:rFonts w:ascii="Times New Roman" w:hAnsi="Times New Roman" w:cs="Times New Roman"/>
+              </w:rPr>
+              <w:t>30</w:t>
             </w:r>
           </w:p>
         </w:tc>
@@ -4511,15 +4788,17 @@
               <w:rPr>
                 <w:rFonts w:ascii="Times New Roman" w:hAnsi="Times New Roman"/>
                 <w:sz w:val="26"/>
-              </w:rPr>
-            </w:r>
-            <w:r>
-              <w:rPr>
-                <w:rFonts w:ascii="Times New Roman" w:hAnsi="Times New Roman"/>
-                <w:b w:val="0"/>
-                <w:sz w:val="26"/>
-              </w:rPr>
-              <w:t>Bài 25. Chú sư tử dũng mãnh</w:t>
+                <w:rFonts w:ascii="Times New Roman" w:hAnsi="Times New Roman" w:cs="Times New Roman"/>
+              </w:rPr>
+            </w:r>
+            <w:r>
+              <w:rPr>
+                <w:rFonts w:ascii="Times New Roman" w:hAnsi="Times New Roman"/>
+                <w:b w:val="0"/>
+                <w:sz w:val="26"/>
+                <w:rFonts w:ascii="Times New Roman" w:hAnsi="Times New Roman" w:cs="Times New Roman"/>
+              </w:rPr>
+              <w:t>Bài 24. Đôi chân mạnh mẽ của chuột túi</w:t>
             </w:r>
           </w:p>
         </w:tc>
@@ -4536,15 +4815,17 @@
               <w:rPr>
                 <w:rFonts w:ascii="Times New Roman" w:hAnsi="Times New Roman"/>
                 <w:sz w:val="26"/>
-              </w:rPr>
-            </w:r>
-            <w:r>
-              <w:rPr>
-                <w:rFonts w:ascii="Times New Roman" w:hAnsi="Times New Roman"/>
-                <w:b w:val="0"/>
-                <w:sz w:val="26"/>
-              </w:rPr>
-              <w:t>31</w:t>
+                <w:rFonts w:ascii="Times New Roman" w:hAnsi="Times New Roman" w:cs="Times New Roman"/>
+              </w:rPr>
+            </w:r>
+            <w:r>
+              <w:rPr>
+                <w:rFonts w:ascii="Times New Roman" w:hAnsi="Times New Roman"/>
+                <w:b w:val="0"/>
+                <w:sz w:val="26"/>
+                <w:rFonts w:ascii="Times New Roman" w:hAnsi="Times New Roman" w:cs="Times New Roman"/>
+              </w:rPr>
+              <w:t>30</w:t>
             </w:r>
           </w:p>
         </w:tc>
@@ -4560,15 +4841,17 @@
               <w:rPr>
                 <w:rFonts w:ascii="Times New Roman" w:hAnsi="Times New Roman"/>
                 <w:sz w:val="26"/>
-              </w:rPr>
-            </w:r>
-            <w:r>
-              <w:rPr>
-                <w:rFonts w:ascii="Times New Roman" w:hAnsi="Times New Roman"/>
-                <w:b w:val="0"/>
-                <w:sz w:val="26"/>
-              </w:rPr>
-              <w:t>Tìm hiểu tập tính sư tử; lắp robot sư tử.</w:t>
+                <w:rFonts w:ascii="Times New Roman" w:hAnsi="Times New Roman" w:cs="Times New Roman"/>
+              </w:rPr>
+            </w:r>
+            <w:r>
+              <w:rPr>
+                <w:rFonts w:ascii="Times New Roman" w:hAnsi="Times New Roman"/>
+                <w:b w:val="0"/>
+                <w:sz w:val="26"/>
+                <w:rFonts w:ascii="Times New Roman" w:hAnsi="Times New Roman" w:cs="Times New Roman"/>
+              </w:rPr>
+              <w:t>Tìm hiểu cơ chế chuột túi nhảy cao; lắp robot chuột túi.</w:t>
             </w:r>
           </w:p>
         </w:tc>
@@ -4587,15 +4870,17 @@
               <w:rPr>
                 <w:rFonts w:ascii="Times New Roman" w:hAnsi="Times New Roman"/>
                 <w:sz w:val="26"/>
-              </w:rPr>
-            </w:r>
-            <w:r>
-              <w:rPr>
-                <w:rFonts w:ascii="Times New Roman" w:hAnsi="Times New Roman"/>
-                <w:b w:val="0"/>
-                <w:sz w:val="26"/>
-              </w:rPr>
-              <w:t>32</w:t>
+                <w:rFonts w:ascii="Times New Roman" w:hAnsi="Times New Roman" w:cs="Times New Roman"/>
+              </w:rPr>
+            </w:r>
+            <w:r>
+              <w:rPr>
+                <w:rFonts w:ascii="Times New Roman" w:hAnsi="Times New Roman"/>
+                <w:b w:val="0"/>
+                <w:sz w:val="26"/>
+                <w:rFonts w:ascii="Times New Roman" w:hAnsi="Times New Roman" w:cs="Times New Roman"/>
+              </w:rPr>
+              <w:t>31</w:t>
             </w:r>
           </w:p>
         </w:tc>
@@ -4611,15 +4896,17 @@
               <w:rPr>
                 <w:rFonts w:ascii="Times New Roman" w:hAnsi="Times New Roman"/>
                 <w:sz w:val="26"/>
-              </w:rPr>
-            </w:r>
-            <w:r>
-              <w:rPr>
-                <w:rFonts w:ascii="Times New Roman" w:hAnsi="Times New Roman"/>
-                <w:b w:val="0"/>
-                <w:sz w:val="26"/>
-              </w:rPr>
-              <w:t>Bài 26. Chuột chũi, máy ủi dưới lòng đất</w:t>
+                <w:rFonts w:ascii="Times New Roman" w:hAnsi="Times New Roman" w:cs="Times New Roman"/>
+              </w:rPr>
+            </w:r>
+            <w:r>
+              <w:rPr>
+                <w:rFonts w:ascii="Times New Roman" w:hAnsi="Times New Roman"/>
+                <w:b w:val="0"/>
+                <w:sz w:val="26"/>
+                <w:rFonts w:ascii="Times New Roman" w:hAnsi="Times New Roman" w:cs="Times New Roman"/>
+              </w:rPr>
+              <w:t>Bài 25. Chú sư tử dũng mãnh</w:t>
             </w:r>
           </w:p>
         </w:tc>
@@ -4636,15 +4923,17 @@
               <w:rPr>
                 <w:rFonts w:ascii="Times New Roman" w:hAnsi="Times New Roman"/>
                 <w:sz w:val="26"/>
-              </w:rPr>
-            </w:r>
-            <w:r>
-              <w:rPr>
-                <w:rFonts w:ascii="Times New Roman" w:hAnsi="Times New Roman"/>
-                <w:b w:val="0"/>
-                <w:sz w:val="26"/>
-              </w:rPr>
-              <w:t>32</w:t>
+                <w:rFonts w:ascii="Times New Roman" w:hAnsi="Times New Roman" w:cs="Times New Roman"/>
+              </w:rPr>
+            </w:r>
+            <w:r>
+              <w:rPr>
+                <w:rFonts w:ascii="Times New Roman" w:hAnsi="Times New Roman"/>
+                <w:b w:val="0"/>
+                <w:sz w:val="26"/>
+                <w:rFonts w:ascii="Times New Roman" w:hAnsi="Times New Roman" w:cs="Times New Roman"/>
+              </w:rPr>
+              <w:t>31</w:t>
             </w:r>
           </w:p>
         </w:tc>
@@ -4660,15 +4949,17 @@
               <w:rPr>
                 <w:rFonts w:ascii="Times New Roman" w:hAnsi="Times New Roman"/>
                 <w:sz w:val="26"/>
-              </w:rPr>
-            </w:r>
-            <w:r>
-              <w:rPr>
-                <w:rFonts w:ascii="Times New Roman" w:hAnsi="Times New Roman"/>
-                <w:b w:val="0"/>
-                <w:sz w:val="26"/>
-              </w:rPr>
-              <w:t>Liên hệ chuột chũi với máy ủi; lắp robot chuột chũi/máy ủi.</w:t>
+                <w:rFonts w:ascii="Times New Roman" w:hAnsi="Times New Roman" w:cs="Times New Roman"/>
+              </w:rPr>
+            </w:r>
+            <w:r>
+              <w:rPr>
+                <w:rFonts w:ascii="Times New Roman" w:hAnsi="Times New Roman"/>
+                <w:b w:val="0"/>
+                <w:sz w:val="26"/>
+                <w:rFonts w:ascii="Times New Roman" w:hAnsi="Times New Roman" w:cs="Times New Roman"/>
+              </w:rPr>
+              <w:t>Tìm hiểu tập tính sư tử; lắp robot sư tử.</w:t>
             </w:r>
           </w:p>
         </w:tc>
@@ -4676,99 +4967,107 @@
       <w:tr>
         <w:tc>
           <w:tcPr>
-            <w:tcW w:type="dxa" w:w="846"/>
-          </w:tcPr>
-          <w:p>
-            <w:pPr>
-              <w:spacing w:before="20" w:after="20"/>
-              <w:jc w:val="center"/>
-            </w:pPr>
-            <w:r>
-              <w:rPr>
-                <w:rFonts w:ascii="Times New Roman" w:hAnsi="Times New Roman"/>
-                <w:sz w:val="26"/>
-              </w:rPr>
-            </w:r>
-            <w:r>
-              <w:rPr>
-                <w:rFonts w:ascii="Times New Roman" w:hAnsi="Times New Roman"/>
-                <w:b/>
-                <w:sz w:val="26"/>
-              </w:rPr>
-              <w:t>33</w:t>
-            </w:r>
-          </w:p>
-        </w:tc>
-        <w:tc>
-          <w:tcPr>
-            <w:tcW w:type="dxa" w:w="3118"/>
-          </w:tcPr>
-          <w:p>
-            <w:pPr>
-              <w:spacing w:before="20" w:after="20"/>
-            </w:pPr>
-            <w:r>
-              <w:rPr>
-                <w:rFonts w:ascii="Times New Roman" w:hAnsi="Times New Roman"/>
-                <w:sz w:val="26"/>
-              </w:rPr>
-            </w:r>
-            <w:r>
-              <w:rPr>
-                <w:rFonts w:ascii="Times New Roman" w:hAnsi="Times New Roman"/>
-                <w:b/>
-                <w:sz w:val="26"/>
-              </w:rPr>
-              <w:t>Ôn tập Đánh giá định kỳ 4</w:t>
-            </w:r>
-          </w:p>
-        </w:tc>
-        <w:tc>
-          <w:tcPr>
-            <w:tcW w:type="dxa" w:w="1134"/>
-          </w:tcPr>
-          <w:p>
-            <w:pPr>
-              <w:spacing w:before="20" w:after="20"/>
-              <w:jc w:val="center"/>
-            </w:pPr>
-            <w:r>
-              <w:rPr>
-                <w:rFonts w:ascii="Times New Roman" w:hAnsi="Times New Roman"/>
-                <w:sz w:val="26"/>
-              </w:rPr>
-            </w:r>
-            <w:r>
-              <w:rPr>
-                <w:rFonts w:ascii="Times New Roman" w:hAnsi="Times New Roman"/>
-                <w:b/>
-                <w:sz w:val="26"/>
-              </w:rPr>
-              <w:t>33</w:t>
-            </w:r>
-          </w:p>
-        </w:tc>
-        <w:tc>
-          <w:tcPr>
-            <w:tcW w:type="dxa" w:w="4536"/>
-          </w:tcPr>
-          <w:p>
-            <w:pPr>
-              <w:spacing w:before="20" w:after="20"/>
-            </w:pPr>
-            <w:r>
-              <w:rPr>
-                <w:rFonts w:ascii="Times New Roman" w:hAnsi="Times New Roman"/>
-                <w:sz w:val="26"/>
-              </w:rPr>
-            </w:r>
-            <w:r>
-              <w:rPr>
-                <w:rFonts w:ascii="Times New Roman" w:hAnsi="Times New Roman"/>
-                <w:b w:val="0"/>
-                <w:sz w:val="26"/>
-              </w:rPr>
-              <w:t>Hệ thống hóa kiến thức chuẩn bị Đánh giá định kỳ 4.</w:t>
+            <w:tcW w:w="846" w:type="dxa"/>
+          </w:tcPr>
+          <w:p>
+            <w:pPr>
+              <w:spacing w:before="20" w:after="20"/>
+              <w:jc w:val="center"/>
+            </w:pPr>
+            <w:r>
+              <w:rPr>
+                <w:rFonts w:ascii="Times New Roman" w:hAnsi="Times New Roman"/>
+                <w:sz w:val="26"/>
+                <w:rFonts w:ascii="Times New Roman" w:hAnsi="Times New Roman" w:cs="Times New Roman"/>
+              </w:rPr>
+            </w:r>
+            <w:r>
+              <w:rPr>
+                <w:rFonts w:ascii="Times New Roman" w:hAnsi="Times New Roman"/>
+                <w:b w:val="0"/>
+                <w:sz w:val="26"/>
+                <w:rFonts w:ascii="Times New Roman" w:hAnsi="Times New Roman" w:cs="Times New Roman"/>
+              </w:rPr>
+              <w:t>32</w:t>
+            </w:r>
+          </w:p>
+        </w:tc>
+        <w:tc>
+          <w:tcPr>
+            <w:tcW w:w="3118" w:type="dxa"/>
+          </w:tcPr>
+          <w:p>
+            <w:pPr>
+              <w:spacing w:before="20" w:after="20"/>
+            </w:pPr>
+            <w:r>
+              <w:rPr>
+                <w:rFonts w:ascii="Times New Roman" w:hAnsi="Times New Roman"/>
+                <w:sz w:val="26"/>
+                <w:rFonts w:ascii="Times New Roman" w:hAnsi="Times New Roman" w:cs="Times New Roman"/>
+              </w:rPr>
+            </w:r>
+            <w:r>
+              <w:rPr>
+                <w:rFonts w:ascii="Times New Roman" w:hAnsi="Times New Roman"/>
+                <w:b w:val="0"/>
+                <w:sz w:val="26"/>
+                <w:rFonts w:ascii="Times New Roman" w:hAnsi="Times New Roman" w:cs="Times New Roman"/>
+              </w:rPr>
+              <w:t>Bài 26. Chuột chũi, máy ủi dưới lòng đất</w:t>
+            </w:r>
+          </w:p>
+        </w:tc>
+        <w:tc>
+          <w:tcPr>
+            <w:tcW w:w="1134" w:type="dxa"/>
+          </w:tcPr>
+          <w:p>
+            <w:pPr>
+              <w:spacing w:before="20" w:after="20"/>
+              <w:jc w:val="center"/>
+            </w:pPr>
+            <w:r>
+              <w:rPr>
+                <w:rFonts w:ascii="Times New Roman" w:hAnsi="Times New Roman"/>
+                <w:sz w:val="26"/>
+                <w:rFonts w:ascii="Times New Roman" w:hAnsi="Times New Roman" w:cs="Times New Roman"/>
+              </w:rPr>
+            </w:r>
+            <w:r>
+              <w:rPr>
+                <w:rFonts w:ascii="Times New Roman" w:hAnsi="Times New Roman"/>
+                <w:b w:val="0"/>
+                <w:sz w:val="26"/>
+                <w:rFonts w:ascii="Times New Roman" w:hAnsi="Times New Roman" w:cs="Times New Roman"/>
+              </w:rPr>
+              <w:t>32</w:t>
+            </w:r>
+          </w:p>
+        </w:tc>
+        <w:tc>
+          <w:tcPr>
+            <w:tcW w:w="4536" w:type="dxa"/>
+          </w:tcPr>
+          <w:p>
+            <w:pPr>
+              <w:spacing w:before="20" w:after="20"/>
+            </w:pPr>
+            <w:r>
+              <w:rPr>
+                <w:rFonts w:ascii="Times New Roman" w:hAnsi="Times New Roman"/>
+                <w:sz w:val="26"/>
+                <w:rFonts w:ascii="Times New Roman" w:hAnsi="Times New Roman" w:cs="Times New Roman"/>
+              </w:rPr>
+            </w:r>
+            <w:r>
+              <w:rPr>
+                <w:rFonts w:ascii="Times New Roman" w:hAnsi="Times New Roman"/>
+                <w:b w:val="0"/>
+                <w:sz w:val="26"/>
+                <w:rFonts w:ascii="Times New Roman" w:hAnsi="Times New Roman" w:cs="Times New Roman"/>
+              </w:rPr>
+              <w:t>Liên hệ chuột chũi với máy ủi; lắp robot chuột chũi/máy ủi.</w:t>
             </w:r>
           </w:p>
         </w:tc>
@@ -4787,6 +5086,7 @@
               <w:rPr>
                 <w:rFonts w:ascii="Times New Roman" w:hAnsi="Times New Roman"/>
                 <w:sz w:val="26"/>
+                <w:rFonts w:ascii="Times New Roman" w:hAnsi="Times New Roman" w:cs="Times New Roman"/>
               </w:rPr>
             </w:r>
             <w:r>
@@ -4794,8 +5094,9 @@
                 <w:rFonts w:ascii="Times New Roman" w:hAnsi="Times New Roman"/>
                 <w:b/>
                 <w:sz w:val="26"/>
-              </w:rPr>
-              <w:t>34</w:t>
+                <w:rFonts w:ascii="Times New Roman" w:hAnsi="Times New Roman" w:cs="Times New Roman"/>
+              </w:rPr>
+              <w:t>33</w:t>
             </w:r>
           </w:p>
         </w:tc>
@@ -4811,6 +5112,7 @@
               <w:rPr>
                 <w:rFonts w:ascii="Times New Roman" w:hAnsi="Times New Roman"/>
                 <w:sz w:val="26"/>
+                <w:rFonts w:ascii="Times New Roman" w:hAnsi="Times New Roman" w:cs="Times New Roman"/>
               </w:rPr>
             </w:r>
             <w:r>
@@ -4818,8 +5120,9 @@
                 <w:rFonts w:ascii="Times New Roman" w:hAnsi="Times New Roman"/>
                 <w:b/>
                 <w:sz w:val="26"/>
-              </w:rPr>
-              <w:t>Đánh giá định kỳ 4</w:t>
+                <w:rFonts w:ascii="Times New Roman" w:hAnsi="Times New Roman" w:cs="Times New Roman"/>
+              </w:rPr>
+              <w:t>Ôn tập Đánh giá định kỳ 4</w:t>
             </w:r>
           </w:p>
         </w:tc>
@@ -4836,6 +5139,7 @@
               <w:rPr>
                 <w:rFonts w:ascii="Times New Roman" w:hAnsi="Times New Roman"/>
                 <w:sz w:val="26"/>
+                <w:rFonts w:ascii="Times New Roman" w:hAnsi="Times New Roman" w:cs="Times New Roman"/>
               </w:rPr>
             </w:r>
             <w:r>
@@ -4843,8 +5147,9 @@
                 <w:rFonts w:ascii="Times New Roman" w:hAnsi="Times New Roman"/>
                 <w:b/>
                 <w:sz w:val="26"/>
-              </w:rPr>
-              <w:t>34</w:t>
+                <w:rFonts w:ascii="Times New Roman" w:hAnsi="Times New Roman" w:cs="Times New Roman"/>
+              </w:rPr>
+              <w:t>33</w:t>
             </w:r>
           </w:p>
         </w:tc>
@@ -4860,15 +5165,17 @@
               <w:rPr>
                 <w:rFonts w:ascii="Times New Roman" w:hAnsi="Times New Roman"/>
                 <w:sz w:val="26"/>
-              </w:rPr>
-            </w:r>
-            <w:r>
-              <w:rPr>
-                <w:rFonts w:ascii="Times New Roman" w:hAnsi="Times New Roman"/>
-                <w:b w:val="0"/>
-                <w:sz w:val="26"/>
-              </w:rPr>
-              <w:t>Kiểm tra đánh giá kết quả học tập thực hành Robotics.</w:t>
+                <w:rFonts w:ascii="Times New Roman" w:hAnsi="Times New Roman" w:cs="Times New Roman"/>
+              </w:rPr>
+            </w:r>
+            <w:r>
+              <w:rPr>
+                <w:rFonts w:ascii="Times New Roman" w:hAnsi="Times New Roman"/>
+                <w:b w:val="0"/>
+                <w:sz w:val="26"/>
+                <w:rFonts w:ascii="Times New Roman" w:hAnsi="Times New Roman" w:cs="Times New Roman"/>
+              </w:rPr>
+              <w:t>Hệ thống hóa kiến thức chuẩn bị Đánh giá định kỳ 4.</w:t>
             </w:r>
           </w:p>
         </w:tc>
@@ -4887,13 +5194,123 @@
               <w:rPr>
                 <w:rFonts w:ascii="Times New Roman" w:hAnsi="Times New Roman"/>
                 <w:sz w:val="26"/>
-              </w:rPr>
-            </w:r>
-            <w:r>
-              <w:rPr>
-                <w:rFonts w:ascii="Times New Roman" w:hAnsi="Times New Roman"/>
-                <w:b w:val="0"/>
-                <w:sz w:val="26"/>
+                <w:rFonts w:ascii="Times New Roman" w:hAnsi="Times New Roman" w:cs="Times New Roman"/>
+              </w:rPr>
+            </w:r>
+            <w:r>
+              <w:rPr>
+                <w:rFonts w:ascii="Times New Roman" w:hAnsi="Times New Roman"/>
+                <w:b/>
+                <w:sz w:val="26"/>
+                <w:rFonts w:ascii="Times New Roman" w:hAnsi="Times New Roman" w:cs="Times New Roman"/>
+              </w:rPr>
+              <w:t>34</w:t>
+            </w:r>
+          </w:p>
+        </w:tc>
+        <w:tc>
+          <w:tcPr>
+            <w:tcW w:type="dxa" w:w="3118"/>
+          </w:tcPr>
+          <w:p>
+            <w:pPr>
+              <w:spacing w:before="20" w:after="20"/>
+            </w:pPr>
+            <w:r>
+              <w:rPr>
+                <w:rFonts w:ascii="Times New Roman" w:hAnsi="Times New Roman"/>
+                <w:sz w:val="26"/>
+                <w:rFonts w:ascii="Times New Roman" w:hAnsi="Times New Roman" w:cs="Times New Roman"/>
+              </w:rPr>
+            </w:r>
+            <w:r>
+              <w:rPr>
+                <w:rFonts w:ascii="Times New Roman" w:hAnsi="Times New Roman"/>
+                <w:b/>
+                <w:sz w:val="26"/>
+                <w:rFonts w:ascii="Times New Roman" w:hAnsi="Times New Roman" w:cs="Times New Roman"/>
+              </w:rPr>
+              <w:t>Đánh giá định kỳ 4</w:t>
+            </w:r>
+          </w:p>
+        </w:tc>
+        <w:tc>
+          <w:tcPr>
+            <w:tcW w:type="dxa" w:w="1134"/>
+          </w:tcPr>
+          <w:p>
+            <w:pPr>
+              <w:spacing w:before="20" w:after="20"/>
+              <w:jc w:val="center"/>
+            </w:pPr>
+            <w:r>
+              <w:rPr>
+                <w:rFonts w:ascii="Times New Roman" w:hAnsi="Times New Roman"/>
+                <w:sz w:val="26"/>
+                <w:rFonts w:ascii="Times New Roman" w:hAnsi="Times New Roman" w:cs="Times New Roman"/>
+              </w:rPr>
+            </w:r>
+            <w:r>
+              <w:rPr>
+                <w:rFonts w:ascii="Times New Roman" w:hAnsi="Times New Roman"/>
+                <w:b/>
+                <w:sz w:val="26"/>
+                <w:rFonts w:ascii="Times New Roman" w:hAnsi="Times New Roman" w:cs="Times New Roman"/>
+              </w:rPr>
+              <w:t>34</w:t>
+            </w:r>
+          </w:p>
+        </w:tc>
+        <w:tc>
+          <w:tcPr>
+            <w:tcW w:type="dxa" w:w="4536"/>
+          </w:tcPr>
+          <w:p>
+            <w:pPr>
+              <w:spacing w:before="20" w:after="20"/>
+            </w:pPr>
+            <w:r>
+              <w:rPr>
+                <w:rFonts w:ascii="Times New Roman" w:hAnsi="Times New Roman"/>
+                <w:sz w:val="26"/>
+                <w:rFonts w:ascii="Times New Roman" w:hAnsi="Times New Roman" w:cs="Times New Roman"/>
+              </w:rPr>
+            </w:r>
+            <w:r>
+              <w:rPr>
+                <w:rFonts w:ascii="Times New Roman" w:hAnsi="Times New Roman"/>
+                <w:b w:val="0"/>
+                <w:sz w:val="26"/>
+                <w:rFonts w:ascii="Times New Roman" w:hAnsi="Times New Roman" w:cs="Times New Roman"/>
+              </w:rPr>
+              <w:t>Kiểm tra đánh giá kết quả học tập thực hành Robotics.</w:t>
+            </w:r>
+          </w:p>
+        </w:tc>
+      </w:tr>
+      <w:tr>
+        <w:tc>
+          <w:tcPr>
+            <w:tcW w:type="dxa" w:w="846"/>
+          </w:tcPr>
+          <w:p>
+            <w:pPr>
+              <w:spacing w:before="20" w:after="20"/>
+              <w:jc w:val="center"/>
+            </w:pPr>
+            <w:r>
+              <w:rPr>
+                <w:rFonts w:ascii="Times New Roman" w:hAnsi="Times New Roman"/>
+                <w:sz w:val="26"/>
+                <w:rFonts w:ascii="Times New Roman" w:hAnsi="Times New Roman" w:cs="Times New Roman"/>
+              </w:rPr>
+            </w:r>
+            <w:r>
+              <w:rPr>
+                <w:rFonts w:ascii="Times New Roman" w:hAnsi="Times New Roman"/>
+                <w:b w:val="0"/>
+                <w:sz w:val="26"/>
+                <w:rFonts w:ascii="Times New Roman" w:hAnsi="Times New Roman" w:cs="Times New Roman"/>
               </w:rPr>
               <w:t>35</w:t>
             </w:r>
@@ -4911,13 +5328,15 @@
               <w:rPr>
                 <w:rFonts w:ascii="Times New Roman" w:hAnsi="Times New Roman"/>
                 <w:sz w:val="26"/>
-              </w:rPr>
-            </w:r>
-            <w:r>
-              <w:rPr>
-                <w:rFonts w:ascii="Times New Roman" w:hAnsi="Times New Roman"/>
-                <w:b w:val="0"/>
-                <w:sz w:val="26"/>
+                <w:rFonts w:ascii="Times New Roman" w:hAnsi="Times New Roman" w:cs="Times New Roman"/>
+              </w:rPr>
+            </w:r>
+            <w:r>
+              <w:rPr>
+                <w:rFonts w:ascii="Times New Roman" w:hAnsi="Times New Roman"/>
+                <w:b w:val="0"/>
+                <w:sz w:val="26"/>
+                <w:rFonts w:ascii="Times New Roman" w:hAnsi="Times New Roman" w:cs="Times New Roman"/>
               </w:rPr>
               <w:t>Tổng kết môn học &amp; Triển lãm Robotics</w:t>
             </w:r>
@@ -4936,13 +5355,15 @@
               <w:rPr>
                 <w:rFonts w:ascii="Times New Roman" w:hAnsi="Times New Roman"/>
                 <w:sz w:val="26"/>
-              </w:rPr>
-            </w:r>
-            <w:r>
-              <w:rPr>
-                <w:rFonts w:ascii="Times New Roman" w:hAnsi="Times New Roman"/>
-                <w:b w:val="0"/>
-                <w:sz w:val="26"/>
+                <w:rFonts w:ascii="Times New Roman" w:hAnsi="Times New Roman" w:cs="Times New Roman"/>
+              </w:rPr>
+            </w:r>
+            <w:r>
+              <w:rPr>
+                <w:rFonts w:ascii="Times New Roman" w:hAnsi="Times New Roman"/>
+                <w:b w:val="0"/>
+                <w:sz w:val="26"/>
+                <w:rFonts w:ascii="Times New Roman" w:hAnsi="Times New Roman" w:cs="Times New Roman"/>
               </w:rPr>
               <w:t>35</w:t>
             </w:r>
@@ -4960,13 +5381,15 @@
               <w:rPr>
                 <w:rFonts w:ascii="Times New Roman" w:hAnsi="Times New Roman"/>
                 <w:sz w:val="26"/>
-              </w:rPr>
-            </w:r>
-            <w:r>
-              <w:rPr>
-                <w:rFonts w:ascii="Times New Roman" w:hAnsi="Times New Roman"/>
-                <w:b w:val="0"/>
-                <w:sz w:val="26"/>
+                <w:rFonts w:ascii="Times New Roman" w:hAnsi="Times New Roman" w:cs="Times New Roman"/>
+              </w:rPr>
+            </w:r>
+            <w:r>
+              <w:rPr>
+                <w:rFonts w:ascii="Times New Roman" w:hAnsi="Times New Roman"/>
+                <w:b w:val="0"/>
+                <w:sz w:val="26"/>
+                <w:rFonts w:ascii="Times New Roman" w:hAnsi="Times New Roman" w:cs="Times New Roman"/>
               </w:rPr>
               <w:t>Tổng kết đánh giá kết quả học tập và trưng bày sản phẩm Robotics.</w:t>
             </w:r>
@@ -4989,6 +5412,7 @@
           <w:i/>
           <w:iCs/>
           <w:sz w:val="26"/>
+          <w:rFonts w:ascii="Times New Roman" w:hAnsi="Times New Roman" w:cs="Times New Roman"/>
         </w:rPr>
         <w:t xml:space="preserve">(1) </w:t>
       </w:r>
@@ -4998,6 +5422,7 @@
           <w:i/>
           <w:iCs/>
           <w:sz w:val="26"/>
+          <w:rFonts w:ascii="Times New Roman" w:hAnsi="Times New Roman" w:cs="Times New Roman"/>
         </w:rPr>
         <w:t>Tên bài học/chuyên đề được xây dựng từ nội dung/chủ đề/chuyên đề (được lấy nguyên hoặc thiết kế lại phù hợp với điều kiện thực tế của trường) theo chương trinh, sách giáo khoa môn học/hoạt động giáo dục</w:t>
       </w:r>
@@ -5015,6 +5440,7 @@
           <w:i/>
           <w:iCs/>
           <w:sz w:val="26"/>
+          <w:rFonts w:ascii="Times New Roman" w:hAnsi="Times New Roman" w:cs="Times New Roman"/>
         </w:rPr>
         <w:t>(2) Số tiết được sử dụng để thực hiện bài học, chuyên đề</w:t>
       </w:r>
@@ -5032,6 +5458,7 @@
           <w:i/>
           <w:iCs/>
           <w:sz w:val="26"/>
+          <w:rFonts w:ascii="Times New Roman" w:hAnsi="Times New Roman" w:cs="Times New Roman"/>
         </w:rPr>
         <w:t>(3) Yêu cầu cần đạt theo các đơn vị bài học, chủ đề và xác định yêu cầu cần đạt</w:t>
       </w:r>
@@ -5049,6 +5476,7 @@
           <w:b/>
           <w:bCs/>
           <w:sz w:val="26"/>
+          <w:rFonts w:ascii="Times New Roman" w:hAnsi="Times New Roman" w:cs="Times New Roman"/>
         </w:rPr>
         <w:t>2. Kiểm tra, đánh giá định kì</w:t>
       </w:r>
@@ -5066,6 +5494,7 @@
           <w:b/>
           <w:bCs/>
           <w:sz w:val="26"/>
+          <w:rFonts w:ascii="Times New Roman" w:hAnsi="Times New Roman" w:cs="Times New Roman"/>
         </w:rPr>
         <w:t>Môn Tin lớp 1</w:t>
       </w:r>
@@ -5108,6 +5537,7 @@
               <w:rPr>
                 <w:rFonts w:ascii="Times New Roman" w:hAnsi="Times New Roman"/>
                 <w:sz w:val="26"/>
+                <w:rFonts w:ascii="Times New Roman" w:hAnsi="Times New Roman" w:cs="Times New Roman"/>
               </w:rPr>
             </w:r>
             <w:r>
@@ -5115,6 +5545,7 @@
                 <w:rFonts w:ascii="Times New Roman" w:hAnsi="Times New Roman"/>
                 <w:b/>
                 <w:sz w:val="26"/>
+                <w:rFonts w:ascii="Times New Roman" w:hAnsi="Times New Roman" w:cs="Times New Roman"/>
               </w:rPr>
               <w:t>Bài kiểm tra, đánh giá</w:t>
             </w:r>
@@ -5133,6 +5564,7 @@
               <w:rPr>
                 <w:rFonts w:ascii="Times New Roman" w:hAnsi="Times New Roman"/>
                 <w:sz w:val="26"/>
+                <w:rFonts w:ascii="Times New Roman" w:hAnsi="Times New Roman" w:cs="Times New Roman"/>
               </w:rPr>
             </w:r>
             <w:r>
@@ -5140,6 +5572,7 @@
                 <w:rFonts w:ascii="Times New Roman" w:hAnsi="Times New Roman"/>
                 <w:b/>
                 <w:sz w:val="26"/>
+                <w:rFonts w:ascii="Times New Roman" w:hAnsi="Times New Roman" w:cs="Times New Roman"/>
               </w:rPr>
               <w:t>Thời gian (1)</w:t>
             </w:r>
@@ -5158,6 +5591,7 @@
               <w:rPr>
                 <w:rFonts w:ascii="Times New Roman" w:hAnsi="Times New Roman"/>
                 <w:sz w:val="26"/>
+                <w:rFonts w:ascii="Times New Roman" w:hAnsi="Times New Roman" w:cs="Times New Roman"/>
               </w:rPr>
             </w:r>
             <w:r>
@@ -5165,6 +5599,7 @@
                 <w:rFonts w:ascii="Times New Roman" w:hAnsi="Times New Roman"/>
                 <w:b/>
                 <w:sz w:val="26"/>
+                <w:rFonts w:ascii="Times New Roman" w:hAnsi="Times New Roman" w:cs="Times New Roman"/>
               </w:rPr>
               <w:t>Thời điểm (2)</w:t>
             </w:r>
@@ -5183,6 +5618,7 @@
               <w:rPr>
                 <w:rFonts w:ascii="Times New Roman" w:hAnsi="Times New Roman"/>
                 <w:sz w:val="26"/>
+                <w:rFonts w:ascii="Times New Roman" w:hAnsi="Times New Roman" w:cs="Times New Roman"/>
               </w:rPr>
             </w:r>
             <w:r>
@@ -5190,6 +5626,7 @@
                 <w:rFonts w:ascii="Times New Roman" w:hAnsi="Times New Roman"/>
                 <w:b/>
                 <w:sz w:val="26"/>
+                <w:rFonts w:ascii="Times New Roman" w:hAnsi="Times New Roman" w:cs="Times New Roman"/>
               </w:rPr>
               <w:t>Yêu cầu cần đạt (3)</w:t>
             </w:r>
@@ -5208,6 +5645,7 @@
               <w:rPr>
                 <w:rFonts w:ascii="Times New Roman" w:hAnsi="Times New Roman"/>
                 <w:sz w:val="26"/>
+                <w:rFonts w:ascii="Times New Roman" w:hAnsi="Times New Roman" w:cs="Times New Roman"/>
               </w:rPr>
             </w:r>
             <w:r>
@@ -5215,6 +5653,7 @@
                 <w:rFonts w:ascii="Times New Roman" w:hAnsi="Times New Roman"/>
                 <w:b/>
                 <w:sz w:val="26"/>
+                <w:rFonts w:ascii="Times New Roman" w:hAnsi="Times New Roman" w:cs="Times New Roman"/>
               </w:rPr>
               <w:t>Hình thức (4)</w:t>
             </w:r>
@@ -5237,6 +5676,7 @@
               <w:rPr>
                 <w:rFonts w:ascii="Times New Roman" w:hAnsi="Times New Roman"/>
                 <w:sz w:val="26"/>
+                <w:rFonts w:ascii="Times New Roman" w:hAnsi="Times New Roman" w:cs="Times New Roman"/>
               </w:rPr>
             </w:r>
             <w:r>
@@ -5244,6 +5684,7 @@
                 <w:rFonts w:ascii="Times New Roman" w:hAnsi="Times New Roman"/>
                 <w:b/>
                 <w:sz w:val="26"/>
+                <w:rFonts w:ascii="Times New Roman" w:hAnsi="Times New Roman" w:cs="Times New Roman"/>
               </w:rPr>
               <w:t>Đánh giá định kỳ 1</w:t>
             </w:r>
@@ -5262,13 +5703,15 @@
               <w:rPr>
                 <w:rFonts w:ascii="Times New Roman" w:hAnsi="Times New Roman"/>
                 <w:sz w:val="26"/>
-              </w:rPr>
-            </w:r>
-            <w:r>
-              <w:rPr>
-                <w:rFonts w:ascii="Times New Roman" w:hAnsi="Times New Roman"/>
-                <w:b w:val="0"/>
-                <w:sz w:val="26"/>
+                <w:rFonts w:ascii="Times New Roman" w:hAnsi="Times New Roman" w:cs="Times New Roman"/>
+              </w:rPr>
+            </w:r>
+            <w:r>
+              <w:rPr>
+                <w:rFonts w:ascii="Times New Roman" w:hAnsi="Times New Roman"/>
+                <w:b w:val="0"/>
+                <w:sz w:val="26"/>
+                <w:rFonts w:ascii="Times New Roman" w:hAnsi="Times New Roman" w:cs="Times New Roman"/>
               </w:rPr>
               <w:t>35 phút</w:t>
             </w:r>
@@ -5287,13 +5730,15 @@
               <w:rPr>
                 <w:rFonts w:ascii="Times New Roman" w:hAnsi="Times New Roman"/>
                 <w:sz w:val="26"/>
-              </w:rPr>
-            </w:r>
-            <w:r>
-              <w:rPr>
-                <w:rFonts w:ascii="Times New Roman" w:hAnsi="Times New Roman"/>
-                <w:b w:val="0"/>
-                <w:sz w:val="26"/>
+                <w:rFonts w:ascii="Times New Roman" w:hAnsi="Times New Roman" w:cs="Times New Roman"/>
+              </w:rPr>
+            </w:r>
+            <w:r>
+              <w:rPr>
+                <w:rFonts w:ascii="Times New Roman" w:hAnsi="Times New Roman"/>
+                <w:b w:val="0"/>
+                <w:sz w:val="26"/>
+                <w:rFonts w:ascii="Times New Roman" w:hAnsi="Times New Roman" w:cs="Times New Roman"/>
               </w:rPr>
               <w:t>Tuần 10</w:t>
             </w:r>
@@ -5311,13 +5756,15 @@
               <w:rPr>
                 <w:rFonts w:ascii="Times New Roman" w:hAnsi="Times New Roman"/>
                 <w:sz w:val="26"/>
-              </w:rPr>
-            </w:r>
-            <w:r>
-              <w:rPr>
-                <w:rFonts w:ascii="Times New Roman" w:hAnsi="Times New Roman"/>
-                <w:b w:val="0"/>
-                <w:sz w:val="26"/>
+                <w:rFonts w:ascii="Times New Roman" w:hAnsi="Times New Roman" w:cs="Times New Roman"/>
+              </w:rPr>
+            </w:r>
+            <w:r>
+              <w:rPr>
+                <w:rFonts w:ascii="Times New Roman" w:hAnsi="Times New Roman"/>
+                <w:b w:val="0"/>
+                <w:sz w:val="26"/>
+                <w:rFonts w:ascii="Times New Roman" w:hAnsi="Times New Roman" w:cs="Times New Roman"/>
               </w:rPr>
               <w:t>Nắm vững kĩ năng lắp ráp mô hình theo hướng dẫn, nhận biết các linh kiện cơ bản và vận hành robot đơn giản.</w:t>
             </w:r>
@@ -5335,13 +5782,15 @@
               <w:rPr>
                 <w:rFonts w:ascii="Times New Roman" w:hAnsi="Times New Roman"/>
                 <w:sz w:val="26"/>
-              </w:rPr>
-            </w:r>
-            <w:r>
-              <w:rPr>
-                <w:rFonts w:ascii="Times New Roman" w:hAnsi="Times New Roman"/>
-                <w:b w:val="0"/>
-                <w:sz w:val="26"/>
+                <w:rFonts w:ascii="Times New Roman" w:hAnsi="Times New Roman" w:cs="Times New Roman"/>
+              </w:rPr>
+            </w:r>
+            <w:r>
+              <w:rPr>
+                <w:rFonts w:ascii="Times New Roman" w:hAnsi="Times New Roman"/>
+                <w:b w:val="0"/>
+                <w:sz w:val="26"/>
+                <w:rFonts w:ascii="Times New Roman" w:hAnsi="Times New Roman" w:cs="Times New Roman"/>
               </w:rPr>
               <w:t>Thực hành lắp ráp và vận hành robot tại lớp</w:t>
             </w:r>
@@ -5364,6 +5813,7 @@
               <w:rPr>
                 <w:rFonts w:ascii="Times New Roman" w:hAnsi="Times New Roman"/>
                 <w:sz w:val="26"/>
+                <w:rFonts w:ascii="Times New Roman" w:hAnsi="Times New Roman" w:cs="Times New Roman"/>
               </w:rPr>
             </w:r>
             <w:r>
@@ -5371,6 +5821,7 @@
                 <w:rFonts w:ascii="Times New Roman" w:hAnsi="Times New Roman"/>
                 <w:b/>
                 <w:sz w:val="26"/>
+                <w:rFonts w:ascii="Times New Roman" w:hAnsi="Times New Roman" w:cs="Times New Roman"/>
               </w:rPr>
               <w:t>Đánh giá định kỳ 2</w:t>
             </w:r>
@@ -5389,13 +5840,15 @@
               <w:rPr>
                 <w:rFonts w:ascii="Times New Roman" w:hAnsi="Times New Roman"/>
                 <w:sz w:val="26"/>
-              </w:rPr>
-            </w:r>
-            <w:r>
-              <w:rPr>
-                <w:rFonts w:ascii="Times New Roman" w:hAnsi="Times New Roman"/>
-                <w:b w:val="0"/>
-                <w:sz w:val="26"/>
+                <w:rFonts w:ascii="Times New Roman" w:hAnsi="Times New Roman" w:cs="Times New Roman"/>
+              </w:rPr>
+            </w:r>
+            <w:r>
+              <w:rPr>
+                <w:rFonts w:ascii="Times New Roman" w:hAnsi="Times New Roman"/>
+                <w:b w:val="0"/>
+                <w:sz w:val="26"/>
+                <w:rFonts w:ascii="Times New Roman" w:hAnsi="Times New Roman" w:cs="Times New Roman"/>
               </w:rPr>
               <w:t>35 phút</w:t>
             </w:r>
@@ -5414,13 +5867,15 @@
               <w:rPr>
                 <w:rFonts w:ascii="Times New Roman" w:hAnsi="Times New Roman"/>
                 <w:sz w:val="26"/>
-              </w:rPr>
-            </w:r>
-            <w:r>
-              <w:rPr>
-                <w:rFonts w:ascii="Times New Roman" w:hAnsi="Times New Roman"/>
-                <w:b w:val="0"/>
-                <w:sz w:val="26"/>
+                <w:rFonts w:ascii="Times New Roman" w:hAnsi="Times New Roman" w:cs="Times New Roman"/>
+              </w:rPr>
+            </w:r>
+            <w:r>
+              <w:rPr>
+                <w:rFonts w:ascii="Times New Roman" w:hAnsi="Times New Roman"/>
+                <w:b w:val="0"/>
+                <w:sz w:val="26"/>
+                <w:rFonts w:ascii="Times New Roman" w:hAnsi="Times New Roman" w:cs="Times New Roman"/>
               </w:rPr>
               <w:t>Tuần 19</w:t>
             </w:r>
@@ -5438,13 +5893,15 @@
               <w:rPr>
                 <w:rFonts w:ascii="Times New Roman" w:hAnsi="Times New Roman"/>
                 <w:sz w:val="26"/>
-              </w:rPr>
-            </w:r>
-            <w:r>
-              <w:rPr>
-                <w:rFonts w:ascii="Times New Roman" w:hAnsi="Times New Roman"/>
-                <w:b w:val="0"/>
-                <w:sz w:val="26"/>
+                <w:rFonts w:ascii="Times New Roman" w:hAnsi="Times New Roman" w:cs="Times New Roman"/>
+              </w:rPr>
+            </w:r>
+            <w:r>
+              <w:rPr>
+                <w:rFonts w:ascii="Times New Roman" w:hAnsi="Times New Roman"/>
+                <w:b w:val="0"/>
+                <w:sz w:val="26"/>
+                <w:rFonts w:ascii="Times New Roman" w:hAnsi="Times New Roman" w:cs="Times New Roman"/>
               </w:rPr>
               <w:t>Nắm vững kĩ năng lắp ráp nâng cao, giải thích nguyên lý hoạt động mô phỏng và vận hành robot hoàn thành nhiệm vụ.</w:t>
             </w:r>
@@ -5462,13 +5919,15 @@
               <w:rPr>
                 <w:rFonts w:ascii="Times New Roman" w:hAnsi="Times New Roman"/>
                 <w:sz w:val="26"/>
-              </w:rPr>
-            </w:r>
-            <w:r>
-              <w:rPr>
-                <w:rFonts w:ascii="Times New Roman" w:hAnsi="Times New Roman"/>
-                <w:b w:val="0"/>
-                <w:sz w:val="26"/>
+                <w:rFonts w:ascii="Times New Roman" w:hAnsi="Times New Roman" w:cs="Times New Roman"/>
+              </w:rPr>
+            </w:r>
+            <w:r>
+              <w:rPr>
+                <w:rFonts w:ascii="Times New Roman" w:hAnsi="Times New Roman"/>
+                <w:b w:val="0"/>
+                <w:sz w:val="26"/>
+                <w:rFonts w:ascii="Times New Roman" w:hAnsi="Times New Roman" w:cs="Times New Roman"/>
               </w:rPr>
               <w:t>Thực hành làm việc nhóm và thử nghiệm robot</w:t>
             </w:r>
@@ -5491,6 +5950,7 @@
               <w:rPr>
                 <w:rFonts w:ascii="Times New Roman" w:hAnsi="Times New Roman"/>
                 <w:sz w:val="26"/>
+                <w:rFonts w:ascii="Times New Roman" w:hAnsi="Times New Roman" w:cs="Times New Roman"/>
               </w:rPr>
             </w:r>
             <w:r>
@@ -5498,6 +5958,7 @@
                 <w:rFonts w:ascii="Times New Roman" w:hAnsi="Times New Roman"/>
                 <w:b/>
                 <w:sz w:val="26"/>
+                <w:rFonts w:ascii="Times New Roman" w:hAnsi="Times New Roman" w:cs="Times New Roman"/>
               </w:rPr>
               <w:t>Đánh giá định kỳ 3</w:t>
             </w:r>
@@ -5516,13 +5977,15 @@
               <w:rPr>
                 <w:rFonts w:ascii="Times New Roman" w:hAnsi="Times New Roman"/>
                 <w:sz w:val="26"/>
-              </w:rPr>
-            </w:r>
-            <w:r>
-              <w:rPr>
-                <w:rFonts w:ascii="Times New Roman" w:hAnsi="Times New Roman"/>
-                <w:b w:val="0"/>
-                <w:sz w:val="26"/>
+                <w:rFonts w:ascii="Times New Roman" w:hAnsi="Times New Roman" w:cs="Times New Roman"/>
+              </w:rPr>
+            </w:r>
+            <w:r>
+              <w:rPr>
+                <w:rFonts w:ascii="Times New Roman" w:hAnsi="Times New Roman"/>
+                <w:b w:val="0"/>
+                <w:sz w:val="26"/>
+                <w:rFonts w:ascii="Times New Roman" w:hAnsi="Times New Roman" w:cs="Times New Roman"/>
               </w:rPr>
               <w:t>35 phút</w:t>
             </w:r>
@@ -5541,13 +6004,15 @@
               <w:rPr>
                 <w:rFonts w:ascii="Times New Roman" w:hAnsi="Times New Roman"/>
                 <w:sz w:val="26"/>
-              </w:rPr>
-            </w:r>
-            <w:r>
-              <w:rPr>
-                <w:rFonts w:ascii="Times New Roman" w:hAnsi="Times New Roman"/>
-                <w:b w:val="0"/>
-                <w:sz w:val="26"/>
+                <w:rFonts w:ascii="Times New Roman" w:hAnsi="Times New Roman" w:cs="Times New Roman"/>
+              </w:rPr>
+            </w:r>
+            <w:r>
+              <w:rPr>
+                <w:rFonts w:ascii="Times New Roman" w:hAnsi="Times New Roman"/>
+                <w:b w:val="0"/>
+                <w:sz w:val="26"/>
+                <w:rFonts w:ascii="Times New Roman" w:hAnsi="Times New Roman" w:cs="Times New Roman"/>
               </w:rPr>
               <w:t>Tuần 28</w:t>
             </w:r>
@@ -5565,13 +6030,15 @@
               <w:rPr>
                 <w:rFonts w:ascii="Times New Roman" w:hAnsi="Times New Roman"/>
                 <w:sz w:val="26"/>
-              </w:rPr>
-            </w:r>
-            <w:r>
-              <w:rPr>
-                <w:rFonts w:ascii="Times New Roman" w:hAnsi="Times New Roman"/>
-                <w:b w:val="0"/>
-                <w:sz w:val="26"/>
+                <w:rFonts w:ascii="Times New Roman" w:hAnsi="Times New Roman" w:cs="Times New Roman"/>
+              </w:rPr>
+            </w:r>
+            <w:r>
+              <w:rPr>
+                <w:rFonts w:ascii="Times New Roman" w:hAnsi="Times New Roman"/>
+                <w:b w:val="0"/>
+                <w:sz w:val="26"/>
+                <w:rFonts w:ascii="Times New Roman" w:hAnsi="Times New Roman" w:cs="Times New Roman"/>
               </w:rPr>
               <w:t>Vận hành robot độc lập, kết hợp động cơ và cảm biến, thử nghiệm và điều chỉnh robot theo yêu cầu bài học.</w:t>
             </w:r>
@@ -5589,13 +6056,15 @@
               <w:rPr>
                 <w:rFonts w:ascii="Times New Roman" w:hAnsi="Times New Roman"/>
                 <w:sz w:val="26"/>
-              </w:rPr>
-            </w:r>
-            <w:r>
-              <w:rPr>
-                <w:rFonts w:ascii="Times New Roman" w:hAnsi="Times New Roman"/>
-                <w:b w:val="0"/>
-                <w:sz w:val="26"/>
+                <w:rFonts w:ascii="Times New Roman" w:hAnsi="Times New Roman" w:cs="Times New Roman"/>
+              </w:rPr>
+            </w:r>
+            <w:r>
+              <w:rPr>
+                <w:rFonts w:ascii="Times New Roman" w:hAnsi="Times New Roman"/>
+                <w:b w:val="0"/>
+                <w:sz w:val="26"/>
+                <w:rFonts w:ascii="Times New Roman" w:hAnsi="Times New Roman" w:cs="Times New Roman"/>
               </w:rPr>
               <w:t>Thực hành giải quyết nhiệm vụ Robotics</w:t>
             </w:r>
@@ -5618,6 +6087,7 @@
               <w:rPr>
                 <w:rFonts w:ascii="Times New Roman" w:hAnsi="Times New Roman"/>
                 <w:sz w:val="26"/>
+                <w:rFonts w:ascii="Times New Roman" w:hAnsi="Times New Roman" w:cs="Times New Roman"/>
               </w:rPr>
             </w:r>
             <w:r>
@@ -5625,6 +6095,7 @@
                 <w:rFonts w:ascii="Times New Roman" w:hAnsi="Times New Roman"/>
                 <w:b/>
                 <w:sz w:val="26"/>
+                <w:rFonts w:ascii="Times New Roman" w:hAnsi="Times New Roman" w:cs="Times New Roman"/>
               </w:rPr>
               <w:t>Đánh giá định kỳ 4</w:t>
             </w:r>
@@ -5643,13 +6114,15 @@
               <w:rPr>
                 <w:rFonts w:ascii="Times New Roman" w:hAnsi="Times New Roman"/>
                 <w:sz w:val="26"/>
-              </w:rPr>
-            </w:r>
-            <w:r>
-              <w:rPr>
-                <w:rFonts w:ascii="Times New Roman" w:hAnsi="Times New Roman"/>
-                <w:b w:val="0"/>
-                <w:sz w:val="26"/>
+                <w:rFonts w:ascii="Times New Roman" w:hAnsi="Times New Roman" w:cs="Times New Roman"/>
+              </w:rPr>
+            </w:r>
+            <w:r>
+              <w:rPr>
+                <w:rFonts w:ascii="Times New Roman" w:hAnsi="Times New Roman"/>
+                <w:b w:val="0"/>
+                <w:sz w:val="26"/>
+                <w:rFonts w:ascii="Times New Roman" w:hAnsi="Times New Roman" w:cs="Times New Roman"/>
               </w:rPr>
               <w:t>35 phút</w:t>
             </w:r>
@@ -5668,13 +6141,15 @@
               <w:rPr>
                 <w:rFonts w:ascii="Times New Roman" w:hAnsi="Times New Roman"/>
                 <w:sz w:val="26"/>
-              </w:rPr>
-            </w:r>
-            <w:r>
-              <w:rPr>
-                <w:rFonts w:ascii="Times New Roman" w:hAnsi="Times New Roman"/>
-                <w:b w:val="0"/>
-                <w:sz w:val="26"/>
+                <w:rFonts w:ascii="Times New Roman" w:hAnsi="Times New Roman" w:cs="Times New Roman"/>
+              </w:rPr>
+            </w:r>
+            <w:r>
+              <w:rPr>
+                <w:rFonts w:ascii="Times New Roman" w:hAnsi="Times New Roman"/>
+                <w:b w:val="0"/>
+                <w:sz w:val="26"/>
+                <w:rFonts w:ascii="Times New Roman" w:hAnsi="Times New Roman" w:cs="Times New Roman"/>
               </w:rPr>
               <w:t>Tuần 34</w:t>
             </w:r>
@@ -5692,13 +6167,15 @@
               <w:rPr>
                 <w:rFonts w:ascii="Times New Roman" w:hAnsi="Times New Roman"/>
                 <w:sz w:val="26"/>
-              </w:rPr>
-            </w:r>
-            <w:r>
-              <w:rPr>
-                <w:rFonts w:ascii="Times New Roman" w:hAnsi="Times New Roman"/>
-                <w:b w:val="0"/>
-                <w:sz w:val="26"/>
+                <w:rFonts w:ascii="Times New Roman" w:hAnsi="Times New Roman" w:cs="Times New Roman"/>
+              </w:rPr>
+            </w:r>
+            <w:r>
+              <w:rPr>
+                <w:rFonts w:ascii="Times New Roman" w:hAnsi="Times New Roman"/>
+                <w:b w:val="0"/>
+                <w:sz w:val="26"/>
+                <w:rFonts w:ascii="Times New Roman" w:hAnsi="Times New Roman" w:cs="Times New Roman"/>
               </w:rPr>
               <w:t>Tổng hợp kiến thức cả năm, chủ động sáng tạo cải tiến mô hình robot và thuyết trình sản phẩm trước tập thể.</w:t>
             </w:r>
@@ -5716,13 +6193,15 @@
               <w:rPr>
                 <w:rFonts w:ascii="Times New Roman" w:hAnsi="Times New Roman"/>
                 <w:sz w:val="26"/>
-              </w:rPr>
-            </w:r>
-            <w:r>
-              <w:rPr>
-                <w:rFonts w:ascii="Times New Roman" w:hAnsi="Times New Roman"/>
-                <w:b w:val="0"/>
-                <w:sz w:val="26"/>
+                <w:rFonts w:ascii="Times New Roman" w:hAnsi="Times New Roman" w:cs="Times New Roman"/>
+              </w:rPr>
+            </w:r>
+            <w:r>
+              <w:rPr>
+                <w:rFonts w:ascii="Times New Roman" w:hAnsi="Times New Roman"/>
+                <w:b w:val="0"/>
+                <w:sz w:val="26"/>
+                <w:rFonts w:ascii="Times New Roman" w:hAnsi="Times New Roman" w:cs="Times New Roman"/>
               </w:rPr>
               <w:t>Thực hành tạo sản phẩm sáng tạo &amp; Thuyết trình</w:t>
             </w:r>
@@ -5757,6 +6236,7 @@
           <w:iCs/>
           <w:color w:val="000000"/>
           <w:sz w:val="26"/>
+          <w:rFonts w:ascii="Times New Roman" w:hAnsi="Times New Roman" w:cs="Times New Roman"/>
         </w:rPr>
         <w:t>Thời gian làm bài kiểm tra, đánh giá</w:t>
       </w:r>
@@ -5788,6 +6268,7 @@
           <w:iCs/>
           <w:color w:val="000000"/>
           <w:sz w:val="26"/>
+          <w:rFonts w:ascii="Times New Roman" w:hAnsi="Times New Roman" w:cs="Times New Roman"/>
         </w:rPr>
         <w:t>Tuần thứ, tháng, năm thực hiện bài kiểm tra đánh giá</w:t>
       </w:r>
@@ -5819,6 +6300,7 @@
           <w:iCs/>
           <w:color w:val="000000"/>
           <w:sz w:val="26"/>
+          <w:rFonts w:ascii="Times New Roman" w:hAnsi="Times New Roman" w:cs="Times New Roman"/>
         </w:rPr>
         <w:t>Yêu cầu cần đạt thời điểm kiểm tra đánh giá (Theo phân phối chương trình)</w:t>
       </w:r>
@@ -5849,6 +6331,7 @@
           <w:iCs/>
           <w:color w:val="000000"/>
           <w:sz w:val="26"/>
+          <w:rFonts w:ascii="Times New Roman" w:hAnsi="Times New Roman" w:cs="Times New Roman"/>
         </w:rPr>
         <w:lastRenderedPageBreak/>
         <w:t>Hình thức bài kiểm tra đánh giá: Viết (trên giấy hoặc máy tính); bài thực hành; dự án học tập</w:t>
@@ -5867,6 +6350,7 @@
           <w:b/>
           <w:bCs/>
           <w:sz w:val="26"/>
+          <w:rFonts w:ascii="Times New Roman" w:hAnsi="Times New Roman" w:cs="Times New Roman"/>
         </w:rPr>
         <w:t>III. Các nội dung khác (Nếu có)</w:t>
       </w:r>
@@ -5926,6 +6410,7 @@
                 <w:bCs/>
                 <w:sz w:val="26"/>
                 <w:szCs w:val="26"/>
+                <w:rFonts w:ascii="Times New Roman" w:hAnsi="Times New Roman" w:cs="Times New Roman"/>
               </w:rPr>
               <w:t>TỔ TRƯỞNG</w:t>
             </w:r>
@@ -5948,6 +6433,7 @@
                 <w:iCs/>
                 <w:sz w:val="26"/>
                 <w:szCs w:val="26"/>
+                <w:rFonts w:ascii="Times New Roman" w:hAnsi="Times New Roman" w:cs="Times New Roman"/>
               </w:rPr>
               <w:t>(Ký, ghi rõ họ tên)</w:t>
             </w:r>
@@ -5975,6 +6461,7 @@
                 <w:iCs/>
                 <w:sz w:val="26"/>
                 <w:szCs w:val="26"/>
+                <w:rFonts w:ascii="Times New Roman" w:hAnsi="Times New Roman" w:cs="Times New Roman"/>
               </w:rPr>
               <w:t>Hoài Đức, ngày    tháng     năm 2026</w:t>
             </w:r>
@@ -5997,6 +6484,7 @@
                 <w:bCs/>
                 <w:sz w:val="26"/>
                 <w:szCs w:val="26"/>
+                <w:rFonts w:ascii="Times New Roman" w:hAnsi="Times New Roman" w:cs="Times New Roman"/>
               </w:rPr>
               <w:t>HIỆU TRƯỞNG</w:t>
             </w:r>
@@ -6021,6 +6509,7 @@
                 <w:iCs/>
                 <w:sz w:val="26"/>
                 <w:szCs w:val="26"/>
+                <w:rFonts w:ascii="Times New Roman" w:hAnsi="Times New Roman" w:cs="Times New Roman"/>
               </w:rPr>
               <w:t>(</w:t>
             </w:r>
@@ -6031,6 +6520,7 @@
                 <w:iCs/>
                 <w:sz w:val="26"/>
                 <w:szCs w:val="26"/>
+                <w:rFonts w:ascii="Times New Roman" w:hAnsi="Times New Roman" w:cs="Times New Roman"/>
               </w:rPr>
               <w:t>Ký và ghi rõ họ tên)</w:t>
             </w:r>

--- a/Hệ thống mẫu văn bản/Nguyên đã làm/Kế hoạch dạy học Robotics từng lớp/Kế hoạch dạy học môn Robotics - Lớp 1 - 2026 - 2027.docx
+++ b/Hệ thống mẫu văn bản/Nguyên đã làm/Kế hoạch dạy học Robotics từng lớp/Kế hoạch dạy học môn Robotics - Lớp 1 - 2026 - 2027.docx
@@ -1365,6 +1365,3807 @@
         <w:t>Kế hoạch dạy học</w:t>
       </w:r>
     </w:p>
+    <w:tbl>
+      <w:tblPr>
+        <w:tblW w:type="auto" w:w="0"/>
+        <w:jc w:val="center"/>
+        <w:tblLook w:firstColumn="1" w:firstRow="1" w:lastColumn="0" w:lastRow="0" w:noHBand="0" w:noVBand="1" w:val="04A0"/>
+        <w:tblBorders>
+          <w:top w:val="single" w:sz="4" w:space="0" w:color="000000"/>
+          <w:left w:val="single" w:sz="4" w:space="0" w:color="000000"/>
+          <w:bottom w:val="single" w:sz="4" w:space="0" w:color="000000"/>
+          <w:right w:val="single" w:sz="4" w:space="0" w:color="000000"/>
+          <w:insideH w:val="single" w:sz="4" w:space="0" w:color="000000"/>
+          <w:insideV w:val="single" w:sz="4" w:space="0" w:color="000000"/>
+        </w:tblBorders>
+      </w:tblPr>
+      <w:tblGrid>
+        <w:gridCol w:w="1862"/>
+        <w:gridCol w:w="1862"/>
+        <w:gridCol w:w="1862"/>
+        <w:gridCol w:w="1862"/>
+        <w:gridCol w:w="1862"/>
+      </w:tblGrid>
+      <w:tr>
+        <w:tc>
+          <w:tcPr>
+            <w:tcW w:type="dxa" w:w="680"/>
+            <w:vAlign w:val="center"/>
+          </w:tcPr>
+          <w:p>
+            <w:pPr>
+              <w:spacing w:before="40" w:after="40" w:line="276" w:lineRule="auto"/>
+              <w:jc w:val="center"/>
+            </w:pPr>
+            <w:r>
+              <w:rPr>
+                <w:rFonts w:ascii="Times New Roman" w:hAnsi="Times New Roman"/>
+                <w:b/>
+                <w:sz w:val="26"/>
+                <w:rFonts w:ascii="Times New Roman" w:hAnsi="Times New Roman" w:cs="Times New Roman"/>
+              </w:rPr>
+              <w:t>STT</w:t>
+            </w:r>
+          </w:p>
+        </w:tc>
+        <w:tc>
+          <w:tcPr>
+            <w:tcW w:type="dxa" w:w="3118"/>
+            <w:vAlign w:val="center"/>
+          </w:tcPr>
+          <w:p>
+            <w:pPr>
+              <w:spacing w:before="40" w:after="40" w:line="276" w:lineRule="auto"/>
+              <w:jc w:val="left"/>
+            </w:pPr>
+            <w:r>
+              <w:rPr>
+                <w:rFonts w:ascii="Times New Roman" w:hAnsi="Times New Roman"/>
+                <w:b/>
+                <w:sz w:val="26"/>
+                <w:rFonts w:ascii="Times New Roman" w:hAnsi="Times New Roman" w:cs="Times New Roman"/>
+              </w:rPr>
+              <w:t>Bài học (1)</w:t>
+            </w:r>
+          </w:p>
+        </w:tc>
+        <w:tc>
+          <w:tcPr>
+            <w:tcW w:type="dxa" w:w="850"/>
+            <w:vAlign w:val="center"/>
+          </w:tcPr>
+          <w:p>
+            <w:pPr>
+              <w:spacing w:before="40" w:after="40" w:line="276" w:lineRule="auto"/>
+              <w:jc w:val="center"/>
+            </w:pPr>
+            <w:r>
+              <w:rPr>
+                <w:rFonts w:ascii="Times New Roman" w:hAnsi="Times New Roman"/>
+                <w:b/>
+                <w:sz w:val="26"/>
+                <w:rFonts w:ascii="Times New Roman" w:hAnsi="Times New Roman" w:cs="Times New Roman"/>
+              </w:rPr>
+              <w:t>Số tiết (2)</w:t>
+            </w:r>
+          </w:p>
+        </w:tc>
+        <w:tc>
+          <w:tcPr>
+            <w:tcW w:type="dxa" w:w="1247"/>
+            <w:vAlign w:val="center"/>
+          </w:tcPr>
+          <w:p>
+            <w:pPr>
+              <w:spacing w:before="40" w:after="40" w:line="276" w:lineRule="auto"/>
+              <w:jc w:val="center"/>
+            </w:pPr>
+            <w:r>
+              <w:rPr>
+                <w:rFonts w:ascii="Times New Roman" w:hAnsi="Times New Roman"/>
+                <w:b/>
+                <w:sz w:val="26"/>
+                <w:rFonts w:ascii="Times New Roman" w:hAnsi="Times New Roman" w:cs="Times New Roman"/>
+              </w:rPr>
+              <w:t>Tiết theo PPCT</w:t>
+            </w:r>
+          </w:p>
+        </w:tc>
+        <w:tc>
+          <w:tcPr>
+            <w:tcW w:type="dxa" w:w="3402"/>
+            <w:vAlign w:val="center"/>
+          </w:tcPr>
+          <w:p>
+            <w:pPr>
+              <w:spacing w:before="40" w:after="40" w:line="276" w:lineRule="auto"/>
+              <w:jc w:val="left"/>
+            </w:pPr>
+            <w:r>
+              <w:rPr>
+                <w:rFonts w:ascii="Times New Roman" w:hAnsi="Times New Roman"/>
+                <w:b/>
+                <w:sz w:val="26"/>
+                <w:rFonts w:ascii="Times New Roman" w:hAnsi="Times New Roman" w:cs="Times New Roman"/>
+              </w:rPr>
+              <w:t>Yêu cầu cần đạt (3)</w:t>
+            </w:r>
+          </w:p>
+        </w:tc>
+      </w:tr>
+      <w:tr>
+        <w:tc>
+          <w:tcPr>
+            <w:tcW w:type="dxa" w:w="680"/>
+            <w:vAlign w:val="center"/>
+          </w:tcPr>
+          <w:p>
+            <w:pPr>
+              <w:spacing w:before="40" w:after="40" w:line="276" w:lineRule="auto"/>
+              <w:jc w:val="center"/>
+            </w:pPr>
+            <w:r>
+              <w:rPr>
+                <w:rFonts w:ascii="Times New Roman" w:hAnsi="Times New Roman"/>
+                <w:sz w:val="26"/>
+                <w:rFonts w:ascii="Times New Roman" w:hAnsi="Times New Roman" w:cs="Times New Roman"/>
+              </w:rPr>
+              <w:t>1</w:t>
+            </w:r>
+          </w:p>
+        </w:tc>
+        <w:tc>
+          <w:tcPr>
+            <w:tcW w:type="dxa" w:w="3118"/>
+            <w:vAlign w:val="center"/>
+          </w:tcPr>
+          <w:p>
+            <w:pPr>
+              <w:spacing w:before="40" w:after="40" w:line="276" w:lineRule="auto"/>
+              <w:jc w:val="both"/>
+            </w:pPr>
+            <w:r>
+              <w:rPr>
+                <w:rFonts w:ascii="Times New Roman" w:hAnsi="Times New Roman"/>
+                <w:sz w:val="26"/>
+                <w:rFonts w:ascii="Times New Roman" w:hAnsi="Times New Roman" w:cs="Times New Roman"/>
+              </w:rPr>
+              <w:t>Tiết 0: Định hướng môn học</w:t>
+            </w:r>
+          </w:p>
+        </w:tc>
+        <w:tc>
+          <w:tcPr>
+            <w:tcW w:type="dxa" w:w="850"/>
+            <w:vAlign w:val="center"/>
+          </w:tcPr>
+          <w:p>
+            <w:pPr>
+              <w:spacing w:before="40" w:after="40" w:line="276" w:lineRule="auto"/>
+              <w:jc w:val="center"/>
+            </w:pPr>
+            <w:r>
+              <w:rPr>
+                <w:rFonts w:ascii="Times New Roman" w:hAnsi="Times New Roman"/>
+                <w:sz w:val="26"/>
+                <w:rFonts w:ascii="Times New Roman" w:hAnsi="Times New Roman" w:cs="Times New Roman"/>
+              </w:rPr>
+              <w:t>1</w:t>
+            </w:r>
+          </w:p>
+        </w:tc>
+        <w:tc>
+          <w:tcPr>
+            <w:tcW w:type="dxa" w:w="1247"/>
+            <w:vAlign w:val="center"/>
+          </w:tcPr>
+          <w:p>
+            <w:pPr>
+              <w:spacing w:before="40" w:after="40" w:line="276" w:lineRule="auto"/>
+              <w:jc w:val="center"/>
+            </w:pPr>
+            <w:r>
+              <w:rPr>
+                <w:rFonts w:ascii="Times New Roman" w:hAnsi="Times New Roman"/>
+                <w:sz w:val="26"/>
+                <w:rFonts w:ascii="Times New Roman" w:hAnsi="Times New Roman" w:cs="Times New Roman"/>
+              </w:rPr>
+              <w:t>1</w:t>
+            </w:r>
+          </w:p>
+        </w:tc>
+        <w:tc>
+          <w:tcPr>
+            <w:tcW w:type="dxa" w:w="3402"/>
+            <w:vAlign w:val="center"/>
+          </w:tcPr>
+          <w:p>
+            <w:pPr>
+              <w:spacing w:before="40" w:after="40" w:line="276" w:lineRule="auto"/>
+              <w:jc w:val="both"/>
+            </w:pPr>
+            <w:r>
+              <w:rPr>
+                <w:rFonts w:ascii="Times New Roman" w:hAnsi="Times New Roman"/>
+                <w:sz w:val="26"/>
+                <w:rFonts w:ascii="Times New Roman" w:hAnsi="Times New Roman" w:cs="Times New Roman"/>
+              </w:rPr>
+              <w:t>Giới thiệu tổng quan môn học Robotics, phương pháp học tập thực hành, quy trình làm việc nhóm, an toàn sử dụng thiết bị và nội quy phòng học bộ môn.</w:t>
+            </w:r>
+          </w:p>
+        </w:tc>
+      </w:tr>
+      <w:tr>
+        <w:tc>
+          <w:tcPr>
+            <w:tcW w:type="dxa" w:w="680"/>
+            <w:vAlign w:val="center"/>
+          </w:tcPr>
+          <w:p>
+            <w:pPr>
+              <w:spacing w:before="40" w:after="40" w:line="276" w:lineRule="auto"/>
+              <w:jc w:val="center"/>
+            </w:pPr>
+            <w:r>
+              <w:rPr>
+                <w:rFonts w:ascii="Times New Roman" w:hAnsi="Times New Roman"/>
+                <w:sz w:val="26"/>
+                <w:rFonts w:ascii="Times New Roman" w:hAnsi="Times New Roman" w:cs="Times New Roman"/>
+              </w:rPr>
+              <w:t>2</w:t>
+            </w:r>
+          </w:p>
+        </w:tc>
+        <w:tc>
+          <w:tcPr>
+            <w:tcW w:type="dxa" w:w="3118"/>
+            <w:vAlign w:val="center"/>
+          </w:tcPr>
+          <w:p>
+            <w:pPr>
+              <w:spacing w:before="40" w:after="40" w:line="276" w:lineRule="auto"/>
+              <w:jc w:val="both"/>
+            </w:pPr>
+            <w:r>
+              <w:rPr>
+                <w:rFonts w:ascii="Times New Roman" w:hAnsi="Times New Roman"/>
+                <w:sz w:val="26"/>
+                <w:rFonts w:ascii="Times New Roman" w:hAnsi="Times New Roman" w:cs="Times New Roman"/>
+              </w:rPr>
+              <w:t>Bài 1. Tập thể dục nào!</w:t>
+            </w:r>
+          </w:p>
+        </w:tc>
+        <w:tc>
+          <w:tcPr>
+            <w:tcW w:type="dxa" w:w="850"/>
+            <w:vAlign w:val="center"/>
+          </w:tcPr>
+          <w:p>
+            <w:pPr>
+              <w:spacing w:before="40" w:after="40" w:line="276" w:lineRule="auto"/>
+              <w:jc w:val="center"/>
+            </w:pPr>
+            <w:r>
+              <w:rPr>
+                <w:rFonts w:ascii="Times New Roman" w:hAnsi="Times New Roman"/>
+                <w:sz w:val="26"/>
+                <w:rFonts w:ascii="Times New Roman" w:hAnsi="Times New Roman" w:cs="Times New Roman"/>
+              </w:rPr>
+              <w:t>1</w:t>
+            </w:r>
+          </w:p>
+        </w:tc>
+        <w:tc>
+          <w:tcPr>
+            <w:tcW w:type="dxa" w:w="1247"/>
+            <w:vAlign w:val="center"/>
+          </w:tcPr>
+          <w:p>
+            <w:pPr>
+              <w:spacing w:before="40" w:after="40" w:line="276" w:lineRule="auto"/>
+              <w:jc w:val="center"/>
+            </w:pPr>
+            <w:r>
+              <w:rPr>
+                <w:rFonts w:ascii="Times New Roman" w:hAnsi="Times New Roman"/>
+                <w:sz w:val="26"/>
+                <w:rFonts w:ascii="Times New Roman" w:hAnsi="Times New Roman" w:cs="Times New Roman"/>
+              </w:rPr>
+              <w:t>2</w:t>
+            </w:r>
+          </w:p>
+        </w:tc>
+        <w:tc>
+          <w:tcPr>
+            <w:tcW w:type="dxa" w:w="3402"/>
+            <w:vAlign w:val="center"/>
+          </w:tcPr>
+          <w:p>
+            <w:pPr>
+              <w:spacing w:before="40" w:after="40" w:line="276" w:lineRule="auto"/>
+              <w:jc w:val="both"/>
+            </w:pPr>
+            <w:r>
+              <w:rPr>
+                <w:rFonts w:ascii="Times New Roman" w:hAnsi="Times New Roman"/>
+                <w:sz w:val="26"/>
+                <w:rFonts w:ascii="Times New Roman" w:hAnsi="Times New Roman" w:cs="Times New Roman"/>
+              </w:rPr>
+              <w:t>Nhận biết tác dụng của vận động và đu xà; lắp ráp mô hình đu xà.</w:t>
+            </w:r>
+          </w:p>
+        </w:tc>
+      </w:tr>
+      <w:tr>
+        <w:tc>
+          <w:tcPr>
+            <w:tcW w:type="dxa" w:w="680"/>
+            <w:vAlign w:val="center"/>
+          </w:tcPr>
+          <w:p>
+            <w:pPr>
+              <w:spacing w:before="40" w:after="40" w:line="276" w:lineRule="auto"/>
+              <w:jc w:val="center"/>
+            </w:pPr>
+            <w:r>
+              <w:rPr>
+                <w:rFonts w:ascii="Times New Roman" w:hAnsi="Times New Roman"/>
+                <w:sz w:val="26"/>
+                <w:rFonts w:ascii="Times New Roman" w:hAnsi="Times New Roman" w:cs="Times New Roman"/>
+              </w:rPr>
+              <w:t>3</w:t>
+            </w:r>
+          </w:p>
+        </w:tc>
+        <w:tc>
+          <w:tcPr>
+            <w:tcW w:type="dxa" w:w="3118"/>
+            <w:vAlign w:val="center"/>
+          </w:tcPr>
+          <w:p>
+            <w:pPr>
+              <w:spacing w:before="40" w:after="40" w:line="276" w:lineRule="auto"/>
+              <w:jc w:val="both"/>
+            </w:pPr>
+            <w:r>
+              <w:rPr>
+                <w:rFonts w:ascii="Times New Roman" w:hAnsi="Times New Roman"/>
+                <w:sz w:val="26"/>
+                <w:rFonts w:ascii="Times New Roman" w:hAnsi="Times New Roman" w:cs="Times New Roman"/>
+              </w:rPr>
+              <w:t>Bài 2. Chú cún dễ thương</w:t>
+            </w:r>
+          </w:p>
+        </w:tc>
+        <w:tc>
+          <w:tcPr>
+            <w:tcW w:type="dxa" w:w="850"/>
+            <w:vAlign w:val="center"/>
+          </w:tcPr>
+          <w:p>
+            <w:pPr>
+              <w:spacing w:before="40" w:after="40" w:line="276" w:lineRule="auto"/>
+              <w:jc w:val="center"/>
+            </w:pPr>
+            <w:r>
+              <w:rPr>
+                <w:rFonts w:ascii="Times New Roman" w:hAnsi="Times New Roman"/>
+                <w:sz w:val="26"/>
+                <w:rFonts w:ascii="Times New Roman" w:hAnsi="Times New Roman" w:cs="Times New Roman"/>
+              </w:rPr>
+              <w:t>1</w:t>
+            </w:r>
+          </w:p>
+        </w:tc>
+        <w:tc>
+          <w:tcPr>
+            <w:tcW w:type="dxa" w:w="1247"/>
+            <w:vAlign w:val="center"/>
+          </w:tcPr>
+          <w:p>
+            <w:pPr>
+              <w:spacing w:before="40" w:after="40" w:line="276" w:lineRule="auto"/>
+              <w:jc w:val="center"/>
+            </w:pPr>
+            <w:r>
+              <w:rPr>
+                <w:rFonts w:ascii="Times New Roman" w:hAnsi="Times New Roman"/>
+                <w:sz w:val="26"/>
+                <w:rFonts w:ascii="Times New Roman" w:hAnsi="Times New Roman" w:cs="Times New Roman"/>
+              </w:rPr>
+              <w:t>3</w:t>
+            </w:r>
+          </w:p>
+        </w:tc>
+        <w:tc>
+          <w:tcPr>
+            <w:tcW w:type="dxa" w:w="3402"/>
+            <w:vAlign w:val="center"/>
+          </w:tcPr>
+          <w:p>
+            <w:pPr>
+              <w:spacing w:before="40" w:after="40" w:line="276" w:lineRule="auto"/>
+              <w:jc w:val="both"/>
+            </w:pPr>
+            <w:r>
+              <w:rPr>
+                <w:rFonts w:ascii="Times New Roman" w:hAnsi="Times New Roman"/>
+                <w:sz w:val="26"/>
+                <w:rFonts w:ascii="Times New Roman" w:hAnsi="Times New Roman" w:cs="Times New Roman"/>
+              </w:rPr>
+              <w:t>Nhận biết đặc điểm loài chó; lắp ráp robot cún con.</w:t>
+            </w:r>
+          </w:p>
+        </w:tc>
+      </w:tr>
+      <w:tr>
+        <w:tc>
+          <w:tcPr>
+            <w:tcW w:type="dxa" w:w="680"/>
+            <w:vAlign w:val="center"/>
+          </w:tcPr>
+          <w:p>
+            <w:pPr>
+              <w:spacing w:before="40" w:after="40" w:line="276" w:lineRule="auto"/>
+              <w:jc w:val="center"/>
+            </w:pPr>
+            <w:r>
+              <w:rPr>
+                <w:rFonts w:ascii="Times New Roman" w:hAnsi="Times New Roman"/>
+                <w:sz w:val="26"/>
+                <w:rFonts w:ascii="Times New Roman" w:hAnsi="Times New Roman" w:cs="Times New Roman"/>
+              </w:rPr>
+              <w:t>4</w:t>
+            </w:r>
+          </w:p>
+        </w:tc>
+        <w:tc>
+          <w:tcPr>
+            <w:tcW w:type="dxa" w:w="3118"/>
+            <w:vAlign w:val="center"/>
+          </w:tcPr>
+          <w:p>
+            <w:pPr>
+              <w:spacing w:before="40" w:after="40" w:line="276" w:lineRule="auto"/>
+              <w:jc w:val="both"/>
+            </w:pPr>
+            <w:r>
+              <w:rPr>
+                <w:rFonts w:ascii="Times New Roman" w:hAnsi="Times New Roman"/>
+                <w:sz w:val="26"/>
+                <w:rFonts w:ascii="Times New Roman" w:hAnsi="Times New Roman" w:cs="Times New Roman"/>
+              </w:rPr>
+              <w:t>Bài 3. Tăng cường sức khỏe</w:t>
+            </w:r>
+          </w:p>
+        </w:tc>
+        <w:tc>
+          <w:tcPr>
+            <w:tcW w:type="dxa" w:w="850"/>
+            <w:vAlign w:val="center"/>
+          </w:tcPr>
+          <w:p>
+            <w:pPr>
+              <w:spacing w:before="40" w:after="40" w:line="276" w:lineRule="auto"/>
+              <w:jc w:val="center"/>
+            </w:pPr>
+            <w:r>
+              <w:rPr>
+                <w:rFonts w:ascii="Times New Roman" w:hAnsi="Times New Roman"/>
+                <w:sz w:val="26"/>
+                <w:rFonts w:ascii="Times New Roman" w:hAnsi="Times New Roman" w:cs="Times New Roman"/>
+              </w:rPr>
+              <w:t>1</w:t>
+            </w:r>
+          </w:p>
+        </w:tc>
+        <w:tc>
+          <w:tcPr>
+            <w:tcW w:type="dxa" w:w="1247"/>
+            <w:vAlign w:val="center"/>
+          </w:tcPr>
+          <w:p>
+            <w:pPr>
+              <w:spacing w:before="40" w:after="40" w:line="276" w:lineRule="auto"/>
+              <w:jc w:val="center"/>
+            </w:pPr>
+            <w:r>
+              <w:rPr>
+                <w:rFonts w:ascii="Times New Roman" w:hAnsi="Times New Roman"/>
+                <w:sz w:val="26"/>
+                <w:rFonts w:ascii="Times New Roman" w:hAnsi="Times New Roman" w:cs="Times New Roman"/>
+              </w:rPr>
+              <w:t>4</w:t>
+            </w:r>
+          </w:p>
+        </w:tc>
+        <w:tc>
+          <w:tcPr>
+            <w:tcW w:type="dxa" w:w="3402"/>
+            <w:vAlign w:val="center"/>
+          </w:tcPr>
+          <w:p>
+            <w:pPr>
+              <w:spacing w:before="40" w:after="40" w:line="276" w:lineRule="auto"/>
+              <w:jc w:val="both"/>
+            </w:pPr>
+            <w:r>
+              <w:rPr>
+                <w:rFonts w:ascii="Times New Roman" w:hAnsi="Times New Roman"/>
+                <w:sz w:val="26"/>
+                <w:rFonts w:ascii="Times New Roman" w:hAnsi="Times New Roman" w:cs="Times New Roman"/>
+              </w:rPr>
+              <w:t>Tìm hiểu ưu điểm của đi bộ; lắp robot mô phỏng người đi bộ.</w:t>
+            </w:r>
+          </w:p>
+        </w:tc>
+      </w:tr>
+      <w:tr>
+        <w:tc>
+          <w:tcPr>
+            <w:tcW w:type="dxa" w:w="680"/>
+            <w:vAlign w:val="center"/>
+          </w:tcPr>
+          <w:p>
+            <w:pPr>
+              <w:spacing w:before="40" w:after="40" w:line="276" w:lineRule="auto"/>
+              <w:jc w:val="center"/>
+            </w:pPr>
+            <w:r>
+              <w:rPr>
+                <w:rFonts w:ascii="Times New Roman" w:hAnsi="Times New Roman"/>
+                <w:sz w:val="26"/>
+                <w:rFonts w:ascii="Times New Roman" w:hAnsi="Times New Roman" w:cs="Times New Roman"/>
+              </w:rPr>
+              <w:t>5</w:t>
+            </w:r>
+          </w:p>
+        </w:tc>
+        <w:tc>
+          <w:tcPr>
+            <w:tcW w:type="dxa" w:w="3118"/>
+            <w:vAlign w:val="center"/>
+          </w:tcPr>
+          <w:p>
+            <w:pPr>
+              <w:spacing w:before="40" w:after="40" w:line="276" w:lineRule="auto"/>
+              <w:jc w:val="both"/>
+            </w:pPr>
+            <w:r>
+              <w:rPr>
+                <w:rFonts w:ascii="Times New Roman" w:hAnsi="Times New Roman"/>
+                <w:sz w:val="26"/>
+                <w:rFonts w:ascii="Times New Roman" w:hAnsi="Times New Roman" w:cs="Times New Roman"/>
+              </w:rPr>
+              <w:t>Bài 4. Chú ốc sên chậm chạp</w:t>
+            </w:r>
+          </w:p>
+        </w:tc>
+        <w:tc>
+          <w:tcPr>
+            <w:tcW w:type="dxa" w:w="850"/>
+            <w:vAlign w:val="center"/>
+          </w:tcPr>
+          <w:p>
+            <w:pPr>
+              <w:spacing w:before="40" w:after="40" w:line="276" w:lineRule="auto"/>
+              <w:jc w:val="center"/>
+            </w:pPr>
+            <w:r>
+              <w:rPr>
+                <w:rFonts w:ascii="Times New Roman" w:hAnsi="Times New Roman"/>
+                <w:sz w:val="26"/>
+                <w:rFonts w:ascii="Times New Roman" w:hAnsi="Times New Roman" w:cs="Times New Roman"/>
+              </w:rPr>
+              <w:t>1</w:t>
+            </w:r>
+          </w:p>
+        </w:tc>
+        <w:tc>
+          <w:tcPr>
+            <w:tcW w:type="dxa" w:w="1247"/>
+            <w:vAlign w:val="center"/>
+          </w:tcPr>
+          <w:p>
+            <w:pPr>
+              <w:spacing w:before="40" w:after="40" w:line="276" w:lineRule="auto"/>
+              <w:jc w:val="center"/>
+            </w:pPr>
+            <w:r>
+              <w:rPr>
+                <w:rFonts w:ascii="Times New Roman" w:hAnsi="Times New Roman"/>
+                <w:sz w:val="26"/>
+                <w:rFonts w:ascii="Times New Roman" w:hAnsi="Times New Roman" w:cs="Times New Roman"/>
+              </w:rPr>
+              <w:t>5</w:t>
+            </w:r>
+          </w:p>
+        </w:tc>
+        <w:tc>
+          <w:tcPr>
+            <w:tcW w:type="dxa" w:w="3402"/>
+            <w:vAlign w:val="center"/>
+          </w:tcPr>
+          <w:p>
+            <w:pPr>
+              <w:spacing w:before="40" w:after="40" w:line="276" w:lineRule="auto"/>
+              <w:jc w:val="both"/>
+            </w:pPr>
+            <w:r>
+              <w:rPr>
+                <w:rFonts w:ascii="Times New Roman" w:hAnsi="Times New Roman"/>
+                <w:sz w:val="26"/>
+                <w:rFonts w:ascii="Times New Roman" w:hAnsi="Times New Roman" w:cs="Times New Roman"/>
+              </w:rPr>
+              <w:t>Tìm hiểu cách di chuyển và cấu tạo vỏ ốc sên; lắp robot ốc sên.</w:t>
+            </w:r>
+          </w:p>
+        </w:tc>
+      </w:tr>
+      <w:tr>
+        <w:tc>
+          <w:tcPr>
+            <w:tcW w:type="dxa" w:w="680"/>
+            <w:vAlign w:val="center"/>
+          </w:tcPr>
+          <w:p>
+            <w:pPr>
+              <w:spacing w:before="40" w:after="40" w:line="276" w:lineRule="auto"/>
+              <w:jc w:val="center"/>
+            </w:pPr>
+            <w:r>
+              <w:rPr>
+                <w:rFonts w:ascii="Times New Roman" w:hAnsi="Times New Roman"/>
+                <w:sz w:val="26"/>
+                <w:rFonts w:ascii="Times New Roman" w:hAnsi="Times New Roman" w:cs="Times New Roman"/>
+              </w:rPr>
+              <w:t>6</w:t>
+            </w:r>
+          </w:p>
+        </w:tc>
+        <w:tc>
+          <w:tcPr>
+            <w:tcW w:type="dxa" w:w="3118"/>
+            <w:vAlign w:val="center"/>
+          </w:tcPr>
+          <w:p>
+            <w:pPr>
+              <w:spacing w:before="40" w:after="40" w:line="276" w:lineRule="auto"/>
+              <w:jc w:val="both"/>
+            </w:pPr>
+            <w:r>
+              <w:rPr>
+                <w:rFonts w:ascii="Times New Roman" w:hAnsi="Times New Roman"/>
+                <w:sz w:val="26"/>
+                <w:rFonts w:ascii="Times New Roman" w:hAnsi="Times New Roman" w:cs="Times New Roman"/>
+              </w:rPr>
+              <w:t>Bài 5. Xe cảnh sát tuần tra</w:t>
+            </w:r>
+          </w:p>
+        </w:tc>
+        <w:tc>
+          <w:tcPr>
+            <w:tcW w:type="dxa" w:w="850"/>
+            <w:vAlign w:val="center"/>
+          </w:tcPr>
+          <w:p>
+            <w:pPr>
+              <w:spacing w:before="40" w:after="40" w:line="276" w:lineRule="auto"/>
+              <w:jc w:val="center"/>
+            </w:pPr>
+            <w:r>
+              <w:rPr>
+                <w:rFonts w:ascii="Times New Roman" w:hAnsi="Times New Roman"/>
+                <w:sz w:val="26"/>
+                <w:rFonts w:ascii="Times New Roman" w:hAnsi="Times New Roman" w:cs="Times New Roman"/>
+              </w:rPr>
+              <w:t>1</w:t>
+            </w:r>
+          </w:p>
+        </w:tc>
+        <w:tc>
+          <w:tcPr>
+            <w:tcW w:type="dxa" w:w="1247"/>
+            <w:vAlign w:val="center"/>
+          </w:tcPr>
+          <w:p>
+            <w:pPr>
+              <w:spacing w:before="40" w:after="40" w:line="276" w:lineRule="auto"/>
+              <w:jc w:val="center"/>
+            </w:pPr>
+            <w:r>
+              <w:rPr>
+                <w:rFonts w:ascii="Times New Roman" w:hAnsi="Times New Roman"/>
+                <w:sz w:val="26"/>
+                <w:rFonts w:ascii="Times New Roman" w:hAnsi="Times New Roman" w:cs="Times New Roman"/>
+              </w:rPr>
+              <w:t>6</w:t>
+            </w:r>
+          </w:p>
+        </w:tc>
+        <w:tc>
+          <w:tcPr>
+            <w:tcW w:type="dxa" w:w="3402"/>
+            <w:vAlign w:val="center"/>
+          </w:tcPr>
+          <w:p>
+            <w:pPr>
+              <w:spacing w:before="40" w:after="40" w:line="276" w:lineRule="auto"/>
+              <w:jc w:val="both"/>
+            </w:pPr>
+            <w:r>
+              <w:rPr>
+                <w:rFonts w:ascii="Times New Roman" w:hAnsi="Times New Roman"/>
+                <w:sz w:val="26"/>
+                <w:rFonts w:ascii="Times New Roman" w:hAnsi="Times New Roman" w:cs="Times New Roman"/>
+              </w:rPr>
+              <w:t>Tìm hiểu phương tiện cảnh sát; lắp xe cảnh sát tuần tra.</w:t>
+            </w:r>
+          </w:p>
+        </w:tc>
+      </w:tr>
+      <w:tr>
+        <w:tc>
+          <w:tcPr>
+            <w:tcW w:type="dxa" w:w="680"/>
+            <w:vAlign w:val="center"/>
+          </w:tcPr>
+          <w:p>
+            <w:pPr>
+              <w:spacing w:before="40" w:after="40" w:line="276" w:lineRule="auto"/>
+              <w:jc w:val="center"/>
+            </w:pPr>
+            <w:r>
+              <w:rPr>
+                <w:rFonts w:ascii="Times New Roman" w:hAnsi="Times New Roman"/>
+                <w:sz w:val="26"/>
+                <w:rFonts w:ascii="Times New Roman" w:hAnsi="Times New Roman" w:cs="Times New Roman"/>
+              </w:rPr>
+              <w:t>7</w:t>
+            </w:r>
+          </w:p>
+        </w:tc>
+        <w:tc>
+          <w:tcPr>
+            <w:tcW w:type="dxa" w:w="3118"/>
+            <w:vAlign w:val="center"/>
+          </w:tcPr>
+          <w:p>
+            <w:pPr>
+              <w:spacing w:before="40" w:after="40" w:line="276" w:lineRule="auto"/>
+              <w:jc w:val="both"/>
+            </w:pPr>
+            <w:r>
+              <w:rPr>
+                <w:rFonts w:ascii="Times New Roman" w:hAnsi="Times New Roman"/>
+                <w:sz w:val="26"/>
+                <w:rFonts w:ascii="Times New Roman" w:hAnsi="Times New Roman" w:cs="Times New Roman"/>
+              </w:rPr>
+              <w:t>Bài 6. Khám phá xe cứu hoả</w:t>
+            </w:r>
+          </w:p>
+        </w:tc>
+        <w:tc>
+          <w:tcPr>
+            <w:tcW w:type="dxa" w:w="850"/>
+            <w:vAlign w:val="center"/>
+          </w:tcPr>
+          <w:p>
+            <w:pPr>
+              <w:spacing w:before="40" w:after="40" w:line="276" w:lineRule="auto"/>
+              <w:jc w:val="center"/>
+            </w:pPr>
+            <w:r>
+              <w:rPr>
+                <w:rFonts w:ascii="Times New Roman" w:hAnsi="Times New Roman"/>
+                <w:sz w:val="26"/>
+                <w:rFonts w:ascii="Times New Roman" w:hAnsi="Times New Roman" w:cs="Times New Roman"/>
+              </w:rPr>
+              <w:t>1</w:t>
+            </w:r>
+          </w:p>
+        </w:tc>
+        <w:tc>
+          <w:tcPr>
+            <w:tcW w:type="dxa" w:w="1247"/>
+            <w:vAlign w:val="center"/>
+          </w:tcPr>
+          <w:p>
+            <w:pPr>
+              <w:spacing w:before="40" w:after="40" w:line="276" w:lineRule="auto"/>
+              <w:jc w:val="center"/>
+            </w:pPr>
+            <w:r>
+              <w:rPr>
+                <w:rFonts w:ascii="Times New Roman" w:hAnsi="Times New Roman"/>
+                <w:sz w:val="26"/>
+                <w:rFonts w:ascii="Times New Roman" w:hAnsi="Times New Roman" w:cs="Times New Roman"/>
+              </w:rPr>
+              <w:t>7</w:t>
+            </w:r>
+          </w:p>
+        </w:tc>
+        <w:tc>
+          <w:tcPr>
+            <w:tcW w:type="dxa" w:w="3402"/>
+            <w:vAlign w:val="center"/>
+          </w:tcPr>
+          <w:p>
+            <w:pPr>
+              <w:spacing w:before="40" w:after="40" w:line="276" w:lineRule="auto"/>
+              <w:jc w:val="both"/>
+            </w:pPr>
+            <w:r>
+              <w:rPr>
+                <w:rFonts w:ascii="Times New Roman" w:hAnsi="Times New Roman"/>
+                <w:sz w:val="26"/>
+                <w:rFonts w:ascii="Times New Roman" w:hAnsi="Times New Roman" w:cs="Times New Roman"/>
+              </w:rPr>
+              <w:t>Tìm hiểu bộ phận xe cứu hỏa và nhiệm vụ lính cứu hỏa; lắp xe cứu hỏa.</w:t>
+            </w:r>
+          </w:p>
+        </w:tc>
+      </w:tr>
+      <w:tr>
+        <w:tc>
+          <w:tcPr>
+            <w:tcW w:type="dxa" w:w="680"/>
+            <w:vAlign w:val="center"/>
+          </w:tcPr>
+          <w:p>
+            <w:pPr>
+              <w:spacing w:before="40" w:after="40" w:line="276" w:lineRule="auto"/>
+              <w:jc w:val="center"/>
+            </w:pPr>
+            <w:r>
+              <w:rPr>
+                <w:rFonts w:ascii="Times New Roman" w:hAnsi="Times New Roman"/>
+                <w:sz w:val="26"/>
+                <w:rFonts w:ascii="Times New Roman" w:hAnsi="Times New Roman" w:cs="Times New Roman"/>
+              </w:rPr>
+              <w:t>8</w:t>
+            </w:r>
+          </w:p>
+        </w:tc>
+        <w:tc>
+          <w:tcPr>
+            <w:tcW w:type="dxa" w:w="3118"/>
+            <w:vAlign w:val="center"/>
+          </w:tcPr>
+          <w:p>
+            <w:pPr>
+              <w:spacing w:before="40" w:after="40" w:line="276" w:lineRule="auto"/>
+              <w:jc w:val="both"/>
+            </w:pPr>
+            <w:r>
+              <w:rPr>
+                <w:rFonts w:ascii="Times New Roman" w:hAnsi="Times New Roman"/>
+                <w:sz w:val="26"/>
+                <w:rFonts w:ascii="Times New Roman" w:hAnsi="Times New Roman" w:cs="Times New Roman"/>
+              </w:rPr>
+              <w:t>Bài 7. Người giao hàng đã đến</w:t>
+            </w:r>
+          </w:p>
+        </w:tc>
+        <w:tc>
+          <w:tcPr>
+            <w:tcW w:type="dxa" w:w="850"/>
+            <w:vAlign w:val="center"/>
+          </w:tcPr>
+          <w:p>
+            <w:pPr>
+              <w:spacing w:before="40" w:after="40" w:line="276" w:lineRule="auto"/>
+              <w:jc w:val="center"/>
+            </w:pPr>
+            <w:r>
+              <w:rPr>
+                <w:rFonts w:ascii="Times New Roman" w:hAnsi="Times New Roman"/>
+                <w:sz w:val="26"/>
+                <w:rFonts w:ascii="Times New Roman" w:hAnsi="Times New Roman" w:cs="Times New Roman"/>
+              </w:rPr>
+              <w:t>1</w:t>
+            </w:r>
+          </w:p>
+        </w:tc>
+        <w:tc>
+          <w:tcPr>
+            <w:tcW w:type="dxa" w:w="1247"/>
+            <w:vAlign w:val="center"/>
+          </w:tcPr>
+          <w:p>
+            <w:pPr>
+              <w:spacing w:before="40" w:after="40" w:line="276" w:lineRule="auto"/>
+              <w:jc w:val="center"/>
+            </w:pPr>
+            <w:r>
+              <w:rPr>
+                <w:rFonts w:ascii="Times New Roman" w:hAnsi="Times New Roman"/>
+                <w:sz w:val="26"/>
+                <w:rFonts w:ascii="Times New Roman" w:hAnsi="Times New Roman" w:cs="Times New Roman"/>
+              </w:rPr>
+              <w:t>8</w:t>
+            </w:r>
+          </w:p>
+        </w:tc>
+        <w:tc>
+          <w:tcPr>
+            <w:tcW w:type="dxa" w:w="3402"/>
+            <w:vAlign w:val="center"/>
+          </w:tcPr>
+          <w:p>
+            <w:pPr>
+              <w:spacing w:before="40" w:after="40" w:line="276" w:lineRule="auto"/>
+              <w:jc w:val="both"/>
+            </w:pPr>
+            <w:r>
+              <w:rPr>
+                <w:rFonts w:ascii="Times New Roman" w:hAnsi="Times New Roman"/>
+                <w:sz w:val="26"/>
+                <w:rFonts w:ascii="Times New Roman" w:hAnsi="Times New Roman" w:cs="Times New Roman"/>
+              </w:rPr>
+              <w:t>Tìm hiểu hình thức giao hàng, vận chuyển; lắp robot giao hàng.</w:t>
+            </w:r>
+          </w:p>
+        </w:tc>
+      </w:tr>
+      <w:tr>
+        <w:tc>
+          <w:tcPr>
+            <w:tcW w:type="dxa" w:w="680"/>
+            <w:vAlign w:val="center"/>
+          </w:tcPr>
+          <w:p>
+            <w:pPr>
+              <w:spacing w:before="40" w:after="40" w:line="276" w:lineRule="auto"/>
+              <w:jc w:val="center"/>
+            </w:pPr>
+            <w:r>
+              <w:rPr>
+                <w:rFonts w:ascii="Times New Roman" w:hAnsi="Times New Roman"/>
+                <w:sz w:val="26"/>
+                <w:rFonts w:ascii="Times New Roman" w:hAnsi="Times New Roman" w:cs="Times New Roman"/>
+              </w:rPr>
+              <w:t>9</w:t>
+            </w:r>
+          </w:p>
+        </w:tc>
+        <w:tc>
+          <w:tcPr>
+            <w:tcW w:type="dxa" w:w="3118"/>
+            <w:vAlign w:val="center"/>
+          </w:tcPr>
+          <w:p>
+            <w:pPr>
+              <w:spacing w:before="40" w:after="40" w:line="276" w:lineRule="auto"/>
+              <w:jc w:val="both"/>
+            </w:pPr>
+            <w:r>
+              <w:rPr>
+                <w:rFonts w:ascii="Times New Roman" w:hAnsi="Times New Roman"/>
+                <w:sz w:val="26"/>
+                <w:rFonts w:ascii="Times New Roman" w:hAnsi="Times New Roman" w:cs="Times New Roman"/>
+              </w:rPr>
+              <w:t>Bài 8. Thế giới khủng long</w:t>
+            </w:r>
+          </w:p>
+        </w:tc>
+        <w:tc>
+          <w:tcPr>
+            <w:tcW w:type="dxa" w:w="850"/>
+            <w:vAlign w:val="center"/>
+          </w:tcPr>
+          <w:p>
+            <w:pPr>
+              <w:spacing w:before="40" w:after="40" w:line="276" w:lineRule="auto"/>
+              <w:jc w:val="center"/>
+            </w:pPr>
+            <w:r>
+              <w:rPr>
+                <w:rFonts w:ascii="Times New Roman" w:hAnsi="Times New Roman"/>
+                <w:sz w:val="26"/>
+                <w:rFonts w:ascii="Times New Roman" w:hAnsi="Times New Roman" w:cs="Times New Roman"/>
+              </w:rPr>
+              <w:t>1</w:t>
+            </w:r>
+          </w:p>
+        </w:tc>
+        <w:tc>
+          <w:tcPr>
+            <w:tcW w:type="dxa" w:w="1247"/>
+            <w:vAlign w:val="center"/>
+          </w:tcPr>
+          <w:p>
+            <w:pPr>
+              <w:spacing w:before="40" w:after="40" w:line="276" w:lineRule="auto"/>
+              <w:jc w:val="center"/>
+            </w:pPr>
+            <w:r>
+              <w:rPr>
+                <w:rFonts w:ascii="Times New Roman" w:hAnsi="Times New Roman"/>
+                <w:sz w:val="26"/>
+                <w:rFonts w:ascii="Times New Roman" w:hAnsi="Times New Roman" w:cs="Times New Roman"/>
+              </w:rPr>
+              <w:t>9</w:t>
+            </w:r>
+          </w:p>
+        </w:tc>
+        <w:tc>
+          <w:tcPr>
+            <w:tcW w:type="dxa" w:w="3402"/>
+            <w:vAlign w:val="center"/>
+          </w:tcPr>
+          <w:p>
+            <w:pPr>
+              <w:spacing w:before="40" w:after="40" w:line="276" w:lineRule="auto"/>
+              <w:jc w:val="both"/>
+            </w:pPr>
+            <w:r>
+              <w:rPr>
+                <w:rFonts w:ascii="Times New Roman" w:hAnsi="Times New Roman"/>
+                <w:sz w:val="26"/>
+                <w:rFonts w:ascii="Times New Roman" w:hAnsi="Times New Roman" w:cs="Times New Roman"/>
+              </w:rPr>
+              <w:t>Tìm hiểu nguồn gốc khủng long; lắp mô hình khủng long.</w:t>
+            </w:r>
+          </w:p>
+        </w:tc>
+      </w:tr>
+      <w:tr>
+        <w:tc>
+          <w:tcPr>
+            <w:tcW w:type="dxa" w:w="680"/>
+            <w:vAlign w:val="center"/>
+          </w:tcPr>
+          <w:p>
+            <w:pPr>
+              <w:spacing w:before="40" w:after="40" w:line="276" w:lineRule="auto"/>
+              <w:jc w:val="center"/>
+            </w:pPr>
+            <w:r>
+              <w:rPr>
+                <w:rFonts w:ascii="Times New Roman" w:hAnsi="Times New Roman"/>
+                <w:sz w:val="26"/>
+                <w:rFonts w:ascii="Times New Roman" w:hAnsi="Times New Roman" w:cs="Times New Roman"/>
+              </w:rPr>
+              <w:t>10</w:t>
+            </w:r>
+          </w:p>
+        </w:tc>
+        <w:tc>
+          <w:tcPr>
+            <w:tcW w:type="dxa" w:w="3118"/>
+            <w:vAlign w:val="center"/>
+          </w:tcPr>
+          <w:p>
+            <w:pPr>
+              <w:spacing w:before="40" w:after="40" w:line="276" w:lineRule="auto"/>
+              <w:jc w:val="both"/>
+            </w:pPr>
+            <w:r>
+              <w:rPr>
+                <w:rFonts w:ascii="Times New Roman" w:hAnsi="Times New Roman"/>
+                <w:sz w:val="26"/>
+                <w:rFonts w:ascii="Times New Roman" w:hAnsi="Times New Roman" w:cs="Times New Roman"/>
+              </w:rPr>
+              <w:t>Ôn tập Đánh giá định kỳ 1</w:t>
+            </w:r>
+          </w:p>
+        </w:tc>
+        <w:tc>
+          <w:tcPr>
+            <w:tcW w:type="dxa" w:w="850"/>
+            <w:vAlign w:val="center"/>
+          </w:tcPr>
+          <w:p>
+            <w:pPr>
+              <w:spacing w:before="40" w:after="40" w:line="276" w:lineRule="auto"/>
+              <w:jc w:val="center"/>
+            </w:pPr>
+            <w:r>
+              <w:rPr>
+                <w:rFonts w:ascii="Times New Roman" w:hAnsi="Times New Roman"/>
+                <w:sz w:val="26"/>
+                <w:rFonts w:ascii="Times New Roman" w:hAnsi="Times New Roman" w:cs="Times New Roman"/>
+              </w:rPr>
+              <w:t>1</w:t>
+            </w:r>
+          </w:p>
+        </w:tc>
+        <w:tc>
+          <w:tcPr>
+            <w:tcW w:type="dxa" w:w="1247"/>
+            <w:vAlign w:val="center"/>
+          </w:tcPr>
+          <w:p>
+            <w:pPr>
+              <w:spacing w:before="40" w:after="40" w:line="276" w:lineRule="auto"/>
+              <w:jc w:val="center"/>
+            </w:pPr>
+            <w:r>
+              <w:rPr>
+                <w:rFonts w:ascii="Times New Roman" w:hAnsi="Times New Roman"/>
+                <w:sz w:val="26"/>
+                <w:rFonts w:ascii="Times New Roman" w:hAnsi="Times New Roman" w:cs="Times New Roman"/>
+              </w:rPr>
+              <w:t>10</w:t>
+            </w:r>
+          </w:p>
+        </w:tc>
+        <w:tc>
+          <w:tcPr>
+            <w:tcW w:type="dxa" w:w="3402"/>
+            <w:vAlign w:val="center"/>
+          </w:tcPr>
+          <w:p>
+            <w:pPr>
+              <w:spacing w:before="40" w:after="40" w:line="276" w:lineRule="auto"/>
+              <w:jc w:val="both"/>
+            </w:pPr>
+            <w:r>
+              <w:rPr>
+                <w:rFonts w:ascii="Times New Roman" w:hAnsi="Times New Roman"/>
+                <w:sz w:val="26"/>
+                <w:rFonts w:ascii="Times New Roman" w:hAnsi="Times New Roman" w:cs="Times New Roman"/>
+              </w:rPr>
+              <w:t>Hệ thống hóa kiến thức chuẩn bị Đánh giá định kỳ 1.</w:t>
+            </w:r>
+          </w:p>
+        </w:tc>
+      </w:tr>
+      <w:tr>
+        <w:tc>
+          <w:tcPr>
+            <w:tcW w:type="dxa" w:w="680"/>
+            <w:vAlign w:val="center"/>
+          </w:tcPr>
+          <w:p>
+            <w:pPr>
+              <w:spacing w:before="40" w:after="40" w:line="276" w:lineRule="auto"/>
+              <w:jc w:val="center"/>
+            </w:pPr>
+            <w:r>
+              <w:rPr>
+                <w:rFonts w:ascii="Times New Roman" w:hAnsi="Times New Roman"/>
+                <w:sz w:val="26"/>
+                <w:rFonts w:ascii="Times New Roman" w:hAnsi="Times New Roman" w:cs="Times New Roman"/>
+              </w:rPr>
+              <w:t>11</w:t>
+            </w:r>
+          </w:p>
+        </w:tc>
+        <w:tc>
+          <w:tcPr>
+            <w:tcW w:type="dxa" w:w="3118"/>
+            <w:vAlign w:val="center"/>
+          </w:tcPr>
+          <w:p>
+            <w:pPr>
+              <w:spacing w:before="40" w:after="40" w:line="276" w:lineRule="auto"/>
+              <w:jc w:val="both"/>
+            </w:pPr>
+            <w:r>
+              <w:rPr>
+                <w:rFonts w:ascii="Times New Roman" w:hAnsi="Times New Roman"/>
+                <w:sz w:val="26"/>
+                <w:rFonts w:ascii="Times New Roman" w:hAnsi="Times New Roman" w:cs="Times New Roman"/>
+              </w:rPr>
+              <w:t>Đánh giá định kỳ 1</w:t>
+            </w:r>
+          </w:p>
+        </w:tc>
+        <w:tc>
+          <w:tcPr>
+            <w:tcW w:type="dxa" w:w="850"/>
+            <w:vAlign w:val="center"/>
+          </w:tcPr>
+          <w:p>
+            <w:pPr>
+              <w:spacing w:before="40" w:after="40" w:line="276" w:lineRule="auto"/>
+              <w:jc w:val="center"/>
+            </w:pPr>
+            <w:r>
+              <w:rPr>
+                <w:rFonts w:ascii="Times New Roman" w:hAnsi="Times New Roman"/>
+                <w:sz w:val="26"/>
+                <w:rFonts w:ascii="Times New Roman" w:hAnsi="Times New Roman" w:cs="Times New Roman"/>
+              </w:rPr>
+              <w:t>1</w:t>
+            </w:r>
+          </w:p>
+        </w:tc>
+        <w:tc>
+          <w:tcPr>
+            <w:tcW w:type="dxa" w:w="1247"/>
+            <w:vAlign w:val="center"/>
+          </w:tcPr>
+          <w:p>
+            <w:pPr>
+              <w:spacing w:before="40" w:after="40" w:line="276" w:lineRule="auto"/>
+              <w:jc w:val="center"/>
+            </w:pPr>
+            <w:r>
+              <w:rPr>
+                <w:rFonts w:ascii="Times New Roman" w:hAnsi="Times New Roman"/>
+                <w:sz w:val="26"/>
+                <w:rFonts w:ascii="Times New Roman" w:hAnsi="Times New Roman" w:cs="Times New Roman"/>
+              </w:rPr>
+              <w:t>11</w:t>
+            </w:r>
+          </w:p>
+        </w:tc>
+        <w:tc>
+          <w:tcPr>
+            <w:tcW w:type="dxa" w:w="3402"/>
+            <w:vAlign w:val="center"/>
+          </w:tcPr>
+          <w:p>
+            <w:pPr>
+              <w:spacing w:before="40" w:after="40" w:line="276" w:lineRule="auto"/>
+              <w:jc w:val="both"/>
+            </w:pPr>
+            <w:r>
+              <w:rPr>
+                <w:rFonts w:ascii="Times New Roman" w:hAnsi="Times New Roman"/>
+                <w:sz w:val="26"/>
+                <w:rFonts w:ascii="Times New Roman" w:hAnsi="Times New Roman" w:cs="Times New Roman"/>
+              </w:rPr>
+              <w:t>Kiểm tra đánh giá kết quả học tập thực hành Robotics.</w:t>
+            </w:r>
+          </w:p>
+        </w:tc>
+      </w:tr>
+      <w:tr>
+        <w:tc>
+          <w:tcPr>
+            <w:tcW w:type="dxa" w:w="680"/>
+            <w:vAlign w:val="center"/>
+          </w:tcPr>
+          <w:p>
+            <w:pPr>
+              <w:spacing w:before="40" w:after="40" w:line="276" w:lineRule="auto"/>
+              <w:jc w:val="center"/>
+            </w:pPr>
+            <w:r>
+              <w:rPr>
+                <w:rFonts w:ascii="Times New Roman" w:hAnsi="Times New Roman"/>
+                <w:sz w:val="26"/>
+                <w:rFonts w:ascii="Times New Roman" w:hAnsi="Times New Roman" w:cs="Times New Roman"/>
+              </w:rPr>
+              <w:t>12</w:t>
+            </w:r>
+          </w:p>
+        </w:tc>
+        <w:tc>
+          <w:tcPr>
+            <w:tcW w:type="dxa" w:w="3118"/>
+            <w:vAlign w:val="center"/>
+          </w:tcPr>
+          <w:p>
+            <w:pPr>
+              <w:spacing w:before="40" w:after="40" w:line="276" w:lineRule="auto"/>
+              <w:jc w:val="both"/>
+            </w:pPr>
+            <w:r>
+              <w:rPr>
+                <w:rFonts w:ascii="Times New Roman" w:hAnsi="Times New Roman"/>
+                <w:sz w:val="26"/>
+                <w:rFonts w:ascii="Times New Roman" w:hAnsi="Times New Roman" w:cs="Times New Roman"/>
+              </w:rPr>
+              <w:t>Bài 9. Hồ bơi mùa hè</w:t>
+            </w:r>
+          </w:p>
+        </w:tc>
+        <w:tc>
+          <w:tcPr>
+            <w:tcW w:type="dxa" w:w="850"/>
+            <w:vAlign w:val="center"/>
+          </w:tcPr>
+          <w:p>
+            <w:pPr>
+              <w:spacing w:before="40" w:after="40" w:line="276" w:lineRule="auto"/>
+              <w:jc w:val="center"/>
+            </w:pPr>
+            <w:r>
+              <w:rPr>
+                <w:rFonts w:ascii="Times New Roman" w:hAnsi="Times New Roman"/>
+                <w:sz w:val="26"/>
+                <w:rFonts w:ascii="Times New Roman" w:hAnsi="Times New Roman" w:cs="Times New Roman"/>
+              </w:rPr>
+              <w:t>1</w:t>
+            </w:r>
+          </w:p>
+        </w:tc>
+        <w:tc>
+          <w:tcPr>
+            <w:tcW w:type="dxa" w:w="1247"/>
+            <w:vAlign w:val="center"/>
+          </w:tcPr>
+          <w:p>
+            <w:pPr>
+              <w:spacing w:before="40" w:after="40" w:line="276" w:lineRule="auto"/>
+              <w:jc w:val="center"/>
+            </w:pPr>
+            <w:r>
+              <w:rPr>
+                <w:rFonts w:ascii="Times New Roman" w:hAnsi="Times New Roman"/>
+                <w:sz w:val="26"/>
+                <w:rFonts w:ascii="Times New Roman" w:hAnsi="Times New Roman" w:cs="Times New Roman"/>
+              </w:rPr>
+              <w:t>12</w:t>
+            </w:r>
+          </w:p>
+        </w:tc>
+        <w:tc>
+          <w:tcPr>
+            <w:tcW w:type="dxa" w:w="3402"/>
+            <w:vAlign w:val="center"/>
+          </w:tcPr>
+          <w:p>
+            <w:pPr>
+              <w:spacing w:before="40" w:after="40" w:line="276" w:lineRule="auto"/>
+              <w:jc w:val="both"/>
+            </w:pPr>
+            <w:r>
+              <w:rPr>
+                <w:rFonts w:ascii="Times New Roman" w:hAnsi="Times New Roman"/>
+                <w:sz w:val="26"/>
+                <w:rFonts w:ascii="Times New Roman" w:hAnsi="Times New Roman" w:cs="Times New Roman"/>
+              </w:rPr>
+              <w:t>Tìm hiểu an toàn bơi lội; lắp mô hình người bơi lội.</w:t>
+            </w:r>
+          </w:p>
+        </w:tc>
+      </w:tr>
+      <w:tr>
+        <w:tc>
+          <w:tcPr>
+            <w:tcW w:type="dxa" w:w="680"/>
+            <w:vAlign w:val="center"/>
+          </w:tcPr>
+          <w:p>
+            <w:pPr>
+              <w:spacing w:before="40" w:after="40" w:line="276" w:lineRule="auto"/>
+              <w:jc w:val="center"/>
+            </w:pPr>
+            <w:r>
+              <w:rPr>
+                <w:rFonts w:ascii="Times New Roman" w:hAnsi="Times New Roman"/>
+                <w:sz w:val="26"/>
+                <w:rFonts w:ascii="Times New Roman" w:hAnsi="Times New Roman" w:cs="Times New Roman"/>
+              </w:rPr>
+              <w:t>13</w:t>
+            </w:r>
+          </w:p>
+        </w:tc>
+        <w:tc>
+          <w:tcPr>
+            <w:tcW w:type="dxa" w:w="3118"/>
+            <w:vAlign w:val="center"/>
+          </w:tcPr>
+          <w:p>
+            <w:pPr>
+              <w:spacing w:before="40" w:after="40" w:line="276" w:lineRule="auto"/>
+              <w:jc w:val="both"/>
+            </w:pPr>
+            <w:r>
+              <w:rPr>
+                <w:rFonts w:ascii="Times New Roman" w:hAnsi="Times New Roman"/>
+                <w:sz w:val="26"/>
+                <w:rFonts w:ascii="Times New Roman" w:hAnsi="Times New Roman" w:cs="Times New Roman"/>
+              </w:rPr>
+              <w:t>Bài 10. Khám phá đại dương</w:t>
+            </w:r>
+          </w:p>
+        </w:tc>
+        <w:tc>
+          <w:tcPr>
+            <w:tcW w:type="dxa" w:w="850"/>
+            <w:vAlign w:val="center"/>
+          </w:tcPr>
+          <w:p>
+            <w:pPr>
+              <w:spacing w:before="40" w:after="40" w:line="276" w:lineRule="auto"/>
+              <w:jc w:val="center"/>
+            </w:pPr>
+            <w:r>
+              <w:rPr>
+                <w:rFonts w:ascii="Times New Roman" w:hAnsi="Times New Roman"/>
+                <w:sz w:val="26"/>
+                <w:rFonts w:ascii="Times New Roman" w:hAnsi="Times New Roman" w:cs="Times New Roman"/>
+              </w:rPr>
+              <w:t>1</w:t>
+            </w:r>
+          </w:p>
+        </w:tc>
+        <w:tc>
+          <w:tcPr>
+            <w:tcW w:type="dxa" w:w="1247"/>
+            <w:vAlign w:val="center"/>
+          </w:tcPr>
+          <w:p>
+            <w:pPr>
+              <w:spacing w:before="40" w:after="40" w:line="276" w:lineRule="auto"/>
+              <w:jc w:val="center"/>
+            </w:pPr>
+            <w:r>
+              <w:rPr>
+                <w:rFonts w:ascii="Times New Roman" w:hAnsi="Times New Roman"/>
+                <w:sz w:val="26"/>
+                <w:rFonts w:ascii="Times New Roman" w:hAnsi="Times New Roman" w:cs="Times New Roman"/>
+              </w:rPr>
+              <w:t>13</w:t>
+            </w:r>
+          </w:p>
+        </w:tc>
+        <w:tc>
+          <w:tcPr>
+            <w:tcW w:type="dxa" w:w="3402"/>
+            <w:vAlign w:val="center"/>
+          </w:tcPr>
+          <w:p>
+            <w:pPr>
+              <w:spacing w:before="40" w:after="40" w:line="276" w:lineRule="auto"/>
+              <w:jc w:val="both"/>
+            </w:pPr>
+            <w:r>
+              <w:rPr>
+                <w:rFonts w:ascii="Times New Roman" w:hAnsi="Times New Roman"/>
+                <w:sz w:val="26"/>
+                <w:rFonts w:ascii="Times New Roman" w:hAnsi="Times New Roman" w:cs="Times New Roman"/>
+              </w:rPr>
+              <w:t>Tìm hiểu đặc điểm cá mập; lắp mô hình cá mập bơi.</w:t>
+            </w:r>
+          </w:p>
+        </w:tc>
+      </w:tr>
+      <w:tr>
+        <w:tc>
+          <w:tcPr>
+            <w:tcW w:type="dxa" w:w="680"/>
+            <w:vAlign w:val="center"/>
+          </w:tcPr>
+          <w:p>
+            <w:pPr>
+              <w:spacing w:before="40" w:after="40" w:line="276" w:lineRule="auto"/>
+              <w:jc w:val="center"/>
+            </w:pPr>
+            <w:r>
+              <w:rPr>
+                <w:rFonts w:ascii="Times New Roman" w:hAnsi="Times New Roman"/>
+                <w:sz w:val="26"/>
+                <w:rFonts w:ascii="Times New Roman" w:hAnsi="Times New Roman" w:cs="Times New Roman"/>
+              </w:rPr>
+              <w:t>14</w:t>
+            </w:r>
+          </w:p>
+        </w:tc>
+        <w:tc>
+          <w:tcPr>
+            <w:tcW w:type="dxa" w:w="3118"/>
+            <w:vAlign w:val="center"/>
+          </w:tcPr>
+          <w:p>
+            <w:pPr>
+              <w:spacing w:before="40" w:after="40" w:line="276" w:lineRule="auto"/>
+              <w:jc w:val="both"/>
+            </w:pPr>
+            <w:r>
+              <w:rPr>
+                <w:rFonts w:ascii="Times New Roman" w:hAnsi="Times New Roman"/>
+                <w:sz w:val="26"/>
+                <w:rFonts w:ascii="Times New Roman" w:hAnsi="Times New Roman" w:cs="Times New Roman"/>
+              </w:rPr>
+              <w:t>Bài 11. Chú cua cứng cáp</w:t>
+            </w:r>
+          </w:p>
+        </w:tc>
+        <w:tc>
+          <w:tcPr>
+            <w:tcW w:type="dxa" w:w="850"/>
+            <w:vAlign w:val="center"/>
+          </w:tcPr>
+          <w:p>
+            <w:pPr>
+              <w:spacing w:before="40" w:after="40" w:line="276" w:lineRule="auto"/>
+              <w:jc w:val="center"/>
+            </w:pPr>
+            <w:r>
+              <w:rPr>
+                <w:rFonts w:ascii="Times New Roman" w:hAnsi="Times New Roman"/>
+                <w:sz w:val="26"/>
+                <w:rFonts w:ascii="Times New Roman" w:hAnsi="Times New Roman" w:cs="Times New Roman"/>
+              </w:rPr>
+              <w:t>1</w:t>
+            </w:r>
+          </w:p>
+        </w:tc>
+        <w:tc>
+          <w:tcPr>
+            <w:tcW w:type="dxa" w:w="1247"/>
+            <w:vAlign w:val="center"/>
+          </w:tcPr>
+          <w:p>
+            <w:pPr>
+              <w:spacing w:before="40" w:after="40" w:line="276" w:lineRule="auto"/>
+              <w:jc w:val="center"/>
+            </w:pPr>
+            <w:r>
+              <w:rPr>
+                <w:rFonts w:ascii="Times New Roman" w:hAnsi="Times New Roman"/>
+                <w:sz w:val="26"/>
+                <w:rFonts w:ascii="Times New Roman" w:hAnsi="Times New Roman" w:cs="Times New Roman"/>
+              </w:rPr>
+              <w:t>14</w:t>
+            </w:r>
+          </w:p>
+        </w:tc>
+        <w:tc>
+          <w:tcPr>
+            <w:tcW w:type="dxa" w:w="3402"/>
+            <w:vAlign w:val="center"/>
+          </w:tcPr>
+          <w:p>
+            <w:pPr>
+              <w:spacing w:before="40" w:after="40" w:line="276" w:lineRule="auto"/>
+              <w:jc w:val="both"/>
+            </w:pPr>
+            <w:r>
+              <w:rPr>
+                <w:rFonts w:ascii="Times New Roman" w:hAnsi="Times New Roman"/>
+                <w:sz w:val="26"/>
+                <w:rFonts w:ascii="Times New Roman" w:hAnsi="Times New Roman" w:cs="Times New Roman"/>
+              </w:rPr>
+              <w:t>Tìm hiểu nguyên lý cua bò ngang; lắp robot cua bò ngang.</w:t>
+            </w:r>
+          </w:p>
+        </w:tc>
+      </w:tr>
+      <w:tr>
+        <w:tc>
+          <w:tcPr>
+            <w:tcW w:type="dxa" w:w="680"/>
+            <w:vAlign w:val="center"/>
+          </w:tcPr>
+          <w:p>
+            <w:pPr>
+              <w:spacing w:before="40" w:after="40" w:line="276" w:lineRule="auto"/>
+              <w:jc w:val="center"/>
+            </w:pPr>
+            <w:r>
+              <w:rPr>
+                <w:rFonts w:ascii="Times New Roman" w:hAnsi="Times New Roman"/>
+                <w:sz w:val="26"/>
+                <w:rFonts w:ascii="Times New Roman" w:hAnsi="Times New Roman" w:cs="Times New Roman"/>
+              </w:rPr>
+              <w:t>15</w:t>
+            </w:r>
+          </w:p>
+        </w:tc>
+        <w:tc>
+          <w:tcPr>
+            <w:tcW w:type="dxa" w:w="3118"/>
+            <w:vAlign w:val="center"/>
+          </w:tcPr>
+          <w:p>
+            <w:pPr>
+              <w:spacing w:before="40" w:after="40" w:line="276" w:lineRule="auto"/>
+              <w:jc w:val="both"/>
+            </w:pPr>
+            <w:r>
+              <w:rPr>
+                <w:rFonts w:ascii="Times New Roman" w:hAnsi="Times New Roman"/>
+                <w:sz w:val="26"/>
+                <w:rFonts w:ascii="Times New Roman" w:hAnsi="Times New Roman" w:cs="Times New Roman"/>
+              </w:rPr>
+              <w:t>Bài 12. Tôi có thể di chuyển đến bất cứ đâu</w:t>
+            </w:r>
+          </w:p>
+        </w:tc>
+        <w:tc>
+          <w:tcPr>
+            <w:tcW w:type="dxa" w:w="850"/>
+            <w:vAlign w:val="center"/>
+          </w:tcPr>
+          <w:p>
+            <w:pPr>
+              <w:spacing w:before="40" w:after="40" w:line="276" w:lineRule="auto"/>
+              <w:jc w:val="center"/>
+            </w:pPr>
+            <w:r>
+              <w:rPr>
+                <w:rFonts w:ascii="Times New Roman" w:hAnsi="Times New Roman"/>
+                <w:sz w:val="26"/>
+                <w:rFonts w:ascii="Times New Roman" w:hAnsi="Times New Roman" w:cs="Times New Roman"/>
+              </w:rPr>
+              <w:t>1</w:t>
+            </w:r>
+          </w:p>
+        </w:tc>
+        <w:tc>
+          <w:tcPr>
+            <w:tcW w:type="dxa" w:w="1247"/>
+            <w:vAlign w:val="center"/>
+          </w:tcPr>
+          <w:p>
+            <w:pPr>
+              <w:spacing w:before="40" w:after="40" w:line="276" w:lineRule="auto"/>
+              <w:jc w:val="center"/>
+            </w:pPr>
+            <w:r>
+              <w:rPr>
+                <w:rFonts w:ascii="Times New Roman" w:hAnsi="Times New Roman"/>
+                <w:sz w:val="26"/>
+                <w:rFonts w:ascii="Times New Roman" w:hAnsi="Times New Roman" w:cs="Times New Roman"/>
+              </w:rPr>
+              <w:t>15</w:t>
+            </w:r>
+          </w:p>
+        </w:tc>
+        <w:tc>
+          <w:tcPr>
+            <w:tcW w:type="dxa" w:w="3402"/>
+            <w:vAlign w:val="center"/>
+          </w:tcPr>
+          <w:p>
+            <w:pPr>
+              <w:spacing w:before="40" w:after="40" w:line="276" w:lineRule="auto"/>
+              <w:jc w:val="both"/>
+            </w:pPr>
+            <w:r>
+              <w:rPr>
+                <w:rFonts w:ascii="Times New Roman" w:hAnsi="Times New Roman"/>
+                <w:sz w:val="26"/>
+                <w:rFonts w:ascii="Times New Roman" w:hAnsi="Times New Roman" w:cs="Times New Roman"/>
+              </w:rPr>
+              <w:t>Tìm hiểu giá trị dinh dưỡng và cấu tạo loài mực; lắp robot mực.</w:t>
+            </w:r>
+          </w:p>
+        </w:tc>
+      </w:tr>
+      <w:tr>
+        <w:tc>
+          <w:tcPr>
+            <w:tcW w:type="dxa" w:w="680"/>
+            <w:vAlign w:val="center"/>
+          </w:tcPr>
+          <w:p>
+            <w:pPr>
+              <w:spacing w:before="40" w:after="40" w:line="276" w:lineRule="auto"/>
+              <w:jc w:val="center"/>
+            </w:pPr>
+            <w:r>
+              <w:rPr>
+                <w:rFonts w:ascii="Times New Roman" w:hAnsi="Times New Roman"/>
+                <w:sz w:val="26"/>
+                <w:rFonts w:ascii="Times New Roman" w:hAnsi="Times New Roman" w:cs="Times New Roman"/>
+              </w:rPr>
+              <w:t>16</w:t>
+            </w:r>
+          </w:p>
+        </w:tc>
+        <w:tc>
+          <w:tcPr>
+            <w:tcW w:type="dxa" w:w="3118"/>
+            <w:vAlign w:val="center"/>
+          </w:tcPr>
+          <w:p>
+            <w:pPr>
+              <w:spacing w:before="40" w:after="40" w:line="276" w:lineRule="auto"/>
+              <w:jc w:val="both"/>
+            </w:pPr>
+            <w:r>
+              <w:rPr>
+                <w:rFonts w:ascii="Times New Roman" w:hAnsi="Times New Roman"/>
+                <w:sz w:val="26"/>
+                <w:rFonts w:ascii="Times New Roman" w:hAnsi="Times New Roman" w:cs="Times New Roman"/>
+              </w:rPr>
+              <w:t>Bài 13. Hoạt động mùa hè</w:t>
+            </w:r>
+          </w:p>
+        </w:tc>
+        <w:tc>
+          <w:tcPr>
+            <w:tcW w:type="dxa" w:w="850"/>
+            <w:vAlign w:val="center"/>
+          </w:tcPr>
+          <w:p>
+            <w:pPr>
+              <w:spacing w:before="40" w:after="40" w:line="276" w:lineRule="auto"/>
+              <w:jc w:val="center"/>
+            </w:pPr>
+            <w:r>
+              <w:rPr>
+                <w:rFonts w:ascii="Times New Roman" w:hAnsi="Times New Roman"/>
+                <w:sz w:val="26"/>
+                <w:rFonts w:ascii="Times New Roman" w:hAnsi="Times New Roman" w:cs="Times New Roman"/>
+              </w:rPr>
+              <w:t>1</w:t>
+            </w:r>
+          </w:p>
+        </w:tc>
+        <w:tc>
+          <w:tcPr>
+            <w:tcW w:type="dxa" w:w="1247"/>
+            <w:vAlign w:val="center"/>
+          </w:tcPr>
+          <w:p>
+            <w:pPr>
+              <w:spacing w:before="40" w:after="40" w:line="276" w:lineRule="auto"/>
+              <w:jc w:val="center"/>
+            </w:pPr>
+            <w:r>
+              <w:rPr>
+                <w:rFonts w:ascii="Times New Roman" w:hAnsi="Times New Roman"/>
+                <w:sz w:val="26"/>
+                <w:rFonts w:ascii="Times New Roman" w:hAnsi="Times New Roman" w:cs="Times New Roman"/>
+              </w:rPr>
+              <w:t>16</w:t>
+            </w:r>
+          </w:p>
+        </w:tc>
+        <w:tc>
+          <w:tcPr>
+            <w:tcW w:type="dxa" w:w="3402"/>
+            <w:vAlign w:val="center"/>
+          </w:tcPr>
+          <w:p>
+            <w:pPr>
+              <w:spacing w:before="40" w:after="40" w:line="276" w:lineRule="auto"/>
+              <w:jc w:val="both"/>
+            </w:pPr>
+            <w:r>
+              <w:rPr>
+                <w:rFonts w:ascii="Times New Roman" w:hAnsi="Times New Roman"/>
+                <w:sz w:val="26"/>
+                <w:rFonts w:ascii="Times New Roman" w:hAnsi="Times New Roman" w:cs="Times New Roman"/>
+              </w:rPr>
+              <w:t>Tìm hiểu kỹ thuật chèo thuyền; lắp robot chèo thuyền.</w:t>
+            </w:r>
+          </w:p>
+        </w:tc>
+      </w:tr>
+      <w:tr>
+        <w:tc>
+          <w:tcPr>
+            <w:tcW w:type="dxa" w:w="680"/>
+            <w:vAlign w:val="center"/>
+          </w:tcPr>
+          <w:p>
+            <w:pPr>
+              <w:spacing w:before="40" w:after="40" w:line="276" w:lineRule="auto"/>
+              <w:jc w:val="center"/>
+            </w:pPr>
+            <w:r>
+              <w:rPr>
+                <w:rFonts w:ascii="Times New Roman" w:hAnsi="Times New Roman"/>
+                <w:sz w:val="26"/>
+                <w:rFonts w:ascii="Times New Roman" w:hAnsi="Times New Roman" w:cs="Times New Roman"/>
+              </w:rPr>
+              <w:t>17</w:t>
+            </w:r>
+          </w:p>
+        </w:tc>
+        <w:tc>
+          <w:tcPr>
+            <w:tcW w:type="dxa" w:w="3118"/>
+            <w:vAlign w:val="center"/>
+          </w:tcPr>
+          <w:p>
+            <w:pPr>
+              <w:spacing w:before="40" w:after="40" w:line="276" w:lineRule="auto"/>
+              <w:jc w:val="both"/>
+            </w:pPr>
+            <w:r>
+              <w:rPr>
+                <w:rFonts w:ascii="Times New Roman" w:hAnsi="Times New Roman"/>
+                <w:sz w:val="26"/>
+                <w:rFonts w:ascii="Times New Roman" w:hAnsi="Times New Roman" w:cs="Times New Roman"/>
+              </w:rPr>
+              <w:t>Bài 14. Bắt đầu chuyến hành trình cùng tàu hoả</w:t>
+            </w:r>
+          </w:p>
+        </w:tc>
+        <w:tc>
+          <w:tcPr>
+            <w:tcW w:type="dxa" w:w="850"/>
+            <w:vAlign w:val="center"/>
+          </w:tcPr>
+          <w:p>
+            <w:pPr>
+              <w:spacing w:before="40" w:after="40" w:line="276" w:lineRule="auto"/>
+              <w:jc w:val="center"/>
+            </w:pPr>
+            <w:r>
+              <w:rPr>
+                <w:rFonts w:ascii="Times New Roman" w:hAnsi="Times New Roman"/>
+                <w:sz w:val="26"/>
+                <w:rFonts w:ascii="Times New Roman" w:hAnsi="Times New Roman" w:cs="Times New Roman"/>
+              </w:rPr>
+              <w:t>1</w:t>
+            </w:r>
+          </w:p>
+        </w:tc>
+        <w:tc>
+          <w:tcPr>
+            <w:tcW w:type="dxa" w:w="1247"/>
+            <w:vAlign w:val="center"/>
+          </w:tcPr>
+          <w:p>
+            <w:pPr>
+              <w:spacing w:before="40" w:after="40" w:line="276" w:lineRule="auto"/>
+              <w:jc w:val="center"/>
+            </w:pPr>
+            <w:r>
+              <w:rPr>
+                <w:rFonts w:ascii="Times New Roman" w:hAnsi="Times New Roman"/>
+                <w:sz w:val="26"/>
+                <w:rFonts w:ascii="Times New Roman" w:hAnsi="Times New Roman" w:cs="Times New Roman"/>
+              </w:rPr>
+              <w:t>17</w:t>
+            </w:r>
+          </w:p>
+        </w:tc>
+        <w:tc>
+          <w:tcPr>
+            <w:tcW w:type="dxa" w:w="3402"/>
+            <w:vAlign w:val="center"/>
+          </w:tcPr>
+          <w:p>
+            <w:pPr>
+              <w:spacing w:before="40" w:after="40" w:line="276" w:lineRule="auto"/>
+              <w:jc w:val="both"/>
+            </w:pPr>
+            <w:r>
+              <w:rPr>
+                <w:rFonts w:ascii="Times New Roman" w:hAnsi="Times New Roman"/>
+                <w:sz w:val="26"/>
+                <w:rFonts w:ascii="Times New Roman" w:hAnsi="Times New Roman" w:cs="Times New Roman"/>
+              </w:rPr>
+              <w:t>Tìm hiểu công dụng, cấu tạo tàu hỏa; lắp mô hình tàu hỏa.</w:t>
+            </w:r>
+          </w:p>
+        </w:tc>
+      </w:tr>
+      <w:tr>
+        <w:tc>
+          <w:tcPr>
+            <w:tcW w:type="dxa" w:w="680"/>
+            <w:vAlign w:val="center"/>
+          </w:tcPr>
+          <w:p>
+            <w:pPr>
+              <w:spacing w:before="40" w:after="40" w:line="276" w:lineRule="auto"/>
+              <w:jc w:val="center"/>
+            </w:pPr>
+            <w:r>
+              <w:rPr>
+                <w:rFonts w:ascii="Times New Roman" w:hAnsi="Times New Roman"/>
+                <w:sz w:val="26"/>
+                <w:rFonts w:ascii="Times New Roman" w:hAnsi="Times New Roman" w:cs="Times New Roman"/>
+              </w:rPr>
+              <w:t>18</w:t>
+            </w:r>
+          </w:p>
+        </w:tc>
+        <w:tc>
+          <w:tcPr>
+            <w:tcW w:type="dxa" w:w="3118"/>
+            <w:vAlign w:val="center"/>
+          </w:tcPr>
+          <w:p>
+            <w:pPr>
+              <w:spacing w:before="40" w:after="40" w:line="276" w:lineRule="auto"/>
+              <w:jc w:val="both"/>
+            </w:pPr>
+            <w:r>
+              <w:rPr>
+                <w:rFonts w:ascii="Times New Roman" w:hAnsi="Times New Roman"/>
+                <w:sz w:val="26"/>
+                <w:rFonts w:ascii="Times New Roman" w:hAnsi="Times New Roman" w:cs="Times New Roman"/>
+              </w:rPr>
+              <w:t>Bài 15. Phía trên bầu trời</w:t>
+            </w:r>
+          </w:p>
+        </w:tc>
+        <w:tc>
+          <w:tcPr>
+            <w:tcW w:type="dxa" w:w="850"/>
+            <w:vAlign w:val="center"/>
+          </w:tcPr>
+          <w:p>
+            <w:pPr>
+              <w:spacing w:before="40" w:after="40" w:line="276" w:lineRule="auto"/>
+              <w:jc w:val="center"/>
+            </w:pPr>
+            <w:r>
+              <w:rPr>
+                <w:rFonts w:ascii="Times New Roman" w:hAnsi="Times New Roman"/>
+                <w:sz w:val="26"/>
+                <w:rFonts w:ascii="Times New Roman" w:hAnsi="Times New Roman" w:cs="Times New Roman"/>
+              </w:rPr>
+              <w:t>1</w:t>
+            </w:r>
+          </w:p>
+        </w:tc>
+        <w:tc>
+          <w:tcPr>
+            <w:tcW w:type="dxa" w:w="1247"/>
+            <w:vAlign w:val="center"/>
+          </w:tcPr>
+          <w:p>
+            <w:pPr>
+              <w:spacing w:before="40" w:after="40" w:line="276" w:lineRule="auto"/>
+              <w:jc w:val="center"/>
+            </w:pPr>
+            <w:r>
+              <w:rPr>
+                <w:rFonts w:ascii="Times New Roman" w:hAnsi="Times New Roman"/>
+                <w:sz w:val="26"/>
+                <w:rFonts w:ascii="Times New Roman" w:hAnsi="Times New Roman" w:cs="Times New Roman"/>
+              </w:rPr>
+              <w:t>18</w:t>
+            </w:r>
+          </w:p>
+        </w:tc>
+        <w:tc>
+          <w:tcPr>
+            <w:tcW w:type="dxa" w:w="3402"/>
+            <w:vAlign w:val="center"/>
+          </w:tcPr>
+          <w:p>
+            <w:pPr>
+              <w:spacing w:before="40" w:after="40" w:line="276" w:lineRule="auto"/>
+              <w:jc w:val="both"/>
+            </w:pPr>
+            <w:r>
+              <w:rPr>
+                <w:rFonts w:ascii="Times New Roman" w:hAnsi="Times New Roman"/>
+                <w:sz w:val="26"/>
+                <w:rFonts w:ascii="Times New Roman" w:hAnsi="Times New Roman" w:cs="Times New Roman"/>
+              </w:rPr>
+              <w:t>Phân biệt các loại máy bay; lắp mô hình máy bay.</w:t>
+            </w:r>
+          </w:p>
+        </w:tc>
+      </w:tr>
+      <w:tr>
+        <w:tc>
+          <w:tcPr>
+            <w:tcW w:type="dxa" w:w="680"/>
+            <w:vAlign w:val="center"/>
+          </w:tcPr>
+          <w:p>
+            <w:pPr>
+              <w:spacing w:before="40" w:after="40" w:line="276" w:lineRule="auto"/>
+              <w:jc w:val="center"/>
+            </w:pPr>
+            <w:r>
+              <w:rPr>
+                <w:rFonts w:ascii="Times New Roman" w:hAnsi="Times New Roman"/>
+                <w:sz w:val="26"/>
+                <w:rFonts w:ascii="Times New Roman" w:hAnsi="Times New Roman" w:cs="Times New Roman"/>
+              </w:rPr>
+              <w:t>19</w:t>
+            </w:r>
+          </w:p>
+        </w:tc>
+        <w:tc>
+          <w:tcPr>
+            <w:tcW w:type="dxa" w:w="3118"/>
+            <w:vAlign w:val="center"/>
+          </w:tcPr>
+          <w:p>
+            <w:pPr>
+              <w:spacing w:before="40" w:after="40" w:line="276" w:lineRule="auto"/>
+              <w:jc w:val="both"/>
+            </w:pPr>
+            <w:r>
+              <w:rPr>
+                <w:rFonts w:ascii="Times New Roman" w:hAnsi="Times New Roman"/>
+                <w:sz w:val="26"/>
+                <w:rFonts w:ascii="Times New Roman" w:hAnsi="Times New Roman" w:cs="Times New Roman"/>
+              </w:rPr>
+              <w:t>Ôn tập Đánh giá định kỳ 2</w:t>
+            </w:r>
+          </w:p>
+        </w:tc>
+        <w:tc>
+          <w:tcPr>
+            <w:tcW w:type="dxa" w:w="850"/>
+            <w:vAlign w:val="center"/>
+          </w:tcPr>
+          <w:p>
+            <w:pPr>
+              <w:spacing w:before="40" w:after="40" w:line="276" w:lineRule="auto"/>
+              <w:jc w:val="center"/>
+            </w:pPr>
+            <w:r>
+              <w:rPr>
+                <w:rFonts w:ascii="Times New Roman" w:hAnsi="Times New Roman"/>
+                <w:sz w:val="26"/>
+                <w:rFonts w:ascii="Times New Roman" w:hAnsi="Times New Roman" w:cs="Times New Roman"/>
+              </w:rPr>
+              <w:t>1</w:t>
+            </w:r>
+          </w:p>
+        </w:tc>
+        <w:tc>
+          <w:tcPr>
+            <w:tcW w:type="dxa" w:w="1247"/>
+            <w:vAlign w:val="center"/>
+          </w:tcPr>
+          <w:p>
+            <w:pPr>
+              <w:spacing w:before="40" w:after="40" w:line="276" w:lineRule="auto"/>
+              <w:jc w:val="center"/>
+            </w:pPr>
+            <w:r>
+              <w:rPr>
+                <w:rFonts w:ascii="Times New Roman" w:hAnsi="Times New Roman"/>
+                <w:sz w:val="26"/>
+                <w:rFonts w:ascii="Times New Roman" w:hAnsi="Times New Roman" w:cs="Times New Roman"/>
+              </w:rPr>
+              <w:t>19</w:t>
+            </w:r>
+          </w:p>
+        </w:tc>
+        <w:tc>
+          <w:tcPr>
+            <w:tcW w:type="dxa" w:w="3402"/>
+            <w:vAlign w:val="center"/>
+          </w:tcPr>
+          <w:p>
+            <w:pPr>
+              <w:spacing w:before="40" w:after="40" w:line="276" w:lineRule="auto"/>
+              <w:jc w:val="both"/>
+            </w:pPr>
+            <w:r>
+              <w:rPr>
+                <w:rFonts w:ascii="Times New Roman" w:hAnsi="Times New Roman"/>
+                <w:sz w:val="26"/>
+                <w:rFonts w:ascii="Times New Roman" w:hAnsi="Times New Roman" w:cs="Times New Roman"/>
+              </w:rPr>
+              <w:t>Hệ thống hóa kiến thức chuẩn bị Đánh giá định kỳ 2.</w:t>
+            </w:r>
+          </w:p>
+        </w:tc>
+      </w:tr>
+      <w:tr>
+        <w:tc>
+          <w:tcPr>
+            <w:tcW w:type="dxa" w:w="680"/>
+            <w:vAlign w:val="center"/>
+          </w:tcPr>
+          <w:p>
+            <w:pPr>
+              <w:spacing w:before="40" w:after="40" w:line="276" w:lineRule="auto"/>
+              <w:jc w:val="center"/>
+            </w:pPr>
+            <w:r>
+              <w:rPr>
+                <w:rFonts w:ascii="Times New Roman" w:hAnsi="Times New Roman"/>
+                <w:sz w:val="26"/>
+                <w:rFonts w:ascii="Times New Roman" w:hAnsi="Times New Roman" w:cs="Times New Roman"/>
+              </w:rPr>
+              <w:t>20</w:t>
+            </w:r>
+          </w:p>
+        </w:tc>
+        <w:tc>
+          <w:tcPr>
+            <w:tcW w:type="dxa" w:w="3118"/>
+            <w:vAlign w:val="center"/>
+          </w:tcPr>
+          <w:p>
+            <w:pPr>
+              <w:spacing w:before="40" w:after="40" w:line="276" w:lineRule="auto"/>
+              <w:jc w:val="both"/>
+            </w:pPr>
+            <w:r>
+              <w:rPr>
+                <w:rFonts w:ascii="Times New Roman" w:hAnsi="Times New Roman"/>
+                <w:sz w:val="26"/>
+                <w:rFonts w:ascii="Times New Roman" w:hAnsi="Times New Roman" w:cs="Times New Roman"/>
+              </w:rPr>
+              <w:t>Đánh giá định kỳ 2</w:t>
+            </w:r>
+          </w:p>
+        </w:tc>
+        <w:tc>
+          <w:tcPr>
+            <w:tcW w:type="dxa" w:w="850"/>
+            <w:vAlign w:val="center"/>
+          </w:tcPr>
+          <w:p>
+            <w:pPr>
+              <w:spacing w:before="40" w:after="40" w:line="276" w:lineRule="auto"/>
+              <w:jc w:val="center"/>
+            </w:pPr>
+            <w:r>
+              <w:rPr>
+                <w:rFonts w:ascii="Times New Roman" w:hAnsi="Times New Roman"/>
+                <w:sz w:val="26"/>
+                <w:rFonts w:ascii="Times New Roman" w:hAnsi="Times New Roman" w:cs="Times New Roman"/>
+              </w:rPr>
+              <w:t>1</w:t>
+            </w:r>
+          </w:p>
+        </w:tc>
+        <w:tc>
+          <w:tcPr>
+            <w:tcW w:type="dxa" w:w="1247"/>
+            <w:vAlign w:val="center"/>
+          </w:tcPr>
+          <w:p>
+            <w:pPr>
+              <w:spacing w:before="40" w:after="40" w:line="276" w:lineRule="auto"/>
+              <w:jc w:val="center"/>
+            </w:pPr>
+            <w:r>
+              <w:rPr>
+                <w:rFonts w:ascii="Times New Roman" w:hAnsi="Times New Roman"/>
+                <w:sz w:val="26"/>
+                <w:rFonts w:ascii="Times New Roman" w:hAnsi="Times New Roman" w:cs="Times New Roman"/>
+              </w:rPr>
+              <w:t>20</w:t>
+            </w:r>
+          </w:p>
+        </w:tc>
+        <w:tc>
+          <w:tcPr>
+            <w:tcW w:type="dxa" w:w="3402"/>
+            <w:vAlign w:val="center"/>
+          </w:tcPr>
+          <w:p>
+            <w:pPr>
+              <w:spacing w:before="40" w:after="40" w:line="276" w:lineRule="auto"/>
+              <w:jc w:val="both"/>
+            </w:pPr>
+            <w:r>
+              <w:rPr>
+                <w:rFonts w:ascii="Times New Roman" w:hAnsi="Times New Roman"/>
+                <w:sz w:val="26"/>
+                <w:rFonts w:ascii="Times New Roman" w:hAnsi="Times New Roman" w:cs="Times New Roman"/>
+              </w:rPr>
+              <w:t>Kiểm tra đánh giá kết quả học tập thực hành Robotics.</w:t>
+            </w:r>
+          </w:p>
+        </w:tc>
+      </w:tr>
+      <w:tr>
+        <w:tc>
+          <w:tcPr>
+            <w:tcW w:type="dxa" w:w="680"/>
+            <w:vAlign w:val="center"/>
+          </w:tcPr>
+          <w:p>
+            <w:pPr>
+              <w:spacing w:before="40" w:after="40" w:line="276" w:lineRule="auto"/>
+              <w:jc w:val="center"/>
+            </w:pPr>
+            <w:r>
+              <w:rPr>
+                <w:rFonts w:ascii="Times New Roman" w:hAnsi="Times New Roman"/>
+                <w:sz w:val="26"/>
+                <w:rFonts w:ascii="Times New Roman" w:hAnsi="Times New Roman" w:cs="Times New Roman"/>
+              </w:rPr>
+              <w:t>21</w:t>
+            </w:r>
+          </w:p>
+        </w:tc>
+        <w:tc>
+          <w:tcPr>
+            <w:tcW w:type="dxa" w:w="3118"/>
+            <w:vAlign w:val="center"/>
+          </w:tcPr>
+          <w:p>
+            <w:pPr>
+              <w:spacing w:before="40" w:after="40" w:line="276" w:lineRule="auto"/>
+              <w:jc w:val="both"/>
+            </w:pPr>
+            <w:r>
+              <w:rPr>
+                <w:rFonts w:ascii="Times New Roman" w:hAnsi="Times New Roman"/>
+                <w:sz w:val="26"/>
+                <w:rFonts w:ascii="Times New Roman" w:hAnsi="Times New Roman" w:cs="Times New Roman"/>
+              </w:rPr>
+              <w:t>Bài 16. Khám phá vũ trụ rộng lớn</w:t>
+            </w:r>
+          </w:p>
+        </w:tc>
+        <w:tc>
+          <w:tcPr>
+            <w:tcW w:type="dxa" w:w="850"/>
+            <w:vAlign w:val="center"/>
+          </w:tcPr>
+          <w:p>
+            <w:pPr>
+              <w:spacing w:before="40" w:after="40" w:line="276" w:lineRule="auto"/>
+              <w:jc w:val="center"/>
+            </w:pPr>
+            <w:r>
+              <w:rPr>
+                <w:rFonts w:ascii="Times New Roman" w:hAnsi="Times New Roman"/>
+                <w:sz w:val="26"/>
+                <w:rFonts w:ascii="Times New Roman" w:hAnsi="Times New Roman" w:cs="Times New Roman"/>
+              </w:rPr>
+              <w:t>1</w:t>
+            </w:r>
+          </w:p>
+        </w:tc>
+        <w:tc>
+          <w:tcPr>
+            <w:tcW w:type="dxa" w:w="1247"/>
+            <w:vAlign w:val="center"/>
+          </w:tcPr>
+          <w:p>
+            <w:pPr>
+              <w:spacing w:before="40" w:after="40" w:line="276" w:lineRule="auto"/>
+              <w:jc w:val="center"/>
+            </w:pPr>
+            <w:r>
+              <w:rPr>
+                <w:rFonts w:ascii="Times New Roman" w:hAnsi="Times New Roman"/>
+                <w:sz w:val="26"/>
+                <w:rFonts w:ascii="Times New Roman" w:hAnsi="Times New Roman" w:cs="Times New Roman"/>
+              </w:rPr>
+              <w:t>21</w:t>
+            </w:r>
+          </w:p>
+        </w:tc>
+        <w:tc>
+          <w:tcPr>
+            <w:tcW w:type="dxa" w:w="3402"/>
+            <w:vAlign w:val="center"/>
+          </w:tcPr>
+          <w:p>
+            <w:pPr>
+              <w:spacing w:before="40" w:after="40" w:line="276" w:lineRule="auto"/>
+              <w:jc w:val="both"/>
+            </w:pPr>
+            <w:r>
+              <w:rPr>
+                <w:rFonts w:ascii="Times New Roman" w:hAnsi="Times New Roman"/>
+                <w:sz w:val="26"/>
+                <w:rFonts w:ascii="Times New Roman" w:hAnsi="Times New Roman" w:cs="Times New Roman"/>
+              </w:rPr>
+              <w:t>Tìm hiểu nguyên lý tàu vũ trụ; lắp mô hình tàu vũ trụ.</w:t>
+            </w:r>
+          </w:p>
+        </w:tc>
+      </w:tr>
+      <w:tr>
+        <w:tc>
+          <w:tcPr>
+            <w:tcW w:type="dxa" w:w="680"/>
+            <w:vAlign w:val="center"/>
+          </w:tcPr>
+          <w:p>
+            <w:pPr>
+              <w:spacing w:before="40" w:after="40" w:line="276" w:lineRule="auto"/>
+              <w:jc w:val="center"/>
+            </w:pPr>
+            <w:r>
+              <w:rPr>
+                <w:rFonts w:ascii="Times New Roman" w:hAnsi="Times New Roman"/>
+                <w:sz w:val="26"/>
+                <w:rFonts w:ascii="Times New Roman" w:hAnsi="Times New Roman" w:cs="Times New Roman"/>
+              </w:rPr>
+              <w:t>22</w:t>
+            </w:r>
+          </w:p>
+        </w:tc>
+        <w:tc>
+          <w:tcPr>
+            <w:tcW w:type="dxa" w:w="3118"/>
+            <w:vAlign w:val="center"/>
+          </w:tcPr>
+          <w:p>
+            <w:pPr>
+              <w:spacing w:before="40" w:after="40" w:line="276" w:lineRule="auto"/>
+              <w:jc w:val="both"/>
+            </w:pPr>
+            <w:r>
+              <w:rPr>
+                <w:rFonts w:ascii="Times New Roman" w:hAnsi="Times New Roman"/>
+                <w:sz w:val="26"/>
+                <w:rFonts w:ascii="Times New Roman" w:hAnsi="Times New Roman" w:cs="Times New Roman"/>
+              </w:rPr>
+              <w:t>Bài 17. Máy bắn đá khổng lồ</w:t>
+            </w:r>
+          </w:p>
+        </w:tc>
+        <w:tc>
+          <w:tcPr>
+            <w:tcW w:type="dxa" w:w="850"/>
+            <w:vAlign w:val="center"/>
+          </w:tcPr>
+          <w:p>
+            <w:pPr>
+              <w:spacing w:before="40" w:after="40" w:line="276" w:lineRule="auto"/>
+              <w:jc w:val="center"/>
+            </w:pPr>
+            <w:r>
+              <w:rPr>
+                <w:rFonts w:ascii="Times New Roman" w:hAnsi="Times New Roman"/>
+                <w:sz w:val="26"/>
+                <w:rFonts w:ascii="Times New Roman" w:hAnsi="Times New Roman" w:cs="Times New Roman"/>
+              </w:rPr>
+              <w:t>1</w:t>
+            </w:r>
+          </w:p>
+        </w:tc>
+        <w:tc>
+          <w:tcPr>
+            <w:tcW w:type="dxa" w:w="1247"/>
+            <w:vAlign w:val="center"/>
+          </w:tcPr>
+          <w:p>
+            <w:pPr>
+              <w:spacing w:before="40" w:after="40" w:line="276" w:lineRule="auto"/>
+              <w:jc w:val="center"/>
+            </w:pPr>
+            <w:r>
+              <w:rPr>
+                <w:rFonts w:ascii="Times New Roman" w:hAnsi="Times New Roman"/>
+                <w:sz w:val="26"/>
+                <w:rFonts w:ascii="Times New Roman" w:hAnsi="Times New Roman" w:cs="Times New Roman"/>
+              </w:rPr>
+              <w:t>22</w:t>
+            </w:r>
+          </w:p>
+        </w:tc>
+        <w:tc>
+          <w:tcPr>
+            <w:tcW w:type="dxa" w:w="3402"/>
+            <w:vAlign w:val="center"/>
+          </w:tcPr>
+          <w:p>
+            <w:pPr>
+              <w:spacing w:before="40" w:after="40" w:line="276" w:lineRule="auto"/>
+              <w:jc w:val="both"/>
+            </w:pPr>
+            <w:r>
+              <w:rPr>
+                <w:rFonts w:ascii="Times New Roman" w:hAnsi="Times New Roman"/>
+                <w:sz w:val="26"/>
+                <w:rFonts w:ascii="Times New Roman" w:hAnsi="Times New Roman" w:cs="Times New Roman"/>
+              </w:rPr>
+              <w:t>Tìm hiểu cấu tạo máy bắn đá và thử nghiệm tầm bắn.</w:t>
+            </w:r>
+          </w:p>
+        </w:tc>
+      </w:tr>
+      <w:tr>
+        <w:tc>
+          <w:tcPr>
+            <w:tcW w:type="dxa" w:w="680"/>
+            <w:vAlign w:val="center"/>
+          </w:tcPr>
+          <w:p>
+            <w:pPr>
+              <w:spacing w:before="40" w:after="40" w:line="276" w:lineRule="auto"/>
+              <w:jc w:val="center"/>
+            </w:pPr>
+            <w:r>
+              <w:rPr>
+                <w:rFonts w:ascii="Times New Roman" w:hAnsi="Times New Roman"/>
+                <w:sz w:val="26"/>
+                <w:rFonts w:ascii="Times New Roman" w:hAnsi="Times New Roman" w:cs="Times New Roman"/>
+              </w:rPr>
+              <w:t>23</w:t>
+            </w:r>
+          </w:p>
+        </w:tc>
+        <w:tc>
+          <w:tcPr>
+            <w:tcW w:type="dxa" w:w="3118"/>
+            <w:vAlign w:val="center"/>
+          </w:tcPr>
+          <w:p>
+            <w:pPr>
+              <w:spacing w:before="40" w:after="40" w:line="276" w:lineRule="auto"/>
+              <w:jc w:val="both"/>
+            </w:pPr>
+            <w:r>
+              <w:rPr>
+                <w:rFonts w:ascii="Times New Roman" w:hAnsi="Times New Roman"/>
+                <w:sz w:val="26"/>
+                <w:rFonts w:ascii="Times New Roman" w:hAnsi="Times New Roman" w:cs="Times New Roman"/>
+              </w:rPr>
+              <w:t>Bài 18. Trò chơi dân gian</w:t>
+            </w:r>
+          </w:p>
+        </w:tc>
+        <w:tc>
+          <w:tcPr>
+            <w:tcW w:type="dxa" w:w="850"/>
+            <w:vAlign w:val="center"/>
+          </w:tcPr>
+          <w:p>
+            <w:pPr>
+              <w:spacing w:before="40" w:after="40" w:line="276" w:lineRule="auto"/>
+              <w:jc w:val="center"/>
+            </w:pPr>
+            <w:r>
+              <w:rPr>
+                <w:rFonts w:ascii="Times New Roman" w:hAnsi="Times New Roman"/>
+                <w:sz w:val="26"/>
+                <w:rFonts w:ascii="Times New Roman" w:hAnsi="Times New Roman" w:cs="Times New Roman"/>
+              </w:rPr>
+              <w:t>1</w:t>
+            </w:r>
+          </w:p>
+        </w:tc>
+        <w:tc>
+          <w:tcPr>
+            <w:tcW w:type="dxa" w:w="1247"/>
+            <w:vAlign w:val="center"/>
+          </w:tcPr>
+          <w:p>
+            <w:pPr>
+              <w:spacing w:before="40" w:after="40" w:line="276" w:lineRule="auto"/>
+              <w:jc w:val="center"/>
+            </w:pPr>
+            <w:r>
+              <w:rPr>
+                <w:rFonts w:ascii="Times New Roman" w:hAnsi="Times New Roman"/>
+                <w:sz w:val="26"/>
+                <w:rFonts w:ascii="Times New Roman" w:hAnsi="Times New Roman" w:cs="Times New Roman"/>
+              </w:rPr>
+              <w:t>23</w:t>
+            </w:r>
+          </w:p>
+        </w:tc>
+        <w:tc>
+          <w:tcPr>
+            <w:tcW w:type="dxa" w:w="3402"/>
+            <w:vAlign w:val="center"/>
+          </w:tcPr>
+          <w:p>
+            <w:pPr>
+              <w:spacing w:before="40" w:after="40" w:line="276" w:lineRule="auto"/>
+              <w:jc w:val="both"/>
+            </w:pPr>
+            <w:r>
+              <w:rPr>
+                <w:rFonts w:ascii="Times New Roman" w:hAnsi="Times New Roman"/>
+                <w:sz w:val="26"/>
+                <w:rFonts w:ascii="Times New Roman" w:hAnsi="Times New Roman" w:cs="Times New Roman"/>
+              </w:rPr>
+              <w:t>Tìm hiểu kỹ thuật tâng cầu; lắp mô hình trò chơi dân gian.</w:t>
+            </w:r>
+          </w:p>
+        </w:tc>
+      </w:tr>
+      <w:tr>
+        <w:tc>
+          <w:tcPr>
+            <w:tcW w:type="dxa" w:w="680"/>
+            <w:vAlign w:val="center"/>
+          </w:tcPr>
+          <w:p>
+            <w:pPr>
+              <w:spacing w:before="40" w:after="40" w:line="276" w:lineRule="auto"/>
+              <w:jc w:val="center"/>
+            </w:pPr>
+            <w:r>
+              <w:rPr>
+                <w:rFonts w:ascii="Times New Roman" w:hAnsi="Times New Roman"/>
+                <w:sz w:val="26"/>
+                <w:rFonts w:ascii="Times New Roman" w:hAnsi="Times New Roman" w:cs="Times New Roman"/>
+              </w:rPr>
+              <w:t>24</w:t>
+            </w:r>
+          </w:p>
+        </w:tc>
+        <w:tc>
+          <w:tcPr>
+            <w:tcW w:type="dxa" w:w="3118"/>
+            <w:vAlign w:val="center"/>
+          </w:tcPr>
+          <w:p>
+            <w:pPr>
+              <w:spacing w:before="40" w:after="40" w:line="276" w:lineRule="auto"/>
+              <w:jc w:val="both"/>
+            </w:pPr>
+            <w:r>
+              <w:rPr>
+                <w:rFonts w:ascii="Times New Roman" w:hAnsi="Times New Roman"/>
+                <w:sz w:val="26"/>
+                <w:rFonts w:ascii="Times New Roman" w:hAnsi="Times New Roman" w:cs="Times New Roman"/>
+              </w:rPr>
+              <w:t>Bài 19. Khám phá trò chơi truyền thống các nước</w:t>
+            </w:r>
+          </w:p>
+        </w:tc>
+        <w:tc>
+          <w:tcPr>
+            <w:tcW w:type="dxa" w:w="850"/>
+            <w:vAlign w:val="center"/>
+          </w:tcPr>
+          <w:p>
+            <w:pPr>
+              <w:spacing w:before="40" w:after="40" w:line="276" w:lineRule="auto"/>
+              <w:jc w:val="center"/>
+            </w:pPr>
+            <w:r>
+              <w:rPr>
+                <w:rFonts w:ascii="Times New Roman" w:hAnsi="Times New Roman"/>
+                <w:sz w:val="26"/>
+                <w:rFonts w:ascii="Times New Roman" w:hAnsi="Times New Roman" w:cs="Times New Roman"/>
+              </w:rPr>
+              <w:t>1</w:t>
+            </w:r>
+          </w:p>
+        </w:tc>
+        <w:tc>
+          <w:tcPr>
+            <w:tcW w:type="dxa" w:w="1247"/>
+            <w:vAlign w:val="center"/>
+          </w:tcPr>
+          <w:p>
+            <w:pPr>
+              <w:spacing w:before="40" w:after="40" w:line="276" w:lineRule="auto"/>
+              <w:jc w:val="center"/>
+            </w:pPr>
+            <w:r>
+              <w:rPr>
+                <w:rFonts w:ascii="Times New Roman" w:hAnsi="Times New Roman"/>
+                <w:sz w:val="26"/>
+                <w:rFonts w:ascii="Times New Roman" w:hAnsi="Times New Roman" w:cs="Times New Roman"/>
+              </w:rPr>
+              <w:t>24</w:t>
+            </w:r>
+          </w:p>
+        </w:tc>
+        <w:tc>
+          <w:tcPr>
+            <w:tcW w:type="dxa" w:w="3402"/>
+            <w:vAlign w:val="center"/>
+          </w:tcPr>
+          <w:p>
+            <w:pPr>
+              <w:spacing w:before="40" w:after="40" w:line="276" w:lineRule="auto"/>
+              <w:jc w:val="both"/>
+            </w:pPr>
+            <w:r>
+              <w:rPr>
+                <w:rFonts w:ascii="Times New Roman" w:hAnsi="Times New Roman"/>
+                <w:sz w:val="26"/>
+                <w:rFonts w:ascii="Times New Roman" w:hAnsi="Times New Roman" w:cs="Times New Roman"/>
+              </w:rPr>
+              <w:t>Tìm hiểu luật chơi ném mũi tên; lắp mô hình trò chơi truyền thống.</w:t>
+            </w:r>
+          </w:p>
+        </w:tc>
+      </w:tr>
+      <w:tr>
+        <w:tc>
+          <w:tcPr>
+            <w:tcW w:type="dxa" w:w="680"/>
+            <w:vAlign w:val="center"/>
+          </w:tcPr>
+          <w:p>
+            <w:pPr>
+              <w:spacing w:before="40" w:after="40" w:line="276" w:lineRule="auto"/>
+              <w:jc w:val="center"/>
+            </w:pPr>
+            <w:r>
+              <w:rPr>
+                <w:rFonts w:ascii="Times New Roman" w:hAnsi="Times New Roman"/>
+                <w:sz w:val="26"/>
+                <w:rFonts w:ascii="Times New Roman" w:hAnsi="Times New Roman" w:cs="Times New Roman"/>
+              </w:rPr>
+              <w:t>25</w:t>
+            </w:r>
+          </w:p>
+        </w:tc>
+        <w:tc>
+          <w:tcPr>
+            <w:tcW w:type="dxa" w:w="3118"/>
+            <w:vAlign w:val="center"/>
+          </w:tcPr>
+          <w:p>
+            <w:pPr>
+              <w:spacing w:before="40" w:after="40" w:line="276" w:lineRule="auto"/>
+              <w:jc w:val="both"/>
+            </w:pPr>
+            <w:r>
+              <w:rPr>
+                <w:rFonts w:ascii="Times New Roman" w:hAnsi="Times New Roman"/>
+                <w:sz w:val="26"/>
+                <w:rFonts w:ascii="Times New Roman" w:hAnsi="Times New Roman" w:cs="Times New Roman"/>
+              </w:rPr>
+              <w:t>Bài 20. Đấu vật thú vị</w:t>
+            </w:r>
+          </w:p>
+        </w:tc>
+        <w:tc>
+          <w:tcPr>
+            <w:tcW w:type="dxa" w:w="850"/>
+            <w:vAlign w:val="center"/>
+          </w:tcPr>
+          <w:p>
+            <w:pPr>
+              <w:spacing w:before="40" w:after="40" w:line="276" w:lineRule="auto"/>
+              <w:jc w:val="center"/>
+            </w:pPr>
+            <w:r>
+              <w:rPr>
+                <w:rFonts w:ascii="Times New Roman" w:hAnsi="Times New Roman"/>
+                <w:sz w:val="26"/>
+                <w:rFonts w:ascii="Times New Roman" w:hAnsi="Times New Roman" w:cs="Times New Roman"/>
+              </w:rPr>
+              <w:t>1</w:t>
+            </w:r>
+          </w:p>
+        </w:tc>
+        <w:tc>
+          <w:tcPr>
+            <w:tcW w:type="dxa" w:w="1247"/>
+            <w:vAlign w:val="center"/>
+          </w:tcPr>
+          <w:p>
+            <w:pPr>
+              <w:spacing w:before="40" w:after="40" w:line="276" w:lineRule="auto"/>
+              <w:jc w:val="center"/>
+            </w:pPr>
+            <w:r>
+              <w:rPr>
+                <w:rFonts w:ascii="Times New Roman" w:hAnsi="Times New Roman"/>
+                <w:sz w:val="26"/>
+                <w:rFonts w:ascii="Times New Roman" w:hAnsi="Times New Roman" w:cs="Times New Roman"/>
+              </w:rPr>
+              <w:t>25</w:t>
+            </w:r>
+          </w:p>
+        </w:tc>
+        <w:tc>
+          <w:tcPr>
+            <w:tcW w:type="dxa" w:w="3402"/>
+            <w:vAlign w:val="center"/>
+          </w:tcPr>
+          <w:p>
+            <w:pPr>
+              <w:spacing w:before="40" w:after="40" w:line="276" w:lineRule="auto"/>
+              <w:jc w:val="both"/>
+            </w:pPr>
+            <w:r>
+              <w:rPr>
+                <w:rFonts w:ascii="Times New Roman" w:hAnsi="Times New Roman"/>
+                <w:sz w:val="26"/>
+                <w:rFonts w:ascii="Times New Roman" w:hAnsi="Times New Roman" w:cs="Times New Roman"/>
+              </w:rPr>
+              <w:t>Phân biệt thể thao đối kháng; lắp robot đấu vật.</w:t>
+            </w:r>
+          </w:p>
+        </w:tc>
+      </w:tr>
+      <w:tr>
+        <w:tc>
+          <w:tcPr>
+            <w:tcW w:type="dxa" w:w="680"/>
+            <w:vAlign w:val="center"/>
+          </w:tcPr>
+          <w:p>
+            <w:pPr>
+              <w:spacing w:before="40" w:after="40" w:line="276" w:lineRule="auto"/>
+              <w:jc w:val="center"/>
+            </w:pPr>
+            <w:r>
+              <w:rPr>
+                <w:rFonts w:ascii="Times New Roman" w:hAnsi="Times New Roman"/>
+                <w:sz w:val="26"/>
+                <w:rFonts w:ascii="Times New Roman" w:hAnsi="Times New Roman" w:cs="Times New Roman"/>
+              </w:rPr>
+              <w:t>26</w:t>
+            </w:r>
+          </w:p>
+        </w:tc>
+        <w:tc>
+          <w:tcPr>
+            <w:tcW w:type="dxa" w:w="3118"/>
+            <w:vAlign w:val="center"/>
+          </w:tcPr>
+          <w:p>
+            <w:pPr>
+              <w:spacing w:before="40" w:after="40" w:line="276" w:lineRule="auto"/>
+              <w:jc w:val="both"/>
+            </w:pPr>
+            <w:r>
+              <w:rPr>
+                <w:rFonts w:ascii="Times New Roman" w:hAnsi="Times New Roman"/>
+                <w:sz w:val="26"/>
+                <w:rFonts w:ascii="Times New Roman" w:hAnsi="Times New Roman" w:cs="Times New Roman"/>
+              </w:rPr>
+              <w:t>Bài 21. Sóc nhỏ dễ thương</w:t>
+            </w:r>
+          </w:p>
+        </w:tc>
+        <w:tc>
+          <w:tcPr>
+            <w:tcW w:type="dxa" w:w="850"/>
+            <w:vAlign w:val="center"/>
+          </w:tcPr>
+          <w:p>
+            <w:pPr>
+              <w:spacing w:before="40" w:after="40" w:line="276" w:lineRule="auto"/>
+              <w:jc w:val="center"/>
+            </w:pPr>
+            <w:r>
+              <w:rPr>
+                <w:rFonts w:ascii="Times New Roman" w:hAnsi="Times New Roman"/>
+                <w:sz w:val="26"/>
+                <w:rFonts w:ascii="Times New Roman" w:hAnsi="Times New Roman" w:cs="Times New Roman"/>
+              </w:rPr>
+              <w:t>1</w:t>
+            </w:r>
+          </w:p>
+        </w:tc>
+        <w:tc>
+          <w:tcPr>
+            <w:tcW w:type="dxa" w:w="1247"/>
+            <w:vAlign w:val="center"/>
+          </w:tcPr>
+          <w:p>
+            <w:pPr>
+              <w:spacing w:before="40" w:after="40" w:line="276" w:lineRule="auto"/>
+              <w:jc w:val="center"/>
+            </w:pPr>
+            <w:r>
+              <w:rPr>
+                <w:rFonts w:ascii="Times New Roman" w:hAnsi="Times New Roman"/>
+                <w:sz w:val="26"/>
+                <w:rFonts w:ascii="Times New Roman" w:hAnsi="Times New Roman" w:cs="Times New Roman"/>
+              </w:rPr>
+              <w:t>26</w:t>
+            </w:r>
+          </w:p>
+        </w:tc>
+        <w:tc>
+          <w:tcPr>
+            <w:tcW w:type="dxa" w:w="3402"/>
+            <w:vAlign w:val="center"/>
+          </w:tcPr>
+          <w:p>
+            <w:pPr>
+              <w:spacing w:before="40" w:after="40" w:line="276" w:lineRule="auto"/>
+              <w:jc w:val="both"/>
+            </w:pPr>
+            <w:r>
+              <w:rPr>
+                <w:rFonts w:ascii="Times New Roman" w:hAnsi="Times New Roman"/>
+                <w:sz w:val="26"/>
+                <w:rFonts w:ascii="Times New Roman" w:hAnsi="Times New Roman" w:cs="Times New Roman"/>
+              </w:rPr>
+              <w:t>Tìm hiểu đặc trưng ngoại hình sóc; lắp robot sóc nhỏ.</w:t>
+            </w:r>
+          </w:p>
+        </w:tc>
+      </w:tr>
+      <w:tr>
+        <w:tc>
+          <w:tcPr>
+            <w:tcW w:type="dxa" w:w="680"/>
+            <w:vAlign w:val="center"/>
+          </w:tcPr>
+          <w:p>
+            <w:pPr>
+              <w:spacing w:before="40" w:after="40" w:line="276" w:lineRule="auto"/>
+              <w:jc w:val="center"/>
+            </w:pPr>
+            <w:r>
+              <w:rPr>
+                <w:rFonts w:ascii="Times New Roman" w:hAnsi="Times New Roman"/>
+                <w:sz w:val="26"/>
+                <w:rFonts w:ascii="Times New Roman" w:hAnsi="Times New Roman" w:cs="Times New Roman"/>
+              </w:rPr>
+              <w:t>27</w:t>
+            </w:r>
+          </w:p>
+        </w:tc>
+        <w:tc>
+          <w:tcPr>
+            <w:tcW w:type="dxa" w:w="3118"/>
+            <w:vAlign w:val="center"/>
+          </w:tcPr>
+          <w:p>
+            <w:pPr>
+              <w:spacing w:before="40" w:after="40" w:line="276" w:lineRule="auto"/>
+              <w:jc w:val="both"/>
+            </w:pPr>
+            <w:r>
+              <w:rPr>
+                <w:rFonts w:ascii="Times New Roman" w:hAnsi="Times New Roman"/>
+                <w:sz w:val="26"/>
+                <w:rFonts w:ascii="Times New Roman" w:hAnsi="Times New Roman" w:cs="Times New Roman"/>
+              </w:rPr>
+              <w:t>Bài 22. Chú hươu tuyệt đẹp</w:t>
+            </w:r>
+          </w:p>
+        </w:tc>
+        <w:tc>
+          <w:tcPr>
+            <w:tcW w:type="dxa" w:w="850"/>
+            <w:vAlign w:val="center"/>
+          </w:tcPr>
+          <w:p>
+            <w:pPr>
+              <w:spacing w:before="40" w:after="40" w:line="276" w:lineRule="auto"/>
+              <w:jc w:val="center"/>
+            </w:pPr>
+            <w:r>
+              <w:rPr>
+                <w:rFonts w:ascii="Times New Roman" w:hAnsi="Times New Roman"/>
+                <w:sz w:val="26"/>
+                <w:rFonts w:ascii="Times New Roman" w:hAnsi="Times New Roman" w:cs="Times New Roman"/>
+              </w:rPr>
+              <w:t>1</w:t>
+            </w:r>
+          </w:p>
+        </w:tc>
+        <w:tc>
+          <w:tcPr>
+            <w:tcW w:type="dxa" w:w="1247"/>
+            <w:vAlign w:val="center"/>
+          </w:tcPr>
+          <w:p>
+            <w:pPr>
+              <w:spacing w:before="40" w:after="40" w:line="276" w:lineRule="auto"/>
+              <w:jc w:val="center"/>
+            </w:pPr>
+            <w:r>
+              <w:rPr>
+                <w:rFonts w:ascii="Times New Roman" w:hAnsi="Times New Roman"/>
+                <w:sz w:val="26"/>
+                <w:rFonts w:ascii="Times New Roman" w:hAnsi="Times New Roman" w:cs="Times New Roman"/>
+              </w:rPr>
+              <w:t>27</w:t>
+            </w:r>
+          </w:p>
+        </w:tc>
+        <w:tc>
+          <w:tcPr>
+            <w:tcW w:type="dxa" w:w="3402"/>
+            <w:vAlign w:val="center"/>
+          </w:tcPr>
+          <w:p>
+            <w:pPr>
+              <w:spacing w:before="40" w:after="40" w:line="276" w:lineRule="auto"/>
+              <w:jc w:val="both"/>
+            </w:pPr>
+            <w:r>
+              <w:rPr>
+                <w:rFonts w:ascii="Times New Roman" w:hAnsi="Times New Roman"/>
+                <w:sz w:val="26"/>
+                <w:rFonts w:ascii="Times New Roman" w:hAnsi="Times New Roman" w:cs="Times New Roman"/>
+              </w:rPr>
+              <w:t>Tìm hiểu tập tính chú hươu; lắp robot hươu.</w:t>
+            </w:r>
+          </w:p>
+        </w:tc>
+      </w:tr>
+      <w:tr>
+        <w:tc>
+          <w:tcPr>
+            <w:tcW w:type="dxa" w:w="680"/>
+            <w:vAlign w:val="center"/>
+          </w:tcPr>
+          <w:p>
+            <w:pPr>
+              <w:spacing w:before="40" w:after="40" w:line="276" w:lineRule="auto"/>
+              <w:jc w:val="center"/>
+            </w:pPr>
+            <w:r>
+              <w:rPr>
+                <w:rFonts w:ascii="Times New Roman" w:hAnsi="Times New Roman"/>
+                <w:sz w:val="26"/>
+                <w:rFonts w:ascii="Times New Roman" w:hAnsi="Times New Roman" w:cs="Times New Roman"/>
+              </w:rPr>
+              <w:t>28</w:t>
+            </w:r>
+          </w:p>
+        </w:tc>
+        <w:tc>
+          <w:tcPr>
+            <w:tcW w:type="dxa" w:w="3118"/>
+            <w:vAlign w:val="center"/>
+          </w:tcPr>
+          <w:p>
+            <w:pPr>
+              <w:spacing w:before="40" w:after="40" w:line="276" w:lineRule="auto"/>
+              <w:jc w:val="both"/>
+            </w:pPr>
+            <w:r>
+              <w:rPr>
+                <w:rFonts w:ascii="Times New Roman" w:hAnsi="Times New Roman"/>
+                <w:sz w:val="26"/>
+                <w:rFonts w:ascii="Times New Roman" w:hAnsi="Times New Roman" w:cs="Times New Roman"/>
+              </w:rPr>
+              <w:t>Ôn tập Đánh giá định kỳ 3</w:t>
+            </w:r>
+          </w:p>
+        </w:tc>
+        <w:tc>
+          <w:tcPr>
+            <w:tcW w:type="dxa" w:w="850"/>
+            <w:vAlign w:val="center"/>
+          </w:tcPr>
+          <w:p>
+            <w:pPr>
+              <w:spacing w:before="40" w:after="40" w:line="276" w:lineRule="auto"/>
+              <w:jc w:val="center"/>
+            </w:pPr>
+            <w:r>
+              <w:rPr>
+                <w:rFonts w:ascii="Times New Roman" w:hAnsi="Times New Roman"/>
+                <w:sz w:val="26"/>
+                <w:rFonts w:ascii="Times New Roman" w:hAnsi="Times New Roman" w:cs="Times New Roman"/>
+              </w:rPr>
+              <w:t>1</w:t>
+            </w:r>
+          </w:p>
+        </w:tc>
+        <w:tc>
+          <w:tcPr>
+            <w:tcW w:type="dxa" w:w="1247"/>
+            <w:vAlign w:val="center"/>
+          </w:tcPr>
+          <w:p>
+            <w:pPr>
+              <w:spacing w:before="40" w:after="40" w:line="276" w:lineRule="auto"/>
+              <w:jc w:val="center"/>
+            </w:pPr>
+            <w:r>
+              <w:rPr>
+                <w:rFonts w:ascii="Times New Roman" w:hAnsi="Times New Roman"/>
+                <w:sz w:val="26"/>
+                <w:rFonts w:ascii="Times New Roman" w:hAnsi="Times New Roman" w:cs="Times New Roman"/>
+              </w:rPr>
+              <w:t>28</w:t>
+            </w:r>
+          </w:p>
+        </w:tc>
+        <w:tc>
+          <w:tcPr>
+            <w:tcW w:type="dxa" w:w="3402"/>
+            <w:vAlign w:val="center"/>
+          </w:tcPr>
+          <w:p>
+            <w:pPr>
+              <w:spacing w:before="40" w:after="40" w:line="276" w:lineRule="auto"/>
+              <w:jc w:val="both"/>
+            </w:pPr>
+            <w:r>
+              <w:rPr>
+                <w:rFonts w:ascii="Times New Roman" w:hAnsi="Times New Roman"/>
+                <w:sz w:val="26"/>
+                <w:rFonts w:ascii="Times New Roman" w:hAnsi="Times New Roman" w:cs="Times New Roman"/>
+              </w:rPr>
+              <w:t>Hệ thống hóa kiến thức chuẩn bị Đánh giá định kỳ 3.</w:t>
+            </w:r>
+          </w:p>
+        </w:tc>
+      </w:tr>
+      <w:tr>
+        <w:tc>
+          <w:tcPr>
+            <w:tcW w:type="dxa" w:w="680"/>
+            <w:vAlign w:val="center"/>
+          </w:tcPr>
+          <w:p>
+            <w:pPr>
+              <w:spacing w:before="40" w:after="40" w:line="276" w:lineRule="auto"/>
+              <w:jc w:val="center"/>
+            </w:pPr>
+            <w:r>
+              <w:rPr>
+                <w:rFonts w:ascii="Times New Roman" w:hAnsi="Times New Roman"/>
+                <w:sz w:val="26"/>
+                <w:rFonts w:ascii="Times New Roman" w:hAnsi="Times New Roman" w:cs="Times New Roman"/>
+              </w:rPr>
+              <w:t>29</w:t>
+            </w:r>
+          </w:p>
+        </w:tc>
+        <w:tc>
+          <w:tcPr>
+            <w:tcW w:type="dxa" w:w="3118"/>
+            <w:vAlign w:val="center"/>
+          </w:tcPr>
+          <w:p>
+            <w:pPr>
+              <w:spacing w:before="40" w:after="40" w:line="276" w:lineRule="auto"/>
+              <w:jc w:val="both"/>
+            </w:pPr>
+            <w:r>
+              <w:rPr>
+                <w:rFonts w:ascii="Times New Roman" w:hAnsi="Times New Roman"/>
+                <w:sz w:val="26"/>
+                <w:rFonts w:ascii="Times New Roman" w:hAnsi="Times New Roman" w:cs="Times New Roman"/>
+              </w:rPr>
+              <w:t>Đánh giá định kỳ 3</w:t>
+            </w:r>
+          </w:p>
+        </w:tc>
+        <w:tc>
+          <w:tcPr>
+            <w:tcW w:type="dxa" w:w="850"/>
+            <w:vAlign w:val="center"/>
+          </w:tcPr>
+          <w:p>
+            <w:pPr>
+              <w:spacing w:before="40" w:after="40" w:line="276" w:lineRule="auto"/>
+              <w:jc w:val="center"/>
+            </w:pPr>
+            <w:r>
+              <w:rPr>
+                <w:rFonts w:ascii="Times New Roman" w:hAnsi="Times New Roman"/>
+                <w:sz w:val="26"/>
+                <w:rFonts w:ascii="Times New Roman" w:hAnsi="Times New Roman" w:cs="Times New Roman"/>
+              </w:rPr>
+              <w:t>1</w:t>
+            </w:r>
+          </w:p>
+        </w:tc>
+        <w:tc>
+          <w:tcPr>
+            <w:tcW w:type="dxa" w:w="1247"/>
+            <w:vAlign w:val="center"/>
+          </w:tcPr>
+          <w:p>
+            <w:pPr>
+              <w:spacing w:before="40" w:after="40" w:line="276" w:lineRule="auto"/>
+              <w:jc w:val="center"/>
+            </w:pPr>
+            <w:r>
+              <w:rPr>
+                <w:rFonts w:ascii="Times New Roman" w:hAnsi="Times New Roman"/>
+                <w:sz w:val="26"/>
+                <w:rFonts w:ascii="Times New Roman" w:hAnsi="Times New Roman" w:cs="Times New Roman"/>
+              </w:rPr>
+              <w:t>29</w:t>
+            </w:r>
+          </w:p>
+        </w:tc>
+        <w:tc>
+          <w:tcPr>
+            <w:tcW w:type="dxa" w:w="3402"/>
+            <w:vAlign w:val="center"/>
+          </w:tcPr>
+          <w:p>
+            <w:pPr>
+              <w:spacing w:before="40" w:after="40" w:line="276" w:lineRule="auto"/>
+              <w:jc w:val="both"/>
+            </w:pPr>
+            <w:r>
+              <w:rPr>
+                <w:rFonts w:ascii="Times New Roman" w:hAnsi="Times New Roman"/>
+                <w:sz w:val="26"/>
+                <w:rFonts w:ascii="Times New Roman" w:hAnsi="Times New Roman" w:cs="Times New Roman"/>
+              </w:rPr>
+              <w:t>Kiểm tra đánh giá kết quả học tập thực hành Robotics.</w:t>
+            </w:r>
+          </w:p>
+        </w:tc>
+      </w:tr>
+      <w:tr>
+        <w:tc>
+          <w:tcPr>
+            <w:tcW w:type="dxa" w:w="680"/>
+            <w:vAlign w:val="center"/>
+          </w:tcPr>
+          <w:p>
+            <w:pPr>
+              <w:spacing w:before="40" w:after="40" w:line="276" w:lineRule="auto"/>
+              <w:jc w:val="center"/>
+            </w:pPr>
+            <w:r>
+              <w:rPr>
+                <w:rFonts w:ascii="Times New Roman" w:hAnsi="Times New Roman"/>
+                <w:sz w:val="26"/>
+                <w:rFonts w:ascii="Times New Roman" w:hAnsi="Times New Roman" w:cs="Times New Roman"/>
+              </w:rPr>
+              <w:t>30</w:t>
+            </w:r>
+          </w:p>
+        </w:tc>
+        <w:tc>
+          <w:tcPr>
+            <w:tcW w:type="dxa" w:w="3118"/>
+            <w:vAlign w:val="center"/>
+          </w:tcPr>
+          <w:p>
+            <w:pPr>
+              <w:spacing w:before="40" w:after="40" w:line="276" w:lineRule="auto"/>
+              <w:jc w:val="both"/>
+            </w:pPr>
+            <w:r>
+              <w:rPr>
+                <w:rFonts w:ascii="Times New Roman" w:hAnsi="Times New Roman"/>
+                <w:sz w:val="26"/>
+                <w:rFonts w:ascii="Times New Roman" w:hAnsi="Times New Roman" w:cs="Times New Roman"/>
+              </w:rPr>
+              <w:t>Bài 23. Chú rùa thông minh</w:t>
+            </w:r>
+          </w:p>
+        </w:tc>
+        <w:tc>
+          <w:tcPr>
+            <w:tcW w:type="dxa" w:w="850"/>
+            <w:vAlign w:val="center"/>
+          </w:tcPr>
+          <w:p>
+            <w:pPr>
+              <w:spacing w:before="40" w:after="40" w:line="276" w:lineRule="auto"/>
+              <w:jc w:val="center"/>
+            </w:pPr>
+            <w:r>
+              <w:rPr>
+                <w:rFonts w:ascii="Times New Roman" w:hAnsi="Times New Roman"/>
+                <w:sz w:val="26"/>
+                <w:rFonts w:ascii="Times New Roman" w:hAnsi="Times New Roman" w:cs="Times New Roman"/>
+              </w:rPr>
+              <w:t>1</w:t>
+            </w:r>
+          </w:p>
+        </w:tc>
+        <w:tc>
+          <w:tcPr>
+            <w:tcW w:type="dxa" w:w="1247"/>
+            <w:vAlign w:val="center"/>
+          </w:tcPr>
+          <w:p>
+            <w:pPr>
+              <w:spacing w:before="40" w:after="40" w:line="276" w:lineRule="auto"/>
+              <w:jc w:val="center"/>
+            </w:pPr>
+            <w:r>
+              <w:rPr>
+                <w:rFonts w:ascii="Times New Roman" w:hAnsi="Times New Roman"/>
+                <w:sz w:val="26"/>
+                <w:rFonts w:ascii="Times New Roman" w:hAnsi="Times New Roman" w:cs="Times New Roman"/>
+              </w:rPr>
+              <w:t>30</w:t>
+            </w:r>
+          </w:p>
+        </w:tc>
+        <w:tc>
+          <w:tcPr>
+            <w:tcW w:type="dxa" w:w="3402"/>
+            <w:vAlign w:val="center"/>
+          </w:tcPr>
+          <w:p>
+            <w:pPr>
+              <w:spacing w:before="40" w:after="40" w:line="276" w:lineRule="auto"/>
+              <w:jc w:val="both"/>
+            </w:pPr>
+            <w:r>
+              <w:rPr>
+                <w:rFonts w:ascii="Times New Roman" w:hAnsi="Times New Roman"/>
+                <w:sz w:val="26"/>
+                <w:rFonts w:ascii="Times New Roman" w:hAnsi="Times New Roman" w:cs="Times New Roman"/>
+              </w:rPr>
+              <w:t>Tìm hiểu vòng đời loài rùa; lắp robot rùa bò.</w:t>
+            </w:r>
+          </w:p>
+        </w:tc>
+      </w:tr>
+      <w:tr>
+        <w:tc>
+          <w:tcPr>
+            <w:tcW w:type="dxa" w:w="680"/>
+            <w:vAlign w:val="center"/>
+          </w:tcPr>
+          <w:p>
+            <w:pPr>
+              <w:spacing w:before="40" w:after="40" w:line="276" w:lineRule="auto"/>
+              <w:jc w:val="center"/>
+            </w:pPr>
+            <w:r>
+              <w:rPr>
+                <w:rFonts w:ascii="Times New Roman" w:hAnsi="Times New Roman"/>
+                <w:sz w:val="26"/>
+                <w:rFonts w:ascii="Times New Roman" w:hAnsi="Times New Roman" w:cs="Times New Roman"/>
+              </w:rPr>
+              <w:t>31</w:t>
+            </w:r>
+          </w:p>
+        </w:tc>
+        <w:tc>
+          <w:tcPr>
+            <w:tcW w:type="dxa" w:w="3118"/>
+            <w:vAlign w:val="center"/>
+          </w:tcPr>
+          <w:p>
+            <w:pPr>
+              <w:spacing w:before="40" w:after="40" w:line="276" w:lineRule="auto"/>
+              <w:jc w:val="both"/>
+            </w:pPr>
+            <w:r>
+              <w:rPr>
+                <w:rFonts w:ascii="Times New Roman" w:hAnsi="Times New Roman"/>
+                <w:sz w:val="26"/>
+                <w:rFonts w:ascii="Times New Roman" w:hAnsi="Times New Roman" w:cs="Times New Roman"/>
+              </w:rPr>
+              <w:t>Bài 24. Đôi chân mạnh mẽ của chuột túi</w:t>
+            </w:r>
+          </w:p>
+        </w:tc>
+        <w:tc>
+          <w:tcPr>
+            <w:tcW w:type="dxa" w:w="850"/>
+            <w:vAlign w:val="center"/>
+          </w:tcPr>
+          <w:p>
+            <w:pPr>
+              <w:spacing w:before="40" w:after="40" w:line="276" w:lineRule="auto"/>
+              <w:jc w:val="center"/>
+            </w:pPr>
+            <w:r>
+              <w:rPr>
+                <w:rFonts w:ascii="Times New Roman" w:hAnsi="Times New Roman"/>
+                <w:sz w:val="26"/>
+                <w:rFonts w:ascii="Times New Roman" w:hAnsi="Times New Roman" w:cs="Times New Roman"/>
+              </w:rPr>
+              <w:t>1</w:t>
+            </w:r>
+          </w:p>
+        </w:tc>
+        <w:tc>
+          <w:tcPr>
+            <w:tcW w:type="dxa" w:w="1247"/>
+            <w:vAlign w:val="center"/>
+          </w:tcPr>
+          <w:p>
+            <w:pPr>
+              <w:spacing w:before="40" w:after="40" w:line="276" w:lineRule="auto"/>
+              <w:jc w:val="center"/>
+            </w:pPr>
+            <w:r>
+              <w:rPr>
+                <w:rFonts w:ascii="Times New Roman" w:hAnsi="Times New Roman"/>
+                <w:sz w:val="26"/>
+                <w:rFonts w:ascii="Times New Roman" w:hAnsi="Times New Roman" w:cs="Times New Roman"/>
+              </w:rPr>
+              <w:t>31</w:t>
+            </w:r>
+          </w:p>
+        </w:tc>
+        <w:tc>
+          <w:tcPr>
+            <w:tcW w:type="dxa" w:w="3402"/>
+            <w:vAlign w:val="center"/>
+          </w:tcPr>
+          <w:p>
+            <w:pPr>
+              <w:spacing w:before="40" w:after="40" w:line="276" w:lineRule="auto"/>
+              <w:jc w:val="both"/>
+            </w:pPr>
+            <w:r>
+              <w:rPr>
+                <w:rFonts w:ascii="Times New Roman" w:hAnsi="Times New Roman"/>
+                <w:sz w:val="26"/>
+                <w:rFonts w:ascii="Times New Roman" w:hAnsi="Times New Roman" w:cs="Times New Roman"/>
+              </w:rPr>
+              <w:t>Tìm hiểu cơ chế chuột túi nhảy cao; lắp robot chuột túi.</w:t>
+            </w:r>
+          </w:p>
+        </w:tc>
+      </w:tr>
+      <w:tr>
+        <w:tc>
+          <w:tcPr>
+            <w:tcW w:type="dxa" w:w="680"/>
+            <w:vAlign w:val="center"/>
+          </w:tcPr>
+          <w:p>
+            <w:pPr>
+              <w:spacing w:before="40" w:after="40" w:line="276" w:lineRule="auto"/>
+              <w:jc w:val="center"/>
+            </w:pPr>
+            <w:r>
+              <w:rPr>
+                <w:rFonts w:ascii="Times New Roman" w:hAnsi="Times New Roman"/>
+                <w:sz w:val="26"/>
+                <w:rFonts w:ascii="Times New Roman" w:hAnsi="Times New Roman" w:cs="Times New Roman"/>
+              </w:rPr>
+              <w:t>32</w:t>
+            </w:r>
+          </w:p>
+        </w:tc>
+        <w:tc>
+          <w:tcPr>
+            <w:tcW w:type="dxa" w:w="3118"/>
+            <w:vAlign w:val="center"/>
+          </w:tcPr>
+          <w:p>
+            <w:pPr>
+              <w:spacing w:before="40" w:after="40" w:line="276" w:lineRule="auto"/>
+              <w:jc w:val="both"/>
+            </w:pPr>
+            <w:r>
+              <w:rPr>
+                <w:rFonts w:ascii="Times New Roman" w:hAnsi="Times New Roman"/>
+                <w:sz w:val="26"/>
+                <w:rFonts w:ascii="Times New Roman" w:hAnsi="Times New Roman" w:cs="Times New Roman"/>
+              </w:rPr>
+              <w:t>Bài 25. Chú sư tử dũng mãnh</w:t>
+            </w:r>
+          </w:p>
+        </w:tc>
+        <w:tc>
+          <w:tcPr>
+            <w:tcW w:type="dxa" w:w="850"/>
+            <w:vAlign w:val="center"/>
+          </w:tcPr>
+          <w:p>
+            <w:pPr>
+              <w:spacing w:before="40" w:after="40" w:line="276" w:lineRule="auto"/>
+              <w:jc w:val="center"/>
+            </w:pPr>
+            <w:r>
+              <w:rPr>
+                <w:rFonts w:ascii="Times New Roman" w:hAnsi="Times New Roman"/>
+                <w:sz w:val="26"/>
+                <w:rFonts w:ascii="Times New Roman" w:hAnsi="Times New Roman" w:cs="Times New Roman"/>
+              </w:rPr>
+              <w:t>1</w:t>
+            </w:r>
+          </w:p>
+        </w:tc>
+        <w:tc>
+          <w:tcPr>
+            <w:tcW w:type="dxa" w:w="1247"/>
+            <w:vAlign w:val="center"/>
+          </w:tcPr>
+          <w:p>
+            <w:pPr>
+              <w:spacing w:before="40" w:after="40" w:line="276" w:lineRule="auto"/>
+              <w:jc w:val="center"/>
+            </w:pPr>
+            <w:r>
+              <w:rPr>
+                <w:rFonts w:ascii="Times New Roman" w:hAnsi="Times New Roman"/>
+                <w:sz w:val="26"/>
+                <w:rFonts w:ascii="Times New Roman" w:hAnsi="Times New Roman" w:cs="Times New Roman"/>
+              </w:rPr>
+              <w:t>32</w:t>
+            </w:r>
+          </w:p>
+        </w:tc>
+        <w:tc>
+          <w:tcPr>
+            <w:tcW w:type="dxa" w:w="3402"/>
+            <w:vAlign w:val="center"/>
+          </w:tcPr>
+          <w:p>
+            <w:pPr>
+              <w:spacing w:before="40" w:after="40" w:line="276" w:lineRule="auto"/>
+              <w:jc w:val="both"/>
+            </w:pPr>
+            <w:r>
+              <w:rPr>
+                <w:rFonts w:ascii="Times New Roman" w:hAnsi="Times New Roman"/>
+                <w:sz w:val="26"/>
+                <w:rFonts w:ascii="Times New Roman" w:hAnsi="Times New Roman" w:cs="Times New Roman"/>
+              </w:rPr>
+              <w:t>Tìm hiểu tập tính sư tử; lắp robot sư tử.</w:t>
+            </w:r>
+          </w:p>
+        </w:tc>
+      </w:tr>
+      <w:tr>
+        <w:tc>
+          <w:tcPr>
+            <w:tcW w:type="dxa" w:w="680"/>
+            <w:vAlign w:val="center"/>
+          </w:tcPr>
+          <w:p>
+            <w:pPr>
+              <w:spacing w:before="40" w:after="40" w:line="276" w:lineRule="auto"/>
+              <w:jc w:val="center"/>
+            </w:pPr>
+            <w:r>
+              <w:rPr>
+                <w:rFonts w:ascii="Times New Roman" w:hAnsi="Times New Roman"/>
+                <w:sz w:val="26"/>
+                <w:rFonts w:ascii="Times New Roman" w:hAnsi="Times New Roman" w:cs="Times New Roman"/>
+              </w:rPr>
+              <w:t>33</w:t>
+            </w:r>
+          </w:p>
+        </w:tc>
+        <w:tc>
+          <w:tcPr>
+            <w:tcW w:type="dxa" w:w="3118"/>
+            <w:vAlign w:val="center"/>
+          </w:tcPr>
+          <w:p>
+            <w:pPr>
+              <w:spacing w:before="40" w:after="40" w:line="276" w:lineRule="auto"/>
+              <w:jc w:val="both"/>
+            </w:pPr>
+            <w:r>
+              <w:rPr>
+                <w:rFonts w:ascii="Times New Roman" w:hAnsi="Times New Roman"/>
+                <w:sz w:val="26"/>
+                <w:rFonts w:ascii="Times New Roman" w:hAnsi="Times New Roman" w:cs="Times New Roman"/>
+              </w:rPr>
+              <w:t>Bài 26. Chuột chũi, máy ủi dưới lòng đất</w:t>
+            </w:r>
+          </w:p>
+        </w:tc>
+        <w:tc>
+          <w:tcPr>
+            <w:tcW w:type="dxa" w:w="850"/>
+            <w:vAlign w:val="center"/>
+          </w:tcPr>
+          <w:p>
+            <w:pPr>
+              <w:spacing w:before="40" w:after="40" w:line="276" w:lineRule="auto"/>
+              <w:jc w:val="center"/>
+            </w:pPr>
+            <w:r>
+              <w:rPr>
+                <w:rFonts w:ascii="Times New Roman" w:hAnsi="Times New Roman"/>
+                <w:sz w:val="26"/>
+                <w:rFonts w:ascii="Times New Roman" w:hAnsi="Times New Roman" w:cs="Times New Roman"/>
+              </w:rPr>
+              <w:t>1</w:t>
+            </w:r>
+          </w:p>
+        </w:tc>
+        <w:tc>
+          <w:tcPr>
+            <w:tcW w:type="dxa" w:w="1247"/>
+            <w:vAlign w:val="center"/>
+          </w:tcPr>
+          <w:p>
+            <w:pPr>
+              <w:spacing w:before="40" w:after="40" w:line="276" w:lineRule="auto"/>
+              <w:jc w:val="center"/>
+            </w:pPr>
+            <w:r>
+              <w:rPr>
+                <w:rFonts w:ascii="Times New Roman" w:hAnsi="Times New Roman"/>
+                <w:sz w:val="26"/>
+                <w:rFonts w:ascii="Times New Roman" w:hAnsi="Times New Roman" w:cs="Times New Roman"/>
+              </w:rPr>
+              <w:t>33</w:t>
+            </w:r>
+          </w:p>
+        </w:tc>
+        <w:tc>
+          <w:tcPr>
+            <w:tcW w:type="dxa" w:w="3402"/>
+            <w:vAlign w:val="center"/>
+          </w:tcPr>
+          <w:p>
+            <w:pPr>
+              <w:spacing w:before="40" w:after="40" w:line="276" w:lineRule="auto"/>
+              <w:jc w:val="both"/>
+            </w:pPr>
+            <w:r>
+              <w:rPr>
+                <w:rFonts w:ascii="Times New Roman" w:hAnsi="Times New Roman"/>
+                <w:sz w:val="26"/>
+                <w:rFonts w:ascii="Times New Roman" w:hAnsi="Times New Roman" w:cs="Times New Roman"/>
+              </w:rPr>
+              <w:t>Liên hệ chuột chũi với máy ủi; lắp robot chuột chũi/máy ủi.</w:t>
+            </w:r>
+          </w:p>
+        </w:tc>
+      </w:tr>
+      <w:tr>
+        <w:tc>
+          <w:tcPr>
+            <w:tcW w:type="dxa" w:w="680"/>
+            <w:vAlign w:val="center"/>
+          </w:tcPr>
+          <w:p>
+            <w:pPr>
+              <w:spacing w:before="40" w:after="40" w:line="276" w:lineRule="auto"/>
+              <w:jc w:val="center"/>
+            </w:pPr>
+            <w:r>
+              <w:rPr>
+                <w:rFonts w:ascii="Times New Roman" w:hAnsi="Times New Roman"/>
+                <w:sz w:val="26"/>
+                <w:rFonts w:ascii="Times New Roman" w:hAnsi="Times New Roman" w:cs="Times New Roman"/>
+              </w:rPr>
+              <w:t>34</w:t>
+            </w:r>
+          </w:p>
+        </w:tc>
+        <w:tc>
+          <w:tcPr>
+            <w:tcW w:type="dxa" w:w="3118"/>
+            <w:vAlign w:val="center"/>
+          </w:tcPr>
+          <w:p>
+            <w:pPr>
+              <w:spacing w:before="40" w:after="40" w:line="276" w:lineRule="auto"/>
+              <w:jc w:val="both"/>
+            </w:pPr>
+            <w:r>
+              <w:rPr>
+                <w:rFonts w:ascii="Times New Roman" w:hAnsi="Times New Roman"/>
+                <w:sz w:val="26"/>
+                <w:rFonts w:ascii="Times New Roman" w:hAnsi="Times New Roman" w:cs="Times New Roman"/>
+              </w:rPr>
+              <w:t>Ôn tập Đánh giá định kỳ 4</w:t>
+            </w:r>
+          </w:p>
+        </w:tc>
+        <w:tc>
+          <w:tcPr>
+            <w:tcW w:type="dxa" w:w="850"/>
+            <w:vAlign w:val="center"/>
+          </w:tcPr>
+          <w:p>
+            <w:pPr>
+              <w:spacing w:before="40" w:after="40" w:line="276" w:lineRule="auto"/>
+              <w:jc w:val="center"/>
+            </w:pPr>
+            <w:r>
+              <w:rPr>
+                <w:rFonts w:ascii="Times New Roman" w:hAnsi="Times New Roman"/>
+                <w:sz w:val="26"/>
+                <w:rFonts w:ascii="Times New Roman" w:hAnsi="Times New Roman" w:cs="Times New Roman"/>
+              </w:rPr>
+              <w:t>1</w:t>
+            </w:r>
+          </w:p>
+        </w:tc>
+        <w:tc>
+          <w:tcPr>
+            <w:tcW w:type="dxa" w:w="1247"/>
+            <w:vAlign w:val="center"/>
+          </w:tcPr>
+          <w:p>
+            <w:pPr>
+              <w:spacing w:before="40" w:after="40" w:line="276" w:lineRule="auto"/>
+              <w:jc w:val="center"/>
+            </w:pPr>
+            <w:r>
+              <w:rPr>
+                <w:rFonts w:ascii="Times New Roman" w:hAnsi="Times New Roman"/>
+                <w:sz w:val="26"/>
+                <w:rFonts w:ascii="Times New Roman" w:hAnsi="Times New Roman" w:cs="Times New Roman"/>
+              </w:rPr>
+              <w:t>34</w:t>
+            </w:r>
+          </w:p>
+        </w:tc>
+        <w:tc>
+          <w:tcPr>
+            <w:tcW w:type="dxa" w:w="3402"/>
+            <w:vAlign w:val="center"/>
+          </w:tcPr>
+          <w:p>
+            <w:pPr>
+              <w:spacing w:before="40" w:after="40" w:line="276" w:lineRule="auto"/>
+              <w:jc w:val="both"/>
+            </w:pPr>
+            <w:r>
+              <w:rPr>
+                <w:rFonts w:ascii="Times New Roman" w:hAnsi="Times New Roman"/>
+                <w:sz w:val="26"/>
+                <w:rFonts w:ascii="Times New Roman" w:hAnsi="Times New Roman" w:cs="Times New Roman"/>
+              </w:rPr>
+              <w:t>Hệ thống hóa kiến thức chuẩn bị Đánh giá định kỳ 4.</w:t>
+            </w:r>
+          </w:p>
+        </w:tc>
+      </w:tr>
+      <w:tr>
+        <w:tc>
+          <w:tcPr>
+            <w:tcW w:type="dxa" w:w="680"/>
+            <w:vAlign w:val="center"/>
+          </w:tcPr>
+          <w:p>
+            <w:pPr>
+              <w:spacing w:before="40" w:after="40" w:line="276" w:lineRule="auto"/>
+              <w:jc w:val="center"/>
+            </w:pPr>
+            <w:r>
+              <w:rPr>
+                <w:rFonts w:ascii="Times New Roman" w:hAnsi="Times New Roman"/>
+                <w:sz w:val="26"/>
+                <w:rFonts w:ascii="Times New Roman" w:hAnsi="Times New Roman" w:cs="Times New Roman"/>
+              </w:rPr>
+              <w:t>35</w:t>
+            </w:r>
+          </w:p>
+        </w:tc>
+        <w:tc>
+          <w:tcPr>
+            <w:tcW w:type="dxa" w:w="3118"/>
+            <w:vAlign w:val="center"/>
+          </w:tcPr>
+          <w:p>
+            <w:pPr>
+              <w:spacing w:before="40" w:after="40" w:line="276" w:lineRule="auto"/>
+              <w:jc w:val="both"/>
+            </w:pPr>
+            <w:r>
+              <w:rPr>
+                <w:rFonts w:ascii="Times New Roman" w:hAnsi="Times New Roman"/>
+                <w:sz w:val="26"/>
+                <w:rFonts w:ascii="Times New Roman" w:hAnsi="Times New Roman" w:cs="Times New Roman"/>
+              </w:rPr>
+              <w:t>Đánh giá định kỳ 4</w:t>
+            </w:r>
+          </w:p>
+        </w:tc>
+        <w:tc>
+          <w:tcPr>
+            <w:tcW w:type="dxa" w:w="850"/>
+            <w:vAlign w:val="center"/>
+          </w:tcPr>
+          <w:p>
+            <w:pPr>
+              <w:spacing w:before="40" w:after="40" w:line="276" w:lineRule="auto"/>
+              <w:jc w:val="center"/>
+            </w:pPr>
+            <w:r>
+              <w:rPr>
+                <w:rFonts w:ascii="Times New Roman" w:hAnsi="Times New Roman"/>
+                <w:sz w:val="26"/>
+                <w:rFonts w:ascii="Times New Roman" w:hAnsi="Times New Roman" w:cs="Times New Roman"/>
+              </w:rPr>
+              <w:t>1</w:t>
+            </w:r>
+          </w:p>
+        </w:tc>
+        <w:tc>
+          <w:tcPr>
+            <w:tcW w:type="dxa" w:w="1247"/>
+            <w:vAlign w:val="center"/>
+          </w:tcPr>
+          <w:p>
+            <w:pPr>
+              <w:spacing w:before="40" w:after="40" w:line="276" w:lineRule="auto"/>
+              <w:jc w:val="center"/>
+            </w:pPr>
+            <w:r>
+              <w:rPr>
+                <w:rFonts w:ascii="Times New Roman" w:hAnsi="Times New Roman"/>
+                <w:sz w:val="26"/>
+                <w:rFonts w:ascii="Times New Roman" w:hAnsi="Times New Roman" w:cs="Times New Roman"/>
+              </w:rPr>
+              <w:t>35</w:t>
+            </w:r>
+          </w:p>
+        </w:tc>
+        <w:tc>
+          <w:tcPr>
+            <w:tcW w:type="dxa" w:w="3402"/>
+            <w:vAlign w:val="center"/>
+          </w:tcPr>
+          <w:p>
+            <w:pPr>
+              <w:spacing w:before="40" w:after="40" w:line="276" w:lineRule="auto"/>
+              <w:jc w:val="both"/>
+            </w:pPr>
+            <w:r>
+              <w:rPr>
+                <w:rFonts w:ascii="Times New Roman" w:hAnsi="Times New Roman"/>
+                <w:sz w:val="26"/>
+                <w:rFonts w:ascii="Times New Roman" w:hAnsi="Times New Roman" w:cs="Times New Roman"/>
+              </w:rPr>
+              <w:t>Kiểm tra đánh giá kết quả học tập thực hành Robotics.</w:t>
+            </w:r>
+          </w:p>
+        </w:tc>
+      </w:tr>
+      <w:tr>
+        <w:tc>
+          <w:tcPr>
+            <w:tcW w:type="dxa" w:w="680"/>
+            <w:vAlign w:val="center"/>
+          </w:tcPr>
+          <w:p>
+            <w:pPr>
+              <w:spacing w:before="40" w:after="40" w:line="276" w:lineRule="auto"/>
+              <w:jc w:val="center"/>
+            </w:pPr>
+            <w:r>
+              <w:rPr>
+                <w:rFonts w:ascii="Times New Roman" w:hAnsi="Times New Roman"/>
+                <w:sz w:val="26"/>
+                <w:rFonts w:ascii="Times New Roman" w:hAnsi="Times New Roman" w:cs="Times New Roman"/>
+              </w:rPr>
+              <w:t>36</w:t>
+            </w:r>
+          </w:p>
+        </w:tc>
+        <w:tc>
+          <w:tcPr>
+            <w:tcW w:type="dxa" w:w="3118"/>
+            <w:vAlign w:val="center"/>
+          </w:tcPr>
+          <w:p>
+            <w:pPr>
+              <w:spacing w:before="40" w:after="40" w:line="276" w:lineRule="auto"/>
+              <w:jc w:val="both"/>
+            </w:pPr>
+            <w:r>
+              <w:rPr>
+                <w:rFonts w:ascii="Times New Roman" w:hAnsi="Times New Roman"/>
+                <w:sz w:val="26"/>
+                <w:rFonts w:ascii="Times New Roman" w:hAnsi="Times New Roman" w:cs="Times New Roman"/>
+              </w:rPr>
+              <w:t>Tổng kết môn học &amp; Triển lãm Robotics</w:t>
+            </w:r>
+          </w:p>
+        </w:tc>
+        <w:tc>
+          <w:tcPr>
+            <w:tcW w:type="dxa" w:w="850"/>
+            <w:vAlign w:val="center"/>
+          </w:tcPr>
+          <w:p>
+            <w:pPr>
+              <w:spacing w:before="40" w:after="40" w:line="276" w:lineRule="auto"/>
+              <w:jc w:val="center"/>
+            </w:pPr>
+            <w:r>
+              <w:rPr>
+                <w:rFonts w:ascii="Times New Roman" w:hAnsi="Times New Roman"/>
+                <w:sz w:val="26"/>
+                <w:rFonts w:ascii="Times New Roman" w:hAnsi="Times New Roman" w:cs="Times New Roman"/>
+              </w:rPr>
+              <w:t>1</w:t>
+            </w:r>
+          </w:p>
+        </w:tc>
+        <w:tc>
+          <w:tcPr>
+            <w:tcW w:type="dxa" w:w="1247"/>
+            <w:vAlign w:val="center"/>
+          </w:tcPr>
+          <w:p>
+            <w:pPr>
+              <w:spacing w:before="40" w:after="40" w:line="276" w:lineRule="auto"/>
+              <w:jc w:val="center"/>
+            </w:pPr>
+            <w:r>
+              <w:rPr>
+                <w:rFonts w:ascii="Times New Roman" w:hAnsi="Times New Roman"/>
+                <w:sz w:val="26"/>
+                <w:rFonts w:ascii="Times New Roman" w:hAnsi="Times New Roman" w:cs="Times New Roman"/>
+              </w:rPr>
+              <w:t>36</w:t>
+            </w:r>
+          </w:p>
+        </w:tc>
+        <w:tc>
+          <w:tcPr>
+            <w:tcW w:type="dxa" w:w="3402"/>
+            <w:vAlign w:val="center"/>
+          </w:tcPr>
+          <w:p>
+            <w:pPr>
+              <w:spacing w:before="40" w:after="40" w:line="276" w:lineRule="auto"/>
+              <w:jc w:val="both"/>
+            </w:pPr>
+            <w:r>
+              <w:rPr>
+                <w:rFonts w:ascii="Times New Roman" w:hAnsi="Times New Roman"/>
+                <w:sz w:val="26"/>
+                <w:rFonts w:ascii="Times New Roman" w:hAnsi="Times New Roman" w:cs="Times New Roman"/>
+              </w:rPr>
+              <w:t>Tổng kết đánh giá kết quả học tập và trưng bày sản phẩm Robotics.</w:t>
+            </w:r>
+          </w:p>
+        </w:tc>
+      </w:tr>
+    </w:tbl>
     <w:p>
       <w:pPr>
         <w:rPr>
@@ -1410,3993 +5211,6 @@
         <w:t>Môn Tin lớp 1</w:t>
       </w:r>
     </w:p>
-    <w:tbl>
-      <w:tblPr>
-        <w:tblW w:w="9634" w:type="dxa"/>
-        <w:tblBorders>
-          <w:top w:val="single" w:sz="4" w:space="0" w:color="000000"/>
-          <w:left w:val="single" w:sz="4" w:space="0" w:color="000000"/>
-          <w:bottom w:val="single" w:sz="4" w:space="0" w:color="000000"/>
-          <w:right w:val="single" w:sz="4" w:space="0" w:color="000000"/>
-          <w:insideH w:val="single" w:sz="4" w:space="0" w:color="000000"/>
-          <w:insideV w:val="single" w:sz="4" w:space="0" w:color="000000"/>
-        </w:tblBorders>
-        <w:tblLayout w:type="fixed"/>
-        <w:tblLook w:val="0400" w:firstRow="0" w:lastRow="0" w:firstColumn="0" w:lastColumn="0" w:noHBand="0" w:noVBand="1"/>
-      </w:tblPr>
-      <w:tblGrid>
-        <w:gridCol w:w="846"/>
-        <w:gridCol w:w="3118"/>
-        <w:gridCol w:w="1134"/>
-        <w:gridCol w:w="4536"/>
-      </w:tblGrid>
-      <w:tr>
-        <w:tc>
-          <w:tcPr>
-            <w:tcW w:w="846" w:type="dxa"/>
-          </w:tcPr>
-          <w:p>
-            <w:pPr>
-              <w:spacing w:before="20" w:after="20"/>
-              <w:jc w:val="center"/>
-            </w:pPr>
-            <w:r>
-              <w:rPr>
-                <w:rFonts w:ascii="Times New Roman" w:hAnsi="Times New Roman"/>
-                <w:sz w:val="26"/>
-                <w:rFonts w:ascii="Times New Roman" w:hAnsi="Times New Roman" w:cs="Times New Roman"/>
-              </w:rPr>
-            </w:r>
-            <w:r>
-              <w:rPr>
-                <w:rFonts w:ascii="Times New Roman" w:hAnsi="Times New Roman"/>
-                <w:b/>
-                <w:sz w:val="26"/>
-                <w:rFonts w:ascii="Times New Roman" w:hAnsi="Times New Roman" w:cs="Times New Roman"/>
-              </w:rPr>
-              <w:t>STT</w:t>
-            </w:r>
-          </w:p>
-        </w:tc>
-        <w:tc>
-          <w:tcPr>
-            <w:tcW w:w="3118" w:type="dxa"/>
-          </w:tcPr>
-          <w:p>
-            <w:pPr>
-              <w:spacing w:before="20" w:after="20"/>
-              <w:jc w:val="center"/>
-            </w:pPr>
-            <w:r>
-              <w:rPr>
-                <w:rFonts w:ascii="Times New Roman" w:hAnsi="Times New Roman"/>
-                <w:sz w:val="26"/>
-                <w:rFonts w:ascii="Times New Roman" w:hAnsi="Times New Roman" w:cs="Times New Roman"/>
-              </w:rPr>
-            </w:r>
-            <w:r>
-              <w:rPr>
-                <w:rFonts w:ascii="Times New Roman" w:hAnsi="Times New Roman"/>
-                <w:b/>
-                <w:sz w:val="26"/>
-                <w:rFonts w:ascii="Times New Roman" w:hAnsi="Times New Roman" w:cs="Times New Roman"/>
-              </w:rPr>
-              <w:t>Bài học (1)</w:t>
-            </w:r>
-          </w:p>
-        </w:tc>
-        <w:tc>
-          <w:tcPr>
-            <w:tcW w:w="1134" w:type="dxa"/>
-          </w:tcPr>
-          <w:p>
-            <w:pPr>
-              <w:spacing w:before="20" w:after="20"/>
-              <w:jc w:val="center"/>
-            </w:pPr>
-            <w:r>
-              <w:rPr>
-                <w:rFonts w:ascii="Times New Roman" w:hAnsi="Times New Roman"/>
-                <w:sz w:val="26"/>
-                <w:rFonts w:ascii="Times New Roman" w:hAnsi="Times New Roman" w:cs="Times New Roman"/>
-              </w:rPr>
-            </w:r>
-            <w:r>
-              <w:rPr>
-                <w:rFonts w:ascii="Times New Roman" w:hAnsi="Times New Roman"/>
-                <w:b/>
-                <w:sz w:val="26"/>
-                <w:rFonts w:ascii="Times New Roman" w:hAnsi="Times New Roman" w:cs="Times New Roman"/>
-              </w:rPr>
-              <w:t>Số tiết (2)</w:t>
-            </w:r>
-          </w:p>
-        </w:tc>
-        <w:tc>
-          <w:tcPr>
-            <w:tcW w:w="4536" w:type="dxa"/>
-          </w:tcPr>
-          <w:p>
-            <w:pPr>
-              <w:spacing w:before="20" w:after="20"/>
-              <w:jc w:val="center"/>
-            </w:pPr>
-            <w:r>
-              <w:rPr>
-                <w:rFonts w:ascii="Times New Roman" w:hAnsi="Times New Roman"/>
-                <w:sz w:val="26"/>
-                <w:rFonts w:ascii="Times New Roman" w:hAnsi="Times New Roman" w:cs="Times New Roman"/>
-              </w:rPr>
-            </w:r>
-            <w:r>
-              <w:rPr>
-                <w:rFonts w:ascii="Times New Roman" w:hAnsi="Times New Roman"/>
-                <w:b/>
-                <w:sz w:val="26"/>
-                <w:rFonts w:ascii="Times New Roman" w:hAnsi="Times New Roman" w:cs="Times New Roman"/>
-              </w:rPr>
-              <w:t>Yêu cầu cần đạt (3)</w:t>
-            </w:r>
-          </w:p>
-        </w:tc>
-      </w:tr>
-      <w:tr>
-        <w:tc>
-          <w:tcPr>
-            <w:tcW w:type="dxa" w:w="846"/>
-          </w:tcPr>
-          <w:p>
-            <w:pPr>
-              <w:jc w:val="center"/>
-            </w:pPr>
-            <w:r>
-              <w:rPr>
-                <w:rFonts w:ascii="Times New Roman" w:hAnsi="Times New Roman"/>
-                <w:b w:val="0"/>
-                <w:sz w:val="26"/>
-                <w:rFonts w:ascii="Times New Roman" w:hAnsi="Times New Roman" w:cs="Times New Roman"/>
-                <w:rFonts w:ascii="Times New Roman" w:hAnsi="Times New Roman" w:cs="Times New Roman"/>
-              </w:rPr>
-              <w:t>0</w:t>
-            </w:r>
-          </w:p>
-        </w:tc>
-        <w:tc>
-          <w:tcPr>
-            <w:tcW w:type="dxa" w:w="3118"/>
-          </w:tcPr>
-          <w:p>
-            <w:r>
-              <w:rPr>
-                <w:rFonts w:ascii="Times New Roman" w:hAnsi="Times New Roman"/>
-                <w:b w:val="0"/>
-                <w:sz w:val="26"/>
-                <w:rFonts w:ascii="Times New Roman" w:hAnsi="Times New Roman" w:cs="Times New Roman"/>
-                <w:rFonts w:ascii="Times New Roman" w:hAnsi="Times New Roman" w:cs="Times New Roman"/>
-              </w:rPr>
-              <w:t>Tiết 0: Định hướng môn học</w:t>
-            </w:r>
-          </w:p>
-        </w:tc>
-        <w:tc>
-          <w:tcPr>
-            <w:tcW w:type="dxa" w:w="1134"/>
-          </w:tcPr>
-          <w:p>
-            <w:pPr>
-              <w:jc w:val="center"/>
-            </w:pPr>
-            <w:r>
-              <w:rPr>
-                <w:rFonts w:ascii="Times New Roman" w:hAnsi="Times New Roman"/>
-                <w:b w:val="0"/>
-                <w:sz w:val="26"/>
-                <w:rFonts w:ascii="Times New Roman" w:hAnsi="Times New Roman" w:cs="Times New Roman"/>
-                <w:rFonts w:ascii="Times New Roman" w:hAnsi="Times New Roman" w:cs="Times New Roman"/>
-              </w:rPr>
-              <w:t>0</w:t>
-            </w:r>
-          </w:p>
-        </w:tc>
-        <w:tc>
-          <w:tcPr>
-            <w:tcW w:type="dxa" w:w="4536"/>
-          </w:tcPr>
-          <w:p>
-            <w:r>
-              <w:rPr>
-                <w:rFonts w:ascii="Times New Roman" w:hAnsi="Times New Roman"/>
-                <w:b w:val="0"/>
-                <w:sz w:val="26"/>
-                <w:rFonts w:ascii="Times New Roman" w:hAnsi="Times New Roman" w:cs="Times New Roman"/>
-                <w:rFonts w:ascii="Times New Roman" w:hAnsi="Times New Roman" w:cs="Times New Roman"/>
-              </w:rPr>
-              <w:t>Giới thiệu tổng quan môn học Robotics, phương pháp học tập thực hành, quy trình làm việc nhóm, an toàn sử dụng thiết bị và nội quy phòng học bộ môn.</w:t>
-            </w:r>
-          </w:p>
-        </w:tc>
-      </w:tr>
-      <w:tr>
-        <w:tc>
-          <w:tcPr>
-            <w:tcW w:w="846" w:type="dxa"/>
-          </w:tcPr>
-          <w:p>
-            <w:pPr>
-              <w:spacing w:before="20" w:after="20"/>
-              <w:jc w:val="center"/>
-            </w:pPr>
-            <w:r>
-              <w:rPr>
-                <w:rFonts w:ascii="Times New Roman" w:hAnsi="Times New Roman"/>
-                <w:sz w:val="26"/>
-                <w:rFonts w:ascii="Times New Roman" w:hAnsi="Times New Roman" w:cs="Times New Roman"/>
-              </w:rPr>
-            </w:r>
-            <w:r>
-              <w:rPr>
-                <w:rFonts w:ascii="Times New Roman" w:hAnsi="Times New Roman"/>
-                <w:b w:val="0"/>
-                <w:sz w:val="26"/>
-                <w:rFonts w:ascii="Times New Roman" w:hAnsi="Times New Roman" w:cs="Times New Roman"/>
-              </w:rPr>
-              <w:t>1</w:t>
-            </w:r>
-          </w:p>
-        </w:tc>
-        <w:tc>
-          <w:tcPr>
-            <w:tcW w:w="3118" w:type="dxa"/>
-          </w:tcPr>
-          <w:p>
-            <w:pPr>
-              <w:spacing w:before="20" w:after="20"/>
-            </w:pPr>
-            <w:r>
-              <w:rPr>
-                <w:rFonts w:ascii="Times New Roman" w:hAnsi="Times New Roman"/>
-                <w:sz w:val="26"/>
-                <w:rFonts w:ascii="Times New Roman" w:hAnsi="Times New Roman" w:cs="Times New Roman"/>
-              </w:rPr>
-            </w:r>
-            <w:r>
-              <w:rPr>
-                <w:rFonts w:ascii="Times New Roman" w:hAnsi="Times New Roman"/>
-                <w:b w:val="0"/>
-                <w:sz w:val="26"/>
-                <w:rFonts w:ascii="Times New Roman" w:hAnsi="Times New Roman" w:cs="Times New Roman"/>
-              </w:rPr>
-              <w:t>Bài 1. Tập thể dục nào!</w:t>
-            </w:r>
-          </w:p>
-        </w:tc>
-        <w:tc>
-          <w:tcPr>
-            <w:tcW w:w="1134" w:type="dxa"/>
-          </w:tcPr>
-          <w:p>
-            <w:pPr>
-              <w:spacing w:before="20" w:after="20"/>
-              <w:jc w:val="center"/>
-            </w:pPr>
-            <w:r>
-              <w:rPr>
-                <w:rFonts w:ascii="Times New Roman" w:hAnsi="Times New Roman"/>
-                <w:sz w:val="26"/>
-                <w:rFonts w:ascii="Times New Roman" w:hAnsi="Times New Roman" w:cs="Times New Roman"/>
-              </w:rPr>
-            </w:r>
-            <w:r>
-              <w:rPr>
-                <w:rFonts w:ascii="Times New Roman" w:hAnsi="Times New Roman"/>
-                <w:b w:val="0"/>
-                <w:sz w:val="26"/>
-                <w:rFonts w:ascii="Times New Roman" w:hAnsi="Times New Roman" w:cs="Times New Roman"/>
-              </w:rPr>
-              <w:t>1</w:t>
-            </w:r>
-          </w:p>
-        </w:tc>
-        <w:tc>
-          <w:tcPr>
-            <w:tcW w:w="4536" w:type="dxa"/>
-          </w:tcPr>
-          <w:p>
-            <w:pPr>
-              <w:spacing w:before="20" w:after="20"/>
-            </w:pPr>
-            <w:r>
-              <w:rPr>
-                <w:rFonts w:ascii="Times New Roman" w:hAnsi="Times New Roman"/>
-                <w:sz w:val="26"/>
-                <w:rFonts w:ascii="Times New Roman" w:hAnsi="Times New Roman" w:cs="Times New Roman"/>
-              </w:rPr>
-            </w:r>
-            <w:r>
-              <w:rPr>
-                <w:rFonts w:ascii="Times New Roman" w:hAnsi="Times New Roman"/>
-                <w:b w:val="0"/>
-                <w:sz w:val="26"/>
-                <w:rFonts w:ascii="Times New Roman" w:hAnsi="Times New Roman" w:cs="Times New Roman"/>
-              </w:rPr>
-              <w:t>Nhận biết tác dụng của vận động và đu xà; lắp ráp mô hình đu xà.</w:t>
-            </w:r>
-          </w:p>
-        </w:tc>
-      </w:tr>
-      <w:tr>
-        <w:tc>
-          <w:tcPr>
-            <w:tcW w:w="846" w:type="dxa"/>
-          </w:tcPr>
-          <w:p>
-            <w:pPr>
-              <w:spacing w:before="20" w:after="20"/>
-              <w:jc w:val="center"/>
-            </w:pPr>
-            <w:r>
-              <w:rPr>
-                <w:rFonts w:ascii="Times New Roman" w:hAnsi="Times New Roman"/>
-                <w:sz w:val="26"/>
-                <w:rFonts w:ascii="Times New Roman" w:hAnsi="Times New Roman" w:cs="Times New Roman"/>
-              </w:rPr>
-            </w:r>
-            <w:r>
-              <w:rPr>
-                <w:rFonts w:ascii="Times New Roman" w:hAnsi="Times New Roman"/>
-                <w:b w:val="0"/>
-                <w:sz w:val="26"/>
-                <w:rFonts w:ascii="Times New Roman" w:hAnsi="Times New Roman" w:cs="Times New Roman"/>
-              </w:rPr>
-              <w:t>2</w:t>
-            </w:r>
-          </w:p>
-        </w:tc>
-        <w:tc>
-          <w:tcPr>
-            <w:tcW w:w="3118" w:type="dxa"/>
-          </w:tcPr>
-          <w:p>
-            <w:pPr>
-              <w:spacing w:before="20" w:after="20"/>
-            </w:pPr>
-            <w:r>
-              <w:rPr>
-                <w:rFonts w:ascii="Times New Roman" w:hAnsi="Times New Roman"/>
-                <w:sz w:val="26"/>
-                <w:rFonts w:ascii="Times New Roman" w:hAnsi="Times New Roman" w:cs="Times New Roman"/>
-              </w:rPr>
-            </w:r>
-            <w:r>
-              <w:rPr>
-                <w:rFonts w:ascii="Times New Roman" w:hAnsi="Times New Roman"/>
-                <w:b w:val="0"/>
-                <w:sz w:val="26"/>
-                <w:rFonts w:ascii="Times New Roman" w:hAnsi="Times New Roman" w:cs="Times New Roman"/>
-              </w:rPr>
-              <w:t>Bài 2. Chú cún dễ thương</w:t>
-            </w:r>
-          </w:p>
-        </w:tc>
-        <w:tc>
-          <w:tcPr>
-            <w:tcW w:w="1134" w:type="dxa"/>
-          </w:tcPr>
-          <w:p>
-            <w:pPr>
-              <w:spacing w:before="20" w:after="20"/>
-              <w:jc w:val="center"/>
-            </w:pPr>
-            <w:r>
-              <w:rPr>
-                <w:rFonts w:ascii="Times New Roman" w:hAnsi="Times New Roman"/>
-                <w:sz w:val="26"/>
-                <w:rFonts w:ascii="Times New Roman" w:hAnsi="Times New Roman" w:cs="Times New Roman"/>
-              </w:rPr>
-            </w:r>
-            <w:r>
-              <w:rPr>
-                <w:rFonts w:ascii="Times New Roman" w:hAnsi="Times New Roman"/>
-                <w:b w:val="0"/>
-                <w:sz w:val="26"/>
-                <w:rFonts w:ascii="Times New Roman" w:hAnsi="Times New Roman" w:cs="Times New Roman"/>
-              </w:rPr>
-              <w:t>2</w:t>
-            </w:r>
-          </w:p>
-        </w:tc>
-        <w:tc>
-          <w:tcPr>
-            <w:tcW w:w="4536" w:type="dxa"/>
-          </w:tcPr>
-          <w:p>
-            <w:pPr>
-              <w:spacing w:before="20" w:after="20"/>
-            </w:pPr>
-            <w:r>
-              <w:rPr>
-                <w:rFonts w:ascii="Times New Roman" w:hAnsi="Times New Roman"/>
-                <w:sz w:val="26"/>
-                <w:rFonts w:ascii="Times New Roman" w:hAnsi="Times New Roman" w:cs="Times New Roman"/>
-              </w:rPr>
-            </w:r>
-            <w:r>
-              <w:rPr>
-                <w:rFonts w:ascii="Times New Roman" w:hAnsi="Times New Roman"/>
-                <w:b w:val="0"/>
-                <w:sz w:val="26"/>
-                <w:rFonts w:ascii="Times New Roman" w:hAnsi="Times New Roman" w:cs="Times New Roman"/>
-              </w:rPr>
-              <w:t>Nhận biết đặc điểm loài chó; lắp ráp robot cún con.</w:t>
-            </w:r>
-          </w:p>
-        </w:tc>
-      </w:tr>
-      <w:tr>
-        <w:tc>
-          <w:tcPr>
-            <w:tcW w:w="846" w:type="dxa"/>
-          </w:tcPr>
-          <w:p>
-            <w:pPr>
-              <w:spacing w:before="20" w:after="20"/>
-              <w:jc w:val="center"/>
-            </w:pPr>
-            <w:r>
-              <w:rPr>
-                <w:rFonts w:ascii="Times New Roman" w:hAnsi="Times New Roman"/>
-                <w:sz w:val="26"/>
-                <w:rFonts w:ascii="Times New Roman" w:hAnsi="Times New Roman" w:cs="Times New Roman"/>
-              </w:rPr>
-            </w:r>
-            <w:r>
-              <w:rPr>
-                <w:rFonts w:ascii="Times New Roman" w:hAnsi="Times New Roman"/>
-                <w:b w:val="0"/>
-                <w:sz w:val="26"/>
-                <w:rFonts w:ascii="Times New Roman" w:hAnsi="Times New Roman" w:cs="Times New Roman"/>
-              </w:rPr>
-              <w:t>3</w:t>
-            </w:r>
-          </w:p>
-        </w:tc>
-        <w:tc>
-          <w:tcPr>
-            <w:tcW w:w="3118" w:type="dxa"/>
-          </w:tcPr>
-          <w:p>
-            <w:pPr>
-              <w:spacing w:before="20" w:after="20"/>
-            </w:pPr>
-            <w:r>
-              <w:rPr>
-                <w:rFonts w:ascii="Times New Roman" w:hAnsi="Times New Roman"/>
-                <w:sz w:val="26"/>
-                <w:rFonts w:ascii="Times New Roman" w:hAnsi="Times New Roman" w:cs="Times New Roman"/>
-              </w:rPr>
-            </w:r>
-            <w:r>
-              <w:rPr>
-                <w:rFonts w:ascii="Times New Roman" w:hAnsi="Times New Roman"/>
-                <w:b w:val="0"/>
-                <w:sz w:val="26"/>
-                <w:rFonts w:ascii="Times New Roman" w:hAnsi="Times New Roman" w:cs="Times New Roman"/>
-              </w:rPr>
-              <w:t>Bài 3. Tăng cường sức khỏe</w:t>
-            </w:r>
-          </w:p>
-        </w:tc>
-        <w:tc>
-          <w:tcPr>
-            <w:tcW w:w="1134" w:type="dxa"/>
-          </w:tcPr>
-          <w:p>
-            <w:pPr>
-              <w:spacing w:before="20" w:after="20"/>
-              <w:jc w:val="center"/>
-            </w:pPr>
-            <w:r>
-              <w:rPr>
-                <w:rFonts w:ascii="Times New Roman" w:hAnsi="Times New Roman"/>
-                <w:sz w:val="26"/>
-                <w:rFonts w:ascii="Times New Roman" w:hAnsi="Times New Roman" w:cs="Times New Roman"/>
-              </w:rPr>
-            </w:r>
-            <w:r>
-              <w:rPr>
-                <w:rFonts w:ascii="Times New Roman" w:hAnsi="Times New Roman"/>
-                <w:b w:val="0"/>
-                <w:sz w:val="26"/>
-                <w:rFonts w:ascii="Times New Roman" w:hAnsi="Times New Roman" w:cs="Times New Roman"/>
-              </w:rPr>
-              <w:t>3</w:t>
-            </w:r>
-          </w:p>
-        </w:tc>
-        <w:tc>
-          <w:tcPr>
-            <w:tcW w:w="4536" w:type="dxa"/>
-          </w:tcPr>
-          <w:p>
-            <w:pPr>
-              <w:spacing w:before="20" w:after="20"/>
-            </w:pPr>
-            <w:r>
-              <w:rPr>
-                <w:rFonts w:ascii="Times New Roman" w:hAnsi="Times New Roman"/>
-                <w:sz w:val="26"/>
-                <w:rFonts w:ascii="Times New Roman" w:hAnsi="Times New Roman" w:cs="Times New Roman"/>
-              </w:rPr>
-            </w:r>
-            <w:r>
-              <w:rPr>
-                <w:rFonts w:ascii="Times New Roman" w:hAnsi="Times New Roman"/>
-                <w:b w:val="0"/>
-                <w:sz w:val="26"/>
-                <w:rFonts w:ascii="Times New Roman" w:hAnsi="Times New Roman" w:cs="Times New Roman"/>
-              </w:rPr>
-              <w:t>Tìm hiểu ưu điểm của đi bộ; lắp robot mô phỏng người đi bộ.</w:t>
-            </w:r>
-          </w:p>
-        </w:tc>
-      </w:tr>
-      <w:tr>
-        <w:tc>
-          <w:tcPr>
-            <w:tcW w:w="846" w:type="dxa"/>
-          </w:tcPr>
-          <w:p>
-            <w:pPr>
-              <w:spacing w:before="20" w:after="20"/>
-              <w:jc w:val="center"/>
-            </w:pPr>
-            <w:r>
-              <w:rPr>
-                <w:rFonts w:ascii="Times New Roman" w:hAnsi="Times New Roman"/>
-                <w:sz w:val="26"/>
-                <w:rFonts w:ascii="Times New Roman" w:hAnsi="Times New Roman" w:cs="Times New Roman"/>
-              </w:rPr>
-            </w:r>
-            <w:r>
-              <w:rPr>
-                <w:rFonts w:ascii="Times New Roman" w:hAnsi="Times New Roman"/>
-                <w:b w:val="0"/>
-                <w:sz w:val="26"/>
-                <w:rFonts w:ascii="Times New Roman" w:hAnsi="Times New Roman" w:cs="Times New Roman"/>
-              </w:rPr>
-              <w:t>4</w:t>
-            </w:r>
-          </w:p>
-        </w:tc>
-        <w:tc>
-          <w:tcPr>
-            <w:tcW w:w="3118" w:type="dxa"/>
-          </w:tcPr>
-          <w:p>
-            <w:pPr>
-              <w:spacing w:before="20" w:after="20"/>
-            </w:pPr>
-            <w:r>
-              <w:rPr>
-                <w:rFonts w:ascii="Times New Roman" w:hAnsi="Times New Roman"/>
-                <w:sz w:val="26"/>
-                <w:rFonts w:ascii="Times New Roman" w:hAnsi="Times New Roman" w:cs="Times New Roman"/>
-              </w:rPr>
-            </w:r>
-            <w:r>
-              <w:rPr>
-                <w:rFonts w:ascii="Times New Roman" w:hAnsi="Times New Roman"/>
-                <w:b w:val="0"/>
-                <w:sz w:val="26"/>
-                <w:rFonts w:ascii="Times New Roman" w:hAnsi="Times New Roman" w:cs="Times New Roman"/>
-              </w:rPr>
-              <w:t>Bài 4. Chú ốc sên chậm chạp</w:t>
-            </w:r>
-          </w:p>
-        </w:tc>
-        <w:tc>
-          <w:tcPr>
-            <w:tcW w:w="1134" w:type="dxa"/>
-          </w:tcPr>
-          <w:p>
-            <w:pPr>
-              <w:spacing w:before="20" w:after="20"/>
-              <w:jc w:val="center"/>
-            </w:pPr>
-            <w:r>
-              <w:rPr>
-                <w:rFonts w:ascii="Times New Roman" w:hAnsi="Times New Roman"/>
-                <w:sz w:val="26"/>
-                <w:rFonts w:ascii="Times New Roman" w:hAnsi="Times New Roman" w:cs="Times New Roman"/>
-              </w:rPr>
-            </w:r>
-            <w:r>
-              <w:rPr>
-                <w:rFonts w:ascii="Times New Roman" w:hAnsi="Times New Roman"/>
-                <w:b w:val="0"/>
-                <w:sz w:val="26"/>
-                <w:rFonts w:ascii="Times New Roman" w:hAnsi="Times New Roman" w:cs="Times New Roman"/>
-              </w:rPr>
-              <w:t>4</w:t>
-            </w:r>
-          </w:p>
-        </w:tc>
-        <w:tc>
-          <w:tcPr>
-            <w:tcW w:w="4536" w:type="dxa"/>
-          </w:tcPr>
-          <w:p>
-            <w:pPr>
-              <w:spacing w:before="20" w:after="20"/>
-            </w:pPr>
-            <w:r>
-              <w:rPr>
-                <w:rFonts w:ascii="Times New Roman" w:hAnsi="Times New Roman"/>
-                <w:sz w:val="26"/>
-                <w:rFonts w:ascii="Times New Roman" w:hAnsi="Times New Roman" w:cs="Times New Roman"/>
-              </w:rPr>
-            </w:r>
-            <w:r>
-              <w:rPr>
-                <w:rFonts w:ascii="Times New Roman" w:hAnsi="Times New Roman"/>
-                <w:b w:val="0"/>
-                <w:sz w:val="26"/>
-                <w:rFonts w:ascii="Times New Roman" w:hAnsi="Times New Roman" w:cs="Times New Roman"/>
-              </w:rPr>
-              <w:t>Tìm hiểu cách di chuyển và cấu tạo vỏ ốc sên; lắp robot ốc sên.</w:t>
-            </w:r>
-          </w:p>
-        </w:tc>
-      </w:tr>
-      <w:tr>
-        <w:tc>
-          <w:tcPr>
-            <w:tcW w:w="846" w:type="dxa"/>
-          </w:tcPr>
-          <w:p>
-            <w:pPr>
-              <w:spacing w:before="20" w:after="20"/>
-              <w:jc w:val="center"/>
-            </w:pPr>
-            <w:r>
-              <w:rPr>
-                <w:rFonts w:ascii="Times New Roman" w:hAnsi="Times New Roman"/>
-                <w:sz w:val="26"/>
-                <w:rFonts w:ascii="Times New Roman" w:hAnsi="Times New Roman" w:cs="Times New Roman"/>
-              </w:rPr>
-            </w:r>
-            <w:r>
-              <w:rPr>
-                <w:rFonts w:ascii="Times New Roman" w:hAnsi="Times New Roman"/>
-                <w:b w:val="0"/>
-                <w:sz w:val="26"/>
-                <w:rFonts w:ascii="Times New Roman" w:hAnsi="Times New Roman" w:cs="Times New Roman"/>
-              </w:rPr>
-              <w:t>5</w:t>
-            </w:r>
-          </w:p>
-        </w:tc>
-        <w:tc>
-          <w:tcPr>
-            <w:tcW w:w="3118" w:type="dxa"/>
-          </w:tcPr>
-          <w:p>
-            <w:pPr>
-              <w:spacing w:before="20" w:after="20"/>
-            </w:pPr>
-            <w:r>
-              <w:rPr>
-                <w:rFonts w:ascii="Times New Roman" w:hAnsi="Times New Roman"/>
-                <w:sz w:val="26"/>
-                <w:rFonts w:ascii="Times New Roman" w:hAnsi="Times New Roman" w:cs="Times New Roman"/>
-              </w:rPr>
-            </w:r>
-            <w:r>
-              <w:rPr>
-                <w:rFonts w:ascii="Times New Roman" w:hAnsi="Times New Roman"/>
-                <w:b w:val="0"/>
-                <w:sz w:val="26"/>
-                <w:rFonts w:ascii="Times New Roman" w:hAnsi="Times New Roman" w:cs="Times New Roman"/>
-              </w:rPr>
-              <w:t>Bài 5. Xe cảnh sát tuần tra</w:t>
-            </w:r>
-          </w:p>
-        </w:tc>
-        <w:tc>
-          <w:tcPr>
-            <w:tcW w:w="1134" w:type="dxa"/>
-          </w:tcPr>
-          <w:p>
-            <w:pPr>
-              <w:spacing w:before="20" w:after="20"/>
-              <w:jc w:val="center"/>
-            </w:pPr>
-            <w:r>
-              <w:rPr>
-                <w:rFonts w:ascii="Times New Roman" w:hAnsi="Times New Roman"/>
-                <w:sz w:val="26"/>
-                <w:rFonts w:ascii="Times New Roman" w:hAnsi="Times New Roman" w:cs="Times New Roman"/>
-              </w:rPr>
-            </w:r>
-            <w:r>
-              <w:rPr>
-                <w:rFonts w:ascii="Times New Roman" w:hAnsi="Times New Roman"/>
-                <w:b w:val="0"/>
-                <w:sz w:val="26"/>
-                <w:rFonts w:ascii="Times New Roman" w:hAnsi="Times New Roman" w:cs="Times New Roman"/>
-              </w:rPr>
-              <w:t>5</w:t>
-            </w:r>
-          </w:p>
-        </w:tc>
-        <w:tc>
-          <w:tcPr>
-            <w:tcW w:w="4536" w:type="dxa"/>
-          </w:tcPr>
-          <w:p>
-            <w:pPr>
-              <w:spacing w:before="20" w:after="20"/>
-            </w:pPr>
-            <w:r>
-              <w:rPr>
-                <w:rFonts w:ascii="Times New Roman" w:hAnsi="Times New Roman"/>
-                <w:sz w:val="26"/>
-                <w:rFonts w:ascii="Times New Roman" w:hAnsi="Times New Roman" w:cs="Times New Roman"/>
-              </w:rPr>
-            </w:r>
-            <w:r>
-              <w:rPr>
-                <w:rFonts w:ascii="Times New Roman" w:hAnsi="Times New Roman"/>
-                <w:b w:val="0"/>
-                <w:sz w:val="26"/>
-                <w:rFonts w:ascii="Times New Roman" w:hAnsi="Times New Roman" w:cs="Times New Roman"/>
-              </w:rPr>
-              <w:t>Tìm hiểu phương tiện cảnh sát; lắp xe cảnh sát tuần tra.</w:t>
-            </w:r>
-          </w:p>
-        </w:tc>
-      </w:tr>
-      <w:tr>
-        <w:tc>
-          <w:tcPr>
-            <w:tcW w:w="846" w:type="dxa"/>
-          </w:tcPr>
-          <w:p>
-            <w:pPr>
-              <w:spacing w:before="20" w:after="20"/>
-              <w:jc w:val="center"/>
-            </w:pPr>
-            <w:r>
-              <w:rPr>
-                <w:rFonts w:ascii="Times New Roman" w:hAnsi="Times New Roman"/>
-                <w:sz w:val="26"/>
-                <w:rFonts w:ascii="Times New Roman" w:hAnsi="Times New Roman" w:cs="Times New Roman"/>
-              </w:rPr>
-            </w:r>
-            <w:r>
-              <w:rPr>
-                <w:rFonts w:ascii="Times New Roman" w:hAnsi="Times New Roman"/>
-                <w:b w:val="0"/>
-                <w:sz w:val="26"/>
-                <w:rFonts w:ascii="Times New Roman" w:hAnsi="Times New Roman" w:cs="Times New Roman"/>
-              </w:rPr>
-              <w:t>6</w:t>
-            </w:r>
-          </w:p>
-        </w:tc>
-        <w:tc>
-          <w:tcPr>
-            <w:tcW w:w="3118" w:type="dxa"/>
-          </w:tcPr>
-          <w:p>
-            <w:pPr>
-              <w:spacing w:before="20" w:after="20"/>
-            </w:pPr>
-            <w:r>
-              <w:rPr>
-                <w:rFonts w:ascii="Times New Roman" w:hAnsi="Times New Roman"/>
-                <w:sz w:val="26"/>
-                <w:rFonts w:ascii="Times New Roman" w:hAnsi="Times New Roman" w:cs="Times New Roman"/>
-              </w:rPr>
-            </w:r>
-            <w:r>
-              <w:rPr>
-                <w:rFonts w:ascii="Times New Roman" w:hAnsi="Times New Roman"/>
-                <w:b w:val="0"/>
-                <w:sz w:val="26"/>
-                <w:rFonts w:ascii="Times New Roman" w:hAnsi="Times New Roman" w:cs="Times New Roman"/>
-              </w:rPr>
-              <w:t>Bài 6. Khám phá xe cứu hoả</w:t>
-            </w:r>
-          </w:p>
-        </w:tc>
-        <w:tc>
-          <w:tcPr>
-            <w:tcW w:w="1134" w:type="dxa"/>
-          </w:tcPr>
-          <w:p>
-            <w:pPr>
-              <w:spacing w:before="20" w:after="20"/>
-              <w:jc w:val="center"/>
-            </w:pPr>
-            <w:r>
-              <w:rPr>
-                <w:rFonts w:ascii="Times New Roman" w:hAnsi="Times New Roman"/>
-                <w:sz w:val="26"/>
-                <w:rFonts w:ascii="Times New Roman" w:hAnsi="Times New Roman" w:cs="Times New Roman"/>
-              </w:rPr>
-            </w:r>
-            <w:r>
-              <w:rPr>
-                <w:rFonts w:ascii="Times New Roman" w:hAnsi="Times New Roman"/>
-                <w:b w:val="0"/>
-                <w:sz w:val="26"/>
-                <w:rFonts w:ascii="Times New Roman" w:hAnsi="Times New Roman" w:cs="Times New Roman"/>
-              </w:rPr>
-              <w:t>6</w:t>
-            </w:r>
-          </w:p>
-        </w:tc>
-        <w:tc>
-          <w:tcPr>
-            <w:tcW w:w="4536" w:type="dxa"/>
-          </w:tcPr>
-          <w:p>
-            <w:pPr>
-              <w:spacing w:before="20" w:after="20"/>
-            </w:pPr>
-            <w:r>
-              <w:rPr>
-                <w:rFonts w:ascii="Times New Roman" w:hAnsi="Times New Roman"/>
-                <w:sz w:val="26"/>
-                <w:rFonts w:ascii="Times New Roman" w:hAnsi="Times New Roman" w:cs="Times New Roman"/>
-              </w:rPr>
-            </w:r>
-            <w:r>
-              <w:rPr>
-                <w:rFonts w:ascii="Times New Roman" w:hAnsi="Times New Roman"/>
-                <w:b w:val="0"/>
-                <w:sz w:val="26"/>
-                <w:rFonts w:ascii="Times New Roman" w:hAnsi="Times New Roman" w:cs="Times New Roman"/>
-              </w:rPr>
-              <w:t>Tìm hiểu bộ phận xe cứu hỏa và nhiệm vụ lính cứu hỏa; lắp xe cứu hỏa.</w:t>
-            </w:r>
-          </w:p>
-        </w:tc>
-      </w:tr>
-      <w:tr>
-        <w:tc>
-          <w:tcPr>
-            <w:tcW w:w="846" w:type="dxa"/>
-          </w:tcPr>
-          <w:p>
-            <w:pPr>
-              <w:spacing w:before="20" w:after="20"/>
-              <w:jc w:val="center"/>
-            </w:pPr>
-            <w:r>
-              <w:rPr>
-                <w:rFonts w:ascii="Times New Roman" w:hAnsi="Times New Roman"/>
-                <w:sz w:val="26"/>
-                <w:rFonts w:ascii="Times New Roman" w:hAnsi="Times New Roman" w:cs="Times New Roman"/>
-              </w:rPr>
-            </w:r>
-            <w:r>
-              <w:rPr>
-                <w:rFonts w:ascii="Times New Roman" w:hAnsi="Times New Roman"/>
-                <w:b w:val="0"/>
-                <w:sz w:val="26"/>
-                <w:rFonts w:ascii="Times New Roman" w:hAnsi="Times New Roman" w:cs="Times New Roman"/>
-              </w:rPr>
-              <w:t>7</w:t>
-            </w:r>
-          </w:p>
-        </w:tc>
-        <w:tc>
-          <w:tcPr>
-            <w:tcW w:w="3118" w:type="dxa"/>
-          </w:tcPr>
-          <w:p>
-            <w:pPr>
-              <w:spacing w:before="20" w:after="20"/>
-            </w:pPr>
-            <w:r>
-              <w:rPr>
-                <w:rFonts w:ascii="Times New Roman" w:hAnsi="Times New Roman"/>
-                <w:sz w:val="26"/>
-                <w:rFonts w:ascii="Times New Roman" w:hAnsi="Times New Roman" w:cs="Times New Roman"/>
-              </w:rPr>
-            </w:r>
-            <w:r>
-              <w:rPr>
-                <w:rFonts w:ascii="Times New Roman" w:hAnsi="Times New Roman"/>
-                <w:b w:val="0"/>
-                <w:sz w:val="26"/>
-                <w:rFonts w:ascii="Times New Roman" w:hAnsi="Times New Roman" w:cs="Times New Roman"/>
-              </w:rPr>
-              <w:t>Bài 7. Người giao hàng đã đến</w:t>
-            </w:r>
-          </w:p>
-        </w:tc>
-        <w:tc>
-          <w:tcPr>
-            <w:tcW w:w="1134" w:type="dxa"/>
-          </w:tcPr>
-          <w:p>
-            <w:pPr>
-              <w:spacing w:before="20" w:after="20"/>
-              <w:jc w:val="center"/>
-            </w:pPr>
-            <w:r>
-              <w:rPr>
-                <w:rFonts w:ascii="Times New Roman" w:hAnsi="Times New Roman"/>
-                <w:sz w:val="26"/>
-                <w:rFonts w:ascii="Times New Roman" w:hAnsi="Times New Roman" w:cs="Times New Roman"/>
-              </w:rPr>
-            </w:r>
-            <w:r>
-              <w:rPr>
-                <w:rFonts w:ascii="Times New Roman" w:hAnsi="Times New Roman"/>
-                <w:b w:val="0"/>
-                <w:sz w:val="26"/>
-                <w:rFonts w:ascii="Times New Roman" w:hAnsi="Times New Roman" w:cs="Times New Roman"/>
-              </w:rPr>
-              <w:t>7</w:t>
-            </w:r>
-          </w:p>
-        </w:tc>
-        <w:tc>
-          <w:tcPr>
-            <w:tcW w:w="4536" w:type="dxa"/>
-          </w:tcPr>
-          <w:p>
-            <w:pPr>
-              <w:spacing w:before="20" w:after="20"/>
-            </w:pPr>
-            <w:r>
-              <w:rPr>
-                <w:rFonts w:ascii="Times New Roman" w:hAnsi="Times New Roman"/>
-                <w:sz w:val="26"/>
-                <w:rFonts w:ascii="Times New Roman" w:hAnsi="Times New Roman" w:cs="Times New Roman"/>
-              </w:rPr>
-            </w:r>
-            <w:r>
-              <w:rPr>
-                <w:rFonts w:ascii="Times New Roman" w:hAnsi="Times New Roman"/>
-                <w:b w:val="0"/>
-                <w:sz w:val="26"/>
-                <w:rFonts w:ascii="Times New Roman" w:hAnsi="Times New Roman" w:cs="Times New Roman"/>
-              </w:rPr>
-              <w:t>Tìm hiểu hình thức giao hàng, vận chuyển; lắp robot giao hàng.</w:t>
-            </w:r>
-          </w:p>
-        </w:tc>
-      </w:tr>
-      <w:tr>
-        <w:tc>
-          <w:tcPr>
-            <w:tcW w:w="846" w:type="dxa"/>
-          </w:tcPr>
-          <w:p>
-            <w:pPr>
-              <w:spacing w:before="20" w:after="20"/>
-              <w:jc w:val="center"/>
-            </w:pPr>
-            <w:r>
-              <w:rPr>
-                <w:rFonts w:ascii="Times New Roman" w:hAnsi="Times New Roman"/>
-                <w:sz w:val="26"/>
-                <w:rFonts w:ascii="Times New Roman" w:hAnsi="Times New Roman" w:cs="Times New Roman"/>
-              </w:rPr>
-            </w:r>
-            <w:r>
-              <w:rPr>
-                <w:rFonts w:ascii="Times New Roman" w:hAnsi="Times New Roman"/>
-                <w:b w:val="0"/>
-                <w:sz w:val="26"/>
-                <w:rFonts w:ascii="Times New Roman" w:hAnsi="Times New Roman" w:cs="Times New Roman"/>
-              </w:rPr>
-              <w:t>8</w:t>
-            </w:r>
-          </w:p>
-        </w:tc>
-        <w:tc>
-          <w:tcPr>
-            <w:tcW w:w="3118" w:type="dxa"/>
-          </w:tcPr>
-          <w:p>
-            <w:pPr>
-              <w:spacing w:before="20" w:after="20"/>
-            </w:pPr>
-            <w:r>
-              <w:rPr>
-                <w:rFonts w:ascii="Times New Roman" w:hAnsi="Times New Roman"/>
-                <w:sz w:val="26"/>
-                <w:rFonts w:ascii="Times New Roman" w:hAnsi="Times New Roman" w:cs="Times New Roman"/>
-              </w:rPr>
-            </w:r>
-            <w:r>
-              <w:rPr>
-                <w:rFonts w:ascii="Times New Roman" w:hAnsi="Times New Roman"/>
-                <w:b w:val="0"/>
-                <w:sz w:val="26"/>
-                <w:rFonts w:ascii="Times New Roman" w:hAnsi="Times New Roman" w:cs="Times New Roman"/>
-              </w:rPr>
-              <w:t>Bài 8. Thế giới khủng long</w:t>
-            </w:r>
-          </w:p>
-        </w:tc>
-        <w:tc>
-          <w:tcPr>
-            <w:tcW w:w="1134" w:type="dxa"/>
-          </w:tcPr>
-          <w:p>
-            <w:pPr>
-              <w:spacing w:before="20" w:after="20"/>
-              <w:jc w:val="center"/>
-            </w:pPr>
-            <w:r>
-              <w:rPr>
-                <w:rFonts w:ascii="Times New Roman" w:hAnsi="Times New Roman"/>
-                <w:sz w:val="26"/>
-                <w:rFonts w:ascii="Times New Roman" w:hAnsi="Times New Roman" w:cs="Times New Roman"/>
-              </w:rPr>
-            </w:r>
-            <w:r>
-              <w:rPr>
-                <w:rFonts w:ascii="Times New Roman" w:hAnsi="Times New Roman"/>
-                <w:b w:val="0"/>
-                <w:sz w:val="26"/>
-                <w:rFonts w:ascii="Times New Roman" w:hAnsi="Times New Roman" w:cs="Times New Roman"/>
-              </w:rPr>
-              <w:t>8</w:t>
-            </w:r>
-          </w:p>
-        </w:tc>
-        <w:tc>
-          <w:tcPr>
-            <w:tcW w:w="4536" w:type="dxa"/>
-          </w:tcPr>
-          <w:p>
-            <w:pPr>
-              <w:spacing w:before="20" w:after="20"/>
-            </w:pPr>
-            <w:r>
-              <w:rPr>
-                <w:rFonts w:ascii="Times New Roman" w:hAnsi="Times New Roman"/>
-                <w:sz w:val="26"/>
-                <w:rFonts w:ascii="Times New Roman" w:hAnsi="Times New Roman" w:cs="Times New Roman"/>
-              </w:rPr>
-            </w:r>
-            <w:r>
-              <w:rPr>
-                <w:rFonts w:ascii="Times New Roman" w:hAnsi="Times New Roman"/>
-                <w:b w:val="0"/>
-                <w:sz w:val="26"/>
-                <w:rFonts w:ascii="Times New Roman" w:hAnsi="Times New Roman" w:cs="Times New Roman"/>
-              </w:rPr>
-              <w:t>Tìm hiểu nguồn gốc khủng long; lắp mô hình khủng long.</w:t>
-            </w:r>
-          </w:p>
-        </w:tc>
-      </w:tr>
-      <w:tr>
-        <w:tc>
-          <w:tcPr>
-            <w:tcW w:w="846" w:type="dxa"/>
-          </w:tcPr>
-          <w:p>
-            <w:pPr>
-              <w:spacing w:before="20" w:after="20"/>
-              <w:jc w:val="center"/>
-            </w:pPr>
-            <w:r>
-              <w:rPr>
-                <w:rFonts w:ascii="Times New Roman" w:hAnsi="Times New Roman"/>
-                <w:sz w:val="26"/>
-                <w:rFonts w:ascii="Times New Roman" w:hAnsi="Times New Roman" w:cs="Times New Roman"/>
-              </w:rPr>
-            </w:r>
-            <w:r>
-              <w:rPr>
-                <w:rFonts w:ascii="Times New Roman" w:hAnsi="Times New Roman"/>
-                <w:b/>
-                <w:sz w:val="26"/>
-                <w:rFonts w:ascii="Times New Roman" w:hAnsi="Times New Roman" w:cs="Times New Roman"/>
-              </w:rPr>
-              <w:t>9</w:t>
-            </w:r>
-          </w:p>
-        </w:tc>
-        <w:tc>
-          <w:tcPr>
-            <w:tcW w:w="3118" w:type="dxa"/>
-          </w:tcPr>
-          <w:p>
-            <w:pPr>
-              <w:spacing w:before="20" w:after="20"/>
-            </w:pPr>
-            <w:r>
-              <w:rPr>
-                <w:rFonts w:ascii="Times New Roman" w:hAnsi="Times New Roman"/>
-                <w:sz w:val="26"/>
-                <w:rFonts w:ascii="Times New Roman" w:hAnsi="Times New Roman" w:cs="Times New Roman"/>
-              </w:rPr>
-            </w:r>
-            <w:r>
-              <w:rPr>
-                <w:rFonts w:ascii="Times New Roman" w:hAnsi="Times New Roman"/>
-                <w:b/>
-                <w:sz w:val="26"/>
-                <w:rFonts w:ascii="Times New Roman" w:hAnsi="Times New Roman" w:cs="Times New Roman"/>
-              </w:rPr>
-              <w:t>Ôn tập Đánh giá định kỳ 1</w:t>
-            </w:r>
-          </w:p>
-        </w:tc>
-        <w:tc>
-          <w:tcPr>
-            <w:tcW w:w="1134" w:type="dxa"/>
-          </w:tcPr>
-          <w:p>
-            <w:pPr>
-              <w:spacing w:before="20" w:after="20"/>
-              <w:jc w:val="center"/>
-            </w:pPr>
-            <w:r>
-              <w:rPr>
-                <w:rFonts w:ascii="Times New Roman" w:hAnsi="Times New Roman"/>
-                <w:sz w:val="26"/>
-                <w:rFonts w:ascii="Times New Roman" w:hAnsi="Times New Roman" w:cs="Times New Roman"/>
-              </w:rPr>
-            </w:r>
-            <w:r>
-              <w:rPr>
-                <w:rFonts w:ascii="Times New Roman" w:hAnsi="Times New Roman"/>
-                <w:b/>
-                <w:sz w:val="26"/>
-                <w:rFonts w:ascii="Times New Roman" w:hAnsi="Times New Roman" w:cs="Times New Roman"/>
-              </w:rPr>
-              <w:t>9</w:t>
-            </w:r>
-          </w:p>
-        </w:tc>
-        <w:tc>
-          <w:tcPr>
-            <w:tcW w:w="4536" w:type="dxa"/>
-          </w:tcPr>
-          <w:p>
-            <w:pPr>
-              <w:spacing w:before="20" w:after="20"/>
-            </w:pPr>
-            <w:r>
-              <w:rPr>
-                <w:rFonts w:ascii="Times New Roman" w:hAnsi="Times New Roman"/>
-                <w:sz w:val="26"/>
-                <w:rFonts w:ascii="Times New Roman" w:hAnsi="Times New Roman" w:cs="Times New Roman"/>
-              </w:rPr>
-            </w:r>
-            <w:r>
-              <w:rPr>
-                <w:rFonts w:ascii="Times New Roman" w:hAnsi="Times New Roman"/>
-                <w:b w:val="0"/>
-                <w:sz w:val="26"/>
-                <w:rFonts w:ascii="Times New Roman" w:hAnsi="Times New Roman" w:cs="Times New Roman"/>
-              </w:rPr>
-              <w:t>Hệ thống hóa kiến thức chuẩn bị Đánh giá định kỳ 1.</w:t>
-            </w:r>
-          </w:p>
-        </w:tc>
-      </w:tr>
-      <w:tr>
-        <w:tc>
-          <w:tcPr>
-            <w:tcW w:w="846" w:type="dxa"/>
-          </w:tcPr>
-          <w:p>
-            <w:pPr>
-              <w:spacing w:before="20" w:after="20"/>
-              <w:jc w:val="center"/>
-            </w:pPr>
-            <w:r>
-              <w:rPr>
-                <w:rFonts w:ascii="Times New Roman" w:hAnsi="Times New Roman"/>
-                <w:sz w:val="26"/>
-                <w:rFonts w:ascii="Times New Roman" w:hAnsi="Times New Roman" w:cs="Times New Roman"/>
-              </w:rPr>
-            </w:r>
-            <w:r>
-              <w:rPr>
-                <w:rFonts w:ascii="Times New Roman" w:hAnsi="Times New Roman"/>
-                <w:b/>
-                <w:sz w:val="26"/>
-                <w:rFonts w:ascii="Times New Roman" w:hAnsi="Times New Roman" w:cs="Times New Roman"/>
-              </w:rPr>
-              <w:t>10</w:t>
-            </w:r>
-          </w:p>
-        </w:tc>
-        <w:tc>
-          <w:tcPr>
-            <w:tcW w:w="3118" w:type="dxa"/>
-          </w:tcPr>
-          <w:p>
-            <w:pPr>
-              <w:spacing w:before="20" w:after="20"/>
-            </w:pPr>
-            <w:r>
-              <w:rPr>
-                <w:rFonts w:ascii="Times New Roman" w:hAnsi="Times New Roman"/>
-                <w:sz w:val="26"/>
-                <w:rFonts w:ascii="Times New Roman" w:hAnsi="Times New Roman" w:cs="Times New Roman"/>
-              </w:rPr>
-            </w:r>
-            <w:r>
-              <w:rPr>
-                <w:rFonts w:ascii="Times New Roman" w:hAnsi="Times New Roman"/>
-                <w:b/>
-                <w:sz w:val="26"/>
-                <w:rFonts w:ascii="Times New Roman" w:hAnsi="Times New Roman" w:cs="Times New Roman"/>
-              </w:rPr>
-              <w:t>Đánh giá định kỳ 1</w:t>
-            </w:r>
-          </w:p>
-        </w:tc>
-        <w:tc>
-          <w:tcPr>
-            <w:tcW w:w="1134" w:type="dxa"/>
-          </w:tcPr>
-          <w:p>
-            <w:pPr>
-              <w:spacing w:before="20" w:after="20"/>
-              <w:jc w:val="center"/>
-            </w:pPr>
-            <w:r>
-              <w:rPr>
-                <w:rFonts w:ascii="Times New Roman" w:hAnsi="Times New Roman"/>
-                <w:sz w:val="26"/>
-                <w:rFonts w:ascii="Times New Roman" w:hAnsi="Times New Roman" w:cs="Times New Roman"/>
-              </w:rPr>
-            </w:r>
-            <w:r>
-              <w:rPr>
-                <w:rFonts w:ascii="Times New Roman" w:hAnsi="Times New Roman"/>
-                <w:b/>
-                <w:sz w:val="26"/>
-                <w:rFonts w:ascii="Times New Roman" w:hAnsi="Times New Roman" w:cs="Times New Roman"/>
-              </w:rPr>
-              <w:t>10</w:t>
-            </w:r>
-          </w:p>
-        </w:tc>
-        <w:tc>
-          <w:tcPr>
-            <w:tcW w:w="4536" w:type="dxa"/>
-          </w:tcPr>
-          <w:p>
-            <w:pPr>
-              <w:spacing w:before="20" w:after="20"/>
-            </w:pPr>
-            <w:r>
-              <w:rPr>
-                <w:rFonts w:ascii="Times New Roman" w:hAnsi="Times New Roman"/>
-                <w:sz w:val="26"/>
-                <w:rFonts w:ascii="Times New Roman" w:hAnsi="Times New Roman" w:cs="Times New Roman"/>
-              </w:rPr>
-            </w:r>
-            <w:r>
-              <w:rPr>
-                <w:rFonts w:ascii="Times New Roman" w:hAnsi="Times New Roman"/>
-                <w:b w:val="0"/>
-                <w:sz w:val="26"/>
-                <w:rFonts w:ascii="Times New Roman" w:hAnsi="Times New Roman" w:cs="Times New Roman"/>
-              </w:rPr>
-              <w:t>Kiểm tra đánh giá kết quả học tập thực hành Robotics.</w:t>
-            </w:r>
-          </w:p>
-        </w:tc>
-      </w:tr>
-      <w:tr>
-        <w:tc>
-          <w:tcPr>
-            <w:tcW w:w="846" w:type="dxa"/>
-          </w:tcPr>
-          <w:p>
-            <w:pPr>
-              <w:spacing w:before="20" w:after="20"/>
-              <w:jc w:val="center"/>
-            </w:pPr>
-            <w:r>
-              <w:rPr>
-                <w:rFonts w:ascii="Times New Roman" w:hAnsi="Times New Roman"/>
-                <w:sz w:val="26"/>
-                <w:rFonts w:ascii="Times New Roman" w:hAnsi="Times New Roman" w:cs="Times New Roman"/>
-              </w:rPr>
-            </w:r>
-            <w:r>
-              <w:rPr>
-                <w:rFonts w:ascii="Times New Roman" w:hAnsi="Times New Roman"/>
-                <w:b w:val="0"/>
-                <w:sz w:val="26"/>
-                <w:rFonts w:ascii="Times New Roman" w:hAnsi="Times New Roman" w:cs="Times New Roman"/>
-              </w:rPr>
-              <w:t>11</w:t>
-            </w:r>
-          </w:p>
-        </w:tc>
-        <w:tc>
-          <w:tcPr>
-            <w:tcW w:w="3118" w:type="dxa"/>
-          </w:tcPr>
-          <w:p>
-            <w:pPr>
-              <w:spacing w:before="20" w:after="20"/>
-            </w:pPr>
-            <w:r>
-              <w:rPr>
-                <w:rFonts w:ascii="Times New Roman" w:hAnsi="Times New Roman"/>
-                <w:sz w:val="26"/>
-                <w:rFonts w:ascii="Times New Roman" w:hAnsi="Times New Roman" w:cs="Times New Roman"/>
-              </w:rPr>
-            </w:r>
-            <w:r>
-              <w:rPr>
-                <w:rFonts w:ascii="Times New Roman" w:hAnsi="Times New Roman"/>
-                <w:b w:val="0"/>
-                <w:sz w:val="26"/>
-                <w:rFonts w:ascii="Times New Roman" w:hAnsi="Times New Roman" w:cs="Times New Roman"/>
-              </w:rPr>
-              <w:t>Bài 9. Hồ bơi mùa hè</w:t>
-            </w:r>
-          </w:p>
-        </w:tc>
-        <w:tc>
-          <w:tcPr>
-            <w:tcW w:w="1134" w:type="dxa"/>
-          </w:tcPr>
-          <w:p>
-            <w:pPr>
-              <w:spacing w:before="20" w:after="20"/>
-              <w:jc w:val="center"/>
-            </w:pPr>
-            <w:r>
-              <w:rPr>
-                <w:rFonts w:ascii="Times New Roman" w:hAnsi="Times New Roman"/>
-                <w:sz w:val="26"/>
-                <w:rFonts w:ascii="Times New Roman" w:hAnsi="Times New Roman" w:cs="Times New Roman"/>
-              </w:rPr>
-            </w:r>
-            <w:r>
-              <w:rPr>
-                <w:rFonts w:ascii="Times New Roman" w:hAnsi="Times New Roman"/>
-                <w:b w:val="0"/>
-                <w:sz w:val="26"/>
-                <w:rFonts w:ascii="Times New Roman" w:hAnsi="Times New Roman" w:cs="Times New Roman"/>
-              </w:rPr>
-              <w:t>11</w:t>
-            </w:r>
-          </w:p>
-        </w:tc>
-        <w:tc>
-          <w:tcPr>
-            <w:tcW w:w="4536" w:type="dxa"/>
-          </w:tcPr>
-          <w:p>
-            <w:pPr>
-              <w:spacing w:before="20" w:after="20"/>
-            </w:pPr>
-            <w:r>
-              <w:rPr>
-                <w:rFonts w:ascii="Times New Roman" w:hAnsi="Times New Roman"/>
-                <w:sz w:val="26"/>
-                <w:rFonts w:ascii="Times New Roman" w:hAnsi="Times New Roman" w:cs="Times New Roman"/>
-              </w:rPr>
-            </w:r>
-            <w:r>
-              <w:rPr>
-                <w:rFonts w:ascii="Times New Roman" w:hAnsi="Times New Roman"/>
-                <w:b w:val="0"/>
-                <w:sz w:val="26"/>
-                <w:rFonts w:ascii="Times New Roman" w:hAnsi="Times New Roman" w:cs="Times New Roman"/>
-              </w:rPr>
-              <w:t>Tìm hiểu an toàn bơi lội; lắp mô hình người bơi lội.</w:t>
-            </w:r>
-          </w:p>
-        </w:tc>
-      </w:tr>
-      <w:tr>
-        <w:tc>
-          <w:tcPr>
-            <w:tcW w:w="846" w:type="dxa"/>
-          </w:tcPr>
-          <w:p>
-            <w:pPr>
-              <w:spacing w:before="20" w:after="20"/>
-              <w:jc w:val="center"/>
-            </w:pPr>
-            <w:r>
-              <w:rPr>
-                <w:rFonts w:ascii="Times New Roman" w:hAnsi="Times New Roman"/>
-                <w:sz w:val="26"/>
-                <w:rFonts w:ascii="Times New Roman" w:hAnsi="Times New Roman" w:cs="Times New Roman"/>
-              </w:rPr>
-            </w:r>
-            <w:r>
-              <w:rPr>
-                <w:rFonts w:ascii="Times New Roman" w:hAnsi="Times New Roman"/>
-                <w:b w:val="0"/>
-                <w:sz w:val="26"/>
-                <w:rFonts w:ascii="Times New Roman" w:hAnsi="Times New Roman" w:cs="Times New Roman"/>
-              </w:rPr>
-              <w:t>12</w:t>
-            </w:r>
-          </w:p>
-        </w:tc>
-        <w:tc>
-          <w:tcPr>
-            <w:tcW w:w="3118" w:type="dxa"/>
-          </w:tcPr>
-          <w:p>
-            <w:pPr>
-              <w:spacing w:before="20" w:after="20"/>
-            </w:pPr>
-            <w:r>
-              <w:rPr>
-                <w:rFonts w:ascii="Times New Roman" w:hAnsi="Times New Roman"/>
-                <w:sz w:val="26"/>
-                <w:rFonts w:ascii="Times New Roman" w:hAnsi="Times New Roman" w:cs="Times New Roman"/>
-              </w:rPr>
-            </w:r>
-            <w:r>
-              <w:rPr>
-                <w:rFonts w:ascii="Times New Roman" w:hAnsi="Times New Roman"/>
-                <w:b w:val="0"/>
-                <w:sz w:val="26"/>
-                <w:rFonts w:ascii="Times New Roman" w:hAnsi="Times New Roman" w:cs="Times New Roman"/>
-              </w:rPr>
-              <w:t>Bài 10. Khám phá đại dương</w:t>
-            </w:r>
-          </w:p>
-        </w:tc>
-        <w:tc>
-          <w:tcPr>
-            <w:tcW w:w="1134" w:type="dxa"/>
-          </w:tcPr>
-          <w:p>
-            <w:pPr>
-              <w:spacing w:before="20" w:after="20"/>
-              <w:jc w:val="center"/>
-            </w:pPr>
-            <w:r>
-              <w:rPr>
-                <w:rFonts w:ascii="Times New Roman" w:hAnsi="Times New Roman"/>
-                <w:sz w:val="26"/>
-                <w:rFonts w:ascii="Times New Roman" w:hAnsi="Times New Roman" w:cs="Times New Roman"/>
-              </w:rPr>
-            </w:r>
-            <w:r>
-              <w:rPr>
-                <w:rFonts w:ascii="Times New Roman" w:hAnsi="Times New Roman"/>
-                <w:b w:val="0"/>
-                <w:sz w:val="26"/>
-                <w:rFonts w:ascii="Times New Roman" w:hAnsi="Times New Roman" w:cs="Times New Roman"/>
-              </w:rPr>
-              <w:t>12</w:t>
-            </w:r>
-          </w:p>
-        </w:tc>
-        <w:tc>
-          <w:tcPr>
-            <w:tcW w:w="4536" w:type="dxa"/>
-          </w:tcPr>
-          <w:p>
-            <w:pPr>
-              <w:spacing w:before="20" w:after="20"/>
-            </w:pPr>
-            <w:r>
-              <w:rPr>
-                <w:rFonts w:ascii="Times New Roman" w:hAnsi="Times New Roman"/>
-                <w:sz w:val="26"/>
-                <w:rFonts w:ascii="Times New Roman" w:hAnsi="Times New Roman" w:cs="Times New Roman"/>
-              </w:rPr>
-            </w:r>
-            <w:r>
-              <w:rPr>
-                <w:rFonts w:ascii="Times New Roman" w:hAnsi="Times New Roman"/>
-                <w:b w:val="0"/>
-                <w:sz w:val="26"/>
-                <w:rFonts w:ascii="Times New Roman" w:hAnsi="Times New Roman" w:cs="Times New Roman"/>
-              </w:rPr>
-              <w:t>Tìm hiểu đặc điểm cá mập; lắp mô hình cá mập bơi.</w:t>
-            </w:r>
-          </w:p>
-        </w:tc>
-      </w:tr>
-      <w:tr>
-        <w:tc>
-          <w:tcPr>
-            <w:tcW w:w="846" w:type="dxa"/>
-          </w:tcPr>
-          <w:p>
-            <w:pPr>
-              <w:spacing w:before="20" w:after="20"/>
-              <w:jc w:val="center"/>
-            </w:pPr>
-            <w:r>
-              <w:rPr>
-                <w:rFonts w:ascii="Times New Roman" w:hAnsi="Times New Roman"/>
-                <w:sz w:val="26"/>
-                <w:rFonts w:ascii="Times New Roman" w:hAnsi="Times New Roman" w:cs="Times New Roman"/>
-              </w:rPr>
-            </w:r>
-            <w:r>
-              <w:rPr>
-                <w:rFonts w:ascii="Times New Roman" w:hAnsi="Times New Roman"/>
-                <w:b w:val="0"/>
-                <w:sz w:val="26"/>
-                <w:rFonts w:ascii="Times New Roman" w:hAnsi="Times New Roman" w:cs="Times New Roman"/>
-              </w:rPr>
-              <w:t>13</w:t>
-            </w:r>
-          </w:p>
-        </w:tc>
-        <w:tc>
-          <w:tcPr>
-            <w:tcW w:w="3118" w:type="dxa"/>
-          </w:tcPr>
-          <w:p>
-            <w:pPr>
-              <w:spacing w:before="20" w:after="20"/>
-            </w:pPr>
-            <w:r>
-              <w:rPr>
-                <w:rFonts w:ascii="Times New Roman" w:hAnsi="Times New Roman"/>
-                <w:sz w:val="26"/>
-                <w:rFonts w:ascii="Times New Roman" w:hAnsi="Times New Roman" w:cs="Times New Roman"/>
-              </w:rPr>
-            </w:r>
-            <w:r>
-              <w:rPr>
-                <w:rFonts w:ascii="Times New Roman" w:hAnsi="Times New Roman"/>
-                <w:b w:val="0"/>
-                <w:sz w:val="26"/>
-                <w:rFonts w:ascii="Times New Roman" w:hAnsi="Times New Roman" w:cs="Times New Roman"/>
-              </w:rPr>
-              <w:t>Bài 11. Chú cua cứng cáp</w:t>
-            </w:r>
-          </w:p>
-        </w:tc>
-        <w:tc>
-          <w:tcPr>
-            <w:tcW w:w="1134" w:type="dxa"/>
-          </w:tcPr>
-          <w:p>
-            <w:pPr>
-              <w:spacing w:before="20" w:after="20"/>
-              <w:jc w:val="center"/>
-            </w:pPr>
-            <w:r>
-              <w:rPr>
-                <w:rFonts w:ascii="Times New Roman" w:hAnsi="Times New Roman"/>
-                <w:sz w:val="26"/>
-                <w:rFonts w:ascii="Times New Roman" w:hAnsi="Times New Roman" w:cs="Times New Roman"/>
-              </w:rPr>
-            </w:r>
-            <w:r>
-              <w:rPr>
-                <w:rFonts w:ascii="Times New Roman" w:hAnsi="Times New Roman"/>
-                <w:b w:val="0"/>
-                <w:sz w:val="26"/>
-                <w:rFonts w:ascii="Times New Roman" w:hAnsi="Times New Roman" w:cs="Times New Roman"/>
-              </w:rPr>
-              <w:t>13</w:t>
-            </w:r>
-          </w:p>
-        </w:tc>
-        <w:tc>
-          <w:tcPr>
-            <w:tcW w:w="4536" w:type="dxa"/>
-          </w:tcPr>
-          <w:p>
-            <w:pPr>
-              <w:spacing w:before="20" w:after="20"/>
-            </w:pPr>
-            <w:r>
-              <w:rPr>
-                <w:rFonts w:ascii="Times New Roman" w:hAnsi="Times New Roman"/>
-                <w:sz w:val="26"/>
-                <w:rFonts w:ascii="Times New Roman" w:hAnsi="Times New Roman" w:cs="Times New Roman"/>
-              </w:rPr>
-            </w:r>
-            <w:r>
-              <w:rPr>
-                <w:rFonts w:ascii="Times New Roman" w:hAnsi="Times New Roman"/>
-                <w:b w:val="0"/>
-                <w:sz w:val="26"/>
-                <w:rFonts w:ascii="Times New Roman" w:hAnsi="Times New Roman" w:cs="Times New Roman"/>
-              </w:rPr>
-              <w:t>Tìm hiểu nguyên lý cua bò ngang; lắp robot cua bò ngang.</w:t>
-            </w:r>
-          </w:p>
-        </w:tc>
-      </w:tr>
-      <w:tr>
-        <w:tc>
-          <w:tcPr>
-            <w:tcW w:w="846" w:type="dxa"/>
-          </w:tcPr>
-          <w:p>
-            <w:pPr>
-              <w:spacing w:before="20" w:after="20"/>
-              <w:jc w:val="center"/>
-            </w:pPr>
-            <w:r>
-              <w:rPr>
-                <w:rFonts w:ascii="Times New Roman" w:hAnsi="Times New Roman"/>
-                <w:sz w:val="26"/>
-                <w:rFonts w:ascii="Times New Roman" w:hAnsi="Times New Roman" w:cs="Times New Roman"/>
-              </w:rPr>
-            </w:r>
-            <w:r>
-              <w:rPr>
-                <w:rFonts w:ascii="Times New Roman" w:hAnsi="Times New Roman"/>
-                <w:b w:val="0"/>
-                <w:sz w:val="26"/>
-                <w:rFonts w:ascii="Times New Roman" w:hAnsi="Times New Roman" w:cs="Times New Roman"/>
-              </w:rPr>
-              <w:t>14</w:t>
-            </w:r>
-          </w:p>
-        </w:tc>
-        <w:tc>
-          <w:tcPr>
-            <w:tcW w:w="3118" w:type="dxa"/>
-          </w:tcPr>
-          <w:p>
-            <w:pPr>
-              <w:spacing w:before="20" w:after="20"/>
-            </w:pPr>
-            <w:r>
-              <w:rPr>
-                <w:rFonts w:ascii="Times New Roman" w:hAnsi="Times New Roman"/>
-                <w:sz w:val="26"/>
-                <w:rFonts w:ascii="Times New Roman" w:hAnsi="Times New Roman" w:cs="Times New Roman"/>
-              </w:rPr>
-            </w:r>
-            <w:r>
-              <w:rPr>
-                <w:rFonts w:ascii="Times New Roman" w:hAnsi="Times New Roman"/>
-                <w:b w:val="0"/>
-                <w:sz w:val="26"/>
-                <w:rFonts w:ascii="Times New Roman" w:hAnsi="Times New Roman" w:cs="Times New Roman"/>
-              </w:rPr>
-              <w:t>Bài 12. Tôi có thể di chuyển đến bất cứ đâu</w:t>
-            </w:r>
-          </w:p>
-        </w:tc>
-        <w:tc>
-          <w:tcPr>
-            <w:tcW w:w="1134" w:type="dxa"/>
-          </w:tcPr>
-          <w:p>
-            <w:pPr>
-              <w:spacing w:before="20" w:after="20"/>
-              <w:jc w:val="center"/>
-            </w:pPr>
-            <w:r>
-              <w:rPr>
-                <w:rFonts w:ascii="Times New Roman" w:hAnsi="Times New Roman"/>
-                <w:sz w:val="26"/>
-                <w:rFonts w:ascii="Times New Roman" w:hAnsi="Times New Roman" w:cs="Times New Roman"/>
-              </w:rPr>
-            </w:r>
-            <w:r>
-              <w:rPr>
-                <w:rFonts w:ascii="Times New Roman" w:hAnsi="Times New Roman"/>
-                <w:b w:val="0"/>
-                <w:sz w:val="26"/>
-                <w:rFonts w:ascii="Times New Roman" w:hAnsi="Times New Roman" w:cs="Times New Roman"/>
-              </w:rPr>
-              <w:t>14</w:t>
-            </w:r>
-          </w:p>
-        </w:tc>
-        <w:tc>
-          <w:tcPr>
-            <w:tcW w:w="4536" w:type="dxa"/>
-          </w:tcPr>
-          <w:p>
-            <w:pPr>
-              <w:spacing w:before="20" w:after="20"/>
-            </w:pPr>
-            <w:r>
-              <w:rPr>
-                <w:rFonts w:ascii="Times New Roman" w:hAnsi="Times New Roman"/>
-                <w:sz w:val="26"/>
-                <w:rFonts w:ascii="Times New Roman" w:hAnsi="Times New Roman" w:cs="Times New Roman"/>
-              </w:rPr>
-            </w:r>
-            <w:r>
-              <w:rPr>
-                <w:rFonts w:ascii="Times New Roman" w:hAnsi="Times New Roman"/>
-                <w:b w:val="0"/>
-                <w:sz w:val="26"/>
-                <w:rFonts w:ascii="Times New Roman" w:hAnsi="Times New Roman" w:cs="Times New Roman"/>
-              </w:rPr>
-              <w:t>Tìm hiểu giá trị dinh dưỡng và cấu tạo loài mực; lắp robot mực.</w:t>
-            </w:r>
-          </w:p>
-        </w:tc>
-      </w:tr>
-      <w:tr>
-        <w:tc>
-          <w:tcPr>
-            <w:tcW w:w="846" w:type="dxa"/>
-          </w:tcPr>
-          <w:p>
-            <w:pPr>
-              <w:spacing w:before="20" w:after="20"/>
-              <w:jc w:val="center"/>
-            </w:pPr>
-            <w:r>
-              <w:rPr>
-                <w:rFonts w:ascii="Times New Roman" w:hAnsi="Times New Roman"/>
-                <w:sz w:val="26"/>
-                <w:rFonts w:ascii="Times New Roman" w:hAnsi="Times New Roman" w:cs="Times New Roman"/>
-              </w:rPr>
-            </w:r>
-            <w:r>
-              <w:rPr>
-                <w:rFonts w:ascii="Times New Roman" w:hAnsi="Times New Roman"/>
-                <w:b w:val="0"/>
-                <w:sz w:val="26"/>
-                <w:rFonts w:ascii="Times New Roman" w:hAnsi="Times New Roman" w:cs="Times New Roman"/>
-              </w:rPr>
-              <w:t>15</w:t>
-            </w:r>
-          </w:p>
-        </w:tc>
-        <w:tc>
-          <w:tcPr>
-            <w:tcW w:w="3118" w:type="dxa"/>
-          </w:tcPr>
-          <w:p>
-            <w:pPr>
-              <w:spacing w:before="20" w:after="20"/>
-            </w:pPr>
-            <w:r>
-              <w:rPr>
-                <w:rFonts w:ascii="Times New Roman" w:hAnsi="Times New Roman"/>
-                <w:sz w:val="26"/>
-                <w:rFonts w:ascii="Times New Roman" w:hAnsi="Times New Roman" w:cs="Times New Roman"/>
-              </w:rPr>
-            </w:r>
-            <w:r>
-              <w:rPr>
-                <w:rFonts w:ascii="Times New Roman" w:hAnsi="Times New Roman"/>
-                <w:b w:val="0"/>
-                <w:sz w:val="26"/>
-                <w:rFonts w:ascii="Times New Roman" w:hAnsi="Times New Roman" w:cs="Times New Roman"/>
-              </w:rPr>
-              <w:t>Bài 13. Hoạt động mùa hè</w:t>
-            </w:r>
-          </w:p>
-        </w:tc>
-        <w:tc>
-          <w:tcPr>
-            <w:tcW w:w="1134" w:type="dxa"/>
-          </w:tcPr>
-          <w:p>
-            <w:pPr>
-              <w:spacing w:before="20" w:after="20"/>
-              <w:jc w:val="center"/>
-            </w:pPr>
-            <w:r>
-              <w:rPr>
-                <w:rFonts w:ascii="Times New Roman" w:hAnsi="Times New Roman"/>
-                <w:sz w:val="26"/>
-                <w:rFonts w:ascii="Times New Roman" w:hAnsi="Times New Roman" w:cs="Times New Roman"/>
-              </w:rPr>
-            </w:r>
-            <w:r>
-              <w:rPr>
-                <w:rFonts w:ascii="Times New Roman" w:hAnsi="Times New Roman"/>
-                <w:b w:val="0"/>
-                <w:sz w:val="26"/>
-                <w:rFonts w:ascii="Times New Roman" w:hAnsi="Times New Roman" w:cs="Times New Roman"/>
-              </w:rPr>
-              <w:t>15</w:t>
-            </w:r>
-          </w:p>
-        </w:tc>
-        <w:tc>
-          <w:tcPr>
-            <w:tcW w:w="4536" w:type="dxa"/>
-          </w:tcPr>
-          <w:p>
-            <w:pPr>
-              <w:spacing w:before="20" w:after="20"/>
-            </w:pPr>
-            <w:r>
-              <w:rPr>
-                <w:rFonts w:ascii="Times New Roman" w:hAnsi="Times New Roman"/>
-                <w:sz w:val="26"/>
-                <w:rFonts w:ascii="Times New Roman" w:hAnsi="Times New Roman" w:cs="Times New Roman"/>
-              </w:rPr>
-            </w:r>
-            <w:r>
-              <w:rPr>
-                <w:rFonts w:ascii="Times New Roman" w:hAnsi="Times New Roman"/>
-                <w:b w:val="0"/>
-                <w:sz w:val="26"/>
-                <w:rFonts w:ascii="Times New Roman" w:hAnsi="Times New Roman" w:cs="Times New Roman"/>
-              </w:rPr>
-              <w:t>Tìm hiểu kỹ thuật chèo thuyền; lắp robot chèo thuyền.</w:t>
-            </w:r>
-          </w:p>
-        </w:tc>
-      </w:tr>
-      <w:tr>
-        <w:tc>
-          <w:tcPr>
-            <w:tcW w:w="846" w:type="dxa"/>
-          </w:tcPr>
-          <w:p>
-            <w:pPr>
-              <w:spacing w:before="20" w:after="20"/>
-              <w:jc w:val="center"/>
-            </w:pPr>
-            <w:r>
-              <w:rPr>
-                <w:rFonts w:ascii="Times New Roman" w:hAnsi="Times New Roman"/>
-                <w:sz w:val="26"/>
-                <w:rFonts w:ascii="Times New Roman" w:hAnsi="Times New Roman" w:cs="Times New Roman"/>
-              </w:rPr>
-            </w:r>
-            <w:r>
-              <w:rPr>
-                <w:rFonts w:ascii="Times New Roman" w:hAnsi="Times New Roman"/>
-                <w:b w:val="0"/>
-                <w:sz w:val="26"/>
-                <w:rFonts w:ascii="Times New Roman" w:hAnsi="Times New Roman" w:cs="Times New Roman"/>
-              </w:rPr>
-              <w:t>16</w:t>
-            </w:r>
-          </w:p>
-        </w:tc>
-        <w:tc>
-          <w:tcPr>
-            <w:tcW w:w="3118" w:type="dxa"/>
-          </w:tcPr>
-          <w:p>
-            <w:pPr>
-              <w:spacing w:before="20" w:after="20"/>
-            </w:pPr>
-            <w:r>
-              <w:rPr>
-                <w:rFonts w:ascii="Times New Roman" w:hAnsi="Times New Roman"/>
-                <w:sz w:val="26"/>
-                <w:rFonts w:ascii="Times New Roman" w:hAnsi="Times New Roman" w:cs="Times New Roman"/>
-              </w:rPr>
-            </w:r>
-            <w:r>
-              <w:rPr>
-                <w:rFonts w:ascii="Times New Roman" w:hAnsi="Times New Roman"/>
-                <w:b w:val="0"/>
-                <w:sz w:val="26"/>
-                <w:rFonts w:ascii="Times New Roman" w:hAnsi="Times New Roman" w:cs="Times New Roman"/>
-              </w:rPr>
-              <w:t>Bài 14. Bắt đầu chuyến hành trình cùng tàu hoả</w:t>
-            </w:r>
-          </w:p>
-        </w:tc>
-        <w:tc>
-          <w:tcPr>
-            <w:tcW w:w="1134" w:type="dxa"/>
-          </w:tcPr>
-          <w:p>
-            <w:pPr>
-              <w:spacing w:before="20" w:after="20"/>
-              <w:jc w:val="center"/>
-            </w:pPr>
-            <w:r>
-              <w:rPr>
-                <w:rFonts w:ascii="Times New Roman" w:hAnsi="Times New Roman"/>
-                <w:sz w:val="26"/>
-                <w:rFonts w:ascii="Times New Roman" w:hAnsi="Times New Roman" w:cs="Times New Roman"/>
-              </w:rPr>
-            </w:r>
-            <w:r>
-              <w:rPr>
-                <w:rFonts w:ascii="Times New Roman" w:hAnsi="Times New Roman"/>
-                <w:b w:val="0"/>
-                <w:sz w:val="26"/>
-                <w:rFonts w:ascii="Times New Roman" w:hAnsi="Times New Roman" w:cs="Times New Roman"/>
-              </w:rPr>
-              <w:t>16</w:t>
-            </w:r>
-          </w:p>
-        </w:tc>
-        <w:tc>
-          <w:tcPr>
-            <w:tcW w:w="4536" w:type="dxa"/>
-          </w:tcPr>
-          <w:p>
-            <w:pPr>
-              <w:spacing w:before="20" w:after="20"/>
-            </w:pPr>
-            <w:r>
-              <w:rPr>
-                <w:rFonts w:ascii="Times New Roman" w:hAnsi="Times New Roman"/>
-                <w:sz w:val="26"/>
-                <w:rFonts w:ascii="Times New Roman" w:hAnsi="Times New Roman" w:cs="Times New Roman"/>
-              </w:rPr>
-            </w:r>
-            <w:r>
-              <w:rPr>
-                <w:rFonts w:ascii="Times New Roman" w:hAnsi="Times New Roman"/>
-                <w:b w:val="0"/>
-                <w:sz w:val="26"/>
-                <w:rFonts w:ascii="Times New Roman" w:hAnsi="Times New Roman" w:cs="Times New Roman"/>
-              </w:rPr>
-              <w:t>Tìm hiểu công dụng, cấu tạo tàu hỏa; lắp mô hình tàu hỏa.</w:t>
-            </w:r>
-          </w:p>
-        </w:tc>
-      </w:tr>
-      <w:tr>
-        <w:tc>
-          <w:tcPr>
-            <w:tcW w:w="846" w:type="dxa"/>
-          </w:tcPr>
-          <w:p>
-            <w:pPr>
-              <w:spacing w:before="20" w:after="20"/>
-              <w:jc w:val="center"/>
-            </w:pPr>
-            <w:r>
-              <w:rPr>
-                <w:rFonts w:ascii="Times New Roman" w:hAnsi="Times New Roman"/>
-                <w:sz w:val="26"/>
-                <w:rFonts w:ascii="Times New Roman" w:hAnsi="Times New Roman" w:cs="Times New Roman"/>
-              </w:rPr>
-            </w:r>
-            <w:r>
-              <w:rPr>
-                <w:rFonts w:ascii="Times New Roman" w:hAnsi="Times New Roman"/>
-                <w:b w:val="0"/>
-                <w:sz w:val="26"/>
-                <w:rFonts w:ascii="Times New Roman" w:hAnsi="Times New Roman" w:cs="Times New Roman"/>
-              </w:rPr>
-              <w:t>17</w:t>
-            </w:r>
-          </w:p>
-        </w:tc>
-        <w:tc>
-          <w:tcPr>
-            <w:tcW w:w="3118" w:type="dxa"/>
-          </w:tcPr>
-          <w:p>
-            <w:pPr>
-              <w:spacing w:before="20" w:after="20"/>
-            </w:pPr>
-            <w:r>
-              <w:rPr>
-                <w:rFonts w:ascii="Times New Roman" w:hAnsi="Times New Roman"/>
-                <w:sz w:val="26"/>
-                <w:rFonts w:ascii="Times New Roman" w:hAnsi="Times New Roman" w:cs="Times New Roman"/>
-              </w:rPr>
-            </w:r>
-            <w:r>
-              <w:rPr>
-                <w:rFonts w:ascii="Times New Roman" w:hAnsi="Times New Roman"/>
-                <w:b w:val="0"/>
-                <w:sz w:val="26"/>
-                <w:rFonts w:ascii="Times New Roman" w:hAnsi="Times New Roman" w:cs="Times New Roman"/>
-              </w:rPr>
-              <w:t>Bài 15. Phía trên bầu trời</w:t>
-            </w:r>
-          </w:p>
-        </w:tc>
-        <w:tc>
-          <w:tcPr>
-            <w:tcW w:w="1134" w:type="dxa"/>
-          </w:tcPr>
-          <w:p>
-            <w:pPr>
-              <w:spacing w:before="20" w:after="20"/>
-              <w:jc w:val="center"/>
-            </w:pPr>
-            <w:r>
-              <w:rPr>
-                <w:rFonts w:ascii="Times New Roman" w:hAnsi="Times New Roman"/>
-                <w:sz w:val="26"/>
-                <w:rFonts w:ascii="Times New Roman" w:hAnsi="Times New Roman" w:cs="Times New Roman"/>
-              </w:rPr>
-            </w:r>
-            <w:r>
-              <w:rPr>
-                <w:rFonts w:ascii="Times New Roman" w:hAnsi="Times New Roman"/>
-                <w:b w:val="0"/>
-                <w:sz w:val="26"/>
-                <w:rFonts w:ascii="Times New Roman" w:hAnsi="Times New Roman" w:cs="Times New Roman"/>
-              </w:rPr>
-              <w:t>17</w:t>
-            </w:r>
-          </w:p>
-        </w:tc>
-        <w:tc>
-          <w:tcPr>
-            <w:tcW w:w="4536" w:type="dxa"/>
-          </w:tcPr>
-          <w:p>
-            <w:pPr>
-              <w:spacing w:before="20" w:after="20"/>
-            </w:pPr>
-            <w:r>
-              <w:rPr>
-                <w:rFonts w:ascii="Times New Roman" w:hAnsi="Times New Roman"/>
-                <w:sz w:val="26"/>
-                <w:rFonts w:ascii="Times New Roman" w:hAnsi="Times New Roman" w:cs="Times New Roman"/>
-              </w:rPr>
-            </w:r>
-            <w:r>
-              <w:rPr>
-                <w:rFonts w:ascii="Times New Roman" w:hAnsi="Times New Roman"/>
-                <w:b w:val="0"/>
-                <w:sz w:val="26"/>
-                <w:rFonts w:ascii="Times New Roman" w:hAnsi="Times New Roman" w:cs="Times New Roman"/>
-              </w:rPr>
-              <w:t>Phân biệt các loại máy bay; lắp mô hình máy bay.</w:t>
-            </w:r>
-          </w:p>
-        </w:tc>
-      </w:tr>
-      <w:tr>
-        <w:tc>
-          <w:tcPr>
-            <w:tcW w:w="846" w:type="dxa"/>
-          </w:tcPr>
-          <w:p>
-            <w:pPr>
-              <w:spacing w:before="20" w:after="20"/>
-              <w:jc w:val="center"/>
-            </w:pPr>
-            <w:r>
-              <w:rPr>
-                <w:rFonts w:ascii="Times New Roman" w:hAnsi="Times New Roman"/>
-                <w:sz w:val="26"/>
-                <w:rFonts w:ascii="Times New Roman" w:hAnsi="Times New Roman" w:cs="Times New Roman"/>
-              </w:rPr>
-            </w:r>
-            <w:r>
-              <w:rPr>
-                <w:rFonts w:ascii="Times New Roman" w:hAnsi="Times New Roman"/>
-                <w:b/>
-                <w:sz w:val="26"/>
-                <w:rFonts w:ascii="Times New Roman" w:hAnsi="Times New Roman" w:cs="Times New Roman"/>
-              </w:rPr>
-              <w:t>18</w:t>
-            </w:r>
-          </w:p>
-        </w:tc>
-        <w:tc>
-          <w:tcPr>
-            <w:tcW w:w="3118" w:type="dxa"/>
-          </w:tcPr>
-          <w:p>
-            <w:pPr>
-              <w:spacing w:before="20" w:after="20"/>
-            </w:pPr>
-            <w:r>
-              <w:rPr>
-                <w:rFonts w:ascii="Times New Roman" w:hAnsi="Times New Roman"/>
-                <w:sz w:val="26"/>
-                <w:rFonts w:ascii="Times New Roman" w:hAnsi="Times New Roman" w:cs="Times New Roman"/>
-              </w:rPr>
-            </w:r>
-            <w:r>
-              <w:rPr>
-                <w:rFonts w:ascii="Times New Roman" w:hAnsi="Times New Roman"/>
-                <w:b/>
-                <w:sz w:val="26"/>
-                <w:rFonts w:ascii="Times New Roman" w:hAnsi="Times New Roman" w:cs="Times New Roman"/>
-              </w:rPr>
-              <w:t>Ôn tập Đánh giá định kỳ 2</w:t>
-            </w:r>
-          </w:p>
-        </w:tc>
-        <w:tc>
-          <w:tcPr>
-            <w:tcW w:w="1134" w:type="dxa"/>
-          </w:tcPr>
-          <w:p>
-            <w:pPr>
-              <w:spacing w:before="20" w:after="20"/>
-              <w:jc w:val="center"/>
-            </w:pPr>
-            <w:r>
-              <w:rPr>
-                <w:rFonts w:ascii="Times New Roman" w:hAnsi="Times New Roman"/>
-                <w:sz w:val="26"/>
-                <w:rFonts w:ascii="Times New Roman" w:hAnsi="Times New Roman" w:cs="Times New Roman"/>
-              </w:rPr>
-            </w:r>
-            <w:r>
-              <w:rPr>
-                <w:rFonts w:ascii="Times New Roman" w:hAnsi="Times New Roman"/>
-                <w:b/>
-                <w:sz w:val="26"/>
-                <w:rFonts w:ascii="Times New Roman" w:hAnsi="Times New Roman" w:cs="Times New Roman"/>
-              </w:rPr>
-              <w:t>18</w:t>
-            </w:r>
-          </w:p>
-        </w:tc>
-        <w:tc>
-          <w:tcPr>
-            <w:tcW w:w="4536" w:type="dxa"/>
-          </w:tcPr>
-          <w:p>
-            <w:pPr>
-              <w:spacing w:before="20" w:after="20"/>
-            </w:pPr>
-            <w:r>
-              <w:rPr>
-                <w:rFonts w:ascii="Times New Roman" w:hAnsi="Times New Roman"/>
-                <w:sz w:val="26"/>
-                <w:rFonts w:ascii="Times New Roman" w:hAnsi="Times New Roman" w:cs="Times New Roman"/>
-              </w:rPr>
-            </w:r>
-            <w:r>
-              <w:rPr>
-                <w:rFonts w:ascii="Times New Roman" w:hAnsi="Times New Roman"/>
-                <w:b w:val="0"/>
-                <w:sz w:val="26"/>
-                <w:rFonts w:ascii="Times New Roman" w:hAnsi="Times New Roman" w:cs="Times New Roman"/>
-              </w:rPr>
-              <w:t>Hệ thống hóa kiến thức chuẩn bị Đánh giá định kỳ 2.</w:t>
-            </w:r>
-          </w:p>
-        </w:tc>
-      </w:tr>
-      <w:tr>
-        <w:tc>
-          <w:tcPr>
-            <w:tcW w:w="846" w:type="dxa"/>
-          </w:tcPr>
-          <w:p>
-            <w:pPr>
-              <w:spacing w:before="20" w:after="20"/>
-              <w:jc w:val="center"/>
-            </w:pPr>
-            <w:r>
-              <w:rPr>
-                <w:rFonts w:ascii="Times New Roman" w:hAnsi="Times New Roman"/>
-                <w:sz w:val="26"/>
-                <w:rFonts w:ascii="Times New Roman" w:hAnsi="Times New Roman" w:cs="Times New Roman"/>
-              </w:rPr>
-            </w:r>
-            <w:r>
-              <w:rPr>
-                <w:rFonts w:ascii="Times New Roman" w:hAnsi="Times New Roman"/>
-                <w:b/>
-                <w:sz w:val="26"/>
-                <w:rFonts w:ascii="Times New Roman" w:hAnsi="Times New Roman" w:cs="Times New Roman"/>
-              </w:rPr>
-              <w:t>19</w:t>
-            </w:r>
-          </w:p>
-        </w:tc>
-        <w:tc>
-          <w:tcPr>
-            <w:tcW w:w="3118" w:type="dxa"/>
-          </w:tcPr>
-          <w:p>
-            <w:pPr>
-              <w:spacing w:before="20" w:after="20"/>
-            </w:pPr>
-            <w:r>
-              <w:rPr>
-                <w:rFonts w:ascii="Times New Roman" w:hAnsi="Times New Roman"/>
-                <w:sz w:val="26"/>
-                <w:rFonts w:ascii="Times New Roman" w:hAnsi="Times New Roman" w:cs="Times New Roman"/>
-              </w:rPr>
-            </w:r>
-            <w:r>
-              <w:rPr>
-                <w:rFonts w:ascii="Times New Roman" w:hAnsi="Times New Roman"/>
-                <w:b/>
-                <w:sz w:val="26"/>
-                <w:rFonts w:ascii="Times New Roman" w:hAnsi="Times New Roman" w:cs="Times New Roman"/>
-              </w:rPr>
-              <w:t>Đánh giá định kỳ 2</w:t>
-            </w:r>
-          </w:p>
-        </w:tc>
-        <w:tc>
-          <w:tcPr>
-            <w:tcW w:w="1134" w:type="dxa"/>
-          </w:tcPr>
-          <w:p>
-            <w:pPr>
-              <w:spacing w:before="20" w:after="20"/>
-              <w:jc w:val="center"/>
-            </w:pPr>
-            <w:r>
-              <w:rPr>
-                <w:rFonts w:ascii="Times New Roman" w:hAnsi="Times New Roman"/>
-                <w:sz w:val="26"/>
-                <w:rFonts w:ascii="Times New Roman" w:hAnsi="Times New Roman" w:cs="Times New Roman"/>
-              </w:rPr>
-            </w:r>
-            <w:r>
-              <w:rPr>
-                <w:rFonts w:ascii="Times New Roman" w:hAnsi="Times New Roman"/>
-                <w:b/>
-                <w:sz w:val="26"/>
-                <w:rFonts w:ascii="Times New Roman" w:hAnsi="Times New Roman" w:cs="Times New Roman"/>
-              </w:rPr>
-              <w:t>19</w:t>
-            </w:r>
-          </w:p>
-        </w:tc>
-        <w:tc>
-          <w:tcPr>
-            <w:tcW w:w="4536" w:type="dxa"/>
-          </w:tcPr>
-          <w:p>
-            <w:pPr>
-              <w:spacing w:before="20" w:after="20"/>
-            </w:pPr>
-            <w:r>
-              <w:rPr>
-                <w:rFonts w:ascii="Times New Roman" w:hAnsi="Times New Roman"/>
-                <w:sz w:val="26"/>
-                <w:rFonts w:ascii="Times New Roman" w:hAnsi="Times New Roman" w:cs="Times New Roman"/>
-              </w:rPr>
-            </w:r>
-            <w:r>
-              <w:rPr>
-                <w:rFonts w:ascii="Times New Roman" w:hAnsi="Times New Roman"/>
-                <w:b w:val="0"/>
-                <w:sz w:val="26"/>
-                <w:rFonts w:ascii="Times New Roman" w:hAnsi="Times New Roman" w:cs="Times New Roman"/>
-              </w:rPr>
-              <w:t>Kiểm tra đánh giá kết quả học tập thực hành Robotics.</w:t>
-            </w:r>
-          </w:p>
-        </w:tc>
-      </w:tr>
-      <w:tr>
-        <w:tc>
-          <w:tcPr>
-            <w:tcW w:w="846" w:type="dxa"/>
-          </w:tcPr>
-          <w:p>
-            <w:pPr>
-              <w:spacing w:before="20" w:after="20"/>
-              <w:jc w:val="center"/>
-            </w:pPr>
-            <w:r>
-              <w:rPr>
-                <w:rFonts w:ascii="Times New Roman" w:hAnsi="Times New Roman"/>
-                <w:sz w:val="26"/>
-                <w:rFonts w:ascii="Times New Roman" w:hAnsi="Times New Roman" w:cs="Times New Roman"/>
-              </w:rPr>
-            </w:r>
-            <w:r>
-              <w:rPr>
-                <w:rFonts w:ascii="Times New Roman" w:hAnsi="Times New Roman"/>
-                <w:b w:val="0"/>
-                <w:sz w:val="26"/>
-                <w:rFonts w:ascii="Times New Roman" w:hAnsi="Times New Roman" w:cs="Times New Roman"/>
-              </w:rPr>
-              <w:t>20</w:t>
-            </w:r>
-          </w:p>
-        </w:tc>
-        <w:tc>
-          <w:tcPr>
-            <w:tcW w:w="3118" w:type="dxa"/>
-          </w:tcPr>
-          <w:p>
-            <w:pPr>
-              <w:spacing w:before="20" w:after="20"/>
-            </w:pPr>
-            <w:r>
-              <w:rPr>
-                <w:rFonts w:ascii="Times New Roman" w:hAnsi="Times New Roman"/>
-                <w:sz w:val="26"/>
-                <w:rFonts w:ascii="Times New Roman" w:hAnsi="Times New Roman" w:cs="Times New Roman"/>
-              </w:rPr>
-            </w:r>
-            <w:r>
-              <w:rPr>
-                <w:rFonts w:ascii="Times New Roman" w:hAnsi="Times New Roman"/>
-                <w:b w:val="0"/>
-                <w:sz w:val="26"/>
-                <w:rFonts w:ascii="Times New Roman" w:hAnsi="Times New Roman" w:cs="Times New Roman"/>
-              </w:rPr>
-              <w:t>Bài 16. Khám phá vũ trụ rộng lớn</w:t>
-            </w:r>
-          </w:p>
-        </w:tc>
-        <w:tc>
-          <w:tcPr>
-            <w:tcW w:w="1134" w:type="dxa"/>
-          </w:tcPr>
-          <w:p>
-            <w:pPr>
-              <w:spacing w:before="20" w:after="20"/>
-              <w:jc w:val="center"/>
-            </w:pPr>
-            <w:r>
-              <w:rPr>
-                <w:rFonts w:ascii="Times New Roman" w:hAnsi="Times New Roman"/>
-                <w:sz w:val="26"/>
-                <w:rFonts w:ascii="Times New Roman" w:hAnsi="Times New Roman" w:cs="Times New Roman"/>
-              </w:rPr>
-            </w:r>
-            <w:r>
-              <w:rPr>
-                <w:rFonts w:ascii="Times New Roman" w:hAnsi="Times New Roman"/>
-                <w:b w:val="0"/>
-                <w:sz w:val="26"/>
-                <w:rFonts w:ascii="Times New Roman" w:hAnsi="Times New Roman" w:cs="Times New Roman"/>
-              </w:rPr>
-              <w:t>20</w:t>
-            </w:r>
-          </w:p>
-        </w:tc>
-        <w:tc>
-          <w:tcPr>
-            <w:tcW w:w="4536" w:type="dxa"/>
-          </w:tcPr>
-          <w:p>
-            <w:pPr>
-              <w:spacing w:before="20" w:after="20"/>
-            </w:pPr>
-            <w:r>
-              <w:rPr>
-                <w:rFonts w:ascii="Times New Roman" w:hAnsi="Times New Roman"/>
-                <w:sz w:val="26"/>
-                <w:rFonts w:ascii="Times New Roman" w:hAnsi="Times New Roman" w:cs="Times New Roman"/>
-              </w:rPr>
-            </w:r>
-            <w:r>
-              <w:rPr>
-                <w:rFonts w:ascii="Times New Roman" w:hAnsi="Times New Roman"/>
-                <w:b w:val="0"/>
-                <w:sz w:val="26"/>
-                <w:rFonts w:ascii="Times New Roman" w:hAnsi="Times New Roman" w:cs="Times New Roman"/>
-              </w:rPr>
-              <w:t>Tìm hiểu nguyên lý tàu vũ trụ; lắp mô hình tàu vũ trụ.</w:t>
-            </w:r>
-          </w:p>
-        </w:tc>
-      </w:tr>
-      <w:tr>
-        <w:tc>
-          <w:tcPr>
-            <w:tcW w:w="846" w:type="dxa"/>
-          </w:tcPr>
-          <w:p>
-            <w:pPr>
-              <w:spacing w:before="20" w:after="20"/>
-              <w:jc w:val="center"/>
-            </w:pPr>
-            <w:r>
-              <w:rPr>
-                <w:rFonts w:ascii="Times New Roman" w:hAnsi="Times New Roman"/>
-                <w:sz w:val="26"/>
-                <w:rFonts w:ascii="Times New Roman" w:hAnsi="Times New Roman" w:cs="Times New Roman"/>
-              </w:rPr>
-            </w:r>
-            <w:r>
-              <w:rPr>
-                <w:rFonts w:ascii="Times New Roman" w:hAnsi="Times New Roman"/>
-                <w:b w:val="0"/>
-                <w:sz w:val="26"/>
-                <w:rFonts w:ascii="Times New Roman" w:hAnsi="Times New Roman" w:cs="Times New Roman"/>
-              </w:rPr>
-              <w:t>21</w:t>
-            </w:r>
-          </w:p>
-        </w:tc>
-        <w:tc>
-          <w:tcPr>
-            <w:tcW w:w="3118" w:type="dxa"/>
-          </w:tcPr>
-          <w:p>
-            <w:pPr>
-              <w:spacing w:before="20" w:after="20"/>
-            </w:pPr>
-            <w:r>
-              <w:rPr>
-                <w:rFonts w:ascii="Times New Roman" w:hAnsi="Times New Roman"/>
-                <w:sz w:val="26"/>
-                <w:rFonts w:ascii="Times New Roman" w:hAnsi="Times New Roman" w:cs="Times New Roman"/>
-              </w:rPr>
-            </w:r>
-            <w:r>
-              <w:rPr>
-                <w:rFonts w:ascii="Times New Roman" w:hAnsi="Times New Roman"/>
-                <w:b w:val="0"/>
-                <w:sz w:val="26"/>
-                <w:rFonts w:ascii="Times New Roman" w:hAnsi="Times New Roman" w:cs="Times New Roman"/>
-              </w:rPr>
-              <w:t>Bài 17. Máy bắn đá khổng lồ</w:t>
-            </w:r>
-          </w:p>
-        </w:tc>
-        <w:tc>
-          <w:tcPr>
-            <w:tcW w:w="1134" w:type="dxa"/>
-          </w:tcPr>
-          <w:p>
-            <w:pPr>
-              <w:spacing w:before="20" w:after="20"/>
-              <w:jc w:val="center"/>
-            </w:pPr>
-            <w:r>
-              <w:rPr>
-                <w:rFonts w:ascii="Times New Roman" w:hAnsi="Times New Roman"/>
-                <w:sz w:val="26"/>
-                <w:rFonts w:ascii="Times New Roman" w:hAnsi="Times New Roman" w:cs="Times New Roman"/>
-              </w:rPr>
-            </w:r>
-            <w:r>
-              <w:rPr>
-                <w:rFonts w:ascii="Times New Roman" w:hAnsi="Times New Roman"/>
-                <w:b w:val="0"/>
-                <w:sz w:val="26"/>
-                <w:rFonts w:ascii="Times New Roman" w:hAnsi="Times New Roman" w:cs="Times New Roman"/>
-              </w:rPr>
-              <w:t>21</w:t>
-            </w:r>
-          </w:p>
-        </w:tc>
-        <w:tc>
-          <w:tcPr>
-            <w:tcW w:w="4536" w:type="dxa"/>
-          </w:tcPr>
-          <w:p>
-            <w:pPr>
-              <w:spacing w:before="20" w:after="20"/>
-            </w:pPr>
-            <w:r>
-              <w:rPr>
-                <w:rFonts w:ascii="Times New Roman" w:hAnsi="Times New Roman"/>
-                <w:sz w:val="26"/>
-                <w:rFonts w:ascii="Times New Roman" w:hAnsi="Times New Roman" w:cs="Times New Roman"/>
-              </w:rPr>
-            </w:r>
-            <w:r>
-              <w:rPr>
-                <w:rFonts w:ascii="Times New Roman" w:hAnsi="Times New Roman"/>
-                <w:b w:val="0"/>
-                <w:sz w:val="26"/>
-                <w:rFonts w:ascii="Times New Roman" w:hAnsi="Times New Roman" w:cs="Times New Roman"/>
-              </w:rPr>
-              <w:t>Tìm hiểu cấu tạo máy bắn đá và thử nghiệm tầm bắn.</w:t>
-            </w:r>
-          </w:p>
-        </w:tc>
-      </w:tr>
-      <w:tr>
-        <w:tc>
-          <w:tcPr>
-            <w:tcW w:w="846" w:type="dxa"/>
-          </w:tcPr>
-          <w:p>
-            <w:pPr>
-              <w:spacing w:before="20" w:after="20"/>
-              <w:jc w:val="center"/>
-            </w:pPr>
-            <w:r>
-              <w:rPr>
-                <w:rFonts w:ascii="Times New Roman" w:hAnsi="Times New Roman"/>
-                <w:sz w:val="26"/>
-                <w:rFonts w:ascii="Times New Roman" w:hAnsi="Times New Roman" w:cs="Times New Roman"/>
-              </w:rPr>
-            </w:r>
-            <w:r>
-              <w:rPr>
-                <w:rFonts w:ascii="Times New Roman" w:hAnsi="Times New Roman"/>
-                <w:b w:val="0"/>
-                <w:sz w:val="26"/>
-                <w:rFonts w:ascii="Times New Roman" w:hAnsi="Times New Roman" w:cs="Times New Roman"/>
-              </w:rPr>
-              <w:t>22</w:t>
-            </w:r>
-          </w:p>
-        </w:tc>
-        <w:tc>
-          <w:tcPr>
-            <w:tcW w:w="3118" w:type="dxa"/>
-          </w:tcPr>
-          <w:p>
-            <w:pPr>
-              <w:spacing w:before="20" w:after="20"/>
-            </w:pPr>
-            <w:r>
-              <w:rPr>
-                <w:rFonts w:ascii="Times New Roman" w:hAnsi="Times New Roman"/>
-                <w:sz w:val="26"/>
-                <w:rFonts w:ascii="Times New Roman" w:hAnsi="Times New Roman" w:cs="Times New Roman"/>
-              </w:rPr>
-            </w:r>
-            <w:r>
-              <w:rPr>
-                <w:rFonts w:ascii="Times New Roman" w:hAnsi="Times New Roman"/>
-                <w:b w:val="0"/>
-                <w:sz w:val="26"/>
-                <w:rFonts w:ascii="Times New Roman" w:hAnsi="Times New Roman" w:cs="Times New Roman"/>
-              </w:rPr>
-              <w:t>Bài 18. Trò chơi dân gian</w:t>
-            </w:r>
-          </w:p>
-        </w:tc>
-        <w:tc>
-          <w:tcPr>
-            <w:tcW w:w="1134" w:type="dxa"/>
-          </w:tcPr>
-          <w:p>
-            <w:pPr>
-              <w:spacing w:before="20" w:after="20"/>
-              <w:jc w:val="center"/>
-            </w:pPr>
-            <w:r>
-              <w:rPr>
-                <w:rFonts w:ascii="Times New Roman" w:hAnsi="Times New Roman"/>
-                <w:sz w:val="26"/>
-                <w:rFonts w:ascii="Times New Roman" w:hAnsi="Times New Roman" w:cs="Times New Roman"/>
-              </w:rPr>
-            </w:r>
-            <w:r>
-              <w:rPr>
-                <w:rFonts w:ascii="Times New Roman" w:hAnsi="Times New Roman"/>
-                <w:b w:val="0"/>
-                <w:sz w:val="26"/>
-                <w:rFonts w:ascii="Times New Roman" w:hAnsi="Times New Roman" w:cs="Times New Roman"/>
-              </w:rPr>
-              <w:t>22</w:t>
-            </w:r>
-          </w:p>
-        </w:tc>
-        <w:tc>
-          <w:tcPr>
-            <w:tcW w:w="4536" w:type="dxa"/>
-          </w:tcPr>
-          <w:p>
-            <w:pPr>
-              <w:spacing w:before="20" w:after="20"/>
-            </w:pPr>
-            <w:r>
-              <w:rPr>
-                <w:rFonts w:ascii="Times New Roman" w:hAnsi="Times New Roman"/>
-                <w:sz w:val="26"/>
-                <w:rFonts w:ascii="Times New Roman" w:hAnsi="Times New Roman" w:cs="Times New Roman"/>
-              </w:rPr>
-            </w:r>
-            <w:r>
-              <w:rPr>
-                <w:rFonts w:ascii="Times New Roman" w:hAnsi="Times New Roman"/>
-                <w:b w:val="0"/>
-                <w:sz w:val="26"/>
-                <w:rFonts w:ascii="Times New Roman" w:hAnsi="Times New Roman" w:cs="Times New Roman"/>
-              </w:rPr>
-              <w:t>Tìm hiểu kỹ thuật tâng cầu; lắp mô hình trò chơi dân gian.</w:t>
-            </w:r>
-          </w:p>
-        </w:tc>
-      </w:tr>
-      <w:tr>
-        <w:tc>
-          <w:tcPr>
-            <w:tcW w:w="846" w:type="dxa"/>
-          </w:tcPr>
-          <w:p>
-            <w:pPr>
-              <w:spacing w:before="20" w:after="20"/>
-              <w:jc w:val="center"/>
-            </w:pPr>
-            <w:r>
-              <w:rPr>
-                <w:rFonts w:ascii="Times New Roman" w:hAnsi="Times New Roman"/>
-                <w:sz w:val="26"/>
-                <w:rFonts w:ascii="Times New Roman" w:hAnsi="Times New Roman" w:cs="Times New Roman"/>
-              </w:rPr>
-            </w:r>
-            <w:r>
-              <w:rPr>
-                <w:rFonts w:ascii="Times New Roman" w:hAnsi="Times New Roman"/>
-                <w:b w:val="0"/>
-                <w:sz w:val="26"/>
-                <w:rFonts w:ascii="Times New Roman" w:hAnsi="Times New Roman" w:cs="Times New Roman"/>
-              </w:rPr>
-              <w:t>23</w:t>
-            </w:r>
-          </w:p>
-        </w:tc>
-        <w:tc>
-          <w:tcPr>
-            <w:tcW w:w="3118" w:type="dxa"/>
-          </w:tcPr>
-          <w:p>
-            <w:pPr>
-              <w:spacing w:before="20" w:after="20"/>
-            </w:pPr>
-            <w:r>
-              <w:rPr>
-                <w:rFonts w:ascii="Times New Roman" w:hAnsi="Times New Roman"/>
-                <w:sz w:val="26"/>
-                <w:rFonts w:ascii="Times New Roman" w:hAnsi="Times New Roman" w:cs="Times New Roman"/>
-              </w:rPr>
-            </w:r>
-            <w:r>
-              <w:rPr>
-                <w:rFonts w:ascii="Times New Roman" w:hAnsi="Times New Roman"/>
-                <w:b w:val="0"/>
-                <w:sz w:val="26"/>
-                <w:rFonts w:ascii="Times New Roman" w:hAnsi="Times New Roman" w:cs="Times New Roman"/>
-              </w:rPr>
-              <w:t>Bài 19. Khám phá trò chơi truyền thống các nước</w:t>
-            </w:r>
-          </w:p>
-        </w:tc>
-        <w:tc>
-          <w:tcPr>
-            <w:tcW w:w="1134" w:type="dxa"/>
-          </w:tcPr>
-          <w:p>
-            <w:pPr>
-              <w:spacing w:before="20" w:after="20"/>
-              <w:jc w:val="center"/>
-            </w:pPr>
-            <w:r>
-              <w:rPr>
-                <w:rFonts w:ascii="Times New Roman" w:hAnsi="Times New Roman"/>
-                <w:sz w:val="26"/>
-                <w:rFonts w:ascii="Times New Roman" w:hAnsi="Times New Roman" w:cs="Times New Roman"/>
-              </w:rPr>
-            </w:r>
-            <w:r>
-              <w:rPr>
-                <w:rFonts w:ascii="Times New Roman" w:hAnsi="Times New Roman"/>
-                <w:b w:val="0"/>
-                <w:sz w:val="26"/>
-                <w:rFonts w:ascii="Times New Roman" w:hAnsi="Times New Roman" w:cs="Times New Roman"/>
-              </w:rPr>
-              <w:t>23</w:t>
-            </w:r>
-          </w:p>
-        </w:tc>
-        <w:tc>
-          <w:tcPr>
-            <w:tcW w:w="4536" w:type="dxa"/>
-          </w:tcPr>
-          <w:p>
-            <w:pPr>
-              <w:spacing w:before="20" w:after="20"/>
-            </w:pPr>
-            <w:r>
-              <w:rPr>
-                <w:rFonts w:ascii="Times New Roman" w:hAnsi="Times New Roman"/>
-                <w:sz w:val="26"/>
-                <w:rFonts w:ascii="Times New Roman" w:hAnsi="Times New Roman" w:cs="Times New Roman"/>
-              </w:rPr>
-            </w:r>
-            <w:r>
-              <w:rPr>
-                <w:rFonts w:ascii="Times New Roman" w:hAnsi="Times New Roman"/>
-                <w:b w:val="0"/>
-                <w:sz w:val="26"/>
-                <w:rFonts w:ascii="Times New Roman" w:hAnsi="Times New Roman" w:cs="Times New Roman"/>
-              </w:rPr>
-              <w:t>Tìm hiểu luật chơi ném mũi tên; lắp mô hình trò chơi truyền thống.</w:t>
-            </w:r>
-          </w:p>
-        </w:tc>
-      </w:tr>
-      <w:tr>
-        <w:tc>
-          <w:tcPr>
-            <w:tcW w:w="846" w:type="dxa"/>
-          </w:tcPr>
-          <w:p>
-            <w:pPr>
-              <w:spacing w:before="20" w:after="20"/>
-              <w:jc w:val="center"/>
-            </w:pPr>
-            <w:r>
-              <w:rPr>
-                <w:rFonts w:ascii="Times New Roman" w:hAnsi="Times New Roman"/>
-                <w:sz w:val="26"/>
-                <w:rFonts w:ascii="Times New Roman" w:hAnsi="Times New Roman" w:cs="Times New Roman"/>
-              </w:rPr>
-            </w:r>
-            <w:r>
-              <w:rPr>
-                <w:rFonts w:ascii="Times New Roman" w:hAnsi="Times New Roman"/>
-                <w:b w:val="0"/>
-                <w:sz w:val="26"/>
-                <w:rFonts w:ascii="Times New Roman" w:hAnsi="Times New Roman" w:cs="Times New Roman"/>
-              </w:rPr>
-              <w:t>24</w:t>
-            </w:r>
-          </w:p>
-        </w:tc>
-        <w:tc>
-          <w:tcPr>
-            <w:tcW w:w="3118" w:type="dxa"/>
-          </w:tcPr>
-          <w:p>
-            <w:pPr>
-              <w:spacing w:before="20" w:after="20"/>
-            </w:pPr>
-            <w:r>
-              <w:rPr>
-                <w:rFonts w:ascii="Times New Roman" w:hAnsi="Times New Roman"/>
-                <w:sz w:val="26"/>
-                <w:rFonts w:ascii="Times New Roman" w:hAnsi="Times New Roman" w:cs="Times New Roman"/>
-              </w:rPr>
-            </w:r>
-            <w:r>
-              <w:rPr>
-                <w:rFonts w:ascii="Times New Roman" w:hAnsi="Times New Roman"/>
-                <w:b w:val="0"/>
-                <w:sz w:val="26"/>
-                <w:rFonts w:ascii="Times New Roman" w:hAnsi="Times New Roman" w:cs="Times New Roman"/>
-              </w:rPr>
-              <w:t>Bài 20. Đấu vật thú vị</w:t>
-            </w:r>
-          </w:p>
-        </w:tc>
-        <w:tc>
-          <w:tcPr>
-            <w:tcW w:w="1134" w:type="dxa"/>
-          </w:tcPr>
-          <w:p>
-            <w:pPr>
-              <w:spacing w:before="20" w:after="20"/>
-              <w:jc w:val="center"/>
-            </w:pPr>
-            <w:r>
-              <w:rPr>
-                <w:rFonts w:ascii="Times New Roman" w:hAnsi="Times New Roman"/>
-                <w:sz w:val="26"/>
-                <w:rFonts w:ascii="Times New Roman" w:hAnsi="Times New Roman" w:cs="Times New Roman"/>
-              </w:rPr>
-            </w:r>
-            <w:r>
-              <w:rPr>
-                <w:rFonts w:ascii="Times New Roman" w:hAnsi="Times New Roman"/>
-                <w:b w:val="0"/>
-                <w:sz w:val="26"/>
-                <w:rFonts w:ascii="Times New Roman" w:hAnsi="Times New Roman" w:cs="Times New Roman"/>
-              </w:rPr>
-              <w:t>24</w:t>
-            </w:r>
-          </w:p>
-        </w:tc>
-        <w:tc>
-          <w:tcPr>
-            <w:tcW w:w="4536" w:type="dxa"/>
-          </w:tcPr>
-          <w:p>
-            <w:pPr>
-              <w:spacing w:before="20" w:after="20"/>
-            </w:pPr>
-            <w:r>
-              <w:rPr>
-                <w:rFonts w:ascii="Times New Roman" w:hAnsi="Times New Roman"/>
-                <w:sz w:val="26"/>
-                <w:rFonts w:ascii="Times New Roman" w:hAnsi="Times New Roman" w:cs="Times New Roman"/>
-              </w:rPr>
-            </w:r>
-            <w:r>
-              <w:rPr>
-                <w:rFonts w:ascii="Times New Roman" w:hAnsi="Times New Roman"/>
-                <w:b w:val="0"/>
-                <w:sz w:val="26"/>
-                <w:rFonts w:ascii="Times New Roman" w:hAnsi="Times New Roman" w:cs="Times New Roman"/>
-              </w:rPr>
-              <w:t>Phân biệt thể thao đối kháng; lắp robot đấu vật.</w:t>
-            </w:r>
-          </w:p>
-        </w:tc>
-      </w:tr>
-      <w:tr>
-        <w:tc>
-          <w:tcPr>
-            <w:tcW w:w="846" w:type="dxa"/>
-          </w:tcPr>
-          <w:p>
-            <w:pPr>
-              <w:spacing w:before="20" w:after="20"/>
-              <w:jc w:val="center"/>
-            </w:pPr>
-            <w:r>
-              <w:rPr>
-                <w:rFonts w:ascii="Times New Roman" w:hAnsi="Times New Roman"/>
-                <w:sz w:val="26"/>
-                <w:rFonts w:ascii="Times New Roman" w:hAnsi="Times New Roman" w:cs="Times New Roman"/>
-              </w:rPr>
-            </w:r>
-            <w:r>
-              <w:rPr>
-                <w:rFonts w:ascii="Times New Roman" w:hAnsi="Times New Roman"/>
-                <w:b w:val="0"/>
-                <w:sz w:val="26"/>
-                <w:rFonts w:ascii="Times New Roman" w:hAnsi="Times New Roman" w:cs="Times New Roman"/>
-              </w:rPr>
-              <w:t>25</w:t>
-            </w:r>
-          </w:p>
-        </w:tc>
-        <w:tc>
-          <w:tcPr>
-            <w:tcW w:w="3118" w:type="dxa"/>
-          </w:tcPr>
-          <w:p>
-            <w:pPr>
-              <w:spacing w:before="20" w:after="20"/>
-            </w:pPr>
-            <w:r>
-              <w:rPr>
-                <w:rFonts w:ascii="Times New Roman" w:hAnsi="Times New Roman"/>
-                <w:sz w:val="26"/>
-                <w:rFonts w:ascii="Times New Roman" w:hAnsi="Times New Roman" w:cs="Times New Roman"/>
-              </w:rPr>
-            </w:r>
-            <w:r>
-              <w:rPr>
-                <w:rFonts w:ascii="Times New Roman" w:hAnsi="Times New Roman"/>
-                <w:b w:val="0"/>
-                <w:sz w:val="26"/>
-                <w:rFonts w:ascii="Times New Roman" w:hAnsi="Times New Roman" w:cs="Times New Roman"/>
-              </w:rPr>
-              <w:t>Bài 21. Sóc nhỏ dễ thương</w:t>
-            </w:r>
-          </w:p>
-        </w:tc>
-        <w:tc>
-          <w:tcPr>
-            <w:tcW w:w="1134" w:type="dxa"/>
-          </w:tcPr>
-          <w:p>
-            <w:pPr>
-              <w:spacing w:before="20" w:after="20"/>
-              <w:jc w:val="center"/>
-            </w:pPr>
-            <w:r>
-              <w:rPr>
-                <w:rFonts w:ascii="Times New Roman" w:hAnsi="Times New Roman"/>
-                <w:sz w:val="26"/>
-                <w:rFonts w:ascii="Times New Roman" w:hAnsi="Times New Roman" w:cs="Times New Roman"/>
-              </w:rPr>
-            </w:r>
-            <w:r>
-              <w:rPr>
-                <w:rFonts w:ascii="Times New Roman" w:hAnsi="Times New Roman"/>
-                <w:b w:val="0"/>
-                <w:sz w:val="26"/>
-                <w:rFonts w:ascii="Times New Roman" w:hAnsi="Times New Roman" w:cs="Times New Roman"/>
-              </w:rPr>
-              <w:t>25</w:t>
-            </w:r>
-          </w:p>
-        </w:tc>
-        <w:tc>
-          <w:tcPr>
-            <w:tcW w:w="4536" w:type="dxa"/>
-          </w:tcPr>
-          <w:p>
-            <w:pPr>
-              <w:spacing w:before="20" w:after="20"/>
-            </w:pPr>
-            <w:r>
-              <w:rPr>
-                <w:rFonts w:ascii="Times New Roman" w:hAnsi="Times New Roman"/>
-                <w:sz w:val="26"/>
-                <w:rFonts w:ascii="Times New Roman" w:hAnsi="Times New Roman" w:cs="Times New Roman"/>
-              </w:rPr>
-            </w:r>
-            <w:r>
-              <w:rPr>
-                <w:rFonts w:ascii="Times New Roman" w:hAnsi="Times New Roman"/>
-                <w:b w:val="0"/>
-                <w:sz w:val="26"/>
-                <w:rFonts w:ascii="Times New Roman" w:hAnsi="Times New Roman" w:cs="Times New Roman"/>
-              </w:rPr>
-              <w:t>Tìm hiểu đặc trưng ngoại hình sóc; lắp robot sóc nhỏ.</w:t>
-            </w:r>
-          </w:p>
-        </w:tc>
-      </w:tr>
-      <w:tr>
-        <w:tc>
-          <w:tcPr>
-            <w:tcW w:w="846" w:type="dxa"/>
-          </w:tcPr>
-          <w:p>
-            <w:pPr>
-              <w:spacing w:before="20" w:after="20"/>
-              <w:jc w:val="center"/>
-            </w:pPr>
-            <w:r>
-              <w:rPr>
-                <w:rFonts w:ascii="Times New Roman" w:hAnsi="Times New Roman"/>
-                <w:sz w:val="26"/>
-                <w:rFonts w:ascii="Times New Roman" w:hAnsi="Times New Roman" w:cs="Times New Roman"/>
-              </w:rPr>
-            </w:r>
-            <w:r>
-              <w:rPr>
-                <w:rFonts w:ascii="Times New Roman" w:hAnsi="Times New Roman"/>
-                <w:b w:val="0"/>
-                <w:sz w:val="26"/>
-                <w:rFonts w:ascii="Times New Roman" w:hAnsi="Times New Roman" w:cs="Times New Roman"/>
-              </w:rPr>
-              <w:t>26</w:t>
-            </w:r>
-          </w:p>
-        </w:tc>
-        <w:tc>
-          <w:tcPr>
-            <w:tcW w:w="3118" w:type="dxa"/>
-          </w:tcPr>
-          <w:p>
-            <w:pPr>
-              <w:spacing w:before="20" w:after="20"/>
-            </w:pPr>
-            <w:r>
-              <w:rPr>
-                <w:rFonts w:ascii="Times New Roman" w:hAnsi="Times New Roman"/>
-                <w:sz w:val="26"/>
-                <w:rFonts w:ascii="Times New Roman" w:hAnsi="Times New Roman" w:cs="Times New Roman"/>
-              </w:rPr>
-            </w:r>
-            <w:r>
-              <w:rPr>
-                <w:rFonts w:ascii="Times New Roman" w:hAnsi="Times New Roman"/>
-                <w:b w:val="0"/>
-                <w:sz w:val="26"/>
-                <w:rFonts w:ascii="Times New Roman" w:hAnsi="Times New Roman" w:cs="Times New Roman"/>
-              </w:rPr>
-              <w:t>Bài 22. Chú hươu tuyệt đẹp</w:t>
-            </w:r>
-          </w:p>
-        </w:tc>
-        <w:tc>
-          <w:tcPr>
-            <w:tcW w:w="1134" w:type="dxa"/>
-          </w:tcPr>
-          <w:p>
-            <w:pPr>
-              <w:spacing w:before="20" w:after="20"/>
-              <w:jc w:val="center"/>
-            </w:pPr>
-            <w:r>
-              <w:rPr>
-                <w:rFonts w:ascii="Times New Roman" w:hAnsi="Times New Roman"/>
-                <w:sz w:val="26"/>
-                <w:rFonts w:ascii="Times New Roman" w:hAnsi="Times New Roman" w:cs="Times New Roman"/>
-              </w:rPr>
-            </w:r>
-            <w:r>
-              <w:rPr>
-                <w:rFonts w:ascii="Times New Roman" w:hAnsi="Times New Roman"/>
-                <w:b w:val="0"/>
-                <w:sz w:val="26"/>
-                <w:rFonts w:ascii="Times New Roman" w:hAnsi="Times New Roman" w:cs="Times New Roman"/>
-              </w:rPr>
-              <w:t>26</w:t>
-            </w:r>
-          </w:p>
-        </w:tc>
-        <w:tc>
-          <w:tcPr>
-            <w:tcW w:w="4536" w:type="dxa"/>
-          </w:tcPr>
-          <w:p>
-            <w:pPr>
-              <w:spacing w:before="20" w:after="20"/>
-            </w:pPr>
-            <w:r>
-              <w:rPr>
-                <w:rFonts w:ascii="Times New Roman" w:hAnsi="Times New Roman"/>
-                <w:sz w:val="26"/>
-                <w:rFonts w:ascii="Times New Roman" w:hAnsi="Times New Roman" w:cs="Times New Roman"/>
-              </w:rPr>
-            </w:r>
-            <w:r>
-              <w:rPr>
-                <w:rFonts w:ascii="Times New Roman" w:hAnsi="Times New Roman"/>
-                <w:b w:val="0"/>
-                <w:sz w:val="26"/>
-                <w:rFonts w:ascii="Times New Roman" w:hAnsi="Times New Roman" w:cs="Times New Roman"/>
-              </w:rPr>
-              <w:t>Tìm hiểu tập tính chú hươu; lắp robot hươu.</w:t>
-            </w:r>
-          </w:p>
-        </w:tc>
-      </w:tr>
-      <w:tr>
-        <w:tc>
-          <w:tcPr>
-            <w:tcW w:w="846" w:type="dxa"/>
-          </w:tcPr>
-          <w:p>
-            <w:pPr>
-              <w:spacing w:before="20" w:after="20"/>
-              <w:jc w:val="center"/>
-            </w:pPr>
-            <w:r>
-              <w:rPr>
-                <w:rFonts w:ascii="Times New Roman" w:hAnsi="Times New Roman"/>
-                <w:sz w:val="26"/>
-                <w:rFonts w:ascii="Times New Roman" w:hAnsi="Times New Roman" w:cs="Times New Roman"/>
-              </w:rPr>
-            </w:r>
-            <w:r>
-              <w:rPr>
-                <w:rFonts w:ascii="Times New Roman" w:hAnsi="Times New Roman"/>
-                <w:b/>
-                <w:sz w:val="26"/>
-                <w:rFonts w:ascii="Times New Roman" w:hAnsi="Times New Roman" w:cs="Times New Roman"/>
-              </w:rPr>
-              <w:t>27</w:t>
-            </w:r>
-          </w:p>
-        </w:tc>
-        <w:tc>
-          <w:tcPr>
-            <w:tcW w:w="3118" w:type="dxa"/>
-          </w:tcPr>
-          <w:p>
-            <w:pPr>
-              <w:spacing w:before="20" w:after="20"/>
-            </w:pPr>
-            <w:r>
-              <w:rPr>
-                <w:rFonts w:ascii="Times New Roman" w:hAnsi="Times New Roman"/>
-                <w:sz w:val="26"/>
-                <w:rFonts w:ascii="Times New Roman" w:hAnsi="Times New Roman" w:cs="Times New Roman"/>
-              </w:rPr>
-            </w:r>
-            <w:r>
-              <w:rPr>
-                <w:rFonts w:ascii="Times New Roman" w:hAnsi="Times New Roman"/>
-                <w:b/>
-                <w:sz w:val="26"/>
-                <w:rFonts w:ascii="Times New Roman" w:hAnsi="Times New Roman" w:cs="Times New Roman"/>
-              </w:rPr>
-              <w:t>Ôn tập Đánh giá định kỳ 3</w:t>
-            </w:r>
-          </w:p>
-        </w:tc>
-        <w:tc>
-          <w:tcPr>
-            <w:tcW w:w="1134" w:type="dxa"/>
-          </w:tcPr>
-          <w:p>
-            <w:pPr>
-              <w:spacing w:before="20" w:after="20"/>
-              <w:jc w:val="center"/>
-            </w:pPr>
-            <w:r>
-              <w:rPr>
-                <w:rFonts w:ascii="Times New Roman" w:hAnsi="Times New Roman"/>
-                <w:sz w:val="26"/>
-                <w:rFonts w:ascii="Times New Roman" w:hAnsi="Times New Roman" w:cs="Times New Roman"/>
-              </w:rPr>
-            </w:r>
-            <w:r>
-              <w:rPr>
-                <w:rFonts w:ascii="Times New Roman" w:hAnsi="Times New Roman"/>
-                <w:b/>
-                <w:sz w:val="26"/>
-                <w:rFonts w:ascii="Times New Roman" w:hAnsi="Times New Roman" w:cs="Times New Roman"/>
-              </w:rPr>
-              <w:t>27</w:t>
-            </w:r>
-          </w:p>
-        </w:tc>
-        <w:tc>
-          <w:tcPr>
-            <w:tcW w:w="4536" w:type="dxa"/>
-          </w:tcPr>
-          <w:p>
-            <w:pPr>
-              <w:spacing w:before="20" w:after="20"/>
-            </w:pPr>
-            <w:r>
-              <w:rPr>
-                <w:rFonts w:ascii="Times New Roman" w:hAnsi="Times New Roman"/>
-                <w:sz w:val="26"/>
-                <w:rFonts w:ascii="Times New Roman" w:hAnsi="Times New Roman" w:cs="Times New Roman"/>
-              </w:rPr>
-            </w:r>
-            <w:r>
-              <w:rPr>
-                <w:rFonts w:ascii="Times New Roman" w:hAnsi="Times New Roman"/>
-                <w:b w:val="0"/>
-                <w:sz w:val="26"/>
-                <w:rFonts w:ascii="Times New Roman" w:hAnsi="Times New Roman" w:cs="Times New Roman"/>
-              </w:rPr>
-              <w:t>Hệ thống hóa kiến thức chuẩn bị Đánh giá định kỳ 3.</w:t>
-            </w:r>
-          </w:p>
-        </w:tc>
-      </w:tr>
-      <w:tr>
-        <w:tc>
-          <w:tcPr>
-            <w:tcW w:w="846" w:type="dxa"/>
-          </w:tcPr>
-          <w:p>
-            <w:pPr>
-              <w:spacing w:before="20" w:after="20"/>
-              <w:jc w:val="center"/>
-            </w:pPr>
-            <w:r>
-              <w:rPr>
-                <w:rFonts w:ascii="Times New Roman" w:hAnsi="Times New Roman"/>
-                <w:sz w:val="26"/>
-                <w:rFonts w:ascii="Times New Roman" w:hAnsi="Times New Roman" w:cs="Times New Roman"/>
-              </w:rPr>
-            </w:r>
-            <w:r>
-              <w:rPr>
-                <w:rFonts w:ascii="Times New Roman" w:hAnsi="Times New Roman"/>
-                <w:b/>
-                <w:sz w:val="26"/>
-                <w:rFonts w:ascii="Times New Roman" w:hAnsi="Times New Roman" w:cs="Times New Roman"/>
-              </w:rPr>
-              <w:t>28</w:t>
-            </w:r>
-          </w:p>
-        </w:tc>
-        <w:tc>
-          <w:tcPr>
-            <w:tcW w:w="3118" w:type="dxa"/>
-          </w:tcPr>
-          <w:p>
-            <w:pPr>
-              <w:spacing w:before="20" w:after="20"/>
-            </w:pPr>
-            <w:r>
-              <w:rPr>
-                <w:rFonts w:ascii="Times New Roman" w:hAnsi="Times New Roman"/>
-                <w:sz w:val="26"/>
-                <w:rFonts w:ascii="Times New Roman" w:hAnsi="Times New Roman" w:cs="Times New Roman"/>
-              </w:rPr>
-            </w:r>
-            <w:r>
-              <w:rPr>
-                <w:rFonts w:ascii="Times New Roman" w:hAnsi="Times New Roman"/>
-                <w:b/>
-                <w:sz w:val="26"/>
-                <w:rFonts w:ascii="Times New Roman" w:hAnsi="Times New Roman" w:cs="Times New Roman"/>
-              </w:rPr>
-              <w:t>Đánh giá định kỳ 3</w:t>
-            </w:r>
-          </w:p>
-        </w:tc>
-        <w:tc>
-          <w:tcPr>
-            <w:tcW w:w="1134" w:type="dxa"/>
-          </w:tcPr>
-          <w:p>
-            <w:pPr>
-              <w:spacing w:before="20" w:after="20"/>
-              <w:jc w:val="center"/>
-            </w:pPr>
-            <w:r>
-              <w:rPr>
-                <w:rFonts w:ascii="Times New Roman" w:hAnsi="Times New Roman"/>
-                <w:sz w:val="26"/>
-                <w:rFonts w:ascii="Times New Roman" w:hAnsi="Times New Roman" w:cs="Times New Roman"/>
-              </w:rPr>
-            </w:r>
-            <w:r>
-              <w:rPr>
-                <w:rFonts w:ascii="Times New Roman" w:hAnsi="Times New Roman"/>
-                <w:b/>
-                <w:sz w:val="26"/>
-                <w:rFonts w:ascii="Times New Roman" w:hAnsi="Times New Roman" w:cs="Times New Roman"/>
-              </w:rPr>
-              <w:t>28</w:t>
-            </w:r>
-          </w:p>
-        </w:tc>
-        <w:tc>
-          <w:tcPr>
-            <w:tcW w:w="4536" w:type="dxa"/>
-          </w:tcPr>
-          <w:p>
-            <w:pPr>
-              <w:spacing w:before="20" w:after="20"/>
-            </w:pPr>
-            <w:r>
-              <w:rPr>
-                <w:rFonts w:ascii="Times New Roman" w:hAnsi="Times New Roman"/>
-                <w:sz w:val="26"/>
-                <w:rFonts w:ascii="Times New Roman" w:hAnsi="Times New Roman" w:cs="Times New Roman"/>
-              </w:rPr>
-            </w:r>
-            <w:r>
-              <w:rPr>
-                <w:rFonts w:ascii="Times New Roman" w:hAnsi="Times New Roman"/>
-                <w:b w:val="0"/>
-                <w:sz w:val="26"/>
-                <w:rFonts w:ascii="Times New Roman" w:hAnsi="Times New Roman" w:cs="Times New Roman"/>
-              </w:rPr>
-              <w:t>Kiểm tra đánh giá kết quả học tập thực hành Robotics.</w:t>
-            </w:r>
-          </w:p>
-        </w:tc>
-      </w:tr>
-      <w:tr>
-        <w:tc>
-          <w:tcPr>
-            <w:tcW w:w="846" w:type="dxa"/>
-          </w:tcPr>
-          <w:p>
-            <w:pPr>
-              <w:spacing w:before="20" w:after="20"/>
-              <w:jc w:val="center"/>
-            </w:pPr>
-            <w:r>
-              <w:rPr>
-                <w:rFonts w:ascii="Times New Roman" w:hAnsi="Times New Roman"/>
-                <w:sz w:val="26"/>
-                <w:rFonts w:ascii="Times New Roman" w:hAnsi="Times New Roman" w:cs="Times New Roman"/>
-              </w:rPr>
-            </w:r>
-            <w:r>
-              <w:rPr>
-                <w:rFonts w:ascii="Times New Roman" w:hAnsi="Times New Roman"/>
-                <w:b w:val="0"/>
-                <w:sz w:val="26"/>
-                <w:rFonts w:ascii="Times New Roman" w:hAnsi="Times New Roman" w:cs="Times New Roman"/>
-              </w:rPr>
-              <w:t>29</w:t>
-            </w:r>
-          </w:p>
-        </w:tc>
-        <w:tc>
-          <w:tcPr>
-            <w:tcW w:w="3118" w:type="dxa"/>
-          </w:tcPr>
-          <w:p>
-            <w:pPr>
-              <w:spacing w:before="20" w:after="20"/>
-            </w:pPr>
-            <w:r>
-              <w:rPr>
-                <w:rFonts w:ascii="Times New Roman" w:hAnsi="Times New Roman"/>
-                <w:sz w:val="26"/>
-                <w:rFonts w:ascii="Times New Roman" w:hAnsi="Times New Roman" w:cs="Times New Roman"/>
-              </w:rPr>
-            </w:r>
-            <w:r>
-              <w:rPr>
-                <w:rFonts w:ascii="Times New Roman" w:hAnsi="Times New Roman"/>
-                <w:b w:val="0"/>
-                <w:sz w:val="26"/>
-                <w:rFonts w:ascii="Times New Roman" w:hAnsi="Times New Roman" w:cs="Times New Roman"/>
-              </w:rPr>
-              <w:t>Bài 23. Chú rùa thông minh</w:t>
-            </w:r>
-          </w:p>
-        </w:tc>
-        <w:tc>
-          <w:tcPr>
-            <w:tcW w:w="1134" w:type="dxa"/>
-          </w:tcPr>
-          <w:p>
-            <w:pPr>
-              <w:spacing w:before="20" w:after="20"/>
-              <w:jc w:val="center"/>
-            </w:pPr>
-            <w:r>
-              <w:rPr>
-                <w:rFonts w:ascii="Times New Roman" w:hAnsi="Times New Roman"/>
-                <w:sz w:val="26"/>
-                <w:rFonts w:ascii="Times New Roman" w:hAnsi="Times New Roman" w:cs="Times New Roman"/>
-              </w:rPr>
-            </w:r>
-            <w:r>
-              <w:rPr>
-                <w:rFonts w:ascii="Times New Roman" w:hAnsi="Times New Roman"/>
-                <w:b w:val="0"/>
-                <w:sz w:val="26"/>
-                <w:rFonts w:ascii="Times New Roman" w:hAnsi="Times New Roman" w:cs="Times New Roman"/>
-              </w:rPr>
-              <w:t>29</w:t>
-            </w:r>
-          </w:p>
-        </w:tc>
-        <w:tc>
-          <w:tcPr>
-            <w:tcW w:w="4536" w:type="dxa"/>
-          </w:tcPr>
-          <w:p>
-            <w:pPr>
-              <w:spacing w:before="20" w:after="20"/>
-            </w:pPr>
-            <w:r>
-              <w:rPr>
-                <w:rFonts w:ascii="Times New Roman" w:hAnsi="Times New Roman"/>
-                <w:sz w:val="26"/>
-                <w:rFonts w:ascii="Times New Roman" w:hAnsi="Times New Roman" w:cs="Times New Roman"/>
-              </w:rPr>
-            </w:r>
-            <w:r>
-              <w:rPr>
-                <w:rFonts w:ascii="Times New Roman" w:hAnsi="Times New Roman"/>
-                <w:b w:val="0"/>
-                <w:sz w:val="26"/>
-                <w:rFonts w:ascii="Times New Roman" w:hAnsi="Times New Roman" w:cs="Times New Roman"/>
-              </w:rPr>
-              <w:t>Tìm hiểu vòng đời loài rùa; lắp robot rùa bò.</w:t>
-            </w:r>
-          </w:p>
-        </w:tc>
-      </w:tr>
-      <w:tr>
-        <w:tc>
-          <w:tcPr>
-            <w:tcW w:w="846" w:type="dxa"/>
-          </w:tcPr>
-          <w:p>
-            <w:pPr>
-              <w:spacing w:before="20" w:after="20"/>
-              <w:jc w:val="center"/>
-            </w:pPr>
-            <w:r>
-              <w:rPr>
-                <w:rFonts w:ascii="Times New Roman" w:hAnsi="Times New Roman"/>
-                <w:sz w:val="26"/>
-                <w:rFonts w:ascii="Times New Roman" w:hAnsi="Times New Roman" w:cs="Times New Roman"/>
-              </w:rPr>
-            </w:r>
-            <w:r>
-              <w:rPr>
-                <w:rFonts w:ascii="Times New Roman" w:hAnsi="Times New Roman"/>
-                <w:b w:val="0"/>
-                <w:sz w:val="26"/>
-                <w:rFonts w:ascii="Times New Roman" w:hAnsi="Times New Roman" w:cs="Times New Roman"/>
-              </w:rPr>
-              <w:t>30</w:t>
-            </w:r>
-          </w:p>
-        </w:tc>
-        <w:tc>
-          <w:tcPr>
-            <w:tcW w:w="3118" w:type="dxa"/>
-          </w:tcPr>
-          <w:p>
-            <w:pPr>
-              <w:spacing w:before="20" w:after="20"/>
-            </w:pPr>
-            <w:r>
-              <w:rPr>
-                <w:rFonts w:ascii="Times New Roman" w:hAnsi="Times New Roman"/>
-                <w:sz w:val="26"/>
-                <w:rFonts w:ascii="Times New Roman" w:hAnsi="Times New Roman" w:cs="Times New Roman"/>
-              </w:rPr>
-            </w:r>
-            <w:r>
-              <w:rPr>
-                <w:rFonts w:ascii="Times New Roman" w:hAnsi="Times New Roman"/>
-                <w:b w:val="0"/>
-                <w:sz w:val="26"/>
-                <w:rFonts w:ascii="Times New Roman" w:hAnsi="Times New Roman" w:cs="Times New Roman"/>
-              </w:rPr>
-              <w:t>Bài 24. Đôi chân mạnh mẽ của chuột túi</w:t>
-            </w:r>
-          </w:p>
-        </w:tc>
-        <w:tc>
-          <w:tcPr>
-            <w:tcW w:w="1134" w:type="dxa"/>
-          </w:tcPr>
-          <w:p>
-            <w:pPr>
-              <w:spacing w:before="20" w:after="20"/>
-              <w:jc w:val="center"/>
-            </w:pPr>
-            <w:r>
-              <w:rPr>
-                <w:rFonts w:ascii="Times New Roman" w:hAnsi="Times New Roman"/>
-                <w:sz w:val="26"/>
-                <w:rFonts w:ascii="Times New Roman" w:hAnsi="Times New Roman" w:cs="Times New Roman"/>
-              </w:rPr>
-            </w:r>
-            <w:r>
-              <w:rPr>
-                <w:rFonts w:ascii="Times New Roman" w:hAnsi="Times New Roman"/>
-                <w:b w:val="0"/>
-                <w:sz w:val="26"/>
-                <w:rFonts w:ascii="Times New Roman" w:hAnsi="Times New Roman" w:cs="Times New Roman"/>
-              </w:rPr>
-              <w:t>30</w:t>
-            </w:r>
-          </w:p>
-        </w:tc>
-        <w:tc>
-          <w:tcPr>
-            <w:tcW w:w="4536" w:type="dxa"/>
-          </w:tcPr>
-          <w:p>
-            <w:pPr>
-              <w:spacing w:before="20" w:after="20"/>
-            </w:pPr>
-            <w:r>
-              <w:rPr>
-                <w:rFonts w:ascii="Times New Roman" w:hAnsi="Times New Roman"/>
-                <w:sz w:val="26"/>
-                <w:rFonts w:ascii="Times New Roman" w:hAnsi="Times New Roman" w:cs="Times New Roman"/>
-              </w:rPr>
-            </w:r>
-            <w:r>
-              <w:rPr>
-                <w:rFonts w:ascii="Times New Roman" w:hAnsi="Times New Roman"/>
-                <w:b w:val="0"/>
-                <w:sz w:val="26"/>
-                <w:rFonts w:ascii="Times New Roman" w:hAnsi="Times New Roman" w:cs="Times New Roman"/>
-              </w:rPr>
-              <w:t>Tìm hiểu cơ chế chuột túi nhảy cao; lắp robot chuột túi.</w:t>
-            </w:r>
-          </w:p>
-        </w:tc>
-      </w:tr>
-      <w:tr>
-        <w:tc>
-          <w:tcPr>
-            <w:tcW w:w="846" w:type="dxa"/>
-          </w:tcPr>
-          <w:p>
-            <w:pPr>
-              <w:spacing w:before="20" w:after="20"/>
-              <w:jc w:val="center"/>
-            </w:pPr>
-            <w:r>
-              <w:rPr>
-                <w:rFonts w:ascii="Times New Roman" w:hAnsi="Times New Roman"/>
-                <w:sz w:val="26"/>
-                <w:rFonts w:ascii="Times New Roman" w:hAnsi="Times New Roman" w:cs="Times New Roman"/>
-              </w:rPr>
-            </w:r>
-            <w:r>
-              <w:rPr>
-                <w:rFonts w:ascii="Times New Roman" w:hAnsi="Times New Roman"/>
-                <w:b w:val="0"/>
-                <w:sz w:val="26"/>
-                <w:rFonts w:ascii="Times New Roman" w:hAnsi="Times New Roman" w:cs="Times New Roman"/>
-              </w:rPr>
-              <w:t>31</w:t>
-            </w:r>
-          </w:p>
-        </w:tc>
-        <w:tc>
-          <w:tcPr>
-            <w:tcW w:w="3118" w:type="dxa"/>
-          </w:tcPr>
-          <w:p>
-            <w:pPr>
-              <w:spacing w:before="20" w:after="20"/>
-            </w:pPr>
-            <w:r>
-              <w:rPr>
-                <w:rFonts w:ascii="Times New Roman" w:hAnsi="Times New Roman"/>
-                <w:sz w:val="26"/>
-                <w:rFonts w:ascii="Times New Roman" w:hAnsi="Times New Roman" w:cs="Times New Roman"/>
-              </w:rPr>
-            </w:r>
-            <w:r>
-              <w:rPr>
-                <w:rFonts w:ascii="Times New Roman" w:hAnsi="Times New Roman"/>
-                <w:b w:val="0"/>
-                <w:sz w:val="26"/>
-                <w:rFonts w:ascii="Times New Roman" w:hAnsi="Times New Roman" w:cs="Times New Roman"/>
-              </w:rPr>
-              <w:t>Bài 25. Chú sư tử dũng mãnh</w:t>
-            </w:r>
-          </w:p>
-        </w:tc>
-        <w:tc>
-          <w:tcPr>
-            <w:tcW w:w="1134" w:type="dxa"/>
-          </w:tcPr>
-          <w:p>
-            <w:pPr>
-              <w:spacing w:before="20" w:after="20"/>
-              <w:jc w:val="center"/>
-            </w:pPr>
-            <w:r>
-              <w:rPr>
-                <w:rFonts w:ascii="Times New Roman" w:hAnsi="Times New Roman"/>
-                <w:sz w:val="26"/>
-                <w:rFonts w:ascii="Times New Roman" w:hAnsi="Times New Roman" w:cs="Times New Roman"/>
-              </w:rPr>
-            </w:r>
-            <w:r>
-              <w:rPr>
-                <w:rFonts w:ascii="Times New Roman" w:hAnsi="Times New Roman"/>
-                <w:b w:val="0"/>
-                <w:sz w:val="26"/>
-                <w:rFonts w:ascii="Times New Roman" w:hAnsi="Times New Roman" w:cs="Times New Roman"/>
-              </w:rPr>
-              <w:t>31</w:t>
-            </w:r>
-          </w:p>
-        </w:tc>
-        <w:tc>
-          <w:tcPr>
-            <w:tcW w:w="4536" w:type="dxa"/>
-          </w:tcPr>
-          <w:p>
-            <w:pPr>
-              <w:spacing w:before="20" w:after="20"/>
-            </w:pPr>
-            <w:r>
-              <w:rPr>
-                <w:rFonts w:ascii="Times New Roman" w:hAnsi="Times New Roman"/>
-                <w:sz w:val="26"/>
-                <w:rFonts w:ascii="Times New Roman" w:hAnsi="Times New Roman" w:cs="Times New Roman"/>
-              </w:rPr>
-            </w:r>
-            <w:r>
-              <w:rPr>
-                <w:rFonts w:ascii="Times New Roman" w:hAnsi="Times New Roman"/>
-                <w:b w:val="0"/>
-                <w:sz w:val="26"/>
-                <w:rFonts w:ascii="Times New Roman" w:hAnsi="Times New Roman" w:cs="Times New Roman"/>
-              </w:rPr>
-              <w:t>Tìm hiểu tập tính sư tử; lắp robot sư tử.</w:t>
-            </w:r>
-          </w:p>
-        </w:tc>
-      </w:tr>
-      <w:tr>
-        <w:tc>
-          <w:tcPr>
-            <w:tcW w:w="846" w:type="dxa"/>
-          </w:tcPr>
-          <w:p>
-            <w:pPr>
-              <w:spacing w:before="20" w:after="20"/>
-              <w:jc w:val="center"/>
-            </w:pPr>
-            <w:r>
-              <w:rPr>
-                <w:rFonts w:ascii="Times New Roman" w:hAnsi="Times New Roman"/>
-                <w:sz w:val="26"/>
-                <w:rFonts w:ascii="Times New Roman" w:hAnsi="Times New Roman" w:cs="Times New Roman"/>
-              </w:rPr>
-            </w:r>
-            <w:r>
-              <w:rPr>
-                <w:rFonts w:ascii="Times New Roman" w:hAnsi="Times New Roman"/>
-                <w:b w:val="0"/>
-                <w:sz w:val="26"/>
-                <w:rFonts w:ascii="Times New Roman" w:hAnsi="Times New Roman" w:cs="Times New Roman"/>
-              </w:rPr>
-              <w:t>32</w:t>
-            </w:r>
-          </w:p>
-        </w:tc>
-        <w:tc>
-          <w:tcPr>
-            <w:tcW w:w="3118" w:type="dxa"/>
-          </w:tcPr>
-          <w:p>
-            <w:pPr>
-              <w:spacing w:before="20" w:after="20"/>
-            </w:pPr>
-            <w:r>
-              <w:rPr>
-                <w:rFonts w:ascii="Times New Roman" w:hAnsi="Times New Roman"/>
-                <w:sz w:val="26"/>
-                <w:rFonts w:ascii="Times New Roman" w:hAnsi="Times New Roman" w:cs="Times New Roman"/>
-              </w:rPr>
-            </w:r>
-            <w:r>
-              <w:rPr>
-                <w:rFonts w:ascii="Times New Roman" w:hAnsi="Times New Roman"/>
-                <w:b w:val="0"/>
-                <w:sz w:val="26"/>
-                <w:rFonts w:ascii="Times New Roman" w:hAnsi="Times New Roman" w:cs="Times New Roman"/>
-              </w:rPr>
-              <w:t>Bài 26. Chuột chũi, máy ủi dưới lòng đất</w:t>
-            </w:r>
-          </w:p>
-        </w:tc>
-        <w:tc>
-          <w:tcPr>
-            <w:tcW w:w="1134" w:type="dxa"/>
-          </w:tcPr>
-          <w:p>
-            <w:pPr>
-              <w:spacing w:before="20" w:after="20"/>
-              <w:jc w:val="center"/>
-            </w:pPr>
-            <w:r>
-              <w:rPr>
-                <w:rFonts w:ascii="Times New Roman" w:hAnsi="Times New Roman"/>
-                <w:sz w:val="26"/>
-                <w:rFonts w:ascii="Times New Roman" w:hAnsi="Times New Roman" w:cs="Times New Roman"/>
-              </w:rPr>
-            </w:r>
-            <w:r>
-              <w:rPr>
-                <w:rFonts w:ascii="Times New Roman" w:hAnsi="Times New Roman"/>
-                <w:b w:val="0"/>
-                <w:sz w:val="26"/>
-                <w:rFonts w:ascii="Times New Roman" w:hAnsi="Times New Roman" w:cs="Times New Roman"/>
-              </w:rPr>
-              <w:t>32</w:t>
-            </w:r>
-          </w:p>
-        </w:tc>
-        <w:tc>
-          <w:tcPr>
-            <w:tcW w:w="4536" w:type="dxa"/>
-          </w:tcPr>
-          <w:p>
-            <w:pPr>
-              <w:spacing w:before="20" w:after="20"/>
-            </w:pPr>
-            <w:r>
-              <w:rPr>
-                <w:rFonts w:ascii="Times New Roman" w:hAnsi="Times New Roman"/>
-                <w:sz w:val="26"/>
-                <w:rFonts w:ascii="Times New Roman" w:hAnsi="Times New Roman" w:cs="Times New Roman"/>
-              </w:rPr>
-            </w:r>
-            <w:r>
-              <w:rPr>
-                <w:rFonts w:ascii="Times New Roman" w:hAnsi="Times New Roman"/>
-                <w:b w:val="0"/>
-                <w:sz w:val="26"/>
-                <w:rFonts w:ascii="Times New Roman" w:hAnsi="Times New Roman" w:cs="Times New Roman"/>
-              </w:rPr>
-              <w:t>Liên hệ chuột chũi với máy ủi; lắp robot chuột chũi/máy ủi.</w:t>
-            </w:r>
-          </w:p>
-        </w:tc>
-      </w:tr>
-      <w:tr>
-        <w:tc>
-          <w:tcPr>
-            <w:tcW w:type="dxa" w:w="846"/>
-          </w:tcPr>
-          <w:p>
-            <w:pPr>
-              <w:spacing w:before="20" w:after="20"/>
-              <w:jc w:val="center"/>
-            </w:pPr>
-            <w:r>
-              <w:rPr>
-                <w:rFonts w:ascii="Times New Roman" w:hAnsi="Times New Roman"/>
-                <w:sz w:val="26"/>
-                <w:rFonts w:ascii="Times New Roman" w:hAnsi="Times New Roman" w:cs="Times New Roman"/>
-              </w:rPr>
-            </w:r>
-            <w:r>
-              <w:rPr>
-                <w:rFonts w:ascii="Times New Roman" w:hAnsi="Times New Roman"/>
-                <w:b/>
-                <w:sz w:val="26"/>
-                <w:rFonts w:ascii="Times New Roman" w:hAnsi="Times New Roman" w:cs="Times New Roman"/>
-              </w:rPr>
-              <w:t>33</w:t>
-            </w:r>
-          </w:p>
-        </w:tc>
-        <w:tc>
-          <w:tcPr>
-            <w:tcW w:type="dxa" w:w="3118"/>
-          </w:tcPr>
-          <w:p>
-            <w:pPr>
-              <w:spacing w:before="20" w:after="20"/>
-            </w:pPr>
-            <w:r>
-              <w:rPr>
-                <w:rFonts w:ascii="Times New Roman" w:hAnsi="Times New Roman"/>
-                <w:sz w:val="26"/>
-                <w:rFonts w:ascii="Times New Roman" w:hAnsi="Times New Roman" w:cs="Times New Roman"/>
-              </w:rPr>
-            </w:r>
-            <w:r>
-              <w:rPr>
-                <w:rFonts w:ascii="Times New Roman" w:hAnsi="Times New Roman"/>
-                <w:b/>
-                <w:sz w:val="26"/>
-                <w:rFonts w:ascii="Times New Roman" w:hAnsi="Times New Roman" w:cs="Times New Roman"/>
-              </w:rPr>
-              <w:t>Ôn tập Đánh giá định kỳ 4</w:t>
-            </w:r>
-          </w:p>
-        </w:tc>
-        <w:tc>
-          <w:tcPr>
-            <w:tcW w:type="dxa" w:w="1134"/>
-          </w:tcPr>
-          <w:p>
-            <w:pPr>
-              <w:spacing w:before="20" w:after="20"/>
-              <w:jc w:val="center"/>
-            </w:pPr>
-            <w:r>
-              <w:rPr>
-                <w:rFonts w:ascii="Times New Roman" w:hAnsi="Times New Roman"/>
-                <w:sz w:val="26"/>
-                <w:rFonts w:ascii="Times New Roman" w:hAnsi="Times New Roman" w:cs="Times New Roman"/>
-              </w:rPr>
-            </w:r>
-            <w:r>
-              <w:rPr>
-                <w:rFonts w:ascii="Times New Roman" w:hAnsi="Times New Roman"/>
-                <w:b/>
-                <w:sz w:val="26"/>
-                <w:rFonts w:ascii="Times New Roman" w:hAnsi="Times New Roman" w:cs="Times New Roman"/>
-              </w:rPr>
-              <w:t>33</w:t>
-            </w:r>
-          </w:p>
-        </w:tc>
-        <w:tc>
-          <w:tcPr>
-            <w:tcW w:type="dxa" w:w="4536"/>
-          </w:tcPr>
-          <w:p>
-            <w:pPr>
-              <w:spacing w:before="20" w:after="20"/>
-            </w:pPr>
-            <w:r>
-              <w:rPr>
-                <w:rFonts w:ascii="Times New Roman" w:hAnsi="Times New Roman"/>
-                <w:sz w:val="26"/>
-                <w:rFonts w:ascii="Times New Roman" w:hAnsi="Times New Roman" w:cs="Times New Roman"/>
-              </w:rPr>
-            </w:r>
-            <w:r>
-              <w:rPr>
-                <w:rFonts w:ascii="Times New Roman" w:hAnsi="Times New Roman"/>
-                <w:b w:val="0"/>
-                <w:sz w:val="26"/>
-                <w:rFonts w:ascii="Times New Roman" w:hAnsi="Times New Roman" w:cs="Times New Roman"/>
-              </w:rPr>
-              <w:t>Hệ thống hóa kiến thức chuẩn bị Đánh giá định kỳ 4.</w:t>
-            </w:r>
-          </w:p>
-        </w:tc>
-      </w:tr>
-      <w:tr>
-        <w:tc>
-          <w:tcPr>
-            <w:tcW w:type="dxa" w:w="846"/>
-          </w:tcPr>
-          <w:p>
-            <w:pPr>
-              <w:spacing w:before="20" w:after="20"/>
-              <w:jc w:val="center"/>
-            </w:pPr>
-            <w:r>
-              <w:rPr>
-                <w:rFonts w:ascii="Times New Roman" w:hAnsi="Times New Roman"/>
-                <w:sz w:val="26"/>
-                <w:rFonts w:ascii="Times New Roman" w:hAnsi="Times New Roman" w:cs="Times New Roman"/>
-              </w:rPr>
-            </w:r>
-            <w:r>
-              <w:rPr>
-                <w:rFonts w:ascii="Times New Roman" w:hAnsi="Times New Roman"/>
-                <w:b/>
-                <w:sz w:val="26"/>
-                <w:rFonts w:ascii="Times New Roman" w:hAnsi="Times New Roman" w:cs="Times New Roman"/>
-              </w:rPr>
-              <w:t>34</w:t>
-            </w:r>
-          </w:p>
-        </w:tc>
-        <w:tc>
-          <w:tcPr>
-            <w:tcW w:type="dxa" w:w="3118"/>
-          </w:tcPr>
-          <w:p>
-            <w:pPr>
-              <w:spacing w:before="20" w:after="20"/>
-            </w:pPr>
-            <w:r>
-              <w:rPr>
-                <w:rFonts w:ascii="Times New Roman" w:hAnsi="Times New Roman"/>
-                <w:sz w:val="26"/>
-                <w:rFonts w:ascii="Times New Roman" w:hAnsi="Times New Roman" w:cs="Times New Roman"/>
-              </w:rPr>
-            </w:r>
-            <w:r>
-              <w:rPr>
-                <w:rFonts w:ascii="Times New Roman" w:hAnsi="Times New Roman"/>
-                <w:b/>
-                <w:sz w:val="26"/>
-                <w:rFonts w:ascii="Times New Roman" w:hAnsi="Times New Roman" w:cs="Times New Roman"/>
-              </w:rPr>
-              <w:t>Đánh giá định kỳ 4</w:t>
-            </w:r>
-          </w:p>
-        </w:tc>
-        <w:tc>
-          <w:tcPr>
-            <w:tcW w:type="dxa" w:w="1134"/>
-          </w:tcPr>
-          <w:p>
-            <w:pPr>
-              <w:spacing w:before="20" w:after="20"/>
-              <w:jc w:val="center"/>
-            </w:pPr>
-            <w:r>
-              <w:rPr>
-                <w:rFonts w:ascii="Times New Roman" w:hAnsi="Times New Roman"/>
-                <w:sz w:val="26"/>
-                <w:rFonts w:ascii="Times New Roman" w:hAnsi="Times New Roman" w:cs="Times New Roman"/>
-              </w:rPr>
-            </w:r>
-            <w:r>
-              <w:rPr>
-                <w:rFonts w:ascii="Times New Roman" w:hAnsi="Times New Roman"/>
-                <w:b/>
-                <w:sz w:val="26"/>
-                <w:rFonts w:ascii="Times New Roman" w:hAnsi="Times New Roman" w:cs="Times New Roman"/>
-              </w:rPr>
-              <w:t>34</w:t>
-            </w:r>
-          </w:p>
-        </w:tc>
-        <w:tc>
-          <w:tcPr>
-            <w:tcW w:type="dxa" w:w="4536"/>
-          </w:tcPr>
-          <w:p>
-            <w:pPr>
-              <w:spacing w:before="20" w:after="20"/>
-            </w:pPr>
-            <w:r>
-              <w:rPr>
-                <w:rFonts w:ascii="Times New Roman" w:hAnsi="Times New Roman"/>
-                <w:sz w:val="26"/>
-                <w:rFonts w:ascii="Times New Roman" w:hAnsi="Times New Roman" w:cs="Times New Roman"/>
-              </w:rPr>
-            </w:r>
-            <w:r>
-              <w:rPr>
-                <w:rFonts w:ascii="Times New Roman" w:hAnsi="Times New Roman"/>
-                <w:b w:val="0"/>
-                <w:sz w:val="26"/>
-                <w:rFonts w:ascii="Times New Roman" w:hAnsi="Times New Roman" w:cs="Times New Roman"/>
-              </w:rPr>
-              <w:t>Kiểm tra đánh giá kết quả học tập thực hành Robotics.</w:t>
-            </w:r>
-          </w:p>
-        </w:tc>
-      </w:tr>
-      <w:tr>
-        <w:tc>
-          <w:tcPr>
-            <w:tcW w:type="dxa" w:w="846"/>
-          </w:tcPr>
-          <w:p>
-            <w:pPr>
-              <w:spacing w:before="20" w:after="20"/>
-              <w:jc w:val="center"/>
-            </w:pPr>
-            <w:r>
-              <w:rPr>
-                <w:rFonts w:ascii="Times New Roman" w:hAnsi="Times New Roman"/>
-                <w:sz w:val="26"/>
-                <w:rFonts w:ascii="Times New Roman" w:hAnsi="Times New Roman" w:cs="Times New Roman"/>
-              </w:rPr>
-            </w:r>
-            <w:r>
-              <w:rPr>
-                <w:rFonts w:ascii="Times New Roman" w:hAnsi="Times New Roman"/>
-                <w:b w:val="0"/>
-                <w:sz w:val="26"/>
-                <w:rFonts w:ascii="Times New Roman" w:hAnsi="Times New Roman" w:cs="Times New Roman"/>
-              </w:rPr>
-              <w:t>35</w:t>
-            </w:r>
-          </w:p>
-        </w:tc>
-        <w:tc>
-          <w:tcPr>
-            <w:tcW w:type="dxa" w:w="3118"/>
-          </w:tcPr>
-          <w:p>
-            <w:pPr>
-              <w:spacing w:before="20" w:after="20"/>
-            </w:pPr>
-            <w:r>
-              <w:rPr>
-                <w:rFonts w:ascii="Times New Roman" w:hAnsi="Times New Roman"/>
-                <w:sz w:val="26"/>
-                <w:rFonts w:ascii="Times New Roman" w:hAnsi="Times New Roman" w:cs="Times New Roman"/>
-              </w:rPr>
-            </w:r>
-            <w:r>
-              <w:rPr>
-                <w:rFonts w:ascii="Times New Roman" w:hAnsi="Times New Roman"/>
-                <w:b w:val="0"/>
-                <w:sz w:val="26"/>
-                <w:rFonts w:ascii="Times New Roman" w:hAnsi="Times New Roman" w:cs="Times New Roman"/>
-              </w:rPr>
-              <w:t>Tổng kết môn học &amp; Triển lãm Robotics</w:t>
-            </w:r>
-          </w:p>
-        </w:tc>
-        <w:tc>
-          <w:tcPr>
-            <w:tcW w:type="dxa" w:w="1134"/>
-          </w:tcPr>
-          <w:p>
-            <w:pPr>
-              <w:spacing w:before="20" w:after="20"/>
-              <w:jc w:val="center"/>
-            </w:pPr>
-            <w:r>
-              <w:rPr>
-                <w:rFonts w:ascii="Times New Roman" w:hAnsi="Times New Roman"/>
-                <w:sz w:val="26"/>
-                <w:rFonts w:ascii="Times New Roman" w:hAnsi="Times New Roman" w:cs="Times New Roman"/>
-              </w:rPr>
-            </w:r>
-            <w:r>
-              <w:rPr>
-                <w:rFonts w:ascii="Times New Roman" w:hAnsi="Times New Roman"/>
-                <w:b w:val="0"/>
-                <w:sz w:val="26"/>
-                <w:rFonts w:ascii="Times New Roman" w:hAnsi="Times New Roman" w:cs="Times New Roman"/>
-              </w:rPr>
-              <w:t>35</w:t>
-            </w:r>
-          </w:p>
-        </w:tc>
-        <w:tc>
-          <w:tcPr>
-            <w:tcW w:type="dxa" w:w="4536"/>
-          </w:tcPr>
-          <w:p>
-            <w:pPr>
-              <w:spacing w:before="20" w:after="20"/>
-            </w:pPr>
-            <w:r>
-              <w:rPr>
-                <w:rFonts w:ascii="Times New Roman" w:hAnsi="Times New Roman"/>
-                <w:sz w:val="26"/>
-                <w:rFonts w:ascii="Times New Roman" w:hAnsi="Times New Roman" w:cs="Times New Roman"/>
-              </w:rPr>
-            </w:r>
-            <w:r>
-              <w:rPr>
-                <w:rFonts w:ascii="Times New Roman" w:hAnsi="Times New Roman"/>
-                <w:b w:val="0"/>
-                <w:sz w:val="26"/>
-                <w:rFonts w:ascii="Times New Roman" w:hAnsi="Times New Roman" w:cs="Times New Roman"/>
-              </w:rPr>
-              <w:t>Tổng kết đánh giá kết quả học tập và trưng bày sản phẩm Robotics.</w:t>
-            </w:r>
-          </w:p>
-        </w:tc>
-      </w:tr>
-    </w:tbl>
     <w:p>
       <w:pPr>
         <w:rPr>
